--- a/3-Microsoft Sql Certification Training/Study Materials/SQL-CheatSheet.docx
+++ b/3-Microsoft Sql Certification Training/Study Materials/SQL-CheatSheet.docx
@@ -2,8 +2,1642 @@
 <file path=word/document.xml><?xml version="1.0" encoding="utf-8"?>
 <w:document xmlns:wpc="http://schemas.microsoft.com/office/word/2010/wordprocessingCanvas" xmlns:cx="http://schemas.microsoft.com/office/drawing/2014/chartex" xmlns:cx1="http://schemas.microsoft.com/office/drawing/2015/9/8/chartex" xmlns:cx2="http://schemas.microsoft.com/office/drawing/2015/10/21/chartex" xmlns:cx3="http://schemas.microsoft.com/office/drawing/2016/5/9/chartex" xmlns:cx4="http://schemas.microsoft.com/office/drawing/2016/5/10/chartex" xmlns:cx5="http://schemas.microsoft.com/office/drawing/2016/5/11/chartex" xmlns:cx6="http://schemas.microsoft.com/office/drawing/2016/5/12/chartex" xmlns:cx7="http://schemas.microsoft.com/office/drawing/2016/5/13/chartex" xmlns:cx8="http://schemas.microsoft.com/office/drawing/2016/5/14/chartex" xmlns:mc="http://schemas.openxmlformats.org/markup-compatibility/2006" xmlns:aink="http://schemas.microsoft.com/office/drawing/2016/ink" xmlns:am3d="http://schemas.microsoft.com/office/drawing/2017/model3d" xmlns:o="urn:schemas-microsoft-com:office:office" xmlns:oel="http://schemas.microsoft.com/office/2019/extlst" xmlns:r="http://schemas.openxmlformats.org/officeDocument/2006/relationships" xmlns:m="http://schemas.openxmlformats.org/officeDocument/2006/math" xmlns:v="urn:schemas-microsoft-com:vml" xmlns:wp14="http://schemas.microsoft.com/office/word/2010/wordprocessingDrawing" xmlns:wp="http://schemas.openxmlformats.org/drawingml/2006/wordprocessingDrawing" xmlns:w10="urn:schemas-microsoft-com:office:word" xmlns:w="http://schemas.openxmlformats.org/wordprocessingml/2006/main" xmlns:w14="http://schemas.microsoft.com/office/word/2010/wordml" xmlns:w15="http://schemas.microsoft.com/office/word/2012/wordml" xmlns:w16cex="http://schemas.microsoft.com/office/word/2018/wordml/cex" xmlns:w16cid="http://schemas.microsoft.com/office/word/2016/wordml/cid" xmlns:w16="http://schemas.microsoft.com/office/word/2018/wordml" xmlns:w16du="http://schemas.microsoft.com/office/word/2023/wordml/word16du" xmlns:w16sdtdh="http://schemas.microsoft.com/office/word/2020/wordml/sdtdatahash" xmlns:w16sdtfl="http://schemas.microsoft.com/office/word/2024/wordml/sdtformatlock" xmlns:w16se="http://schemas.microsoft.com/office/word/2015/wordml/symex" xmlns:wpg="http://schemas.microsoft.com/office/word/2010/wordprocessingGroup" xmlns:wpi="http://schemas.microsoft.com/office/word/2010/wordprocessingInk" xmlns:wne="http://schemas.microsoft.com/office/word/2006/wordml" xmlns:wps="http://schemas.microsoft.com/office/word/2010/wordprocessingShape" mc:Ignorable="w14 w15 w16se w16cid w16 w16cex w16sdtdh w16sdtfl w16du wp14">
   <w:body>
-    <w:p/>
+    <w:p>
+      <w:pPr>
+        <w:ind w:left="360"/>
+      </w:pPr>
+      <w:r>
+        <w:t>Module -1   SQL basics</w:t>
+      </w:r>
+    </w:p>
+    <w:p>
+      <w:pPr>
+        <w:ind w:left="360"/>
+      </w:pPr>
+    </w:p>
+    <w:p>
+      <w:pPr>
+        <w:ind w:left="360"/>
+      </w:pPr>
+      <w:r>
+        <w:t>SQL – Structured Query Language – accessing and manipulating the databases</w:t>
+      </w:r>
+    </w:p>
+    <w:p>
+      <w:pPr>
+        <w:pStyle w:val="ListParagraph"/>
+        <w:numPr>
+          <w:ilvl w:val="0"/>
+          <w:numId w:val="1"/>
+        </w:numPr>
+      </w:pPr>
+      <w:r>
+        <w:t>DQL – SELECT</w:t>
+      </w:r>
+    </w:p>
+    <w:p>
+      <w:pPr>
+        <w:pStyle w:val="ListParagraph"/>
+        <w:numPr>
+          <w:ilvl w:val="0"/>
+          <w:numId w:val="1"/>
+        </w:numPr>
+      </w:pPr>
+      <w:r>
+        <w:t>DDL – CREATE Table, Alter Table</w:t>
+      </w:r>
+    </w:p>
+    <w:p>
+      <w:pPr>
+        <w:pStyle w:val="ListParagraph"/>
+        <w:numPr>
+          <w:ilvl w:val="0"/>
+          <w:numId w:val="1"/>
+        </w:numPr>
+      </w:pPr>
+      <w:r>
+        <w:t>DML – INSERT, UPDATE</w:t>
+      </w:r>
+    </w:p>
+    <w:p>
+      <w:pPr>
+        <w:pStyle w:val="ListParagraph"/>
+        <w:numPr>
+          <w:ilvl w:val="0"/>
+          <w:numId w:val="1"/>
+        </w:numPr>
+      </w:pPr>
+      <w:r>
+        <w:t>DCL – GRANT, REVOKE</w:t>
+      </w:r>
+    </w:p>
+    <w:p>
+      <w:pPr>
+        <w:pStyle w:val="ListParagraph"/>
+        <w:numPr>
+          <w:ilvl w:val="0"/>
+          <w:numId w:val="1"/>
+        </w:numPr>
+      </w:pPr>
+      <w:proofErr w:type="gramStart"/>
+      <w:r>
+        <w:t>Table  -</w:t>
+      </w:r>
+      <w:proofErr w:type="gramEnd"/>
+      <w:r>
+        <w:t xml:space="preserve"> Rows and columns</w:t>
+      </w:r>
+    </w:p>
+    <w:p>
+      <w:pPr>
+        <w:pStyle w:val="ListParagraph"/>
+        <w:numPr>
+          <w:ilvl w:val="0"/>
+          <w:numId w:val="1"/>
+        </w:numPr>
+      </w:pPr>
+      <w:r>
+        <w:t>Fields – Columns</w:t>
+      </w:r>
+    </w:p>
+    <w:p>
+      <w:pPr>
+        <w:pStyle w:val="ListParagraph"/>
+        <w:numPr>
+          <w:ilvl w:val="0"/>
+          <w:numId w:val="1"/>
+        </w:numPr>
+        <w:pBdr>
+          <w:bottom w:val="single" w:sz="6" w:space="1" w:color="auto"/>
+        </w:pBdr>
+      </w:pPr>
+      <w:r>
+        <w:t>Records – Rows</w:t>
+      </w:r>
+    </w:p>
+    <w:p>
+      <w:pPr>
+        <w:ind w:left="360"/>
+      </w:pPr>
+      <w:r>
+        <w:t xml:space="preserve">CREATE DATABASE </w:t>
+      </w:r>
+      <w:proofErr w:type="gramStart"/>
+      <w:r>
+        <w:t>databasename ;</w:t>
+      </w:r>
+      <w:proofErr w:type="gramEnd"/>
+    </w:p>
+    <w:p>
+      <w:pPr>
+        <w:ind w:left="360"/>
+      </w:pPr>
+      <w:r>
+        <w:t>USE [databasename</w:t>
+      </w:r>
+      <w:proofErr w:type="gramStart"/>
+      <w:r>
+        <w:t>] ;</w:t>
+      </w:r>
+      <w:proofErr w:type="gramEnd"/>
+    </w:p>
+    <w:p>
+      <w:pPr>
+        <w:ind w:left="360"/>
+      </w:pPr>
+      <w:r>
+        <w:t>DROP DATABAST [databasename</w:t>
+      </w:r>
+      <w:proofErr w:type="gramStart"/>
+      <w:r>
+        <w:t>] ;</w:t>
+      </w:r>
+      <w:proofErr w:type="gramEnd"/>
+    </w:p>
+    <w:p>
+      <w:pPr>
+        <w:ind w:left="360"/>
+      </w:pPr>
+      <w:r>
+        <w:t xml:space="preserve">Cnstraints: Rules for the data in </w:t>
+      </w:r>
+      <w:proofErr w:type="gramStart"/>
+      <w:r>
+        <w:t>a</w:t>
+      </w:r>
+      <w:proofErr w:type="gramEnd"/>
+      <w:r>
+        <w:t xml:space="preserve"> atable can be specified using SQL constraints.</w:t>
+      </w:r>
+    </w:p>
+    <w:p>
+      <w:pPr>
+        <w:pStyle w:val="ListParagraph"/>
+        <w:numPr>
+          <w:ilvl w:val="0"/>
+          <w:numId w:val="2"/>
+        </w:numPr>
+      </w:pPr>
+      <w:r>
+        <w:t>NOT NULL – prevents a column having a NULL value</w:t>
+      </w:r>
+    </w:p>
+    <w:p>
+      <w:pPr>
+        <w:pStyle w:val="ListParagraph"/>
+        <w:numPr>
+          <w:ilvl w:val="0"/>
+          <w:numId w:val="2"/>
+        </w:numPr>
+      </w:pPr>
+      <w:r>
+        <w:t>UNIQUE – ensure that each value in a column is unique</w:t>
+      </w:r>
+    </w:p>
+    <w:p>
+      <w:pPr>
+        <w:pStyle w:val="ListParagraph"/>
+        <w:numPr>
+          <w:ilvl w:val="0"/>
+          <w:numId w:val="2"/>
+        </w:numPr>
+      </w:pPr>
+      <w:r>
+        <w:t>PRIMARY KEY – A combination of NOT NULL and UNIQUE</w:t>
+      </w:r>
+    </w:p>
+    <w:p>
+      <w:pPr>
+        <w:pStyle w:val="ListParagraph"/>
+        <w:numPr>
+          <w:ilvl w:val="0"/>
+          <w:numId w:val="2"/>
+        </w:numPr>
+      </w:pPr>
+      <w:r>
+        <w:t>FOREIGN KEY – A field or column used to create a connection between two tables is known as a foreign key</w:t>
+      </w:r>
+    </w:p>
+    <w:p>
+      <w:pPr>
+        <w:pStyle w:val="ListParagraph"/>
+        <w:numPr>
+          <w:ilvl w:val="0"/>
+          <w:numId w:val="2"/>
+        </w:numPr>
+      </w:pPr>
+      <w:r>
+        <w:t>CHECK – check whether the values in a column satisfy a particular requirement</w:t>
+      </w:r>
+    </w:p>
+    <w:p>
+      <w:pPr>
+        <w:pStyle w:val="ListParagraph"/>
+        <w:numPr>
+          <w:ilvl w:val="0"/>
+          <w:numId w:val="2"/>
+        </w:numPr>
+      </w:pPr>
+      <w:r>
+        <w:t>DEFAULT – Sets a default value for a column in the absence of a value</w:t>
+      </w:r>
+    </w:p>
+    <w:p>
+      <w:pPr>
+        <w:pBdr>
+          <w:top w:val="single" w:sz="6" w:space="1" w:color="auto"/>
+          <w:bottom w:val="single" w:sz="6" w:space="1" w:color="auto"/>
+        </w:pBdr>
+        <w:ind w:left="360"/>
+      </w:pPr>
+      <w:r>
+        <w:t xml:space="preserve">NUPFCD  </w:t>
+      </w:r>
+      <w:r>
+        <w:sym w:font="Wingdings" w:char="F0E0"/>
+      </w:r>
+      <w:r>
+        <w:t xml:space="preserve">  CP </w:t>
+      </w:r>
+      <w:proofErr w:type="gramStart"/>
+      <w:r>
+        <w:t>FUND  (</w:t>
+      </w:r>
+      <w:proofErr w:type="gramEnd"/>
+      <w:r>
+        <w:t>Mnemonic</w:t>
+      </w:r>
+      <w:r>
+        <w:t>)</w:t>
+      </w:r>
+    </w:p>
+    <w:p>
+      <w:pPr>
+        <w:ind w:left="360"/>
+      </w:pPr>
+      <w:r>
+        <w:t>The FOREIGN KEY constraint is used to prevent actions that would destroy links between tables.</w:t>
+      </w:r>
+    </w:p>
+    <w:p>
+      <w:pPr>
+        <w:ind w:left="360"/>
+      </w:pPr>
+      <w:r>
+        <w:t xml:space="preserve">The FOREIGN KEY constraint also prevents invalid data from being inserted into the foreign key column, because it </w:t>
+      </w:r>
+      <w:proofErr w:type="gramStart"/>
+      <w:r>
+        <w:t>has to</w:t>
+      </w:r>
+      <w:proofErr w:type="gramEnd"/>
+      <w:r>
+        <w:t xml:space="preserve"> be one of the values contained in the table it points to.</w:t>
+      </w:r>
+    </w:p>
+    <w:p>
+      <w:pPr>
+        <w:pBdr>
+          <w:bottom w:val="single" w:sz="6" w:space="1" w:color="auto"/>
+        </w:pBdr>
+        <w:ind w:left="360"/>
+      </w:pPr>
+      <w:r>
+        <w:t>CREATE TABLE Orders (</w:t>
+      </w:r>
+      <w:r>
+        <w:br/>
+        <w:t xml:space="preserve">                               O_Id int NOT NULL PRIMARY KEY,</w:t>
+      </w:r>
+      <w:r>
+        <w:br/>
+      </w:r>
+      <w:r>
+        <w:lastRenderedPageBreak/>
+        <w:t xml:space="preserve">                               OrderNo int NOT NULL,</w:t>
+      </w:r>
+      <w:r>
+        <w:br/>
+        <w:t xml:space="preserve">                               P_Id int FOREIGN KEY REFERENCES Persons(P_Id)</w:t>
+      </w:r>
+      <w:proofErr w:type="gramStart"/>
+      <w:r>
+        <w:t>) ;</w:t>
+      </w:r>
+      <w:proofErr w:type="gramEnd"/>
+    </w:p>
+    <w:p>
+      <w:pPr>
+        <w:ind w:left="360"/>
+      </w:pPr>
+      <w:r>
+        <w:t>Data types in SQL</w:t>
+      </w:r>
+    </w:p>
+    <w:p>
+      <w:pPr>
+        <w:pStyle w:val="ListParagraph"/>
+        <w:numPr>
+          <w:ilvl w:val="0"/>
+          <w:numId w:val="3"/>
+        </w:numPr>
+      </w:pPr>
+      <w:r>
+        <w:t xml:space="preserve">bigint -  </w:t>
+      </w:r>
+    </w:p>
+    <w:p>
+      <w:pPr>
+        <w:pStyle w:val="ListParagraph"/>
+        <w:numPr>
+          <w:ilvl w:val="0"/>
+          <w:numId w:val="3"/>
+        </w:numPr>
+      </w:pPr>
+      <w:r>
+        <w:t xml:space="preserve">int </w:t>
+      </w:r>
+    </w:p>
+    <w:p>
+      <w:pPr>
+        <w:pStyle w:val="ListParagraph"/>
+        <w:numPr>
+          <w:ilvl w:val="0"/>
+          <w:numId w:val="3"/>
+        </w:numPr>
+      </w:pPr>
+      <w:r>
+        <w:t>smallint</w:t>
+      </w:r>
+    </w:p>
+    <w:p>
+      <w:pPr>
+        <w:pStyle w:val="ListParagraph"/>
+        <w:numPr>
+          <w:ilvl w:val="0"/>
+          <w:numId w:val="3"/>
+        </w:numPr>
+      </w:pPr>
+      <w:r>
+        <w:t>tinyint</w:t>
+      </w:r>
+    </w:p>
+    <w:p>
+      <w:pPr>
+        <w:pStyle w:val="ListParagraph"/>
+        <w:numPr>
+          <w:ilvl w:val="0"/>
+          <w:numId w:val="3"/>
+        </w:numPr>
+      </w:pPr>
+      <w:r>
+        <w:t>decimals(</w:t>
+      </w:r>
+      <w:proofErr w:type="gramStart"/>
+      <w:r>
+        <w:t>s,d</w:t>
+      </w:r>
+      <w:proofErr w:type="gramEnd"/>
+      <w:r>
+        <w:t>)</w:t>
+      </w:r>
+    </w:p>
+    <w:p>
+      <w:pPr>
+        <w:pStyle w:val="ListParagraph"/>
+        <w:numPr>
+          <w:ilvl w:val="0"/>
+          <w:numId w:val="3"/>
+        </w:numPr>
+      </w:pPr>
+      <w:r>
+        <w:t>char(s)</w:t>
+      </w:r>
+    </w:p>
+    <w:p>
+      <w:pPr>
+        <w:pStyle w:val="ListParagraph"/>
+        <w:numPr>
+          <w:ilvl w:val="0"/>
+          <w:numId w:val="3"/>
+        </w:numPr>
+      </w:pPr>
+      <w:r>
+        <w:t>varchar(s)</w:t>
+      </w:r>
+    </w:p>
+    <w:p>
+      <w:pPr>
+        <w:pStyle w:val="ListParagraph"/>
+        <w:numPr>
+          <w:ilvl w:val="0"/>
+          <w:numId w:val="3"/>
+        </w:numPr>
+      </w:pPr>
+      <w:r>
+        <w:t>text</w:t>
+      </w:r>
+    </w:p>
+    <w:p>
+      <w:pPr>
+        <w:pStyle w:val="ListParagraph"/>
+        <w:numPr>
+          <w:ilvl w:val="0"/>
+          <w:numId w:val="3"/>
+        </w:numPr>
+      </w:pPr>
+      <w:r>
+        <w:t>date</w:t>
+      </w:r>
+    </w:p>
+    <w:p>
+      <w:pPr>
+        <w:pStyle w:val="ListParagraph"/>
+        <w:numPr>
+          <w:ilvl w:val="0"/>
+          <w:numId w:val="3"/>
+        </w:numPr>
+      </w:pPr>
+      <w:r>
+        <w:t>time</w:t>
+      </w:r>
+    </w:p>
+    <w:p>
+      <w:pPr>
+        <w:pStyle w:val="ListParagraph"/>
+        <w:numPr>
+          <w:ilvl w:val="0"/>
+          <w:numId w:val="3"/>
+        </w:numPr>
+      </w:pPr>
+      <w:r>
+        <w:t>year</w:t>
+      </w:r>
+    </w:p>
+    <w:p>
+      <w:pPr>
+        <w:pBdr>
+          <w:top w:val="single" w:sz="6" w:space="1" w:color="auto"/>
+          <w:bottom w:val="single" w:sz="6" w:space="1" w:color="auto"/>
+        </w:pBdr>
+      </w:pPr>
+      <w:r>
+        <w:t xml:space="preserve">bist dcv tdty </w:t>
+      </w:r>
+      <w:r>
+        <w:sym w:font="Wingdings" w:char="F0E0"/>
+      </w:r>
+      <w:r>
+        <w:t xml:space="preserve"> </w:t>
+      </w:r>
+      <w:r>
+        <w:br/>
+      </w:r>
+      <w:r>
+        <w:rPr>
+          <w:b/>
+          <w:bCs/>
+        </w:rPr>
+        <w:t>B</w:t>
+      </w:r>
+      <w:r>
+        <w:t xml:space="preserve">ig </w:t>
+      </w:r>
+      <w:r>
+        <w:rPr>
+          <w:b/>
+          <w:bCs/>
+        </w:rPr>
+        <w:t>I</w:t>
+      </w:r>
+      <w:r>
+        <w:t xml:space="preserve">ndians </w:t>
+      </w:r>
+      <w:r>
+        <w:rPr>
+          <w:b/>
+          <w:bCs/>
+        </w:rPr>
+        <w:t>S</w:t>
+      </w:r>
+      <w:r>
+        <w:t xml:space="preserve">ell </w:t>
+      </w:r>
+      <w:r>
+        <w:rPr>
+          <w:b/>
+          <w:bCs/>
+        </w:rPr>
+        <w:t>T</w:t>
+      </w:r>
+      <w:r>
+        <w:t xml:space="preserve">asty </w:t>
+      </w:r>
+      <w:r>
+        <w:rPr>
+          <w:b/>
+          <w:bCs/>
+        </w:rPr>
+        <w:t>D</w:t>
+      </w:r>
+      <w:r>
+        <w:t xml:space="preserve">onuts, </w:t>
+      </w:r>
+      <w:r>
+        <w:rPr>
+          <w:b/>
+          <w:bCs/>
+        </w:rPr>
+        <w:t>C</w:t>
+      </w:r>
+      <w:r>
+        <w:t xml:space="preserve">hocolate, </w:t>
+      </w:r>
+      <w:r>
+        <w:rPr>
+          <w:b/>
+          <w:bCs/>
+        </w:rPr>
+        <w:t>V</w:t>
+      </w:r>
+      <w:r>
+        <w:t xml:space="preserve">anilla, </w:t>
+      </w:r>
+      <w:r>
+        <w:rPr>
+          <w:b/>
+          <w:bCs/>
+        </w:rPr>
+        <w:t>T</w:t>
+      </w:r>
+      <w:r>
+        <w:t xml:space="preserve">ea, </w:t>
+      </w:r>
+      <w:r>
+        <w:rPr>
+          <w:b/>
+          <w:bCs/>
+        </w:rPr>
+        <w:t>D</w:t>
+      </w:r>
+      <w:r>
+        <w:t xml:space="preserve">uring </w:t>
+      </w:r>
+      <w:proofErr w:type="gramStart"/>
+      <w:r>
+        <w:rPr>
+          <w:b/>
+          <w:bCs/>
+        </w:rPr>
+        <w:t>T</w:t>
+      </w:r>
+      <w:r>
+        <w:t>he</w:t>
+      </w:r>
+      <w:proofErr w:type="gramEnd"/>
+      <w:r>
+        <w:t xml:space="preserve"> </w:t>
+      </w:r>
+      <w:r>
+        <w:rPr>
+          <w:b/>
+          <w:bCs/>
+        </w:rPr>
+        <w:t>Y</w:t>
+      </w:r>
+      <w:r>
+        <w:t>ear.</w:t>
+      </w:r>
+    </w:p>
+    <w:p>
+      <w:r>
+        <w:t>CREATE:</w:t>
+      </w:r>
+    </w:p>
+    <w:p>
+      <w:r>
+        <w:t>Sample problem statement</w:t>
+      </w:r>
+    </w:p>
+    <w:p>
+      <w:r>
+        <w:t>Write a query to create the Store D</w:t>
+      </w:r>
+      <w:r>
+        <w:t xml:space="preserve">etails table with </w:t>
+      </w:r>
+      <w:r>
+        <w:t xml:space="preserve">following </w:t>
+      </w:r>
+      <w:proofErr w:type="gramStart"/>
+      <w:r>
+        <w:t>constraints :</w:t>
+      </w:r>
+      <w:proofErr w:type="gramEnd"/>
+      <w:r>
+        <w:t xml:space="preserve"> </w:t>
+      </w:r>
+    </w:p>
+    <w:p>
+      <w:r>
+        <w:t xml:space="preserve">1. Store Column </w:t>
+      </w:r>
+      <w:proofErr w:type="gramStart"/>
+      <w:r>
+        <w:t>As</w:t>
+      </w:r>
+      <w:proofErr w:type="gramEnd"/>
+      <w:r>
+        <w:t xml:space="preserve"> Primary Key </w:t>
+      </w:r>
+      <w:r>
+        <w:br/>
+      </w:r>
+      <w:r>
+        <w:t xml:space="preserve">2. Store_name Column </w:t>
+      </w:r>
+      <w:proofErr w:type="gramStart"/>
+      <w:r>
+        <w:t>As</w:t>
+      </w:r>
+      <w:proofErr w:type="gramEnd"/>
+      <w:r>
+        <w:t xml:space="preserve"> Not Null</w:t>
+      </w:r>
+      <w:r>
+        <w:br/>
+      </w:r>
+      <w:r>
+        <w:t xml:space="preserve"> 3. Sales Column </w:t>
+      </w:r>
+      <w:proofErr w:type="gramStart"/>
+      <w:r>
+        <w:t>As</w:t>
+      </w:r>
+      <w:proofErr w:type="gramEnd"/>
+      <w:r>
+        <w:t xml:space="preserve"> Check </w:t>
+      </w:r>
+      <w:r>
+        <w:br/>
+      </w:r>
+      <w:r>
+        <w:t xml:space="preserve">4. Order_no Column </w:t>
+      </w:r>
+      <w:proofErr w:type="gramStart"/>
+      <w:r>
+        <w:t>As</w:t>
+      </w:r>
+      <w:proofErr w:type="gramEnd"/>
+      <w:r>
+        <w:t xml:space="preserve"> Unique </w:t>
+      </w:r>
+      <w:r>
+        <w:br/>
+      </w:r>
+      <w:r>
+        <w:t xml:space="preserve">5. Store_location Column </w:t>
+      </w:r>
+      <w:proofErr w:type="gramStart"/>
+      <w:r>
+        <w:t>As</w:t>
+      </w:r>
+      <w:proofErr w:type="gramEnd"/>
+      <w:r>
+        <w:t xml:space="preserve"> Default Constraint </w:t>
+      </w:r>
+      <w:proofErr w:type="gramStart"/>
+      <w:r>
+        <w:t>With</w:t>
+      </w:r>
+      <w:proofErr w:type="gramEnd"/>
+      <w:r>
+        <w:t xml:space="preserve"> Default Value </w:t>
+      </w:r>
+      <w:proofErr w:type="gramStart"/>
+      <w:r>
+        <w:t>As</w:t>
+      </w:r>
+      <w:proofErr w:type="gramEnd"/>
+      <w:r>
+        <w:t xml:space="preserve"> Bangalore </w:t>
+      </w:r>
+      <w:r>
+        <w:br/>
+      </w:r>
+      <w:r>
+        <w:t xml:space="preserve">6. City Column as Varchar </w:t>
+      </w:r>
+      <w:r>
+        <w:br/>
+      </w:r>
+      <w:r>
+        <w:t>7. Pincode as int</w:t>
+      </w:r>
+      <w:r>
+        <w:br/>
+        <w:t>------------------------------------------------------------------------------------------------------------</w:t>
+      </w:r>
+    </w:p>
+    <w:p>
+      <w:r>
+        <w:t>SQL Query</w:t>
+      </w:r>
+    </w:p>
+    <w:p>
+      <w:r>
+        <w:t>CREATE TABLE Store_Details (</w:t>
+      </w:r>
+    </w:p>
+    <w:p>
+      <w:pPr>
+        <w:pBdr>
+          <w:bottom w:val="single" w:sz="6" w:space="1" w:color="auto"/>
+        </w:pBdr>
+      </w:pPr>
+      <w:r>
+        <w:t xml:space="preserve">                          Store INT PRIMARY KEY,</w:t>
+      </w:r>
+      <w:r>
+        <w:br/>
+        <w:t xml:space="preserve">                          Store_Name </w:t>
+      </w:r>
+      <w:proofErr w:type="gramStart"/>
+      <w:r>
+        <w:t>VARCHAR(</w:t>
+      </w:r>
+      <w:proofErr w:type="gramEnd"/>
+      <w:r>
+        <w:t>200) NOT NULL,</w:t>
+      </w:r>
+      <w:r>
+        <w:br/>
+        <w:t xml:space="preserve">                          Sales INT CHECK(Sales&gt;200),</w:t>
+      </w:r>
+      <w:r>
+        <w:br/>
+      </w:r>
+      <w:r>
+        <w:lastRenderedPageBreak/>
+        <w:t xml:space="preserve">                          Order_No INT UNIQUE,</w:t>
+      </w:r>
+      <w:r>
+        <w:br/>
+        <w:t xml:space="preserve">                          Store_Location </w:t>
+      </w:r>
+      <w:proofErr w:type="gramStart"/>
+      <w:r>
+        <w:t>VARCHAR(</w:t>
+      </w:r>
+      <w:proofErr w:type="gramEnd"/>
+      <w:r>
+        <w:t>200) DEFAULT “Bangalore”,</w:t>
+      </w:r>
+      <w:r>
+        <w:br/>
+        <w:t xml:space="preserve">                          City </w:t>
+      </w:r>
+      <w:proofErr w:type="gramStart"/>
+      <w:r>
+        <w:t>VARCHAR(</w:t>
+      </w:r>
+      <w:proofErr w:type="gramEnd"/>
+      <w:r>
+        <w:t>200),</w:t>
+      </w:r>
+      <w:r>
+        <w:br/>
+        <w:t xml:space="preserve">                          Pincode </w:t>
+      </w:r>
+      <w:proofErr w:type="gramStart"/>
+      <w:r>
+        <w:t>INT )</w:t>
+      </w:r>
+      <w:proofErr w:type="gramEnd"/>
+      <w:r>
+        <w:t xml:space="preserve"> ;</w:t>
+      </w:r>
+    </w:p>
+    <w:p/>
+    <w:p>
+      <w:pPr>
+        <w:pBdr>
+          <w:bottom w:val="single" w:sz="6" w:space="1" w:color="auto"/>
+        </w:pBdr>
+      </w:pPr>
+      <w:r>
+        <w:t>INSERT INTO table_name VALUES (val1, val2, val3, ….</w:t>
+      </w:r>
+      <w:proofErr w:type="gramStart"/>
+      <w:r>
+        <w:t>)</w:t>
+      </w:r>
+      <w:r>
+        <w:t xml:space="preserve"> ;</w:t>
+      </w:r>
+      <w:proofErr w:type="gramEnd"/>
+    </w:p>
+    <w:p>
+      <w:pPr>
+        <w:pBdr>
+          <w:bottom w:val="single" w:sz="6" w:space="1" w:color="auto"/>
+        </w:pBdr>
+      </w:pPr>
+      <w:r>
+        <w:t>INSERT INTO table_</w:t>
+      </w:r>
+      <w:proofErr w:type="gramStart"/>
+      <w:r>
+        <w:t>name(</w:t>
+      </w:r>
+      <w:proofErr w:type="gramEnd"/>
+      <w:r>
+        <w:t>col1, col2, col3) VALUES (v1, v2, v3</w:t>
+      </w:r>
+      <w:proofErr w:type="gramStart"/>
+      <w:r>
+        <w:t xml:space="preserve">) </w:t>
+      </w:r>
+      <w:r>
+        <w:t>;</w:t>
+      </w:r>
+      <w:proofErr w:type="gramEnd"/>
+      <w:r>
+        <w:t xml:space="preserve">                        </w:t>
+      </w:r>
+    </w:p>
+    <w:p/>
+    <w:p>
+      <w:r>
+        <w:t>SELECT column_name FROM table_</w:t>
+      </w:r>
+      <w:proofErr w:type="gramStart"/>
+      <w:r>
+        <w:t>name ;</w:t>
+      </w:r>
+      <w:proofErr w:type="gramEnd"/>
+    </w:p>
+    <w:p>
+      <w:r>
+        <w:t>SELECT column_name1, column_name</w:t>
+      </w:r>
+      <w:proofErr w:type="gramStart"/>
+      <w:r>
+        <w:t>2,…</w:t>
+      </w:r>
+      <w:proofErr w:type="gramEnd"/>
+      <w:r>
+        <w:t>. FROM table_</w:t>
+      </w:r>
+      <w:proofErr w:type="gramStart"/>
+      <w:r>
+        <w:t>name ;</w:t>
+      </w:r>
+      <w:proofErr w:type="gramEnd"/>
+    </w:p>
+    <w:p>
+      <w:r>
+        <w:t>SELECT * FROM table_</w:t>
+      </w:r>
+      <w:proofErr w:type="gramStart"/>
+      <w:r>
+        <w:t>name ;</w:t>
+      </w:r>
+      <w:proofErr w:type="gramEnd"/>
+      <w:r>
+        <w:t xml:space="preserve"> </w:t>
+      </w:r>
+    </w:p>
+    <w:p>
+      <w:pPr>
+        <w:pBdr>
+          <w:bottom w:val="single" w:sz="6" w:space="1" w:color="auto"/>
+        </w:pBdr>
+      </w:pPr>
+    </w:p>
+    <w:p/>
+    <w:p>
+      <w:r>
+        <w:t>ALTER TBLE table_name</w:t>
+      </w:r>
+      <w:r>
+        <w:br/>
+      </w:r>
+      <w:proofErr w:type="gramStart"/>
+      <w:r>
+        <w:t>ADD  column</w:t>
+      </w:r>
+      <w:proofErr w:type="gramEnd"/>
+      <w:r>
+        <w:t xml:space="preserve">_name </w:t>
+      </w:r>
+      <w:proofErr w:type="gramStart"/>
+      <w:r>
+        <w:t>datatype ;</w:t>
+      </w:r>
+      <w:proofErr w:type="gramEnd"/>
+    </w:p>
+    <w:p>
+      <w:r>
+        <w:t>ALTER TABLE table_name</w:t>
+      </w:r>
+      <w:r>
+        <w:br/>
+        <w:t>DROP COLUMN column_</w:t>
+      </w:r>
+      <w:proofErr w:type="gramStart"/>
+      <w:r>
+        <w:t>name ;</w:t>
+      </w:r>
+      <w:proofErr w:type="gramEnd"/>
+    </w:p>
+    <w:p>
+      <w:pPr>
+        <w:pBdr>
+          <w:bottom w:val="single" w:sz="6" w:space="1" w:color="auto"/>
+        </w:pBdr>
+      </w:pPr>
+      <w:r>
+        <w:t>*ALTER TABLE is rarely used</w:t>
+      </w:r>
+      <w:r>
+        <w:br/>
+      </w:r>
+    </w:p>
+    <w:p>
+      <w:r>
+        <w:t>UPDATE table_name</w:t>
+      </w:r>
+      <w:r>
+        <w:br/>
+        <w:t>SET column1 = value1, column2 = value2, …</w:t>
+      </w:r>
+      <w:r>
+        <w:br/>
+        <w:t xml:space="preserve">WHERE </w:t>
+      </w:r>
+      <w:proofErr w:type="gramStart"/>
+      <w:r>
+        <w:t>condition ;</w:t>
+      </w:r>
+      <w:proofErr w:type="gramEnd"/>
+    </w:p>
+    <w:p>
+      <w:pPr>
+        <w:pBdr>
+          <w:bottom w:val="single" w:sz="6" w:space="1" w:color="auto"/>
+        </w:pBdr>
+      </w:pPr>
+    </w:p>
+    <w:p>
+      <w:r>
+        <w:t>The TOP statement to limit the number of rows that are modified in an UPDATE statement. When a TOP (n) clause is used with UPDATE, the update operation is performed on a random selection of ‘n’ number of rows.</w:t>
+      </w:r>
+    </w:p>
+    <w:p/>
+    <w:p>
+      <w:r>
+        <w:t xml:space="preserve">UPDATE </w:t>
+      </w:r>
+      <w:proofErr w:type="gramStart"/>
+      <w:r>
+        <w:t>TOP(</w:t>
+      </w:r>
+      <w:proofErr w:type="gramEnd"/>
+      <w:r>
+        <w:t xml:space="preserve">5) store_details set sales = </w:t>
+      </w:r>
+      <w:proofErr w:type="gramStart"/>
+      <w:r>
+        <w:t>100 ;</w:t>
+      </w:r>
+      <w:proofErr w:type="gramEnd"/>
+    </w:p>
+    <w:p>
+      <w:pPr>
+        <w:pBdr>
+          <w:bottom w:val="single" w:sz="6" w:space="1" w:color="auto"/>
+        </w:pBdr>
+      </w:pPr>
+    </w:p>
+    <w:p/>
+    <w:p>
+      <w:r>
+        <w:t>Update table with data from another table</w:t>
+      </w:r>
+    </w:p>
+    <w:p>
+      <w:r>
+        <w:t>Create another table summary with column name store having int datatype as primary key, category column as unique. Insert six records in summary table and update the category column of summary table with order_no of store_details</w:t>
+      </w:r>
+    </w:p>
+    <w:p>
+      <w:r>
+        <w:t>ALTER TABLE sales</w:t>
+      </w:r>
+      <w:r>
+        <w:br/>
+        <w:t xml:space="preserve">ADD Profit </w:t>
+      </w:r>
+      <w:proofErr w:type="gramStart"/>
+      <w:r>
+        <w:t>VARCHAR(</w:t>
+      </w:r>
+      <w:proofErr w:type="gramEnd"/>
+      <w:r>
+        <w:t xml:space="preserve">5), Loss </w:t>
+      </w:r>
+      <w:proofErr w:type="gramStart"/>
+      <w:r>
+        <w:t>varchar(</w:t>
+      </w:r>
+      <w:proofErr w:type="gramEnd"/>
+      <w:r>
+        <w:t xml:space="preserve">5) </w:t>
+      </w:r>
+      <w:r>
+        <w:br/>
+        <w:t>SET ROWCOUNT 10</w:t>
+      </w:r>
+      <w:r>
+        <w:br/>
+        <w:t>UPDATE Sales</w:t>
+      </w:r>
+    </w:p>
+    <w:p>
+      <w:r>
+        <w:t>SET Profit=’YES’, Loss=’NO’</w:t>
+      </w:r>
+      <w:r>
+        <w:br/>
+        <w:t>WHERE Weekly_sales&gt;3000</w:t>
+      </w:r>
+      <w:r>
+        <w:br/>
+        <w:t xml:space="preserve">SET ROWCOUNT &gt; </w:t>
+      </w:r>
+      <w:proofErr w:type="gramStart"/>
+      <w:r>
+        <w:t>0 ;</w:t>
+      </w:r>
+      <w:proofErr w:type="gramEnd"/>
+      <w:r>
+        <w:br/>
+        <w:t xml:space="preserve">SELECT * FROM </w:t>
+      </w:r>
+      <w:proofErr w:type="gramStart"/>
+      <w:r>
+        <w:t>sales ;</w:t>
+      </w:r>
+      <w:proofErr w:type="gramEnd"/>
+    </w:p>
+    <w:p>
+      <w:pPr>
+        <w:pBdr>
+          <w:bottom w:val="single" w:sz="6" w:space="1" w:color="auto"/>
+        </w:pBdr>
+      </w:pPr>
+    </w:p>
+    <w:p/>
+    <w:p>
+      <w:r>
+        <w:t xml:space="preserve">MERGE </w:t>
+      </w:r>
+      <w:r>
+        <w:br/>
+      </w:r>
+      <w:r>
+        <w:br/>
+        <w:t xml:space="preserve">It is a combination of </w:t>
+      </w:r>
+      <w:proofErr w:type="gramStart"/>
+      <w:r>
+        <w:t>insert</w:t>
+      </w:r>
+      <w:proofErr w:type="gramEnd"/>
+      <w:r>
+        <w:t xml:space="preserve">, </w:t>
+      </w:r>
+      <w:proofErr w:type="gramStart"/>
+      <w:r>
+        <w:t>delete</w:t>
+      </w:r>
+      <w:proofErr w:type="gramEnd"/>
+      <w:r>
+        <w:t xml:space="preserve"> and </w:t>
+      </w:r>
+      <w:proofErr w:type="gramStart"/>
+      <w:r>
+        <w:t>update</w:t>
+      </w:r>
+      <w:proofErr w:type="gramEnd"/>
+      <w:r>
+        <w:t xml:space="preserve"> statements. If there </w:t>
+      </w:r>
+      <w:proofErr w:type="gramStart"/>
+      <w:r>
+        <w:t>is</w:t>
+      </w:r>
+      <w:proofErr w:type="gramEnd"/>
+      <w:r>
+        <w:t xml:space="preserve"> a Source table and a Target table that are to be merged, then with the help of MERGE statement, all the three operations can be performed at once.</w:t>
+      </w:r>
+    </w:p>
+    <w:p/>
+    <w:p>
+      <w:r>
+        <w:t>Create two tables named source table and target table with column, Productid, Product name and price. Now insert the values into the same.</w:t>
+      </w:r>
+    </w:p>
+    <w:p>
+      <w:pPr>
+        <w:pBdr>
+          <w:bottom w:val="single" w:sz="6" w:space="1" w:color="auto"/>
+        </w:pBdr>
+      </w:pPr>
+    </w:p>
+    <w:p/>
+    <w:p>
+      <w:r>
+        <w:lastRenderedPageBreak/>
+        <w:t>MERGE TargetProducts AS Target</w:t>
+      </w:r>
+      <w:r>
+        <w:br/>
+        <w:t>USNG SourceTable AS Source</w:t>
+      </w:r>
+      <w:r>
+        <w:br/>
+      </w:r>
+      <w:r>
+        <w:t xml:space="preserve">ON </w:t>
+      </w:r>
+      <w:proofErr w:type="gramStart"/>
+      <w:r>
+        <w:t>Surce.ProductID  =Target.ProductID</w:t>
+      </w:r>
+      <w:proofErr w:type="gramEnd"/>
+    </w:p>
+    <w:p/>
+    <w:p>
+      <w:r>
+        <w:t>WHEN MATCHED THEN UPDATE SET</w:t>
+      </w:r>
+      <w:r>
+        <w:br/>
+      </w:r>
+      <w:r>
+        <w:br/>
+      </w:r>
+      <w:r>
+        <w:br/>
+        <w:t>WHEN NOT MATCHED BY Target THEN</w:t>
+      </w:r>
+      <w:r>
+        <w:br/>
+        <w:t>INSERT (ProductID, ProductName, Price)</w:t>
+      </w:r>
+      <w:r>
+        <w:br/>
+        <w:t xml:space="preserve">VALUES (Source.ProductID, Source.ProductName, Source.Price) </w:t>
+      </w:r>
+      <w:r>
+        <w:br/>
+      </w:r>
+      <w:r>
+        <w:br/>
+        <w:t xml:space="preserve">WHEN NOT MATCHED BY Source THEN </w:t>
+      </w:r>
+      <w:r>
+        <w:br/>
+        <w:t>DELETE</w:t>
+      </w:r>
+      <w:r>
+        <w:br/>
+      </w:r>
+      <w:r>
+        <w:br/>
+        <w:t>WHEN MATCHED BY</w:t>
+      </w:r>
+      <w:r>
+        <w:br/>
+      </w:r>
+      <w:r>
+        <w:br/>
+      </w:r>
+    </w:p>
+    <w:p>
+      <w:pPr>
+        <w:pBdr>
+          <w:bottom w:val="single" w:sz="6" w:space="1" w:color="auto"/>
+        </w:pBdr>
+      </w:pPr>
+    </w:p>
+    <w:p>
+      <w:pPr>
+        <w:rPr>
+          <w:rFonts w:ascii="Segoe UI Emoji" w:hAnsi="Segoe UI Emoji" w:cs="Segoe UI Emoji"/>
+        </w:rPr>
+      </w:pPr>
+      <w:r>
+        <w:rPr>
+          <w:rFonts w:ascii="Segoe UI Emoji" w:hAnsi="Segoe UI Emoji" w:cs="Segoe UI Emoji"/>
+        </w:rPr>
+        <w:t xml:space="preserve"> </w:t>
+      </w:r>
+      <w:r>
+        <w:rPr>
+          <w:rFonts w:ascii="Segoe UI Emoji" w:hAnsi="Segoe UI Emoji" w:cs="Segoe UI Emoji"/>
+          <w:b/>
+          <w:bCs/>
+        </w:rPr>
+        <w:t>I</w:t>
+      </w:r>
+      <w:r>
+        <w:rPr>
+          <w:rFonts w:ascii="Segoe UI Emoji" w:hAnsi="Segoe UI Emoji" w:cs="Segoe UI Emoji"/>
+        </w:rPr>
+        <w:t xml:space="preserve"> = </w:t>
+      </w:r>
+      <w:r>
+        <w:rPr>
+          <w:rFonts w:ascii="Segoe UI Emoji" w:hAnsi="Segoe UI Emoji" w:cs="Segoe UI Emoji"/>
+          <w:b/>
+          <w:bCs/>
+        </w:rPr>
+        <w:t>I</w:t>
+      </w:r>
+      <w:r>
+        <w:rPr>
+          <w:rFonts w:ascii="Segoe UI Emoji" w:hAnsi="Segoe UI Emoji" w:cs="Segoe UI Emoji"/>
+        </w:rPr>
+        <w:t xml:space="preserve">nsert what is </w:t>
+      </w:r>
+      <w:r>
+        <w:rPr>
+          <w:rFonts w:ascii="Segoe UI Emoji" w:hAnsi="Segoe UI Emoji" w:cs="Segoe UI Emoji"/>
+          <w:b/>
+          <w:bCs/>
+        </w:rPr>
+        <w:t>missing in Target</w:t>
+      </w:r>
+      <w:r>
+        <w:rPr>
+          <w:rFonts w:ascii="Segoe UI Emoji" w:hAnsi="Segoe UI Emoji" w:cs="Segoe UI Emoji"/>
+        </w:rPr>
+        <w:t>.</w:t>
+      </w:r>
+    </w:p>
+    <w:p>
+      <w:pPr>
+        <w:rPr>
+          <w:rFonts w:ascii="Segoe UI Emoji" w:hAnsi="Segoe UI Emoji" w:cs="Segoe UI Emoji"/>
+        </w:rPr>
+      </w:pPr>
+      <w:r>
+        <w:rPr>
+          <w:rFonts w:ascii="Segoe UI Emoji" w:hAnsi="Segoe UI Emoji" w:cs="Segoe UI Emoji"/>
+          <w:b/>
+          <w:bCs/>
+        </w:rPr>
+        <w:t>D</w:t>
+      </w:r>
+      <w:r>
+        <w:rPr>
+          <w:rFonts w:ascii="Segoe UI Emoji" w:hAnsi="Segoe UI Emoji" w:cs="Segoe UI Emoji"/>
+        </w:rPr>
+        <w:t xml:space="preserve"> = </w:t>
+      </w:r>
+      <w:r>
+        <w:rPr>
+          <w:rFonts w:ascii="Segoe UI Emoji" w:hAnsi="Segoe UI Emoji" w:cs="Segoe UI Emoji"/>
+          <w:b/>
+          <w:bCs/>
+        </w:rPr>
+        <w:t>D</w:t>
+      </w:r>
+      <w:r>
+        <w:rPr>
+          <w:rFonts w:ascii="Segoe UI Emoji" w:hAnsi="Segoe UI Emoji" w:cs="Segoe UI Emoji"/>
+        </w:rPr>
+        <w:t xml:space="preserve">elete what is </w:t>
+      </w:r>
+      <w:r>
+        <w:rPr>
+          <w:rFonts w:ascii="Segoe UI Emoji" w:hAnsi="Segoe UI Emoji" w:cs="Segoe UI Emoji"/>
+          <w:b/>
+          <w:bCs/>
+        </w:rPr>
+        <w:t>missing in Source</w:t>
+      </w:r>
+      <w:r>
+        <w:rPr>
+          <w:rFonts w:ascii="Segoe UI Emoji" w:hAnsi="Segoe UI Emoji" w:cs="Segoe UI Emoji"/>
+        </w:rPr>
+        <w:t>.</w:t>
+      </w:r>
+    </w:p>
+    <w:p>
+      <w:pPr>
+        <w:pBdr>
+          <w:bottom w:val="single" w:sz="6" w:space="1" w:color="auto"/>
+        </w:pBdr>
+        <w:rPr>
+          <w:rFonts w:ascii="Segoe UI Emoji" w:hAnsi="Segoe UI Emoji" w:cs="Segoe UI Emoji"/>
+        </w:rPr>
+      </w:pPr>
+      <w:r>
+        <w:rPr>
+          <w:rFonts w:ascii="Segoe UI Emoji" w:hAnsi="Segoe UI Emoji" w:cs="Segoe UI Emoji"/>
+          <w:b/>
+          <w:bCs/>
+        </w:rPr>
+        <w:t>U</w:t>
+      </w:r>
+      <w:r>
+        <w:rPr>
+          <w:rFonts w:ascii="Segoe UI Emoji" w:hAnsi="Segoe UI Emoji" w:cs="Segoe UI Emoji"/>
+        </w:rPr>
+        <w:t xml:space="preserve"> = </w:t>
+      </w:r>
+      <w:r>
+        <w:rPr>
+          <w:rFonts w:ascii="Segoe UI Emoji" w:hAnsi="Segoe UI Emoji" w:cs="Segoe UI Emoji"/>
+          <w:b/>
+          <w:bCs/>
+        </w:rPr>
+        <w:t>U</w:t>
+      </w:r>
+      <w:r>
+        <w:rPr>
+          <w:rFonts w:ascii="Segoe UI Emoji" w:hAnsi="Segoe UI Emoji" w:cs="Segoe UI Emoji"/>
+        </w:rPr>
+        <w:t xml:space="preserve">pdate what is </w:t>
+      </w:r>
+      <w:r>
+        <w:rPr>
+          <w:rFonts w:ascii="Segoe UI Emoji" w:hAnsi="Segoe UI Emoji" w:cs="Segoe UI Emoji"/>
+          <w:b/>
+          <w:bCs/>
+        </w:rPr>
+        <w:t>found in Both</w:t>
+      </w:r>
+      <w:r>
+        <w:rPr>
+          <w:rFonts w:ascii="Segoe UI Emoji" w:hAnsi="Segoe UI Emoji" w:cs="Segoe UI Emoji"/>
+        </w:rPr>
+        <w:t>.</w:t>
+      </w:r>
+      <w:r>
+        <w:rPr>
+          <w:rFonts w:ascii="Segoe UI Emoji" w:hAnsi="Segoe UI Emoji" w:cs="Segoe UI Emoji"/>
+        </w:rPr>
+        <w:br/>
+      </w:r>
+      <w:r>
+        <w:rPr>
+          <w:rFonts w:ascii="Segoe UI Emoji" w:hAnsi="Segoe UI Emoji" w:cs="Segoe UI Emoji"/>
+        </w:rPr>
+        <w:br/>
+      </w:r>
+    </w:p>
+    <w:p>
+      <w:pPr>
+        <w:rPr>
+          <w:rFonts w:ascii="Segoe UI Emoji" w:hAnsi="Segoe UI Emoji" w:cs="Segoe UI Emoji"/>
+        </w:rPr>
+      </w:pPr>
+    </w:p>
+    <w:p>
+      <w:pPr>
+        <w:rPr>
+          <w:rFonts w:ascii="Segoe UI Emoji" w:hAnsi="Segoe UI Emoji" w:cs="Segoe UI Emoji"/>
+        </w:rPr>
+      </w:pPr>
+      <w:r>
+        <w:rPr>
+          <w:rFonts w:ascii="Segoe UI Emoji" w:hAnsi="Segoe UI Emoji" w:cs="Segoe UI Emoji"/>
+        </w:rPr>
+        <w:t>DELETE</w:t>
+      </w:r>
+      <w:r>
+        <w:rPr>
+          <w:rFonts w:ascii="Segoe UI Emoji" w:hAnsi="Segoe UI Emoji" w:cs="Segoe UI Emoji"/>
+        </w:rPr>
+        <w:t xml:space="preserve"> </w:t>
+      </w:r>
+      <w:r>
+        <w:rPr>
+          <w:rFonts w:ascii="Segoe UI Emoji" w:hAnsi="Segoe UI Emoji" w:cs="Segoe UI Emoji"/>
+        </w:rPr>
+        <w:br/>
+      </w:r>
+      <w:r>
+        <w:rPr>
+          <w:rFonts w:ascii="Segoe UI Emoji" w:hAnsi="Segoe UI Emoji" w:cs="Segoe UI Emoji"/>
+        </w:rPr>
+        <w:br/>
+        <w:t xml:space="preserve">ON DELETE CASCADE  </w:t>
+      </w:r>
+      <w:r>
+        <w:rPr>
+          <w:rFonts w:ascii="Segoe UI Emoji" w:hAnsi="Segoe UI Emoji" w:cs="Segoe UI Emoji"/>
+        </w:rPr>
+        <w:sym w:font="Wingdings" w:char="F0DF"/>
+      </w:r>
+      <w:r>
+        <w:rPr>
+          <w:rFonts w:ascii="Segoe UI Emoji" w:hAnsi="Segoe UI Emoji" w:cs="Segoe UI Emoji"/>
+        </w:rPr>
+        <w:t xml:space="preserve"> Automatically deletes children</w:t>
+      </w:r>
+      <w:r>
+        <w:rPr>
+          <w:rFonts w:ascii="Segoe UI Emoji" w:hAnsi="Segoe UI Emoji" w:cs="Segoe UI Emoji"/>
+        </w:rPr>
+        <w:br/>
+        <w:t xml:space="preserve">ON DELETE SET NULL  </w:t>
+      </w:r>
+      <w:r>
+        <w:rPr>
+          <w:rFonts w:ascii="Segoe UI Emoji" w:hAnsi="Segoe UI Emoji" w:cs="Segoe UI Emoji"/>
+        </w:rPr>
+        <w:sym w:font="Wingdings" w:char="F0DF"/>
+      </w:r>
+      <w:r>
+        <w:rPr>
+          <w:rFonts w:ascii="Segoe UI Emoji" w:hAnsi="Segoe UI Emoji" w:cs="Segoe UI Emoji"/>
+        </w:rPr>
+        <w:t xml:space="preserve"> Keeps the order, removes product link.</w:t>
+      </w:r>
+    </w:p>
+    <w:p>
+      <w:pPr>
+        <w:rPr>
+          <w:rFonts w:ascii="Segoe UI Emoji" w:hAnsi="Segoe UI Emoji" w:cs="Segoe UI Emoji"/>
+        </w:rPr>
+      </w:pPr>
+    </w:p>
+    <w:p>
+      <w:r>
+        <w:rPr>
+          <w:rFonts w:ascii="Segoe UI Emoji" w:hAnsi="Segoe UI Emoji" w:cs="Segoe UI Emoji"/>
+        </w:rPr>
+        <w:t>---------------------------------------------------------------------------</w:t>
+      </w:r>
+    </w:p>
+    <w:p>
+      <w:r>
+        <w:lastRenderedPageBreak/>
+        <w:br/>
+      </w:r>
+      <w:r>
+        <w:t>-- 1. Drop the old constraint</w:t>
+      </w:r>
+    </w:p>
+    <w:p>
+      <w:r>
+        <w:t xml:space="preserve">ALTER TABLE OrderDetails </w:t>
+      </w:r>
+    </w:p>
+    <w:p>
+      <w:r>
+        <w:t>DROP CONSTRAINT FK_Product_OrderDetails; -- Put your actual constraint name here</w:t>
+      </w:r>
+    </w:p>
+    <w:p/>
+    <w:p>
+      <w:r>
+        <w:t>-- 2. Add the new constraint with CASCADE</w:t>
+      </w:r>
+    </w:p>
+    <w:p>
+      <w:r>
+        <w:t xml:space="preserve">ALTER TABLE OrderDetails </w:t>
+      </w:r>
+    </w:p>
+    <w:p>
+      <w:r>
+        <w:t>ADD CONSTRAINT FK_Product_OrderDetails</w:t>
+      </w:r>
+    </w:p>
+    <w:p>
+      <w:r>
+        <w:t xml:space="preserve">FOREIGN KEY (ProductID) REFERENCES </w:t>
+      </w:r>
+      <w:proofErr w:type="gramStart"/>
+      <w:r>
+        <w:t>Products(</w:t>
+      </w:r>
+      <w:proofErr w:type="gramEnd"/>
+      <w:r>
+        <w:t>ProductID)</w:t>
+      </w:r>
+    </w:p>
+    <w:p>
+      <w:r>
+        <w:t>ON DELETE CASCADE;</w:t>
+      </w:r>
+      <w:r>
+        <w:br/>
+      </w:r>
+      <w:r>
+        <w:br/>
+      </w:r>
+      <w:r>
+        <w:br/>
+        <w:t>-------------------------------------------------------------------------------------------</w:t>
+      </w:r>
+    </w:p>
+    <w:p>
+      <w:proofErr w:type="gramStart"/>
+      <w:r>
+        <w:t>TRUNCATE  -</w:t>
+      </w:r>
+      <w:proofErr w:type="gramEnd"/>
+      <w:r>
+        <w:sym w:font="Wingdings" w:char="F0E0"/>
+      </w:r>
+      <w:r>
+        <w:t xml:space="preserve"> to drop the data, but the tables meta data is stills stored.</w:t>
+      </w:r>
+    </w:p>
+    <w:p>
+      <w:r>
+        <w:t xml:space="preserve">DROP  </w:t>
+      </w:r>
+      <w:r>
+        <w:sym w:font="Wingdings" w:char="F0E0"/>
+      </w:r>
+      <w:r>
+        <w:t xml:space="preserve"> To DROP the table completely form the database</w:t>
+      </w:r>
+      <w:r>
+        <w:br/>
+      </w:r>
+      <w:r>
+        <w:br/>
+        <w:t>=======================================================================</w:t>
+      </w:r>
+    </w:p>
+    <w:p/>
+    <w:p/>
+    <w:p/>
+    <w:p/>
+    <w:p/>
+    <w:p/>
+    <w:p/>
+    <w:p/>
+    <w:p/>
+    <w:p/>
+    <w:p/>
+    <w:p/>
+    <w:p/>
+    <w:p/>
+    <w:p/>
+    <w:p/>
+    <w:p/>
+    <w:p/>
+    <w:p/>
+    <w:p/>
+    <w:p/>
+    <w:p/>
+    <w:p/>
+    <w:p/>
+    <w:p/>
+    <w:p/>
+    <w:p/>
+    <w:p/>
+    <w:p/>
+    <w:p/>
+    <w:p/>
+    <w:p/>
+    <w:p/>
+    <w:p/>
+    <w:p/>
+    <w:p/>
+    <w:p/>
+    <w:p/>
+    <w:p/>
+    <w:p/>
+    <w:p/>
+    <w:p>
+      <w:pPr>
+        <w:pStyle w:val="ListParagraph"/>
+      </w:pPr>
+    </w:p>
+    <w:p>
+      <w:pPr>
+        <w:pStyle w:val="ListParagraph"/>
+      </w:pPr>
+    </w:p>
+    <w:p>
+      <w:pPr>
+        <w:ind w:left="360"/>
+      </w:pPr>
+    </w:p>
     <w:sectPr>
+      <w:footerReference w:type="default" r:id="rId7"/>
       <w:pgSz w:w="12240" w:h="15840"/>
       <w:pgMar w:top="1440" w:right="1440" w:bottom="1440" w:left="1440" w:header="720" w:footer="720" w:gutter="0"/>
       <w:cols w:space="720"/>
@@ -11,6 +1645,390 @@
     </w:sectPr>
   </w:body>
 </w:document>
+</file>
+
+<file path=word/endnotes.xml><?xml version="1.0" encoding="utf-8"?>
+<w:endnotes xmlns:wpc="http://schemas.microsoft.com/office/word/2010/wordprocessingCanvas" xmlns:cx="http://schemas.microsoft.com/office/drawing/2014/chartex" xmlns:cx1="http://schemas.microsoft.com/office/drawing/2015/9/8/chartex" xmlns:cx2="http://schemas.microsoft.com/office/drawing/2015/10/21/chartex" xmlns:cx3="http://schemas.microsoft.com/office/drawing/2016/5/9/chartex" xmlns:cx4="http://schemas.microsoft.com/office/drawing/2016/5/10/chartex" xmlns:cx5="http://schemas.microsoft.com/office/drawing/2016/5/11/chartex" xmlns:cx6="http://schemas.microsoft.com/office/drawing/2016/5/12/chartex" xmlns:cx7="http://schemas.microsoft.com/office/drawing/2016/5/13/chartex" xmlns:cx8="http://schemas.microsoft.com/office/drawing/2016/5/14/chartex" xmlns:mc="http://schemas.openxmlformats.org/markup-compatibility/2006" xmlns:aink="http://schemas.microsoft.com/office/drawing/2016/ink" xmlns:am3d="http://schemas.microsoft.com/office/drawing/2017/model3d" xmlns:o="urn:schemas-microsoft-com:office:office" xmlns:oel="http://schemas.microsoft.com/office/2019/extlst" xmlns:r="http://schemas.openxmlformats.org/officeDocument/2006/relationships" xmlns:m="http://schemas.openxmlformats.org/officeDocument/2006/math" xmlns:v="urn:schemas-microsoft-com:vml" xmlns:wp14="http://schemas.microsoft.com/office/word/2010/wordprocessingDrawing" xmlns:wp="http://schemas.openxmlformats.org/drawingml/2006/wordprocessingDrawing" xmlns:w10="urn:schemas-microsoft-com:office:word" xmlns:w="http://schemas.openxmlformats.org/wordprocessingml/2006/main" xmlns:w14="http://schemas.microsoft.com/office/word/2010/wordml" xmlns:w15="http://schemas.microsoft.com/office/word/2012/wordml" xmlns:w16cex="http://schemas.microsoft.com/office/word/2018/wordml/cex" xmlns:w16cid="http://schemas.microsoft.com/office/word/2016/wordml/cid" xmlns:w16="http://schemas.microsoft.com/office/word/2018/wordml" xmlns:w16du="http://schemas.microsoft.com/office/word/2023/wordml/word16du" xmlns:w16sdtdh="http://schemas.microsoft.com/office/word/2020/wordml/sdtdatahash" xmlns:w16sdtfl="http://schemas.microsoft.com/office/word/2024/wordml/sdtformatlock" xmlns:w16se="http://schemas.microsoft.com/office/word/2015/wordml/symex" xmlns:wpg="http://schemas.microsoft.com/office/word/2010/wordprocessingGroup" xmlns:wpi="http://schemas.microsoft.com/office/word/2010/wordprocessingInk" xmlns:wne="http://schemas.microsoft.com/office/word/2006/wordml" xmlns:wps="http://schemas.microsoft.com/office/word/2010/wordprocessingShape" mc:Ignorable="w14 w15 w16se w16cid w16 w16cex w16sdtdh w16sdtfl w16du wp14">
+  <w:endnote w:type="separator" w:id="-1">
+    <w:p>
+      <w:pPr>
+        <w:spacing w:before="0" w:after="0"/>
+      </w:pPr>
+      <w:r>
+        <w:separator/>
+      </w:r>
+    </w:p>
+  </w:endnote>
+  <w:endnote w:type="continuationSeparator" w:id="0">
+    <w:p>
+      <w:pPr>
+        <w:spacing w:before="0" w:after="0"/>
+      </w:pPr>
+      <w:r>
+        <w:continuationSeparator/>
+      </w:r>
+    </w:p>
+  </w:endnote>
+</w:endnotes>
+</file>
+
+<file path=word/footer1.xml><?xml version="1.0" encoding="utf-8"?>
+<w:ftr xmlns:wpc="http://schemas.microsoft.com/office/word/2010/wordprocessingCanvas" xmlns:cx="http://schemas.microsoft.com/office/drawing/2014/chartex" xmlns:cx1="http://schemas.microsoft.com/office/drawing/2015/9/8/chartex" xmlns:cx2="http://schemas.microsoft.com/office/drawing/2015/10/21/chartex" xmlns:cx3="http://schemas.microsoft.com/office/drawing/2016/5/9/chartex" xmlns:cx4="http://schemas.microsoft.com/office/drawing/2016/5/10/chartex" xmlns:cx5="http://schemas.microsoft.com/office/drawing/2016/5/11/chartex" xmlns:cx6="http://schemas.microsoft.com/office/drawing/2016/5/12/chartex" xmlns:cx7="http://schemas.microsoft.com/office/drawing/2016/5/13/chartex" xmlns:cx8="http://schemas.microsoft.com/office/drawing/2016/5/14/chartex" xmlns:mc="http://schemas.openxmlformats.org/markup-compatibility/2006" xmlns:aink="http://schemas.microsoft.com/office/drawing/2016/ink" xmlns:am3d="http://schemas.microsoft.com/office/drawing/2017/model3d" xmlns:o="urn:schemas-microsoft-com:office:office" xmlns:oel="http://schemas.microsoft.com/office/2019/extlst" xmlns:r="http://schemas.openxmlformats.org/officeDocument/2006/relationships" xmlns:m="http://schemas.openxmlformats.org/officeDocument/2006/math" xmlns:v="urn:schemas-microsoft-com:vml" xmlns:wp14="http://schemas.microsoft.com/office/word/2010/wordprocessingDrawing" xmlns:wp="http://schemas.openxmlformats.org/drawingml/2006/wordprocessingDrawing" xmlns:w10="urn:schemas-microsoft-com:office:word" xmlns:w="http://schemas.openxmlformats.org/wordprocessingml/2006/main" xmlns:w14="http://schemas.microsoft.com/office/word/2010/wordml" xmlns:w15="http://schemas.microsoft.com/office/word/2012/wordml" xmlns:w16cex="http://schemas.microsoft.com/office/word/2018/wordml/cex" xmlns:w16cid="http://schemas.microsoft.com/office/word/2016/wordml/cid" xmlns:w16="http://schemas.microsoft.com/office/word/2018/wordml" xmlns:w16du="http://schemas.microsoft.com/office/word/2023/wordml/word16du" xmlns:w16sdtdh="http://schemas.microsoft.com/office/word/2020/wordml/sdtdatahash" xmlns:w16sdtfl="http://schemas.microsoft.com/office/word/2024/wordml/sdtformatlock" xmlns:w16se="http://schemas.microsoft.com/office/word/2015/wordml/symex" xmlns:wpg="http://schemas.microsoft.com/office/word/2010/wordprocessingGroup" xmlns:wpi="http://schemas.microsoft.com/office/word/2010/wordprocessingInk" xmlns:wne="http://schemas.microsoft.com/office/word/2006/wordml" xmlns:wps="http://schemas.microsoft.com/office/word/2010/wordprocessingShape" mc:Ignorable="w14 w15 w16se w16cid w16 w16cex w16sdtdh w16sdtfl w16du wp14">
+  <w:sdt>
+    <w:sdtPr>
+      <w:id w:val="-536118989"/>
+      <w:docPartObj>
+        <w:docPartGallery w:val="Page Numbers (Bottom of Page)"/>
+        <w:docPartUnique/>
+      </w:docPartObj>
+    </w:sdtPr>
+    <w:sdtEndPr>
+      <w:rPr>
+        <w:noProof/>
+      </w:rPr>
+    </w:sdtEndPr>
+    <w:sdtContent>
+      <w:p>
+        <w:pPr>
+          <w:pStyle w:val="Footer"/>
+          <w:jc w:val="center"/>
+        </w:pPr>
+        <w:r>
+          <w:fldChar w:fldCharType="begin"/>
+        </w:r>
+        <w:r>
+          <w:instrText xml:space="preserve"> PAGE   \* MERGEFORMAT </w:instrText>
+        </w:r>
+        <w:r>
+          <w:fldChar w:fldCharType="separate"/>
+        </w:r>
+        <w:r>
+          <w:rPr>
+            <w:noProof/>
+          </w:rPr>
+          <w:t>2</w:t>
+        </w:r>
+        <w:r>
+          <w:rPr>
+            <w:noProof/>
+          </w:rPr>
+          <w:fldChar w:fldCharType="end"/>
+        </w:r>
+      </w:p>
+    </w:sdtContent>
+  </w:sdt>
+  <w:p>
+    <w:pPr>
+      <w:pStyle w:val="Footer"/>
+    </w:pPr>
+  </w:p>
+</w:ftr>
+</file>
+
+<file path=word/footnotes.xml><?xml version="1.0" encoding="utf-8"?>
+<w:footnotes xmlns:wpc="http://schemas.microsoft.com/office/word/2010/wordprocessingCanvas" xmlns:cx="http://schemas.microsoft.com/office/drawing/2014/chartex" xmlns:cx1="http://schemas.microsoft.com/office/drawing/2015/9/8/chartex" xmlns:cx2="http://schemas.microsoft.com/office/drawing/2015/10/21/chartex" xmlns:cx3="http://schemas.microsoft.com/office/drawing/2016/5/9/chartex" xmlns:cx4="http://schemas.microsoft.com/office/drawing/2016/5/10/chartex" xmlns:cx5="http://schemas.microsoft.com/office/drawing/2016/5/11/chartex" xmlns:cx6="http://schemas.microsoft.com/office/drawing/2016/5/12/chartex" xmlns:cx7="http://schemas.microsoft.com/office/drawing/2016/5/13/chartex" xmlns:cx8="http://schemas.microsoft.com/office/drawing/2016/5/14/chartex" xmlns:mc="http://schemas.openxmlformats.org/markup-compatibility/2006" xmlns:aink="http://schemas.microsoft.com/office/drawing/2016/ink" xmlns:am3d="http://schemas.microsoft.com/office/drawing/2017/model3d" xmlns:o="urn:schemas-microsoft-com:office:office" xmlns:oel="http://schemas.microsoft.com/office/2019/extlst" xmlns:r="http://schemas.openxmlformats.org/officeDocument/2006/relationships" xmlns:m="http://schemas.openxmlformats.org/officeDocument/2006/math" xmlns:v="urn:schemas-microsoft-com:vml" xmlns:wp14="http://schemas.microsoft.com/office/word/2010/wordprocessingDrawing" xmlns:wp="http://schemas.openxmlformats.org/drawingml/2006/wordprocessingDrawing" xmlns:w10="urn:schemas-microsoft-com:office:word" xmlns:w="http://schemas.openxmlformats.org/wordprocessingml/2006/main" xmlns:w14="http://schemas.microsoft.com/office/word/2010/wordml" xmlns:w15="http://schemas.microsoft.com/office/word/2012/wordml" xmlns:w16cex="http://schemas.microsoft.com/office/word/2018/wordml/cex" xmlns:w16cid="http://schemas.microsoft.com/office/word/2016/wordml/cid" xmlns:w16="http://schemas.microsoft.com/office/word/2018/wordml" xmlns:w16du="http://schemas.microsoft.com/office/word/2023/wordml/word16du" xmlns:w16sdtdh="http://schemas.microsoft.com/office/word/2020/wordml/sdtdatahash" xmlns:w16sdtfl="http://schemas.microsoft.com/office/word/2024/wordml/sdtformatlock" xmlns:w16se="http://schemas.microsoft.com/office/word/2015/wordml/symex" xmlns:wpg="http://schemas.microsoft.com/office/word/2010/wordprocessingGroup" xmlns:wpi="http://schemas.microsoft.com/office/word/2010/wordprocessingInk" xmlns:wne="http://schemas.microsoft.com/office/word/2006/wordml" xmlns:wps="http://schemas.microsoft.com/office/word/2010/wordprocessingShape" mc:Ignorable="w14 w15 w16se w16cid w16 w16cex w16sdtdh w16sdtfl w16du wp14">
+  <w:footnote w:type="separator" w:id="-1">
+    <w:p>
+      <w:pPr>
+        <w:spacing w:before="0" w:after="0"/>
+      </w:pPr>
+      <w:r>
+        <w:separator/>
+      </w:r>
+    </w:p>
+  </w:footnote>
+  <w:footnote w:type="continuationSeparator" w:id="0">
+    <w:p>
+      <w:pPr>
+        <w:spacing w:before="0" w:after="0"/>
+      </w:pPr>
+      <w:r>
+        <w:continuationSeparator/>
+      </w:r>
+    </w:p>
+  </w:footnote>
+</w:footnotes>
+</file>
+
+<file path=word/numbering.xml><?xml version="1.0" encoding="utf-8"?>
+<w:numbering xmlns:wpc="http://schemas.microsoft.com/office/word/2010/wordprocessingCanvas" xmlns:cx="http://schemas.microsoft.com/office/drawing/2014/chartex" xmlns:cx1="http://schemas.microsoft.com/office/drawing/2015/9/8/chartex" xmlns:cx2="http://schemas.microsoft.com/office/drawing/2015/10/21/chartex" xmlns:cx3="http://schemas.microsoft.com/office/drawing/2016/5/9/chartex" xmlns:cx4="http://schemas.microsoft.com/office/drawing/2016/5/10/chartex" xmlns:cx5="http://schemas.microsoft.com/office/drawing/2016/5/11/chartex" xmlns:cx6="http://schemas.microsoft.com/office/drawing/2016/5/12/chartex" xmlns:cx7="http://schemas.microsoft.com/office/drawing/2016/5/13/chartex" xmlns:cx8="http://schemas.microsoft.com/office/drawing/2016/5/14/chartex" xmlns:mc="http://schemas.openxmlformats.org/markup-compatibility/2006" xmlns:aink="http://schemas.microsoft.com/office/drawing/2016/ink" xmlns:am3d="http://schemas.microsoft.com/office/drawing/2017/model3d" xmlns:o="urn:schemas-microsoft-com:office:office" xmlns:oel="http://schemas.microsoft.com/office/2019/extlst" xmlns:r="http://schemas.openxmlformats.org/officeDocument/2006/relationships" xmlns:m="http://schemas.openxmlformats.org/officeDocument/2006/math" xmlns:v="urn:schemas-microsoft-com:vml" xmlns:wp14="http://schemas.microsoft.com/office/word/2010/wordprocessingDrawing" xmlns:wp="http://schemas.openxmlformats.org/drawingml/2006/wordprocessingDrawing" xmlns:w10="urn:schemas-microsoft-com:office:word" xmlns:w="http://schemas.openxmlformats.org/wordprocessingml/2006/main" xmlns:w14="http://schemas.microsoft.com/office/word/2010/wordml" xmlns:w15="http://schemas.microsoft.com/office/word/2012/wordml" xmlns:w16cex="http://schemas.microsoft.com/office/word/2018/wordml/cex" xmlns:w16cid="http://schemas.microsoft.com/office/word/2016/wordml/cid" xmlns:w16="http://schemas.microsoft.com/office/word/2018/wordml" xmlns:w16du="http://schemas.microsoft.com/office/word/2023/wordml/word16du" xmlns:w16sdtdh="http://schemas.microsoft.com/office/word/2020/wordml/sdtdatahash" xmlns:w16sdtfl="http://schemas.microsoft.com/office/word/2024/wordml/sdtformatlock" xmlns:w16se="http://schemas.microsoft.com/office/word/2015/wordml/symex" xmlns:wpg="http://schemas.microsoft.com/office/word/2010/wordprocessingGroup" xmlns:wpi="http://schemas.microsoft.com/office/word/2010/wordprocessingInk" xmlns:wne="http://schemas.microsoft.com/office/word/2006/wordml" xmlns:wps="http://schemas.microsoft.com/office/word/2010/wordprocessingShape" mc:Ignorable="w14 w15 w16se w16cid w16 w16cex w16sdtdh w16sdtfl w16du wp14">
+  <w:abstractNum w:abstractNumId="0" w15:restartNumberingAfterBreak="0">
+    <w:nsid w:val="17902FF3"/>
+    <w:multiLevelType w:val="hybridMultilevel"/>
+    <w:tmpl w:val="4894BAA4"/>
+    <w:lvl w:ilvl="0" w:tplc="0409000F">
+      <w:start w:val="1"/>
+      <w:numFmt w:val="decimal"/>
+      <w:lvlText w:val="%1."/>
+      <w:lvlJc w:val="left"/>
+      <w:pPr>
+        <w:ind w:left="720" w:hanging="360"/>
+      </w:pPr>
+      <w:rPr>
+        <w:rFonts w:hint="default"/>
+      </w:rPr>
+    </w:lvl>
+    <w:lvl w:ilvl="1" w:tplc="04090019" w:tentative="1">
+      <w:start w:val="1"/>
+      <w:numFmt w:val="lowerLetter"/>
+      <w:lvlText w:val="%2."/>
+      <w:lvlJc w:val="left"/>
+      <w:pPr>
+        <w:ind w:left="1440" w:hanging="360"/>
+      </w:pPr>
+    </w:lvl>
+    <w:lvl w:ilvl="2" w:tplc="0409001B" w:tentative="1">
+      <w:start w:val="1"/>
+      <w:numFmt w:val="lowerRoman"/>
+      <w:lvlText w:val="%3."/>
+      <w:lvlJc w:val="right"/>
+      <w:pPr>
+        <w:ind w:left="2160" w:hanging="180"/>
+      </w:pPr>
+    </w:lvl>
+    <w:lvl w:ilvl="3" w:tplc="0409000F" w:tentative="1">
+      <w:start w:val="1"/>
+      <w:numFmt w:val="decimal"/>
+      <w:lvlText w:val="%4."/>
+      <w:lvlJc w:val="left"/>
+      <w:pPr>
+        <w:ind w:left="2880" w:hanging="360"/>
+      </w:pPr>
+    </w:lvl>
+    <w:lvl w:ilvl="4" w:tplc="04090019" w:tentative="1">
+      <w:start w:val="1"/>
+      <w:numFmt w:val="lowerLetter"/>
+      <w:lvlText w:val="%5."/>
+      <w:lvlJc w:val="left"/>
+      <w:pPr>
+        <w:ind w:left="3600" w:hanging="360"/>
+      </w:pPr>
+    </w:lvl>
+    <w:lvl w:ilvl="5" w:tplc="0409001B" w:tentative="1">
+      <w:start w:val="1"/>
+      <w:numFmt w:val="lowerRoman"/>
+      <w:lvlText w:val="%6."/>
+      <w:lvlJc w:val="right"/>
+      <w:pPr>
+        <w:ind w:left="4320" w:hanging="180"/>
+      </w:pPr>
+    </w:lvl>
+    <w:lvl w:ilvl="6" w:tplc="0409000F" w:tentative="1">
+      <w:start w:val="1"/>
+      <w:numFmt w:val="decimal"/>
+      <w:lvlText w:val="%7."/>
+      <w:lvlJc w:val="left"/>
+      <w:pPr>
+        <w:ind w:left="5040" w:hanging="360"/>
+      </w:pPr>
+    </w:lvl>
+    <w:lvl w:ilvl="7" w:tplc="04090019" w:tentative="1">
+      <w:start w:val="1"/>
+      <w:numFmt w:val="lowerLetter"/>
+      <w:lvlText w:val="%8."/>
+      <w:lvlJc w:val="left"/>
+      <w:pPr>
+        <w:ind w:left="5760" w:hanging="360"/>
+      </w:pPr>
+    </w:lvl>
+    <w:lvl w:ilvl="8" w:tplc="0409001B" w:tentative="1">
+      <w:start w:val="1"/>
+      <w:numFmt w:val="lowerRoman"/>
+      <w:lvlText w:val="%9."/>
+      <w:lvlJc w:val="right"/>
+      <w:pPr>
+        <w:ind w:left="6480" w:hanging="180"/>
+      </w:pPr>
+    </w:lvl>
+  </w:abstractNum>
+  <w:abstractNum w:abstractNumId="1" w15:restartNumberingAfterBreak="0">
+    <w:nsid w:val="1A7776FC"/>
+    <w:multiLevelType w:val="hybridMultilevel"/>
+    <w:tmpl w:val="74D2200A"/>
+    <w:lvl w:ilvl="0" w:tplc="0409000F">
+      <w:start w:val="1"/>
+      <w:numFmt w:val="decimal"/>
+      <w:lvlText w:val="%1."/>
+      <w:lvlJc w:val="left"/>
+      <w:pPr>
+        <w:ind w:left="720" w:hanging="360"/>
+      </w:pPr>
+      <w:rPr>
+        <w:rFonts w:hint="default"/>
+      </w:rPr>
+    </w:lvl>
+    <w:lvl w:ilvl="1" w:tplc="04090019" w:tentative="1">
+      <w:start w:val="1"/>
+      <w:numFmt w:val="lowerLetter"/>
+      <w:lvlText w:val="%2."/>
+      <w:lvlJc w:val="left"/>
+      <w:pPr>
+        <w:ind w:left="1440" w:hanging="360"/>
+      </w:pPr>
+    </w:lvl>
+    <w:lvl w:ilvl="2" w:tplc="0409001B" w:tentative="1">
+      <w:start w:val="1"/>
+      <w:numFmt w:val="lowerRoman"/>
+      <w:lvlText w:val="%3."/>
+      <w:lvlJc w:val="right"/>
+      <w:pPr>
+        <w:ind w:left="2160" w:hanging="180"/>
+      </w:pPr>
+    </w:lvl>
+    <w:lvl w:ilvl="3" w:tplc="0409000F" w:tentative="1">
+      <w:start w:val="1"/>
+      <w:numFmt w:val="decimal"/>
+      <w:lvlText w:val="%4."/>
+      <w:lvlJc w:val="left"/>
+      <w:pPr>
+        <w:ind w:left="2880" w:hanging="360"/>
+      </w:pPr>
+    </w:lvl>
+    <w:lvl w:ilvl="4" w:tplc="04090019" w:tentative="1">
+      <w:start w:val="1"/>
+      <w:numFmt w:val="lowerLetter"/>
+      <w:lvlText w:val="%5."/>
+      <w:lvlJc w:val="left"/>
+      <w:pPr>
+        <w:ind w:left="3600" w:hanging="360"/>
+      </w:pPr>
+    </w:lvl>
+    <w:lvl w:ilvl="5" w:tplc="0409001B" w:tentative="1">
+      <w:start w:val="1"/>
+      <w:numFmt w:val="lowerRoman"/>
+      <w:lvlText w:val="%6."/>
+      <w:lvlJc w:val="right"/>
+      <w:pPr>
+        <w:ind w:left="4320" w:hanging="180"/>
+      </w:pPr>
+    </w:lvl>
+    <w:lvl w:ilvl="6" w:tplc="0409000F" w:tentative="1">
+      <w:start w:val="1"/>
+      <w:numFmt w:val="decimal"/>
+      <w:lvlText w:val="%7."/>
+      <w:lvlJc w:val="left"/>
+      <w:pPr>
+        <w:ind w:left="5040" w:hanging="360"/>
+      </w:pPr>
+    </w:lvl>
+    <w:lvl w:ilvl="7" w:tplc="04090019" w:tentative="1">
+      <w:start w:val="1"/>
+      <w:numFmt w:val="lowerLetter"/>
+      <w:lvlText w:val="%8."/>
+      <w:lvlJc w:val="left"/>
+      <w:pPr>
+        <w:ind w:left="5760" w:hanging="360"/>
+      </w:pPr>
+    </w:lvl>
+    <w:lvl w:ilvl="8" w:tplc="0409001B" w:tentative="1">
+      <w:start w:val="1"/>
+      <w:numFmt w:val="lowerRoman"/>
+      <w:lvlText w:val="%9."/>
+      <w:lvlJc w:val="right"/>
+      <w:pPr>
+        <w:ind w:left="6480" w:hanging="180"/>
+      </w:pPr>
+    </w:lvl>
+  </w:abstractNum>
+  <w:abstractNum w:abstractNumId="2" w15:restartNumberingAfterBreak="0">
+    <w:nsid w:val="704F66C5"/>
+    <w:multiLevelType w:val="hybridMultilevel"/>
+    <w:tmpl w:val="71960D5C"/>
+    <w:lvl w:ilvl="0" w:tplc="0409000F">
+      <w:start w:val="1"/>
+      <w:numFmt w:val="decimal"/>
+      <w:lvlText w:val="%1."/>
+      <w:lvlJc w:val="left"/>
+      <w:pPr>
+        <w:ind w:left="720" w:hanging="360"/>
+      </w:pPr>
+      <w:rPr>
+        <w:rFonts w:hint="default"/>
+      </w:rPr>
+    </w:lvl>
+    <w:lvl w:ilvl="1" w:tplc="04090019" w:tentative="1">
+      <w:start w:val="1"/>
+      <w:numFmt w:val="lowerLetter"/>
+      <w:lvlText w:val="%2."/>
+      <w:lvlJc w:val="left"/>
+      <w:pPr>
+        <w:ind w:left="1440" w:hanging="360"/>
+      </w:pPr>
+    </w:lvl>
+    <w:lvl w:ilvl="2" w:tplc="0409001B" w:tentative="1">
+      <w:start w:val="1"/>
+      <w:numFmt w:val="lowerRoman"/>
+      <w:lvlText w:val="%3."/>
+      <w:lvlJc w:val="right"/>
+      <w:pPr>
+        <w:ind w:left="2160" w:hanging="180"/>
+      </w:pPr>
+    </w:lvl>
+    <w:lvl w:ilvl="3" w:tplc="0409000F" w:tentative="1">
+      <w:start w:val="1"/>
+      <w:numFmt w:val="decimal"/>
+      <w:lvlText w:val="%4."/>
+      <w:lvlJc w:val="left"/>
+      <w:pPr>
+        <w:ind w:left="2880" w:hanging="360"/>
+      </w:pPr>
+    </w:lvl>
+    <w:lvl w:ilvl="4" w:tplc="04090019" w:tentative="1">
+      <w:start w:val="1"/>
+      <w:numFmt w:val="lowerLetter"/>
+      <w:lvlText w:val="%5."/>
+      <w:lvlJc w:val="left"/>
+      <w:pPr>
+        <w:ind w:left="3600" w:hanging="360"/>
+      </w:pPr>
+    </w:lvl>
+    <w:lvl w:ilvl="5" w:tplc="0409001B" w:tentative="1">
+      <w:start w:val="1"/>
+      <w:numFmt w:val="lowerRoman"/>
+      <w:lvlText w:val="%6."/>
+      <w:lvlJc w:val="right"/>
+      <w:pPr>
+        <w:ind w:left="4320" w:hanging="180"/>
+      </w:pPr>
+    </w:lvl>
+    <w:lvl w:ilvl="6" w:tplc="0409000F" w:tentative="1">
+      <w:start w:val="1"/>
+      <w:numFmt w:val="decimal"/>
+      <w:lvlText w:val="%7."/>
+      <w:lvlJc w:val="left"/>
+      <w:pPr>
+        <w:ind w:left="5040" w:hanging="360"/>
+      </w:pPr>
+    </w:lvl>
+    <w:lvl w:ilvl="7" w:tplc="04090019" w:tentative="1">
+      <w:start w:val="1"/>
+      <w:numFmt w:val="lowerLetter"/>
+      <w:lvlText w:val="%8."/>
+      <w:lvlJc w:val="left"/>
+      <w:pPr>
+        <w:ind w:left="5760" w:hanging="360"/>
+      </w:pPr>
+    </w:lvl>
+    <w:lvl w:ilvl="8" w:tplc="0409001B" w:tentative="1">
+      <w:start w:val="1"/>
+      <w:numFmt w:val="lowerRoman"/>
+      <w:lvlText w:val="%9."/>
+      <w:lvlJc w:val="right"/>
+      <w:pPr>
+        <w:ind w:left="6480" w:hanging="180"/>
+      </w:pPr>
+    </w:lvl>
+  </w:abstractNum>
+  <w:num w:numId="1" w16cid:durableId="1422602046">
+    <w:abstractNumId w:val="0"/>
+  </w:num>
+  <w:num w:numId="2" w16cid:durableId="1907690741">
+    <w:abstractNumId w:val="1"/>
+  </w:num>
+  <w:num w:numId="3" w16cid:durableId="814567944">
+    <w:abstractNumId w:val="2"/>
+  </w:num>
+</w:numbering>
 </file>
 
 <file path=word/styles.xml><?xml version="1.0" encoding="utf-8"?>
@@ -616,7 +2634,6 @@
   <w:style w:type="character" w:default="1" w:styleId="DefaultParagraphFont">
     <w:name w:val="Default Paragraph Font"/>
     <w:uiPriority w:val="1"/>
-    <w:semiHidden/>
     <w:unhideWhenUsed/>
   </w:style>
   <w:style w:type="table" w:default="1" w:styleId="TableNormal">
@@ -930,6 +2947,50 @@
       <w:color w:val="0F4761" w:themeColor="accent1" w:themeShade="BF"/>
       <w:spacing w:val="5"/>
     </w:rPr>
+  </w:style>
+  <w:style w:type="paragraph" w:styleId="Header">
+    <w:name w:val="header"/>
+    <w:basedOn w:val="Normal"/>
+    <w:link w:val="HeaderChar"/>
+    <w:uiPriority w:val="99"/>
+    <w:unhideWhenUsed/>
+    <w:rsid w:val="000D11EB"/>
+    <w:pPr>
+      <w:tabs>
+        <w:tab w:val="center" w:pos="4680"/>
+        <w:tab w:val="right" w:pos="9360"/>
+      </w:tabs>
+      <w:spacing w:before="0" w:after="0"/>
+    </w:pPr>
+  </w:style>
+  <w:style w:type="character" w:customStyle="1" w:styleId="HeaderChar">
+    <w:name w:val="Header Char"/>
+    <w:basedOn w:val="DefaultParagraphFont"/>
+    <w:link w:val="Header"/>
+    <w:uiPriority w:val="99"/>
+    <w:rsid w:val="000D11EB"/>
+  </w:style>
+  <w:style w:type="paragraph" w:styleId="Footer">
+    <w:name w:val="footer"/>
+    <w:basedOn w:val="Normal"/>
+    <w:link w:val="FooterChar"/>
+    <w:uiPriority w:val="99"/>
+    <w:unhideWhenUsed/>
+    <w:rsid w:val="000D11EB"/>
+    <w:pPr>
+      <w:tabs>
+        <w:tab w:val="center" w:pos="4680"/>
+        <w:tab w:val="right" w:pos="9360"/>
+      </w:tabs>
+      <w:spacing w:before="0" w:after="0"/>
+    </w:pPr>
+  </w:style>
+  <w:style w:type="character" w:customStyle="1" w:styleId="FooterChar">
+    <w:name w:val="Footer Char"/>
+    <w:basedOn w:val="DefaultParagraphFont"/>
+    <w:link w:val="Footer"/>
+    <w:uiPriority w:val="99"/>
+    <w:rsid w:val="000D11EB"/>
   </w:style>
 </w:styles>
 </file>

--- a/3-Microsoft Sql Certification Training/Study Materials/SQL-CheatSheet.docx
+++ b/3-Microsoft Sql Certification Training/Study Materials/SQL-CheatSheet.docx
@@ -122,9 +122,14 @@
       <w:r>
         <w:t xml:space="preserve">CREATE DATABASE </w:t>
       </w:r>
-      <w:proofErr w:type="gramStart"/>
-      <w:r>
-        <w:t>databasename ;</w:t>
+      <w:proofErr w:type="spellStart"/>
+      <w:proofErr w:type="gramStart"/>
+      <w:r>
+        <w:t>databasename</w:t>
+      </w:r>
+      <w:proofErr w:type="spellEnd"/>
+      <w:r>
+        <w:t xml:space="preserve"> ;</w:t>
       </w:r>
       <w:proofErr w:type="gramEnd"/>
     </w:p>
@@ -133,8 +138,13 @@
         <w:ind w:left="360"/>
       </w:pPr>
       <w:r>
-        <w:t>USE [databasename</w:t>
-      </w:r>
+        <w:t>USE [</w:t>
+      </w:r>
+      <w:proofErr w:type="spellStart"/>
+      <w:r>
+        <w:t>databasename</w:t>
+      </w:r>
+      <w:proofErr w:type="spellEnd"/>
       <w:proofErr w:type="gramStart"/>
       <w:r>
         <w:t>] ;</w:t>
@@ -146,8 +156,13 @@
         <w:ind w:left="360"/>
       </w:pPr>
       <w:r>
-        <w:t>DROP DATABAST [databasename</w:t>
-      </w:r>
+        <w:t>DROP DATABAST [</w:t>
+      </w:r>
+      <w:proofErr w:type="spellStart"/>
+      <w:r>
+        <w:t>databasename</w:t>
+      </w:r>
+      <w:proofErr w:type="spellEnd"/>
       <w:proofErr w:type="gramStart"/>
       <w:r>
         <w:t>] ;</w:t>
@@ -158,8 +173,13 @@
       <w:pPr>
         <w:ind w:left="360"/>
       </w:pPr>
-      <w:r>
-        <w:t xml:space="preserve">Cnstraints: Rules for the data in </w:t>
+      <w:proofErr w:type="spellStart"/>
+      <w:r>
+        <w:t>Cnstraints</w:t>
+      </w:r>
+      <w:proofErr w:type="spellEnd"/>
+      <w:r>
+        <w:t xml:space="preserve">: Rules for the data in </w:t>
       </w:r>
       <w:proofErr w:type="gramStart"/>
       <w:r>
@@ -167,7 +187,15 @@
       </w:r>
       <w:proofErr w:type="gramEnd"/>
       <w:r>
-        <w:t xml:space="preserve"> atable can be specified using SQL constraints.</w:t>
+        <w:t xml:space="preserve"> </w:t>
+      </w:r>
+      <w:proofErr w:type="spellStart"/>
+      <w:r>
+        <w:t>atable</w:t>
+      </w:r>
+      <w:proofErr w:type="spellEnd"/>
+      <w:r>
+        <w:t xml:space="preserve"> can be specified using SQL constraints.</w:t>
       </w:r>
     </w:p>
     <w:p>
@@ -307,18 +335,50 @@
       </w:r>
       <w:r>
         <w:br/>
-        <w:t xml:space="preserve">                               O_Id int NOT NULL PRIMARY KEY,</w:t>
+        <w:t xml:space="preserve">                               </w:t>
+      </w:r>
+      <w:proofErr w:type="spellStart"/>
+      <w:r>
+        <w:t>O_Id</w:t>
+      </w:r>
+      <w:proofErr w:type="spellEnd"/>
+      <w:r>
+        <w:t xml:space="preserve"> int NOT NULL PRIMARY KEY,</w:t>
       </w:r>
       <w:r>
         <w:br/>
       </w:r>
       <w:r>
         <w:lastRenderedPageBreak/>
-        <w:t xml:space="preserve">                               OrderNo int NOT NULL,</w:t>
-      </w:r>
-      <w:r>
-        <w:br/>
-        <w:t xml:space="preserve">                               P_Id int FOREIGN KEY REFERENCES Persons(P_Id)</w:t>
+        <w:t xml:space="preserve">                               </w:t>
+      </w:r>
+      <w:proofErr w:type="spellStart"/>
+      <w:r>
+        <w:t>OrderNo</w:t>
+      </w:r>
+      <w:proofErr w:type="spellEnd"/>
+      <w:r>
+        <w:t xml:space="preserve"> int NOT NULL,</w:t>
+      </w:r>
+      <w:r>
+        <w:br/>
+        <w:t xml:space="preserve">                               </w:t>
+      </w:r>
+      <w:proofErr w:type="spellStart"/>
+      <w:r>
+        <w:t>P_Id</w:t>
+      </w:r>
+      <w:proofErr w:type="spellEnd"/>
+      <w:r>
+        <w:t xml:space="preserve"> int FOREIGN KEY REFERENCES Persons(</w:t>
+      </w:r>
+      <w:proofErr w:type="spellStart"/>
+      <w:r>
+        <w:t>P_Id</w:t>
+      </w:r>
+      <w:proofErr w:type="spellEnd"/>
+      <w:r>
+        <w:t>)</w:t>
       </w:r>
       <w:proofErr w:type="gramStart"/>
       <w:r>
@@ -342,8 +402,13 @@
           <w:numId w:val="3"/>
         </w:numPr>
       </w:pPr>
-      <w:r>
-        <w:t xml:space="preserve">bigint -  </w:t>
+      <w:proofErr w:type="spellStart"/>
+      <w:r>
+        <w:t>bigint</w:t>
+      </w:r>
+      <w:proofErr w:type="spellEnd"/>
+      <w:r>
+        <w:t xml:space="preserve"> -  </w:t>
       </w:r>
     </w:p>
     <w:p>
@@ -366,9 +431,11 @@
           <w:numId w:val="3"/>
         </w:numPr>
       </w:pPr>
+      <w:proofErr w:type="spellStart"/>
       <w:r>
         <w:t>smallint</w:t>
       </w:r>
+      <w:proofErr w:type="spellEnd"/>
     </w:p>
     <w:p>
       <w:pPr>
@@ -378,9 +445,11 @@
           <w:numId w:val="3"/>
         </w:numPr>
       </w:pPr>
+      <w:proofErr w:type="spellStart"/>
       <w:r>
         <w:t>tinyint</w:t>
       </w:r>
+      <w:proofErr w:type="spellEnd"/>
     </w:p>
     <w:p>
       <w:pPr>
@@ -393,10 +462,12 @@
       <w:r>
         <w:t>decimals(</w:t>
       </w:r>
+      <w:proofErr w:type="spellStart"/>
       <w:proofErr w:type="gramStart"/>
       <w:r>
         <w:t>s,d</w:t>
       </w:r>
+      <w:proofErr w:type="spellEnd"/>
       <w:proofErr w:type="gramEnd"/>
       <w:r>
         <w:t>)</w:t>
@@ -481,8 +552,21 @@
           <w:bottom w:val="single" w:sz="6" w:space="1" w:color="auto"/>
         </w:pBdr>
       </w:pPr>
-      <w:r>
-        <w:t xml:space="preserve">bist dcv tdty </w:t>
+      <w:proofErr w:type="spellStart"/>
+      <w:r>
+        <w:t>bist</w:t>
+      </w:r>
+      <w:proofErr w:type="spellEnd"/>
+      <w:r>
+        <w:t xml:space="preserve"> dcv </w:t>
+      </w:r>
+      <w:proofErr w:type="spellStart"/>
+      <w:r>
+        <w:t>tdty</w:t>
+      </w:r>
+      <w:proofErr w:type="spellEnd"/>
+      <w:r>
+        <w:t xml:space="preserve"> </w:t>
       </w:r>
       <w:r>
         <w:sym w:font="Wingdings" w:char="F0E0"/>
@@ -654,7 +738,15 @@
         <w:br/>
       </w:r>
       <w:r>
-        <w:t xml:space="preserve">2. Store_name Column </w:t>
+        <w:t>2. S</w:t>
+      </w:r>
+      <w:proofErr w:type="spellStart"/>
+      <w:r>
+        <w:t>tore_name</w:t>
+      </w:r>
+      <w:proofErr w:type="spellEnd"/>
+      <w:r>
+        <w:t xml:space="preserve"> Column </w:t>
       </w:r>
       <w:proofErr w:type="gramStart"/>
       <w:r>
@@ -682,7 +774,15 @@
         <w:br/>
       </w:r>
       <w:r>
-        <w:t xml:space="preserve">4. Order_no Column </w:t>
+        <w:t xml:space="preserve">4. </w:t>
+      </w:r>
+      <w:proofErr w:type="spellStart"/>
+      <w:r>
+        <w:t>Order_no</w:t>
+      </w:r>
+      <w:proofErr w:type="spellEnd"/>
+      <w:r>
+        <w:t xml:space="preserve"> Column </w:t>
       </w:r>
       <w:proofErr w:type="gramStart"/>
       <w:r>
@@ -696,7 +796,15 @@
         <w:br/>
       </w:r>
       <w:r>
-        <w:t xml:space="preserve">5. Store_location Column </w:t>
+        <w:t xml:space="preserve">5. </w:t>
+      </w:r>
+      <w:proofErr w:type="spellStart"/>
+      <w:r>
+        <w:t>Store_location</w:t>
+      </w:r>
+      <w:proofErr w:type="spellEnd"/>
+      <w:r>
+        <w:t xml:space="preserve"> Column </w:t>
       </w:r>
       <w:proofErr w:type="gramStart"/>
       <w:r>
@@ -732,7 +840,15 @@
         <w:br/>
       </w:r>
       <w:r>
-        <w:t>7. Pincode as int</w:t>
+        <w:t xml:space="preserve">7. </w:t>
+      </w:r>
+      <w:proofErr w:type="spellStart"/>
+      <w:r>
+        <w:t>Pincode</w:t>
+      </w:r>
+      <w:proofErr w:type="spellEnd"/>
+      <w:r>
+        <w:t xml:space="preserve"> as int</w:t>
       </w:r>
       <w:r>
         <w:br/>
@@ -746,7 +862,15 @@
     </w:p>
     <w:p>
       <w:r>
-        <w:t>CREATE TABLE Store_Details (</w:t>
+        <w:t xml:space="preserve">CREATE TABLE </w:t>
+      </w:r>
+      <w:proofErr w:type="spellStart"/>
+      <w:r>
+        <w:t>Store_Details</w:t>
+      </w:r>
+      <w:proofErr w:type="spellEnd"/>
+      <w:r>
+        <w:t xml:space="preserve"> (</w:t>
       </w:r>
     </w:p>
     <w:p>
@@ -760,7 +884,15 @@
       </w:r>
       <w:r>
         <w:br/>
-        <w:t xml:space="preserve">                          Store_Name </w:t>
+        <w:t xml:space="preserve">                          </w:t>
+      </w:r>
+      <w:proofErr w:type="spellStart"/>
+      <w:r>
+        <w:t>Store_Name</w:t>
+      </w:r>
+      <w:proofErr w:type="spellEnd"/>
+      <w:r>
+        <w:t xml:space="preserve"> </w:t>
       </w:r>
       <w:proofErr w:type="gramStart"/>
       <w:r>
@@ -779,11 +911,27 @@
       </w:r>
       <w:r>
         <w:lastRenderedPageBreak/>
-        <w:t xml:space="preserve">                          Order_No INT UNIQUE,</w:t>
-      </w:r>
-      <w:r>
-        <w:br/>
-        <w:t xml:space="preserve">                          Store_Location </w:t>
+        <w:t xml:space="preserve">                          </w:t>
+      </w:r>
+      <w:proofErr w:type="spellStart"/>
+      <w:r>
+        <w:t>Order_No</w:t>
+      </w:r>
+      <w:proofErr w:type="spellEnd"/>
+      <w:r>
+        <w:t xml:space="preserve"> INT UNIQUE,</w:t>
+      </w:r>
+      <w:r>
+        <w:br/>
+        <w:t xml:space="preserve">                          </w:t>
+      </w:r>
+      <w:proofErr w:type="spellStart"/>
+      <w:r>
+        <w:t>Store_Location</w:t>
+      </w:r>
+      <w:proofErr w:type="spellEnd"/>
+      <w:r>
+        <w:t xml:space="preserve"> </w:t>
       </w:r>
       <w:proofErr w:type="gramStart"/>
       <w:r>
@@ -807,7 +955,15 @@
       </w:r>
       <w:r>
         <w:br/>
-        <w:t xml:space="preserve">                          Pincode </w:t>
+        <w:t xml:space="preserve">                          </w:t>
+      </w:r>
+      <w:proofErr w:type="spellStart"/>
+      <w:r>
+        <w:t>Pincode</w:t>
+      </w:r>
+      <w:proofErr w:type="spellEnd"/>
+      <w:r>
+        <w:t xml:space="preserve"> </w:t>
       </w:r>
       <w:proofErr w:type="gramStart"/>
       <w:r>
@@ -826,7 +982,15 @@
         </w:pBdr>
       </w:pPr>
       <w:r>
-        <w:t>INSERT INTO table_name VALUES (val1, val2, val3, ….</w:t>
+        <w:t xml:space="preserve">INSERT INTO </w:t>
+      </w:r>
+      <w:proofErr w:type="spellStart"/>
+      <w:r>
+        <w:t>table_name</w:t>
+      </w:r>
+      <w:proofErr w:type="spellEnd"/>
+      <w:r>
+        <w:t xml:space="preserve"> VALUES (val1, val2, val3, ….</w:t>
       </w:r>
       <w:proofErr w:type="gramStart"/>
       <w:r>
@@ -844,11 +1008,19 @@
         </w:pBdr>
       </w:pPr>
       <w:r>
-        <w:t>INSERT INTO table_</w:t>
-      </w:r>
-      <w:proofErr w:type="gramStart"/>
-      <w:r>
-        <w:t>name(</w:t>
+        <w:t xml:space="preserve">INSERT INTO </w:t>
+      </w:r>
+      <w:proofErr w:type="spellStart"/>
+      <w:r>
+        <w:t>table_</w:t>
+      </w:r>
+      <w:proofErr w:type="gramStart"/>
+      <w:r>
+        <w:t>name</w:t>
+      </w:r>
+      <w:proofErr w:type="spellEnd"/>
+      <w:r>
+        <w:t>(</w:t>
       </w:r>
       <w:proofErr w:type="gramEnd"/>
       <w:r>
@@ -869,11 +1041,27 @@
     <w:p/>
     <w:p>
       <w:r>
-        <w:t>SELECT column_name FROM table_</w:t>
-      </w:r>
-      <w:proofErr w:type="gramStart"/>
-      <w:r>
-        <w:t>name ;</w:t>
+        <w:t xml:space="preserve">SELECT </w:t>
+      </w:r>
+      <w:proofErr w:type="spellStart"/>
+      <w:r>
+        <w:t>column_name</w:t>
+      </w:r>
+      <w:proofErr w:type="spellEnd"/>
+      <w:r>
+        <w:t xml:space="preserve"> FROM </w:t>
+      </w:r>
+      <w:proofErr w:type="spellStart"/>
+      <w:r>
+        <w:t>table_</w:t>
+      </w:r>
+      <w:proofErr w:type="gramStart"/>
+      <w:r>
+        <w:t>name</w:t>
+      </w:r>
+      <w:proofErr w:type="spellEnd"/>
+      <w:r>
+        <w:t xml:space="preserve"> ;</w:t>
       </w:r>
       <w:proofErr w:type="gramEnd"/>
     </w:p>
@@ -887,21 +1075,37 @@
       </w:r>
       <w:proofErr w:type="gramEnd"/>
       <w:r>
-        <w:t>. FROM table_</w:t>
-      </w:r>
-      <w:proofErr w:type="gramStart"/>
-      <w:r>
-        <w:t>name ;</w:t>
-      </w:r>
-      <w:proofErr w:type="gramEnd"/>
-    </w:p>
-    <w:p>
-      <w:r>
-        <w:t>SELECT * FROM table_</w:t>
-      </w:r>
-      <w:proofErr w:type="gramStart"/>
-      <w:r>
-        <w:t>name ;</w:t>
+        <w:t xml:space="preserve">. FROM </w:t>
+      </w:r>
+      <w:proofErr w:type="spellStart"/>
+      <w:r>
+        <w:t>table_</w:t>
+      </w:r>
+      <w:proofErr w:type="gramStart"/>
+      <w:r>
+        <w:t>name</w:t>
+      </w:r>
+      <w:proofErr w:type="spellEnd"/>
+      <w:r>
+        <w:t xml:space="preserve"> ;</w:t>
+      </w:r>
+      <w:proofErr w:type="gramEnd"/>
+    </w:p>
+    <w:p>
+      <w:r>
+        <w:t xml:space="preserve">SELECT * FROM </w:t>
+      </w:r>
+      <w:proofErr w:type="spellStart"/>
+      <w:r>
+        <w:t>table_</w:t>
+      </w:r>
+      <w:proofErr w:type="gramStart"/>
+      <w:r>
+        <w:t>name</w:t>
+      </w:r>
+      <w:proofErr w:type="spellEnd"/>
+      <w:r>
+        <w:t xml:space="preserve"> ;</w:t>
       </w:r>
       <w:proofErr w:type="gramEnd"/>
       <w:r>
@@ -918,18 +1122,31 @@
     <w:p/>
     <w:p>
       <w:r>
-        <w:t>ALTER TBLE table_name</w:t>
-      </w:r>
-      <w:r>
-        <w:br/>
-      </w:r>
-      <w:proofErr w:type="gramStart"/>
-      <w:r>
-        <w:t>ADD  column</w:t>
-      </w:r>
-      <w:proofErr w:type="gramEnd"/>
-      <w:r>
-        <w:t xml:space="preserve">_name </w:t>
+        <w:t xml:space="preserve">ALTER TBLE </w:t>
+      </w:r>
+      <w:proofErr w:type="spellStart"/>
+      <w:r>
+        <w:t>table_name</w:t>
+      </w:r>
+      <w:proofErr w:type="spellEnd"/>
+      <w:r>
+        <w:br/>
+      </w:r>
+      <w:proofErr w:type="gramStart"/>
+      <w:r>
+        <w:t xml:space="preserve">ADD  </w:t>
+      </w:r>
+      <w:proofErr w:type="spellStart"/>
+      <w:r>
+        <w:t>column</w:t>
+      </w:r>
+      <w:proofErr w:type="gramEnd"/>
+      <w:r>
+        <w:t>_name</w:t>
+      </w:r>
+      <w:proofErr w:type="spellEnd"/>
+      <w:r>
+        <w:t xml:space="preserve"> </w:t>
       </w:r>
       <w:proofErr w:type="gramStart"/>
       <w:r>
@@ -939,15 +1156,28 @@
     </w:p>
     <w:p>
       <w:r>
-        <w:t>ALTER TABLE table_name</w:t>
-      </w:r>
-      <w:r>
-        <w:br/>
-        <w:t>DROP COLUMN column_</w:t>
-      </w:r>
-      <w:proofErr w:type="gramStart"/>
-      <w:r>
-        <w:t>name ;</w:t>
+        <w:t xml:space="preserve">ALTER TABLE </w:t>
+      </w:r>
+      <w:proofErr w:type="spellStart"/>
+      <w:r>
+        <w:t>table_name</w:t>
+      </w:r>
+      <w:proofErr w:type="spellEnd"/>
+      <w:r>
+        <w:br/>
+        <w:t xml:space="preserve">DROP COLUMN </w:t>
+      </w:r>
+      <w:proofErr w:type="spellStart"/>
+      <w:r>
+        <w:t>column_</w:t>
+      </w:r>
+      <w:proofErr w:type="gramStart"/>
+      <w:r>
+        <w:t>name</w:t>
+      </w:r>
+      <w:proofErr w:type="spellEnd"/>
+      <w:r>
+        <w:t xml:space="preserve"> ;</w:t>
       </w:r>
       <w:proofErr w:type="gramEnd"/>
     </w:p>
@@ -966,8 +1196,13 @@
     </w:p>
     <w:p>
       <w:r>
-        <w:t>UPDATE table_name</w:t>
-      </w:r>
+        <w:t xml:space="preserve">UPDATE </w:t>
+      </w:r>
+      <w:proofErr w:type="spellStart"/>
+      <w:r>
+        <w:t>table_name</w:t>
+      </w:r>
+      <w:proofErr w:type="spellEnd"/>
       <w:r>
         <w:br/>
         <w:t>SET column1 = value1, column2 = value2, …</w:t>
@@ -1005,7 +1240,15 @@
       </w:r>
       <w:proofErr w:type="gramEnd"/>
       <w:r>
-        <w:t xml:space="preserve">5) store_details set sales = </w:t>
+        <w:t xml:space="preserve">5) </w:t>
+      </w:r>
+      <w:proofErr w:type="spellStart"/>
+      <w:r>
+        <w:t>store_details</w:t>
+      </w:r>
+      <w:proofErr w:type="spellEnd"/>
+      <w:r>
+        <w:t xml:space="preserve"> set sales = </w:t>
       </w:r>
       <w:proofErr w:type="gramStart"/>
       <w:r>
@@ -1028,8 +1271,21 @@
     </w:p>
     <w:p>
       <w:r>
-        <w:t>Create another table summary with column name store having int datatype as primary key, category column as unique. Insert six records in summary table and update the category column of summary table with order_no of store_details</w:t>
-      </w:r>
+        <w:t xml:space="preserve">Create another table summary with column name store having int datatype as primary key, category column as unique. Insert six records in summary table and update the category column of summary table with </w:t>
+      </w:r>
+      <w:proofErr w:type="spellStart"/>
+      <w:r>
+        <w:t>order_no</w:t>
+      </w:r>
+      <w:proofErr w:type="spellEnd"/>
+      <w:r>
+        <w:t xml:space="preserve"> of </w:t>
+      </w:r>
+      <w:proofErr w:type="spellStart"/>
+      <w:r>
+        <w:t>store_details</w:t>
+      </w:r>
+      <w:proofErr w:type="spellEnd"/>
     </w:p>
     <w:p>
       <w:r>
@@ -1070,7 +1326,15 @@
       </w:r>
       <w:r>
         <w:br/>
-        <w:t>WHERE Weekly_sales&gt;3000</w:t>
+        <w:t xml:space="preserve">WHERE </w:t>
+      </w:r>
+      <w:proofErr w:type="spellStart"/>
+      <w:r>
+        <w:t>Weekly_sales</w:t>
+      </w:r>
+      <w:proofErr w:type="spellEnd"/>
+      <w:r>
+        <w:t>&gt;3000</w:t>
       </w:r>
       <w:r>
         <w:br/>
@@ -1160,11 +1424,27 @@
     <w:p>
       <w:r>
         <w:lastRenderedPageBreak/>
-        <w:t>MERGE TargetProducts AS Target</w:t>
-      </w:r>
-      <w:r>
-        <w:br/>
-        <w:t>USNG SourceTable AS Source</w:t>
+        <w:t xml:space="preserve">MERGE </w:t>
+      </w:r>
+      <w:proofErr w:type="spellStart"/>
+      <w:r>
+        <w:t>TargetProducts</w:t>
+      </w:r>
+      <w:proofErr w:type="spellEnd"/>
+      <w:r>
+        <w:t xml:space="preserve"> AS Target</w:t>
+      </w:r>
+      <w:r>
+        <w:br/>
+        <w:t xml:space="preserve">USNG </w:t>
+      </w:r>
+      <w:proofErr w:type="spellStart"/>
+      <w:r>
+        <w:t>SourceTable</w:t>
+      </w:r>
+      <w:proofErr w:type="spellEnd"/>
+      <w:r>
+        <w:t xml:space="preserve"> AS Source</w:t>
       </w:r>
       <w:r>
         <w:br/>
@@ -1172,10 +1452,20 @@
       <w:r>
         <w:t xml:space="preserve">ON </w:t>
       </w:r>
-      <w:proofErr w:type="gramStart"/>
-      <w:r>
-        <w:t>Surce.ProductID  =Target.ProductID</w:t>
-      </w:r>
+      <w:proofErr w:type="spellStart"/>
+      <w:proofErr w:type="gramStart"/>
+      <w:r>
+        <w:t>Surce.ProductID</w:t>
+      </w:r>
+      <w:proofErr w:type="spellEnd"/>
+      <w:r>
+        <w:t xml:space="preserve">  =</w:t>
+      </w:r>
+      <w:proofErr w:type="spellStart"/>
+      <w:r>
+        <w:t>Target.ProductID</w:t>
+      </w:r>
+      <w:proofErr w:type="spellEnd"/>
       <w:proofErr w:type="gramEnd"/>
     </w:p>
     <w:p/>
@@ -1195,11 +1485,43 @@
       </w:r>
       <w:r>
         <w:br/>
-        <w:t>INSERT (ProductID, ProductName, Price)</w:t>
-      </w:r>
-      <w:r>
-        <w:br/>
-        <w:t xml:space="preserve">VALUES (Source.ProductID, Source.ProductName, Source.Price) </w:t>
+        <w:t>INSERT (</w:t>
+      </w:r>
+      <w:proofErr w:type="spellStart"/>
+      <w:r>
+        <w:t>ProductID</w:t>
+      </w:r>
+      <w:proofErr w:type="spellEnd"/>
+      <w:r>
+        <w:t>, ProductName, Price)</w:t>
+      </w:r>
+      <w:r>
+        <w:br/>
+        <w:t>VALUES (</w:t>
+      </w:r>
+      <w:proofErr w:type="spellStart"/>
+      <w:r>
+        <w:t>Source.ProductID</w:t>
+      </w:r>
+      <w:proofErr w:type="spellEnd"/>
+      <w:r>
+        <w:t xml:space="preserve">, </w:t>
+      </w:r>
+      <w:proofErr w:type="spellStart"/>
+      <w:r>
+        <w:t>Source.ProductName</w:t>
+      </w:r>
+      <w:proofErr w:type="spellEnd"/>
+      <w:r>
+        <w:t xml:space="preserve">, </w:t>
+      </w:r>
+      <w:proofErr w:type="spellStart"/>
+      <w:r>
+        <w:t>Source.Price</w:t>
+      </w:r>
+      <w:proofErr w:type="spellEnd"/>
+      <w:r>
+        <w:t xml:space="preserve">) </w:t>
       </w:r>
       <w:r>
         <w:br/>
@@ -1497,12 +1819,28 @@
     </w:p>
     <w:p>
       <w:r>
-        <w:t xml:space="preserve">ALTER TABLE OrderDetails </w:t>
-      </w:r>
-    </w:p>
-    <w:p>
-      <w:r>
-        <w:t>DROP CONSTRAINT FK_Product_OrderDetails; -- Put your actual constraint name here</w:t>
+        <w:t xml:space="preserve">ALTER TABLE </w:t>
+      </w:r>
+      <w:proofErr w:type="spellStart"/>
+      <w:r>
+        <w:t>OrderDetails</w:t>
+      </w:r>
+      <w:proofErr w:type="spellEnd"/>
+      <w:r>
+        <w:t xml:space="preserve"> </w:t>
+      </w:r>
+    </w:p>
+    <w:p>
+      <w:r>
+        <w:t xml:space="preserve">DROP CONSTRAINT </w:t>
+      </w:r>
+      <w:proofErr w:type="spellStart"/>
+      <w:r>
+        <w:t>FK_Product_OrderDetails</w:t>
+      </w:r>
+      <w:proofErr w:type="spellEnd"/>
+      <w:r>
+        <w:t>; -- Put your actual constraint name here</w:t>
       </w:r>
     </w:p>
     <w:p/>
@@ -1513,25 +1851,51 @@
     </w:p>
     <w:p>
       <w:r>
-        <w:t xml:space="preserve">ALTER TABLE OrderDetails </w:t>
-      </w:r>
-    </w:p>
-    <w:p>
-      <w:r>
-        <w:t>ADD CONSTRAINT FK_Product_OrderDetails</w:t>
-      </w:r>
-    </w:p>
-    <w:p>
-      <w:r>
-        <w:t xml:space="preserve">FOREIGN KEY (ProductID) REFERENCES </w:t>
+        <w:t xml:space="preserve">ALTER TABLE </w:t>
+      </w:r>
+      <w:proofErr w:type="spellStart"/>
+      <w:r>
+        <w:t>OrderDetails</w:t>
+      </w:r>
+      <w:proofErr w:type="spellEnd"/>
+      <w:r>
+        <w:t xml:space="preserve"> </w:t>
+      </w:r>
+    </w:p>
+    <w:p>
+      <w:r>
+        <w:t xml:space="preserve">ADD CONSTRAINT </w:t>
+      </w:r>
+      <w:proofErr w:type="spellStart"/>
+      <w:r>
+        <w:t>FK_Product_OrderDetails</w:t>
+      </w:r>
+      <w:proofErr w:type="spellEnd"/>
+    </w:p>
+    <w:p>
+      <w:r>
+        <w:t>FOREIGN KEY (</w:t>
+      </w:r>
+      <w:proofErr w:type="spellStart"/>
+      <w:r>
+        <w:t>ProductID</w:t>
+      </w:r>
+      <w:proofErr w:type="spellEnd"/>
+      <w:r>
+        <w:t xml:space="preserve">) REFERENCES </w:t>
       </w:r>
       <w:proofErr w:type="gramStart"/>
       <w:r>
         <w:t>Products(</w:t>
       </w:r>
-      <w:proofErr w:type="gramEnd"/>
-      <w:r>
-        <w:t>ProductID)</w:t>
+      <w:proofErr w:type="spellStart"/>
+      <w:proofErr w:type="gramEnd"/>
+      <w:r>
+        <w:t>ProductID</w:t>
+      </w:r>
+      <w:proofErr w:type="spellEnd"/>
+      <w:r>
+        <w:t>)</w:t>
       </w:r>
     </w:p>
     <w:p>
@@ -1581,8 +1945,1350 @@
       </w:r>
     </w:p>
     <w:p/>
-    <w:p/>
-    <w:p/>
+    <w:p>
+      <w:r>
+        <w:t>Module-</w:t>
+      </w:r>
+      <w:proofErr w:type="gramStart"/>
+      <w:r>
+        <w:t>2 :</w:t>
+      </w:r>
+      <w:proofErr w:type="gramEnd"/>
+      <w:r>
+        <w:t xml:space="preserve"> Operators and Clauses</w:t>
+      </w:r>
+    </w:p>
+    <w:p/>
+    <w:p>
+      <w:r>
+        <w:t>Operators</w:t>
+      </w:r>
+    </w:p>
+    <w:p>
+      <w:pPr>
+        <w:pStyle w:val="ListParagraph"/>
+        <w:numPr>
+          <w:ilvl w:val="0"/>
+          <w:numId w:val="4"/>
+        </w:numPr>
+      </w:pPr>
+      <w:r>
+        <w:t>AND</w:t>
+      </w:r>
+    </w:p>
+    <w:p>
+      <w:pPr>
+        <w:pStyle w:val="ListParagraph"/>
+        <w:numPr>
+          <w:ilvl w:val="0"/>
+          <w:numId w:val="4"/>
+        </w:numPr>
+      </w:pPr>
+      <w:r>
+        <w:t>OR</w:t>
+      </w:r>
+    </w:p>
+    <w:p>
+      <w:pPr>
+        <w:pStyle w:val="ListParagraph"/>
+        <w:numPr>
+          <w:ilvl w:val="0"/>
+          <w:numId w:val="4"/>
+        </w:numPr>
+      </w:pPr>
+      <w:r>
+        <w:t>NOT</w:t>
+      </w:r>
+    </w:p>
+    <w:p>
+      <w:pPr>
+        <w:pStyle w:val="ListParagraph"/>
+        <w:numPr>
+          <w:ilvl w:val="0"/>
+          <w:numId w:val="4"/>
+        </w:numPr>
+      </w:pPr>
+      <w:r>
+        <w:t>UNION</w:t>
+      </w:r>
+    </w:p>
+    <w:p>
+      <w:pPr>
+        <w:pStyle w:val="ListParagraph"/>
+        <w:numPr>
+          <w:ilvl w:val="0"/>
+          <w:numId w:val="4"/>
+        </w:numPr>
+      </w:pPr>
+      <w:r>
+        <w:t xml:space="preserve">UNIOIN ALL </w:t>
+      </w:r>
+      <w:r>
+        <w:sym w:font="Wingdings" w:char="F0E0"/>
+      </w:r>
+      <w:r>
+        <w:t xml:space="preserve"> all rows from both tables including the duplicates</w:t>
+      </w:r>
+    </w:p>
+    <w:p>
+      <w:pPr>
+        <w:pStyle w:val="ListParagraph"/>
+        <w:numPr>
+          <w:ilvl w:val="0"/>
+          <w:numId w:val="4"/>
+        </w:numPr>
+      </w:pPr>
+      <w:proofErr w:type="gramStart"/>
+      <w:r>
+        <w:t>INERSECT  -</w:t>
+      </w:r>
+      <w:proofErr w:type="gramEnd"/>
+      <w:r>
+        <w:t>&gt; the common records form both the select statements</w:t>
+      </w:r>
+    </w:p>
+    <w:p>
+      <w:pPr>
+        <w:pStyle w:val="ListParagraph"/>
+        <w:numPr>
+          <w:ilvl w:val="0"/>
+          <w:numId w:val="4"/>
+        </w:numPr>
+      </w:pPr>
+      <w:r>
+        <w:lastRenderedPageBreak/>
+        <w:t xml:space="preserve">EXCEPT </w:t>
+      </w:r>
+      <w:r>
+        <w:sym w:font="Wingdings" w:char="F0E0"/>
+      </w:r>
+      <w:r>
+        <w:t xml:space="preserve"> Combines two select statements and returns unique records from the left query which are not part of the right query.</w:t>
+      </w:r>
+    </w:p>
+    <w:p/>
+    <w:p>
+      <w:pPr>
+        <w:pStyle w:val="ListParagraph"/>
+        <w:numPr>
+          <w:ilvl w:val="0"/>
+          <w:numId w:val="4"/>
+        </w:numPr>
+      </w:pPr>
+      <w:r>
+        <w:t>LIKE is used to extract records where a particular pattern is present.</w:t>
+      </w:r>
+    </w:p>
+    <w:p>
+      <w:pPr>
+        <w:pStyle w:val="ListParagraph"/>
+        <w:numPr>
+          <w:ilvl w:val="0"/>
+          <w:numId w:val="4"/>
+        </w:numPr>
+      </w:pPr>
+      <w:r>
+        <w:t xml:space="preserve">%  </w:t>
+      </w:r>
+      <w:r>
+        <w:sym w:font="Wingdings" w:char="F0E0"/>
+      </w:r>
+      <w:r>
+        <w:t xml:space="preserve"> zero, one, or multiple characters</w:t>
+      </w:r>
+      <w:r>
+        <w:br/>
+        <w:t xml:space="preserve">_  </w:t>
+      </w:r>
+      <w:r>
+        <w:sym w:font="Wingdings" w:char="F0E0"/>
+      </w:r>
+      <w:r>
+        <w:t xml:space="preserve"> Represents a single character</w:t>
+      </w:r>
+    </w:p>
+    <w:p/>
+    <w:p>
+      <w:pPr>
+        <w:pStyle w:val="ListParagraph"/>
+        <w:numPr>
+          <w:ilvl w:val="0"/>
+          <w:numId w:val="4"/>
+        </w:numPr>
+      </w:pPr>
+      <w:r>
+        <w:t xml:space="preserve">BETWEEN  </w:t>
+      </w:r>
+      <w:r>
+        <w:sym w:font="Wingdings" w:char="F0E0"/>
+      </w:r>
+      <w:r>
+        <w:t xml:space="preserve"> to select the values within a range</w:t>
+      </w:r>
+    </w:p>
+    <w:p>
+      <w:pPr>
+        <w:pStyle w:val="ListParagraph"/>
+      </w:pPr>
+    </w:p>
+    <w:p/>
+    <w:p>
+      <w:r>
+        <w:t>Clauses</w:t>
+      </w:r>
+      <w:r>
+        <w:br/>
+      </w:r>
+      <w:r>
+        <w:br/>
+      </w:r>
+      <w:r>
+        <w:br/>
+        <w:t xml:space="preserve">WHERE </w:t>
+      </w:r>
+      <w:r>
+        <w:sym w:font="Wingdings" w:char="F0E0"/>
+      </w:r>
+      <w:r>
+        <w:t xml:space="preserve"> to extract records which satisfy a condition</w:t>
+      </w:r>
+    </w:p>
+    <w:p>
+      <w:r>
+        <w:t xml:space="preserve">GROUP BY  </w:t>
+      </w:r>
+      <w:r>
+        <w:sym w:font="Wingdings" w:char="F0E0"/>
+      </w:r>
+      <w:r>
+        <w:t xml:space="preserve"> To get an aggregate result with respect to a group.</w:t>
+      </w:r>
+    </w:p>
+    <w:p>
+      <w:r>
+        <w:t xml:space="preserve">OPRDER BY </w:t>
+      </w:r>
+      <w:r>
+        <w:sym w:font="Wingdings" w:char="F0E0"/>
+      </w:r>
+      <w:r>
+        <w:t xml:space="preserve"> Used to sort the result set in ascending or descending order.</w:t>
+      </w:r>
+    </w:p>
+    <w:p>
+      <w:r>
+        <w:t xml:space="preserve">HAVING  </w:t>
+      </w:r>
+      <w:r>
+        <w:sym w:font="Wingdings" w:char="F0E0"/>
+      </w:r>
+      <w:r>
+        <w:t xml:space="preserve"> used in combination with GROUP BY to impose conditions on groups.</w:t>
+      </w:r>
+    </w:p>
+    <w:p>
+      <w:r>
+        <w:t>The HAVING clause is SQL is used to filter the outcome set in view of aggregate functions lin</w:t>
+      </w:r>
+      <w:r>
+        <w:t>k</w:t>
+      </w:r>
+      <w:r>
+        <w:t xml:space="preserve"> </w:t>
+      </w:r>
+      <w:proofErr w:type="gramStart"/>
+      <w:r>
+        <w:t>MIN(</w:t>
+      </w:r>
+      <w:proofErr w:type="gramEnd"/>
+      <w:r>
+        <w:t xml:space="preserve">), </w:t>
+      </w:r>
+      <w:proofErr w:type="gramStart"/>
+      <w:r>
+        <w:t>MAX(</w:t>
+      </w:r>
+      <w:proofErr w:type="gramEnd"/>
+      <w:r>
+        <w:t xml:space="preserve">0, </w:t>
+      </w:r>
+      <w:proofErr w:type="gramStart"/>
+      <w:r>
+        <w:t>SUM(</w:t>
+      </w:r>
+      <w:proofErr w:type="gramEnd"/>
+      <w:r>
+        <w:t xml:space="preserve">), </w:t>
+      </w:r>
+      <w:proofErr w:type="gramStart"/>
+      <w:r>
+        <w:t>AVG(</w:t>
+      </w:r>
+      <w:proofErr w:type="gramEnd"/>
+      <w:r>
+        <w:t xml:space="preserve">) and </w:t>
+      </w:r>
+      <w:proofErr w:type="gramStart"/>
+      <w:r>
+        <w:t>COUNT(</w:t>
+      </w:r>
+      <w:proofErr w:type="gramEnd"/>
+      <w:r>
+        <w:t>)</w:t>
+      </w:r>
+    </w:p>
+    <w:p>
+      <w:r>
+        <w:br/>
+      </w:r>
+      <w:r>
+        <w:t>Furious Wolves Go Hunting Some Owls.</w:t>
+      </w:r>
+    </w:p>
+    <w:p/>
+    <w:tbl>
+      <w:tblPr>
+        <w:tblW w:w="0" w:type="auto"/>
+        <w:tblCellSpacing w:w="15" w:type="dxa"/>
+        <w:tblCellMar>
+          <w:top w:w="15" w:type="dxa"/>
+          <w:left w:w="15" w:type="dxa"/>
+          <w:bottom w:w="15" w:type="dxa"/>
+          <w:right w:w="15" w:type="dxa"/>
+        </w:tblCellMar>
+        <w:tblLook w:val="04A0" w:firstRow="1" w:lastRow="0" w:firstColumn="1" w:lastColumn="0" w:noHBand="0" w:noVBand="1"/>
+      </w:tblPr>
+      <w:tblGrid>
+        <w:gridCol w:w="1586"/>
+        <w:gridCol w:w="1297"/>
+        <w:gridCol w:w="5574"/>
+      </w:tblGrid>
+      <w:tr>
+        <w:trPr>
+          <w:tblCellSpacing w:w="15" w:type="dxa"/>
+        </w:trPr>
+        <w:tc>
+          <w:tcPr>
+            <w:tcW w:w="0" w:type="auto"/>
+            <w:tcBorders>
+              <w:bottom w:val="single" w:sz="4" w:space="0" w:color="DCDFE5"/>
+            </w:tcBorders>
+            <w:vAlign w:val="center"/>
+            <w:hideMark/>
+          </w:tcPr>
+          <w:p>
+            <w:pPr>
+              <w:spacing w:before="0" w:beforeAutospacing="0" w:after="0" w:afterAutospacing="0"/>
+              <w:jc w:val="center"/>
+              <w:rPr>
+                <w:rFonts w:ascii="Roboto" w:eastAsia="Times New Roman" w:hAnsi="Roboto" w:cs="Times New Roman"/>
+                <w:b/>
+                <w:bCs/>
+                <w:kern w:val="0"/>
+                <w:sz w:val="21"/>
+                <w:szCs w:val="21"/>
+                <w14:ligatures w14:val="none"/>
+              </w:rPr>
+            </w:pPr>
+            <w:r>
+              <w:rPr>
+                <w:rFonts w:ascii="Roboto" w:eastAsia="Times New Roman" w:hAnsi="Roboto" w:cs="Times New Roman"/>
+                <w:b/>
+                <w:bCs/>
+                <w:kern w:val="0"/>
+                <w:sz w:val="21"/>
+                <w:szCs w:val="21"/>
+                <w14:ligatures w14:val="none"/>
+              </w:rPr>
+              <w:t>Execution Order</w:t>
+            </w:r>
+          </w:p>
+        </w:tc>
+        <w:tc>
+          <w:tcPr>
+            <w:tcW w:w="0" w:type="auto"/>
+            <w:tcBorders>
+              <w:bottom w:val="single" w:sz="4" w:space="0" w:color="DCDFE5"/>
+            </w:tcBorders>
+            <w:vAlign w:val="center"/>
+            <w:hideMark/>
+          </w:tcPr>
+          <w:p>
+            <w:pPr>
+              <w:spacing w:before="0" w:beforeAutospacing="0" w:after="0" w:afterAutospacing="0"/>
+              <w:jc w:val="center"/>
+              <w:rPr>
+                <w:rFonts w:ascii="Roboto" w:eastAsia="Times New Roman" w:hAnsi="Roboto" w:cs="Times New Roman"/>
+                <w:b/>
+                <w:bCs/>
+                <w:kern w:val="0"/>
+                <w:sz w:val="21"/>
+                <w:szCs w:val="21"/>
+                <w14:ligatures w14:val="none"/>
+              </w:rPr>
+            </w:pPr>
+            <w:r>
+              <w:rPr>
+                <w:rFonts w:ascii="Roboto" w:eastAsia="Times New Roman" w:hAnsi="Roboto" w:cs="Times New Roman"/>
+                <w:b/>
+                <w:bCs/>
+                <w:kern w:val="0"/>
+                <w:sz w:val="21"/>
+                <w:szCs w:val="21"/>
+                <w14:ligatures w14:val="none"/>
+              </w:rPr>
+              <w:t>Clause</w:t>
+            </w:r>
+          </w:p>
+        </w:tc>
+        <w:tc>
+          <w:tcPr>
+            <w:tcW w:w="0" w:type="auto"/>
+            <w:tcBorders>
+              <w:bottom w:val="single" w:sz="4" w:space="0" w:color="DCDFE5"/>
+            </w:tcBorders>
+            <w:vAlign w:val="center"/>
+            <w:hideMark/>
+          </w:tcPr>
+          <w:p>
+            <w:pPr>
+              <w:spacing w:before="0" w:beforeAutospacing="0" w:after="0" w:afterAutospacing="0"/>
+              <w:jc w:val="center"/>
+              <w:rPr>
+                <w:rFonts w:ascii="Roboto" w:eastAsia="Times New Roman" w:hAnsi="Roboto" w:cs="Times New Roman"/>
+                <w:b/>
+                <w:bCs/>
+                <w:kern w:val="0"/>
+                <w:sz w:val="21"/>
+                <w:szCs w:val="21"/>
+                <w14:ligatures w14:val="none"/>
+              </w:rPr>
+            </w:pPr>
+            <w:r>
+              <w:rPr>
+                <w:rFonts w:ascii="Roboto" w:eastAsia="Times New Roman" w:hAnsi="Roboto" w:cs="Times New Roman"/>
+                <w:b/>
+                <w:bCs/>
+                <w:kern w:val="0"/>
+                <w:sz w:val="21"/>
+                <w:szCs w:val="21"/>
+                <w14:ligatures w14:val="none"/>
+              </w:rPr>
+              <w:t>What the Database is Doing</w:t>
+            </w:r>
+          </w:p>
+        </w:tc>
+      </w:tr>
+      <w:tr>
+        <w:trPr>
+          <w:tblCellSpacing w:w="15" w:type="dxa"/>
+        </w:trPr>
+        <w:tc>
+          <w:tcPr>
+            <w:tcW w:w="0" w:type="auto"/>
+            <w:tcBorders>
+              <w:bottom w:val="single" w:sz="4" w:space="0" w:color="DCDFE5"/>
+            </w:tcBorders>
+            <w:vAlign w:val="center"/>
+            <w:hideMark/>
+          </w:tcPr>
+          <w:p>
+            <w:pPr>
+              <w:spacing w:before="0" w:beforeAutospacing="0" w:after="0" w:afterAutospacing="0"/>
+              <w:rPr>
+                <w:rFonts w:ascii="Roboto" w:eastAsia="Times New Roman" w:hAnsi="Roboto" w:cs="Times New Roman"/>
+                <w:kern w:val="0"/>
+                <w:sz w:val="21"/>
+                <w:szCs w:val="21"/>
+                <w14:ligatures w14:val="none"/>
+              </w:rPr>
+            </w:pPr>
+            <w:r>
+              <w:rPr>
+                <w:rFonts w:ascii="Roboto" w:eastAsia="Times New Roman" w:hAnsi="Roboto" w:cs="Times New Roman"/>
+                <w:b/>
+                <w:bCs/>
+                <w:kern w:val="0"/>
+                <w:sz w:val="21"/>
+                <w:szCs w:val="21"/>
+                <w14:ligatures w14:val="none"/>
+              </w:rPr>
+              <w:t>1. F</w:t>
+            </w:r>
+            <w:r>
+              <w:rPr>
+                <w:rFonts w:ascii="Roboto" w:eastAsia="Times New Roman" w:hAnsi="Roboto" w:cs="Times New Roman"/>
+                <w:kern w:val="0"/>
+                <w:sz w:val="21"/>
+                <w:szCs w:val="21"/>
+                <w14:ligatures w14:val="none"/>
+              </w:rPr>
+              <w:t>urious</w:t>
+            </w:r>
+          </w:p>
+        </w:tc>
+        <w:tc>
+          <w:tcPr>
+            <w:tcW w:w="0" w:type="auto"/>
+            <w:tcBorders>
+              <w:bottom w:val="single" w:sz="4" w:space="0" w:color="DCDFE5"/>
+            </w:tcBorders>
+            <w:vAlign w:val="center"/>
+            <w:hideMark/>
+          </w:tcPr>
+          <w:p>
+            <w:pPr>
+              <w:spacing w:before="0" w:beforeAutospacing="0" w:after="0" w:afterAutospacing="0"/>
+              <w:rPr>
+                <w:rFonts w:ascii="Roboto" w:eastAsia="Times New Roman" w:hAnsi="Roboto" w:cs="Times New Roman"/>
+                <w:kern w:val="0"/>
+                <w:sz w:val="21"/>
+                <w:szCs w:val="21"/>
+                <w14:ligatures w14:val="none"/>
+              </w:rPr>
+            </w:pPr>
+            <w:r>
+              <w:rPr>
+                <w:rFonts w:ascii="Roboto" w:eastAsia="Times New Roman" w:hAnsi="Roboto" w:cs="Times New Roman"/>
+                <w:b/>
+                <w:bCs/>
+                <w:kern w:val="0"/>
+                <w:sz w:val="21"/>
+                <w:szCs w:val="21"/>
+                <w14:ligatures w14:val="none"/>
+              </w:rPr>
+              <w:t>FROM</w:t>
+            </w:r>
+            <w:r>
+              <w:rPr>
+                <w:rFonts w:ascii="Roboto" w:eastAsia="Times New Roman" w:hAnsi="Roboto" w:cs="Times New Roman"/>
+                <w:kern w:val="0"/>
+                <w:sz w:val="21"/>
+                <w:szCs w:val="21"/>
+                <w14:ligatures w14:val="none"/>
+              </w:rPr>
+              <w:t xml:space="preserve"> / JOIN</w:t>
+            </w:r>
+          </w:p>
+        </w:tc>
+        <w:tc>
+          <w:tcPr>
+            <w:tcW w:w="0" w:type="auto"/>
+            <w:tcBorders>
+              <w:bottom w:val="single" w:sz="4" w:space="0" w:color="DCDFE5"/>
+            </w:tcBorders>
+            <w:vAlign w:val="center"/>
+            <w:hideMark/>
+          </w:tcPr>
+          <w:p>
+            <w:pPr>
+              <w:spacing w:before="0" w:beforeAutospacing="0" w:after="0" w:afterAutospacing="0"/>
+              <w:rPr>
+                <w:rFonts w:ascii="Roboto" w:eastAsia="Times New Roman" w:hAnsi="Roboto" w:cs="Times New Roman"/>
+                <w:kern w:val="0"/>
+                <w:sz w:val="21"/>
+                <w:szCs w:val="21"/>
+                <w14:ligatures w14:val="none"/>
+              </w:rPr>
+            </w:pPr>
+            <w:r>
+              <w:rPr>
+                <w:rFonts w:ascii="Roboto" w:eastAsia="Times New Roman" w:hAnsi="Roboto" w:cs="Times New Roman"/>
+                <w:kern w:val="0"/>
+                <w:sz w:val="21"/>
+                <w:szCs w:val="21"/>
+                <w14:ligatures w14:val="none"/>
+              </w:rPr>
+              <w:t xml:space="preserve">Grabs the raw tables and </w:t>
+            </w:r>
+            <w:proofErr w:type="gramStart"/>
+            <w:r>
+              <w:rPr>
+                <w:rFonts w:ascii="Roboto" w:eastAsia="Times New Roman" w:hAnsi="Roboto" w:cs="Times New Roman"/>
+                <w:kern w:val="0"/>
+                <w:sz w:val="21"/>
+                <w:szCs w:val="21"/>
+                <w14:ligatures w14:val="none"/>
+              </w:rPr>
+              <w:t>links</w:t>
+            </w:r>
+            <w:proofErr w:type="gramEnd"/>
+            <w:r>
+              <w:rPr>
+                <w:rFonts w:ascii="Roboto" w:eastAsia="Times New Roman" w:hAnsi="Roboto" w:cs="Times New Roman"/>
+                <w:kern w:val="0"/>
+                <w:sz w:val="21"/>
+                <w:szCs w:val="21"/>
+                <w14:ligatures w14:val="none"/>
+              </w:rPr>
+              <w:t xml:space="preserve"> them together.</w:t>
+            </w:r>
+          </w:p>
+        </w:tc>
+      </w:tr>
+      <w:tr>
+        <w:trPr>
+          <w:tblCellSpacing w:w="15" w:type="dxa"/>
+        </w:trPr>
+        <w:tc>
+          <w:tcPr>
+            <w:tcW w:w="0" w:type="auto"/>
+            <w:tcBorders>
+              <w:bottom w:val="single" w:sz="4" w:space="0" w:color="DCDFE5"/>
+            </w:tcBorders>
+            <w:vAlign w:val="center"/>
+            <w:hideMark/>
+          </w:tcPr>
+          <w:p>
+            <w:pPr>
+              <w:spacing w:before="0" w:beforeAutospacing="0" w:after="0" w:afterAutospacing="0"/>
+              <w:rPr>
+                <w:rFonts w:ascii="Roboto" w:eastAsia="Times New Roman" w:hAnsi="Roboto" w:cs="Times New Roman"/>
+                <w:kern w:val="0"/>
+                <w:sz w:val="21"/>
+                <w:szCs w:val="21"/>
+                <w14:ligatures w14:val="none"/>
+              </w:rPr>
+            </w:pPr>
+            <w:r>
+              <w:rPr>
+                <w:rFonts w:ascii="Roboto" w:eastAsia="Times New Roman" w:hAnsi="Roboto" w:cs="Times New Roman"/>
+                <w:b/>
+                <w:bCs/>
+                <w:kern w:val="0"/>
+                <w:sz w:val="21"/>
+                <w:szCs w:val="21"/>
+                <w14:ligatures w14:val="none"/>
+              </w:rPr>
+              <w:t>2. W</w:t>
+            </w:r>
+            <w:r>
+              <w:rPr>
+                <w:rFonts w:ascii="Roboto" w:eastAsia="Times New Roman" w:hAnsi="Roboto" w:cs="Times New Roman"/>
+                <w:kern w:val="0"/>
+                <w:sz w:val="21"/>
+                <w:szCs w:val="21"/>
+                <w14:ligatures w14:val="none"/>
+              </w:rPr>
+              <w:t>olves</w:t>
+            </w:r>
+          </w:p>
+        </w:tc>
+        <w:tc>
+          <w:tcPr>
+            <w:tcW w:w="0" w:type="auto"/>
+            <w:tcBorders>
+              <w:bottom w:val="single" w:sz="4" w:space="0" w:color="DCDFE5"/>
+            </w:tcBorders>
+            <w:vAlign w:val="center"/>
+            <w:hideMark/>
+          </w:tcPr>
+          <w:p>
+            <w:pPr>
+              <w:spacing w:before="0" w:beforeAutospacing="0" w:after="0" w:afterAutospacing="0"/>
+              <w:rPr>
+                <w:rFonts w:ascii="Roboto" w:eastAsia="Times New Roman" w:hAnsi="Roboto" w:cs="Times New Roman"/>
+                <w:kern w:val="0"/>
+                <w:sz w:val="21"/>
+                <w:szCs w:val="21"/>
+                <w14:ligatures w14:val="none"/>
+              </w:rPr>
+            </w:pPr>
+            <w:r>
+              <w:rPr>
+                <w:rFonts w:ascii="Roboto" w:eastAsia="Times New Roman" w:hAnsi="Roboto" w:cs="Times New Roman"/>
+                <w:b/>
+                <w:bCs/>
+                <w:kern w:val="0"/>
+                <w:sz w:val="21"/>
+                <w:szCs w:val="21"/>
+                <w14:ligatures w14:val="none"/>
+              </w:rPr>
+              <w:t>WHERE</w:t>
+            </w:r>
+          </w:p>
+        </w:tc>
+        <w:tc>
+          <w:tcPr>
+            <w:tcW w:w="0" w:type="auto"/>
+            <w:tcBorders>
+              <w:bottom w:val="single" w:sz="4" w:space="0" w:color="DCDFE5"/>
+            </w:tcBorders>
+            <w:vAlign w:val="center"/>
+            <w:hideMark/>
+          </w:tcPr>
+          <w:p>
+            <w:pPr>
+              <w:spacing w:before="0" w:beforeAutospacing="0" w:after="0" w:afterAutospacing="0"/>
+              <w:rPr>
+                <w:rFonts w:ascii="Roboto" w:eastAsia="Times New Roman" w:hAnsi="Roboto" w:cs="Times New Roman"/>
+                <w:kern w:val="0"/>
+                <w:sz w:val="21"/>
+                <w:szCs w:val="21"/>
+                <w14:ligatures w14:val="none"/>
+              </w:rPr>
+            </w:pPr>
+            <w:r>
+              <w:rPr>
+                <w:rFonts w:ascii="Roboto" w:eastAsia="Times New Roman" w:hAnsi="Roboto" w:cs="Times New Roman"/>
+                <w:kern w:val="0"/>
+                <w:sz w:val="21"/>
+                <w:szCs w:val="21"/>
+                <w14:ligatures w14:val="none"/>
+              </w:rPr>
+              <w:t xml:space="preserve">Filters individual, raw rows </w:t>
+            </w:r>
+            <w:r>
+              <w:rPr>
+                <w:rFonts w:ascii="Roboto" w:eastAsia="Times New Roman" w:hAnsi="Roboto" w:cs="Times New Roman"/>
+                <w:b/>
+                <w:bCs/>
+                <w:kern w:val="0"/>
+                <w:sz w:val="21"/>
+                <w:szCs w:val="21"/>
+                <w14:ligatures w14:val="none"/>
+              </w:rPr>
+              <w:t>before</w:t>
+            </w:r>
+            <w:r>
+              <w:rPr>
+                <w:rFonts w:ascii="Roboto" w:eastAsia="Times New Roman" w:hAnsi="Roboto" w:cs="Times New Roman"/>
+                <w:kern w:val="0"/>
+                <w:sz w:val="21"/>
+                <w:szCs w:val="21"/>
+                <w14:ligatures w14:val="none"/>
+              </w:rPr>
+              <w:t xml:space="preserve"> any grouping happens.</w:t>
+            </w:r>
+          </w:p>
+        </w:tc>
+      </w:tr>
+      <w:tr>
+        <w:trPr>
+          <w:tblCellSpacing w:w="15" w:type="dxa"/>
+        </w:trPr>
+        <w:tc>
+          <w:tcPr>
+            <w:tcW w:w="0" w:type="auto"/>
+            <w:tcBorders>
+              <w:bottom w:val="single" w:sz="4" w:space="0" w:color="DCDFE5"/>
+            </w:tcBorders>
+            <w:vAlign w:val="center"/>
+            <w:hideMark/>
+          </w:tcPr>
+          <w:p>
+            <w:pPr>
+              <w:spacing w:before="0" w:beforeAutospacing="0" w:after="0" w:afterAutospacing="0"/>
+              <w:rPr>
+                <w:rFonts w:ascii="Roboto" w:eastAsia="Times New Roman" w:hAnsi="Roboto" w:cs="Times New Roman"/>
+                <w:kern w:val="0"/>
+                <w:sz w:val="21"/>
+                <w:szCs w:val="21"/>
+                <w14:ligatures w14:val="none"/>
+              </w:rPr>
+            </w:pPr>
+            <w:r>
+              <w:rPr>
+                <w:rFonts w:ascii="Roboto" w:eastAsia="Times New Roman" w:hAnsi="Roboto" w:cs="Times New Roman"/>
+                <w:b/>
+                <w:bCs/>
+                <w:kern w:val="0"/>
+                <w:sz w:val="21"/>
+                <w:szCs w:val="21"/>
+                <w14:ligatures w14:val="none"/>
+              </w:rPr>
+              <w:t>3. G</w:t>
+            </w:r>
+            <w:r>
+              <w:rPr>
+                <w:rFonts w:ascii="Roboto" w:eastAsia="Times New Roman" w:hAnsi="Roboto" w:cs="Times New Roman"/>
+                <w:kern w:val="0"/>
+                <w:sz w:val="21"/>
+                <w:szCs w:val="21"/>
+                <w14:ligatures w14:val="none"/>
+              </w:rPr>
+              <w:t>o</w:t>
+            </w:r>
+          </w:p>
+        </w:tc>
+        <w:tc>
+          <w:tcPr>
+            <w:tcW w:w="0" w:type="auto"/>
+            <w:tcBorders>
+              <w:bottom w:val="single" w:sz="4" w:space="0" w:color="DCDFE5"/>
+            </w:tcBorders>
+            <w:vAlign w:val="center"/>
+            <w:hideMark/>
+          </w:tcPr>
+          <w:p>
+            <w:pPr>
+              <w:spacing w:before="0" w:beforeAutospacing="0" w:after="0" w:afterAutospacing="0"/>
+              <w:rPr>
+                <w:rFonts w:ascii="Roboto" w:eastAsia="Times New Roman" w:hAnsi="Roboto" w:cs="Times New Roman"/>
+                <w:kern w:val="0"/>
+                <w:sz w:val="21"/>
+                <w:szCs w:val="21"/>
+                <w14:ligatures w14:val="none"/>
+              </w:rPr>
+            </w:pPr>
+            <w:r>
+              <w:rPr>
+                <w:rFonts w:ascii="Roboto" w:eastAsia="Times New Roman" w:hAnsi="Roboto" w:cs="Times New Roman"/>
+                <w:b/>
+                <w:bCs/>
+                <w:kern w:val="0"/>
+                <w:sz w:val="21"/>
+                <w:szCs w:val="21"/>
+                <w14:ligatures w14:val="none"/>
+              </w:rPr>
+              <w:t>GROUP BY</w:t>
+            </w:r>
+          </w:p>
+        </w:tc>
+        <w:tc>
+          <w:tcPr>
+            <w:tcW w:w="0" w:type="auto"/>
+            <w:tcBorders>
+              <w:bottom w:val="single" w:sz="4" w:space="0" w:color="DCDFE5"/>
+            </w:tcBorders>
+            <w:vAlign w:val="center"/>
+            <w:hideMark/>
+          </w:tcPr>
+          <w:p>
+            <w:pPr>
+              <w:spacing w:before="0" w:beforeAutospacing="0" w:after="0" w:afterAutospacing="0"/>
+              <w:rPr>
+                <w:rFonts w:ascii="Roboto" w:eastAsia="Times New Roman" w:hAnsi="Roboto" w:cs="Times New Roman"/>
+                <w:kern w:val="0"/>
+                <w:sz w:val="21"/>
+                <w:szCs w:val="21"/>
+                <w14:ligatures w14:val="none"/>
+              </w:rPr>
+            </w:pPr>
+            <w:proofErr w:type="gramStart"/>
+            <w:r>
+              <w:rPr>
+                <w:rFonts w:ascii="Roboto" w:eastAsia="Times New Roman" w:hAnsi="Roboto" w:cs="Times New Roman"/>
+                <w:kern w:val="0"/>
+                <w:sz w:val="21"/>
+                <w:szCs w:val="21"/>
+                <w14:ligatures w14:val="none"/>
+              </w:rPr>
+              <w:t>Smashes</w:t>
+            </w:r>
+            <w:proofErr w:type="gramEnd"/>
+            <w:r>
+              <w:rPr>
+                <w:rFonts w:ascii="Roboto" w:eastAsia="Times New Roman" w:hAnsi="Roboto" w:cs="Times New Roman"/>
+                <w:kern w:val="0"/>
+                <w:sz w:val="21"/>
+                <w:szCs w:val="21"/>
+                <w14:ligatures w14:val="none"/>
+              </w:rPr>
+              <w:t xml:space="preserve"> the remaining rows into summary buckets.</w:t>
+            </w:r>
+          </w:p>
+        </w:tc>
+      </w:tr>
+      <w:tr>
+        <w:trPr>
+          <w:tblCellSpacing w:w="15" w:type="dxa"/>
+        </w:trPr>
+        <w:tc>
+          <w:tcPr>
+            <w:tcW w:w="0" w:type="auto"/>
+            <w:tcBorders>
+              <w:bottom w:val="single" w:sz="4" w:space="0" w:color="DCDFE5"/>
+            </w:tcBorders>
+            <w:vAlign w:val="center"/>
+            <w:hideMark/>
+          </w:tcPr>
+          <w:p>
+            <w:pPr>
+              <w:spacing w:before="0" w:beforeAutospacing="0" w:after="0" w:afterAutospacing="0"/>
+              <w:rPr>
+                <w:rFonts w:ascii="Roboto" w:eastAsia="Times New Roman" w:hAnsi="Roboto" w:cs="Times New Roman"/>
+                <w:kern w:val="0"/>
+                <w:sz w:val="21"/>
+                <w:szCs w:val="21"/>
+                <w14:ligatures w14:val="none"/>
+              </w:rPr>
+            </w:pPr>
+            <w:r>
+              <w:rPr>
+                <w:rFonts w:ascii="Roboto" w:eastAsia="Times New Roman" w:hAnsi="Roboto" w:cs="Times New Roman"/>
+                <w:b/>
+                <w:bCs/>
+                <w:kern w:val="0"/>
+                <w:sz w:val="21"/>
+                <w:szCs w:val="21"/>
+                <w14:ligatures w14:val="none"/>
+              </w:rPr>
+              <w:t>4. H</w:t>
+            </w:r>
+            <w:r>
+              <w:rPr>
+                <w:rFonts w:ascii="Roboto" w:eastAsia="Times New Roman" w:hAnsi="Roboto" w:cs="Times New Roman"/>
+                <w:kern w:val="0"/>
+                <w:sz w:val="21"/>
+                <w:szCs w:val="21"/>
+                <w14:ligatures w14:val="none"/>
+              </w:rPr>
+              <w:t>unting</w:t>
+            </w:r>
+          </w:p>
+        </w:tc>
+        <w:tc>
+          <w:tcPr>
+            <w:tcW w:w="0" w:type="auto"/>
+            <w:tcBorders>
+              <w:bottom w:val="single" w:sz="4" w:space="0" w:color="DCDFE5"/>
+            </w:tcBorders>
+            <w:vAlign w:val="center"/>
+            <w:hideMark/>
+          </w:tcPr>
+          <w:p>
+            <w:pPr>
+              <w:spacing w:before="0" w:beforeAutospacing="0" w:after="0" w:afterAutospacing="0"/>
+              <w:rPr>
+                <w:rFonts w:ascii="Roboto" w:eastAsia="Times New Roman" w:hAnsi="Roboto" w:cs="Times New Roman"/>
+                <w:kern w:val="0"/>
+                <w:sz w:val="21"/>
+                <w:szCs w:val="21"/>
+                <w14:ligatures w14:val="none"/>
+              </w:rPr>
+            </w:pPr>
+            <w:r>
+              <w:rPr>
+                <w:rFonts w:ascii="Roboto" w:eastAsia="Times New Roman" w:hAnsi="Roboto" w:cs="Times New Roman"/>
+                <w:b/>
+                <w:bCs/>
+                <w:kern w:val="0"/>
+                <w:sz w:val="21"/>
+                <w:szCs w:val="21"/>
+                <w14:ligatures w14:val="none"/>
+              </w:rPr>
+              <w:t>HAVING</w:t>
+            </w:r>
+          </w:p>
+        </w:tc>
+        <w:tc>
+          <w:tcPr>
+            <w:tcW w:w="0" w:type="auto"/>
+            <w:tcBorders>
+              <w:bottom w:val="single" w:sz="4" w:space="0" w:color="DCDFE5"/>
+            </w:tcBorders>
+            <w:vAlign w:val="center"/>
+            <w:hideMark/>
+          </w:tcPr>
+          <w:p>
+            <w:pPr>
+              <w:spacing w:before="0" w:beforeAutospacing="0" w:after="0" w:afterAutospacing="0"/>
+              <w:rPr>
+                <w:rFonts w:ascii="Roboto" w:eastAsia="Times New Roman" w:hAnsi="Roboto" w:cs="Times New Roman"/>
+                <w:kern w:val="0"/>
+                <w:sz w:val="21"/>
+                <w:szCs w:val="21"/>
+                <w14:ligatures w14:val="none"/>
+              </w:rPr>
+            </w:pPr>
+            <w:r>
+              <w:rPr>
+                <w:rFonts w:ascii="Roboto" w:eastAsia="Times New Roman" w:hAnsi="Roboto" w:cs="Times New Roman"/>
+                <w:kern w:val="0"/>
+                <w:sz w:val="21"/>
+                <w:szCs w:val="21"/>
+                <w14:ligatures w14:val="none"/>
+              </w:rPr>
+              <w:t>Filters the summary buckets using aggregate formulas.</w:t>
+            </w:r>
+          </w:p>
+        </w:tc>
+      </w:tr>
+      <w:tr>
+        <w:trPr>
+          <w:tblCellSpacing w:w="15" w:type="dxa"/>
+        </w:trPr>
+        <w:tc>
+          <w:tcPr>
+            <w:tcW w:w="0" w:type="auto"/>
+            <w:tcBorders>
+              <w:bottom w:val="single" w:sz="4" w:space="0" w:color="DCDFE5"/>
+            </w:tcBorders>
+            <w:vAlign w:val="center"/>
+            <w:hideMark/>
+          </w:tcPr>
+          <w:p>
+            <w:pPr>
+              <w:spacing w:before="0" w:beforeAutospacing="0" w:after="0" w:afterAutospacing="0"/>
+              <w:rPr>
+                <w:rFonts w:ascii="Roboto" w:eastAsia="Times New Roman" w:hAnsi="Roboto" w:cs="Times New Roman"/>
+                <w:kern w:val="0"/>
+                <w:sz w:val="21"/>
+                <w:szCs w:val="21"/>
+                <w14:ligatures w14:val="none"/>
+              </w:rPr>
+            </w:pPr>
+            <w:r>
+              <w:rPr>
+                <w:rFonts w:ascii="Roboto" w:eastAsia="Times New Roman" w:hAnsi="Roboto" w:cs="Times New Roman"/>
+                <w:b/>
+                <w:bCs/>
+                <w:kern w:val="0"/>
+                <w:sz w:val="21"/>
+                <w:szCs w:val="21"/>
+                <w14:ligatures w14:val="none"/>
+              </w:rPr>
+              <w:t>5. S</w:t>
+            </w:r>
+            <w:r>
+              <w:rPr>
+                <w:rFonts w:ascii="Roboto" w:eastAsia="Times New Roman" w:hAnsi="Roboto" w:cs="Times New Roman"/>
+                <w:kern w:val="0"/>
+                <w:sz w:val="21"/>
+                <w:szCs w:val="21"/>
+                <w14:ligatures w14:val="none"/>
+              </w:rPr>
+              <w:t>ome</w:t>
+            </w:r>
+          </w:p>
+        </w:tc>
+        <w:tc>
+          <w:tcPr>
+            <w:tcW w:w="0" w:type="auto"/>
+            <w:tcBorders>
+              <w:bottom w:val="single" w:sz="4" w:space="0" w:color="DCDFE5"/>
+            </w:tcBorders>
+            <w:vAlign w:val="center"/>
+            <w:hideMark/>
+          </w:tcPr>
+          <w:p>
+            <w:pPr>
+              <w:spacing w:before="0" w:beforeAutospacing="0" w:after="0" w:afterAutospacing="0"/>
+              <w:rPr>
+                <w:rFonts w:ascii="Roboto" w:eastAsia="Times New Roman" w:hAnsi="Roboto" w:cs="Times New Roman"/>
+                <w:kern w:val="0"/>
+                <w:sz w:val="21"/>
+                <w:szCs w:val="21"/>
+                <w14:ligatures w14:val="none"/>
+              </w:rPr>
+            </w:pPr>
+            <w:r>
+              <w:rPr>
+                <w:rFonts w:ascii="Roboto" w:eastAsia="Times New Roman" w:hAnsi="Roboto" w:cs="Times New Roman"/>
+                <w:b/>
+                <w:bCs/>
+                <w:kern w:val="0"/>
+                <w:sz w:val="21"/>
+                <w:szCs w:val="21"/>
+                <w14:ligatures w14:val="none"/>
+              </w:rPr>
+              <w:t>SELECT</w:t>
+            </w:r>
+          </w:p>
+        </w:tc>
+        <w:tc>
+          <w:tcPr>
+            <w:tcW w:w="0" w:type="auto"/>
+            <w:tcBorders>
+              <w:bottom w:val="single" w:sz="4" w:space="0" w:color="DCDFE5"/>
+            </w:tcBorders>
+            <w:vAlign w:val="center"/>
+            <w:hideMark/>
+          </w:tcPr>
+          <w:p>
+            <w:pPr>
+              <w:spacing w:before="0" w:beforeAutospacing="0" w:after="0" w:afterAutospacing="0"/>
+              <w:rPr>
+                <w:rFonts w:ascii="Roboto" w:eastAsia="Times New Roman" w:hAnsi="Roboto" w:cs="Times New Roman"/>
+                <w:kern w:val="0"/>
+                <w:sz w:val="21"/>
+                <w:szCs w:val="21"/>
+                <w14:ligatures w14:val="none"/>
+              </w:rPr>
+            </w:pPr>
+            <w:r>
+              <w:rPr>
+                <w:rFonts w:ascii="Roboto" w:eastAsia="Times New Roman" w:hAnsi="Roboto" w:cs="Times New Roman"/>
+                <w:kern w:val="0"/>
+                <w:sz w:val="21"/>
+                <w:szCs w:val="21"/>
+                <w14:ligatures w14:val="none"/>
+              </w:rPr>
+              <w:t>Picks which columns and calculated aggregates to display.</w:t>
+            </w:r>
+          </w:p>
+        </w:tc>
+      </w:tr>
+      <w:tr>
+        <w:trPr>
+          <w:tblCellSpacing w:w="15" w:type="dxa"/>
+        </w:trPr>
+        <w:tc>
+          <w:tcPr>
+            <w:tcW w:w="0" w:type="auto"/>
+            <w:tcBorders>
+              <w:bottom w:val="nil"/>
+            </w:tcBorders>
+            <w:vAlign w:val="center"/>
+            <w:hideMark/>
+          </w:tcPr>
+          <w:p>
+            <w:pPr>
+              <w:spacing w:before="0" w:beforeAutospacing="0" w:after="0" w:afterAutospacing="0"/>
+              <w:rPr>
+                <w:rFonts w:ascii="Roboto" w:eastAsia="Times New Roman" w:hAnsi="Roboto" w:cs="Times New Roman"/>
+                <w:kern w:val="0"/>
+                <w:sz w:val="21"/>
+                <w:szCs w:val="21"/>
+                <w14:ligatures w14:val="none"/>
+              </w:rPr>
+            </w:pPr>
+            <w:r>
+              <w:rPr>
+                <w:rFonts w:ascii="Roboto" w:eastAsia="Times New Roman" w:hAnsi="Roboto" w:cs="Times New Roman"/>
+                <w:b/>
+                <w:bCs/>
+                <w:kern w:val="0"/>
+                <w:sz w:val="21"/>
+                <w:szCs w:val="21"/>
+                <w14:ligatures w14:val="none"/>
+              </w:rPr>
+              <w:t>6. O</w:t>
+            </w:r>
+            <w:r>
+              <w:rPr>
+                <w:rFonts w:ascii="Roboto" w:eastAsia="Times New Roman" w:hAnsi="Roboto" w:cs="Times New Roman"/>
+                <w:kern w:val="0"/>
+                <w:sz w:val="21"/>
+                <w:szCs w:val="21"/>
+                <w14:ligatures w14:val="none"/>
+              </w:rPr>
+              <w:t>wls</w:t>
+            </w:r>
+          </w:p>
+        </w:tc>
+        <w:tc>
+          <w:tcPr>
+            <w:tcW w:w="0" w:type="auto"/>
+            <w:tcBorders>
+              <w:bottom w:val="nil"/>
+            </w:tcBorders>
+            <w:vAlign w:val="center"/>
+            <w:hideMark/>
+          </w:tcPr>
+          <w:p>
+            <w:pPr>
+              <w:spacing w:before="0" w:beforeAutospacing="0" w:after="0" w:afterAutospacing="0"/>
+              <w:rPr>
+                <w:rFonts w:ascii="Roboto" w:eastAsia="Times New Roman" w:hAnsi="Roboto" w:cs="Times New Roman"/>
+                <w:kern w:val="0"/>
+                <w:sz w:val="21"/>
+                <w:szCs w:val="21"/>
+                <w14:ligatures w14:val="none"/>
+              </w:rPr>
+            </w:pPr>
+            <w:r>
+              <w:rPr>
+                <w:rFonts w:ascii="Roboto" w:eastAsia="Times New Roman" w:hAnsi="Roboto" w:cs="Times New Roman"/>
+                <w:b/>
+                <w:bCs/>
+                <w:kern w:val="0"/>
+                <w:sz w:val="21"/>
+                <w:szCs w:val="21"/>
+                <w14:ligatures w14:val="none"/>
+              </w:rPr>
+              <w:t>ORDER BY</w:t>
+            </w:r>
+          </w:p>
+        </w:tc>
+        <w:tc>
+          <w:tcPr>
+            <w:tcW w:w="0" w:type="auto"/>
+            <w:tcBorders>
+              <w:bottom w:val="nil"/>
+            </w:tcBorders>
+            <w:vAlign w:val="center"/>
+            <w:hideMark/>
+          </w:tcPr>
+          <w:p>
+            <w:pPr>
+              <w:spacing w:before="0" w:beforeAutospacing="0" w:after="0" w:afterAutospacing="0"/>
+              <w:rPr>
+                <w:rFonts w:ascii="Roboto" w:eastAsia="Times New Roman" w:hAnsi="Roboto" w:cs="Times New Roman"/>
+                <w:kern w:val="0"/>
+                <w:sz w:val="21"/>
+                <w:szCs w:val="21"/>
+                <w14:ligatures w14:val="none"/>
+              </w:rPr>
+            </w:pPr>
+            <w:r>
+              <w:rPr>
+                <w:rFonts w:ascii="Roboto" w:eastAsia="Times New Roman" w:hAnsi="Roboto" w:cs="Times New Roman"/>
+                <w:kern w:val="0"/>
+                <w:sz w:val="21"/>
+                <w:szCs w:val="21"/>
+                <w14:ligatures w14:val="none"/>
+              </w:rPr>
+              <w:t>Sorts the final presentation output.</w:t>
+            </w:r>
+          </w:p>
+        </w:tc>
+      </w:tr>
+    </w:tbl>
+    <w:p>
+      <w:r>
+        <w:lastRenderedPageBreak/>
+        <w:br/>
+      </w:r>
+      <w:r>
+        <w:br/>
+      </w:r>
+      <w:r>
+        <w:br/>
+        <w:t>-------------------------------------------------------------------</w:t>
+      </w:r>
+    </w:p>
+    <w:p>
+      <w:r>
+        <w:t xml:space="preserve">Temporary Table </w:t>
+      </w:r>
+    </w:p>
+    <w:p>
+      <w:r>
+        <w:t xml:space="preserve">Temporary tables are in </w:t>
+      </w:r>
+      <w:proofErr w:type="spellStart"/>
+      <w:r>
+        <w:t>tempDB</w:t>
+      </w:r>
+      <w:proofErr w:type="spellEnd"/>
+      <w:r>
+        <w:t xml:space="preserve"> and deleted as soon as the session is terminated.</w:t>
+      </w:r>
+    </w:p>
+    <w:p>
+      <w:r>
+        <w:t>CREATE TABLE #table_</w:t>
+      </w:r>
+      <w:proofErr w:type="gramStart"/>
+      <w:r>
+        <w:t>name() ;</w:t>
+      </w:r>
+      <w:proofErr w:type="gramEnd"/>
+    </w:p>
+    <w:p>
+      <w:r>
+        <w:t>Temporary tables are tables that exist temporarily on the SQL Server. The temporary tables are useful for storing the immediate result sets that are accessed multiple times.</w:t>
+      </w:r>
+    </w:p>
+    <w:p>
+      <w:r>
+        <w:t>========================================================================</w:t>
+      </w:r>
+      <w:r>
+        <w:br/>
+      </w:r>
+    </w:p>
+    <w:p/>
+    <w:p/>
+    <w:p>
+      <w:r>
+        <w:t>Module 3: JOINS</w:t>
+      </w:r>
+      <w:r>
+        <w:br/>
+      </w:r>
+      <w:r>
+        <w:br/>
+        <w:t>INNER JOIN    -- returns the records that have matching values in both tables.</w:t>
+      </w:r>
+    </w:p>
+    <w:p>
+      <w:r>
+        <w:t xml:space="preserve">LEFT </w:t>
+      </w:r>
+      <w:proofErr w:type="gramStart"/>
+      <w:r>
+        <w:t>JOIN  --</w:t>
+      </w:r>
+      <w:proofErr w:type="gramEnd"/>
+      <w:r>
+        <w:t xml:space="preserve"> returns all records </w:t>
+      </w:r>
+      <w:proofErr w:type="gramStart"/>
+      <w:r>
+        <w:t>form</w:t>
+      </w:r>
+      <w:proofErr w:type="gramEnd"/>
+      <w:r>
+        <w:t xml:space="preserve"> the left table and </w:t>
+      </w:r>
+      <w:proofErr w:type="gramStart"/>
+      <w:r>
+        <w:t>matching</w:t>
+      </w:r>
+      <w:proofErr w:type="gramEnd"/>
+      <w:r>
+        <w:t xml:space="preserve"> records from the right table. Unmatched Right columns turn into NULL.</w:t>
+      </w:r>
+      <w:r>
+        <w:br/>
+      </w:r>
+      <w:r>
+        <w:br/>
+        <w:t xml:space="preserve">RIGHT </w:t>
+      </w:r>
+      <w:proofErr w:type="gramStart"/>
+      <w:r>
+        <w:t>JOIN  --</w:t>
+      </w:r>
+      <w:proofErr w:type="gramEnd"/>
+      <w:r>
+        <w:t xml:space="preserve"> returns all records form the right table and the matching records from the left table. Unmatched Left columns </w:t>
+      </w:r>
+      <w:proofErr w:type="gramStart"/>
+      <w:r>
+        <w:t>turns</w:t>
+      </w:r>
+      <w:proofErr w:type="gramEnd"/>
+      <w:r>
+        <w:t xml:space="preserve"> into NULL.</w:t>
+      </w:r>
+    </w:p>
+    <w:p>
+      <w:r>
+        <w:t xml:space="preserve">FULL JOIN or FUL OUTER JOIN </w:t>
+      </w:r>
+      <w:r>
+        <w:sym w:font="Wingdings" w:char="F0E0"/>
+      </w:r>
+      <w:r>
+        <w:t xml:space="preserve">  returns all records from when there is a match </w:t>
+      </w:r>
+      <w:proofErr w:type="gramStart"/>
+      <w:r>
+        <w:t>in</w:t>
+      </w:r>
+      <w:proofErr w:type="gramEnd"/>
+      <w:r>
+        <w:t xml:space="preserve"> left and right table records. </w:t>
+      </w:r>
+      <w:r>
+        <w:sym w:font="Wingdings" w:char="F0E0"/>
+      </w:r>
+      <w:r>
+        <w:t xml:space="preserve"> Return absolutely everything from both tables. If there is a match, it connects them. If there is no match, the missing side </w:t>
+      </w:r>
+      <w:proofErr w:type="gramStart"/>
+      <w:r>
+        <w:t>id</w:t>
+      </w:r>
+      <w:proofErr w:type="gramEnd"/>
+      <w:r>
+        <w:t xml:space="preserve"> filled with null.</w:t>
+      </w:r>
+    </w:p>
     <w:p/>
     <w:p/>
     <w:p/>
@@ -1931,6 +3637,92 @@
     </w:lvl>
   </w:abstractNum>
   <w:abstractNum w:abstractNumId="2" w15:restartNumberingAfterBreak="0">
+    <w:nsid w:val="5B2B4AA5"/>
+    <w:multiLevelType w:val="hybridMultilevel"/>
+    <w:tmpl w:val="5F104BDC"/>
+    <w:lvl w:ilvl="0" w:tplc="0409000F">
+      <w:start w:val="1"/>
+      <w:numFmt w:val="decimal"/>
+      <w:lvlText w:val="%1."/>
+      <w:lvlJc w:val="left"/>
+      <w:pPr>
+        <w:ind w:left="720" w:hanging="360"/>
+      </w:pPr>
+    </w:lvl>
+    <w:lvl w:ilvl="1" w:tplc="04090019" w:tentative="1">
+      <w:start w:val="1"/>
+      <w:numFmt w:val="lowerLetter"/>
+      <w:lvlText w:val="%2."/>
+      <w:lvlJc w:val="left"/>
+      <w:pPr>
+        <w:ind w:left="1440" w:hanging="360"/>
+      </w:pPr>
+    </w:lvl>
+    <w:lvl w:ilvl="2" w:tplc="0409001B" w:tentative="1">
+      <w:start w:val="1"/>
+      <w:numFmt w:val="lowerRoman"/>
+      <w:lvlText w:val="%3."/>
+      <w:lvlJc w:val="right"/>
+      <w:pPr>
+        <w:ind w:left="2160" w:hanging="180"/>
+      </w:pPr>
+    </w:lvl>
+    <w:lvl w:ilvl="3" w:tplc="0409000F" w:tentative="1">
+      <w:start w:val="1"/>
+      <w:numFmt w:val="decimal"/>
+      <w:lvlText w:val="%4."/>
+      <w:lvlJc w:val="left"/>
+      <w:pPr>
+        <w:ind w:left="2880" w:hanging="360"/>
+      </w:pPr>
+    </w:lvl>
+    <w:lvl w:ilvl="4" w:tplc="04090019" w:tentative="1">
+      <w:start w:val="1"/>
+      <w:numFmt w:val="lowerLetter"/>
+      <w:lvlText w:val="%5."/>
+      <w:lvlJc w:val="left"/>
+      <w:pPr>
+        <w:ind w:left="3600" w:hanging="360"/>
+      </w:pPr>
+    </w:lvl>
+    <w:lvl w:ilvl="5" w:tplc="0409001B" w:tentative="1">
+      <w:start w:val="1"/>
+      <w:numFmt w:val="lowerRoman"/>
+      <w:lvlText w:val="%6."/>
+      <w:lvlJc w:val="right"/>
+      <w:pPr>
+        <w:ind w:left="4320" w:hanging="180"/>
+      </w:pPr>
+    </w:lvl>
+    <w:lvl w:ilvl="6" w:tplc="0409000F" w:tentative="1">
+      <w:start w:val="1"/>
+      <w:numFmt w:val="decimal"/>
+      <w:lvlText w:val="%7."/>
+      <w:lvlJc w:val="left"/>
+      <w:pPr>
+        <w:ind w:left="5040" w:hanging="360"/>
+      </w:pPr>
+    </w:lvl>
+    <w:lvl w:ilvl="7" w:tplc="04090019" w:tentative="1">
+      <w:start w:val="1"/>
+      <w:numFmt w:val="lowerLetter"/>
+      <w:lvlText w:val="%8."/>
+      <w:lvlJc w:val="left"/>
+      <w:pPr>
+        <w:ind w:left="5760" w:hanging="360"/>
+      </w:pPr>
+    </w:lvl>
+    <w:lvl w:ilvl="8" w:tplc="0409001B" w:tentative="1">
+      <w:start w:val="1"/>
+      <w:numFmt w:val="lowerRoman"/>
+      <w:lvlText w:val="%9."/>
+      <w:lvlJc w:val="right"/>
+      <w:pPr>
+        <w:ind w:left="6480" w:hanging="180"/>
+      </w:pPr>
+    </w:lvl>
+  </w:abstractNum>
+  <w:abstractNum w:abstractNumId="3" w15:restartNumberingAfterBreak="0">
     <w:nsid w:val="704F66C5"/>
     <w:multiLevelType w:val="hybridMultilevel"/>
     <w:tmpl w:val="71960D5C"/>
@@ -2026,6 +3818,9 @@
     <w:abstractNumId w:val="1"/>
   </w:num>
   <w:num w:numId="3" w16cid:durableId="814567944">
+    <w:abstractNumId w:val="3"/>
+  </w:num>
+  <w:num w:numId="4" w16cid:durableId="222911095">
     <w:abstractNumId w:val="2"/>
   </w:num>
 </w:numbering>

--- a/3-Microsoft Sql Certification Training/Study Materials/SQL-CheatSheet.docx
+++ b/3-Microsoft Sql Certification Training/Study Materials/SQL-CheatSheet.docx
@@ -3190,8 +3190,6 @@
         <w:br/>
       </w:r>
     </w:p>
-    <w:p/>
-    <w:p/>
     <w:p>
       <w:r>
         <w:t>Module 3: JOINS</w:t>
@@ -3208,27 +3206,15 @@
       <w:r>
         <w:t xml:space="preserve">LEFT </w:t>
       </w:r>
-      <w:proofErr w:type="gramStart"/>
-      <w:r>
-        <w:t>JOIN  --</w:t>
-      </w:r>
-      <w:proofErr w:type="gramEnd"/>
-      <w:r>
-        <w:t xml:space="preserve"> returns all records </w:t>
-      </w:r>
-      <w:proofErr w:type="gramStart"/>
-      <w:r>
-        <w:t>form</w:t>
-      </w:r>
-      <w:proofErr w:type="gramEnd"/>
-      <w:r>
-        <w:t xml:space="preserve"> the left table and </w:t>
-      </w:r>
-      <w:proofErr w:type="gramStart"/>
-      <w:r>
-        <w:t>matching</w:t>
-      </w:r>
-      <w:proofErr w:type="gramEnd"/>
+      <w:r>
+        <w:t>JOIN --</w:t>
+      </w:r>
+      <w:r>
+        <w:t xml:space="preserve"> returns all records form the left table and </w:t>
+      </w:r>
+      <w:r>
+        <w:t>matches</w:t>
+      </w:r>
       <w:r>
         <w:t xml:space="preserve"> records from the right table. Unmatched Right columns turn into NULL.</w:t>
       </w:r>
@@ -3239,19 +3225,15 @@
         <w:br/>
         <w:t xml:space="preserve">RIGHT </w:t>
       </w:r>
-      <w:proofErr w:type="gramStart"/>
-      <w:r>
-        <w:t>JOIN  --</w:t>
-      </w:r>
-      <w:proofErr w:type="gramEnd"/>
+      <w:r>
+        <w:t>JOIN --</w:t>
+      </w:r>
       <w:r>
         <w:t xml:space="preserve"> returns all records form the right table and the matching records from the left table. Unmatched Left columns </w:t>
       </w:r>
-      <w:proofErr w:type="gramStart"/>
-      <w:r>
-        <w:t>turns</w:t>
-      </w:r>
-      <w:proofErr w:type="gramEnd"/>
+      <w:r>
+        <w:t>turn</w:t>
+      </w:r>
       <w:r>
         <w:t xml:space="preserve"> into NULL.</w:t>
       </w:r>
@@ -3297,9 +3279,311 @@
     <w:p/>
     <w:p/>
     <w:p/>
-    <w:p/>
-    <w:p/>
-    <w:p/>
+    <w:p>
+      <w:pPr>
+        <w:pBdr>
+          <w:bottom w:val="double" w:sz="6" w:space="1" w:color="auto"/>
+        </w:pBdr>
+      </w:pPr>
+    </w:p>
+    <w:p>
+      <w:proofErr w:type="spellStart"/>
+      <w:proofErr w:type="gramStart"/>
+      <w:r>
+        <w:t>Modul;e</w:t>
+      </w:r>
+      <w:proofErr w:type="spellEnd"/>
+      <w:proofErr w:type="gramEnd"/>
+      <w:r>
+        <w:t xml:space="preserve"> -</w:t>
+      </w:r>
+      <w:proofErr w:type="gramStart"/>
+      <w:r>
+        <w:t>4 :</w:t>
+      </w:r>
+      <w:proofErr w:type="gramEnd"/>
+      <w:r>
+        <w:t xml:space="preserve"> </w:t>
+      </w:r>
+      <w:proofErr w:type="spellStart"/>
+      <w:r>
+        <w:t>Sql</w:t>
+      </w:r>
+      <w:proofErr w:type="spellEnd"/>
+      <w:r>
+        <w:t xml:space="preserve"> Server functions</w:t>
+      </w:r>
+    </w:p>
+    <w:p/>
+    <w:p>
+      <w:r>
+        <w:t>Aggregate Functions</w:t>
+      </w:r>
+    </w:p>
+    <w:p>
+      <w:r>
+        <w:t xml:space="preserve">Date Functions </w:t>
+      </w:r>
+    </w:p>
+    <w:p>
+      <w:r>
+        <w:t>String Functions</w:t>
+      </w:r>
+    </w:p>
+    <w:p>
+      <w:r>
+        <w:t>System Functions</w:t>
+      </w:r>
+    </w:p>
+    <w:p>
+      <w:pPr>
+        <w:pBdr>
+          <w:bottom w:val="single" w:sz="6" w:space="1" w:color="auto"/>
+        </w:pBdr>
+      </w:pPr>
+      <w:r>
+        <w:t>Window Functions</w:t>
+      </w:r>
+    </w:p>
+    <w:p/>
+    <w:p>
+      <w:r>
+        <w:t>Aggregate functions are built-in SQL server functions and applied to sets of records rather than to a single record.</w:t>
+      </w:r>
+      <w:r>
+        <w:br/>
+      </w:r>
+      <w:r>
+        <w:br/>
+        <w:t xml:space="preserve">Except for </w:t>
+      </w:r>
+      <w:proofErr w:type="gramStart"/>
+      <w:r>
+        <w:t>COUNT(</w:t>
+      </w:r>
+      <w:proofErr w:type="gramEnd"/>
+      <w:r>
+        <w:t>*) aggregate functions ignore null values.</w:t>
+      </w:r>
+    </w:p>
+    <w:p>
+      <w:r>
+        <w:t>Aggregate functions are often used with the GROUP By clause of the SEELCT statement.</w:t>
+      </w:r>
+    </w:p>
+    <w:p/>
+    <w:p>
+      <w:proofErr w:type="spellStart"/>
+      <w:r>
+        <w:t>Aggrefate</w:t>
+      </w:r>
+      <w:proofErr w:type="spellEnd"/>
+      <w:r>
+        <w:t xml:space="preserve"> functions: </w:t>
+      </w:r>
+    </w:p>
+    <w:p>
+      <w:r>
+        <w:br/>
+        <w:t xml:space="preserve">AVG </w:t>
+      </w:r>
+      <w:r>
+        <w:sym w:font="Wingdings" w:char="F0E0"/>
+      </w:r>
+      <w:r>
+        <w:t xml:space="preserve"> Calculates the average of non-NULL values in a set.</w:t>
+      </w:r>
+    </w:p>
+    <w:p>
+      <w:r>
+        <w:t xml:space="preserve">COUNT </w:t>
+      </w:r>
+      <w:r>
+        <w:sym w:font="Wingdings" w:char="F0E0"/>
+      </w:r>
+      <w:r>
+        <w:t xml:space="preserve"> Returns the number of rows in a group, including rows with NULL values.</w:t>
+      </w:r>
+    </w:p>
+    <w:p>
+      <w:r>
+        <w:t xml:space="preserve">MAX  </w:t>
+      </w:r>
+      <w:r>
+        <w:sym w:font="Wingdings" w:char="F0E0"/>
+      </w:r>
+      <w:r>
+        <w:t xml:space="preserve"> Returns the highest value (Maximum) in a set of non-NULL values</w:t>
+      </w:r>
+    </w:p>
+    <w:p>
+      <w:r>
+        <w:t xml:space="preserve">MIN </w:t>
+      </w:r>
+      <w:r>
+        <w:sym w:font="Wingdings" w:char="F0E0"/>
+      </w:r>
+      <w:r>
+        <w:t xml:space="preserve"> Returns the lowest value (Minimum) in a set of non-NULL values.</w:t>
+      </w:r>
+    </w:p>
+    <w:p>
+      <w:r>
+        <w:t xml:space="preserve">SUM </w:t>
+      </w:r>
+      <w:r>
+        <w:sym w:font="Wingdings" w:char="F0E0"/>
+      </w:r>
+      <w:r>
+        <w:t xml:space="preserve"> Returns the summation of all non-NULL values a set.</w:t>
+      </w:r>
+    </w:p>
+    <w:p/>
+    <w:p>
+      <w:r>
+        <w:t xml:space="preserve">CHECKSUM_AGG </w:t>
+      </w:r>
+      <w:r>
+        <w:sym w:font="Wingdings" w:char="F0E0"/>
+      </w:r>
+      <w:r>
+        <w:t xml:space="preserve"> Calculates a checksum value based on a group of rows.</w:t>
+      </w:r>
+    </w:p>
+    <w:p>
+      <w:r>
+        <w:t xml:space="preserve">COUNT_BIG </w:t>
+      </w:r>
+      <w:r>
+        <w:sym w:font="Wingdings" w:char="F0E0"/>
+      </w:r>
+      <w:r>
+        <w:t xml:space="preserve"> Returns the number of rows (with </w:t>
+      </w:r>
+      <w:r>
+        <w:t>BIGINT data type) in a group, including rows with NULL values</w:t>
+      </w:r>
+    </w:p>
+    <w:p>
+      <w:r>
+        <w:t xml:space="preserve">STDEV </w:t>
+      </w:r>
+      <w:r>
+        <w:sym w:font="Wingdings" w:char="F0E0"/>
+      </w:r>
+      <w:r>
+        <w:t xml:space="preserve"> Returns the statistical standard deviation of all values provided in the expression based on a sample of the data population.</w:t>
+      </w:r>
+    </w:p>
+    <w:p>
+      <w:r>
+        <w:t xml:space="preserve">STDEVP </w:t>
+      </w:r>
+      <w:r>
+        <w:sym w:font="Wingdings" w:char="F0E0"/>
+      </w:r>
+      <w:r>
+        <w:t xml:space="preserve"> Returns the standard deviation for all values in the provided expression but does so based on the entire data population.</w:t>
+      </w:r>
+    </w:p>
+    <w:p>
+      <w:r>
+        <w:t xml:space="preserve">VAR </w:t>
+      </w:r>
+      <w:r>
+        <w:sym w:font="Wingdings" w:char="F0E0"/>
+      </w:r>
+      <w:r>
+        <w:t xml:space="preserve"> Returns the summation of all values a set.</w:t>
+      </w:r>
+    </w:p>
+    <w:p>
+      <w:r>
+        <w:t xml:space="preserve">VARP </w:t>
+      </w:r>
+      <w:r>
+        <w:sym w:font="Wingdings" w:char="F0E0"/>
+      </w:r>
+      <w:r>
+        <w:t xml:space="preserve"> Returns the statistical variance of values in an expression but does to based on the entire data population.</w:t>
+      </w:r>
+    </w:p>
+    <w:p/>
+    <w:p>
+      <w:pPr>
+        <w:pBdr>
+          <w:bottom w:val="single" w:sz="6" w:space="1" w:color="auto"/>
+        </w:pBdr>
+      </w:pPr>
+    </w:p>
+    <w:p>
+      <w:r>
+        <w:t xml:space="preserve">Data </w:t>
+      </w:r>
+      <w:proofErr w:type="gramStart"/>
+      <w:r>
+        <w:t>functions :</w:t>
+      </w:r>
+      <w:proofErr w:type="gramEnd"/>
+      <w:r>
+        <w:t xml:space="preserve"> Constructing date and time from their parts</w:t>
+      </w:r>
+    </w:p>
+    <w:p>
+      <w:r>
+        <w:t xml:space="preserve">DATEFROMPARTS </w:t>
+      </w:r>
+      <w:r>
+        <w:sym w:font="Wingdings" w:char="F0E0"/>
+      </w:r>
+      <w:r>
+        <w:t xml:space="preserve"> Return a DATE value from the year, month, and day</w:t>
+      </w:r>
+    </w:p>
+    <w:p>
+      <w:r>
+        <w:t xml:space="preserve">DATETIME2FROMPARTS </w:t>
+      </w:r>
+      <w:r>
+        <w:sym w:font="Wingdings" w:char="F0E0"/>
+      </w:r>
+      <w:r>
+        <w:t xml:space="preserve"> Returns a DATETIME2 value from the date and time arguments</w:t>
+      </w:r>
+    </w:p>
+    <w:p>
+      <w:r>
+        <w:t xml:space="preserve">DATETIMEOFFSETFROMPARTS </w:t>
+      </w:r>
+      <w:r>
+        <w:sym w:font="Wingdings" w:char="F0E0"/>
+      </w:r>
+      <w:r>
+        <w:t xml:space="preserve"> Returns DATETIMEOFFSET value from the date and time arguments</w:t>
+      </w:r>
+    </w:p>
+    <w:p>
+      <w:pPr>
+        <w:pBdr>
+          <w:bottom w:val="single" w:sz="6" w:space="1" w:color="auto"/>
+        </w:pBdr>
+      </w:pPr>
+      <w:r>
+        <w:t xml:space="preserve">TIMEFROMPARTS </w:t>
+      </w:r>
+      <w:r>
+        <w:sym w:font="Wingdings" w:char="F0E0"/>
+      </w:r>
+      <w:r>
+        <w:t xml:space="preserve"> Returns a TIME </w:t>
+      </w:r>
+      <w:r>
+        <w:t xml:space="preserve">value from the time parts with the precisions. </w:t>
+      </w:r>
+      <w:r>
+        <w:br/>
+      </w:r>
+    </w:p>
     <w:p/>
     <w:p/>
     <w:p/>

--- a/3-Microsoft Sql Certification Training/Study Materials/SQL-CheatSheet.docx
+++ b/3-Microsoft Sql Certification Training/Study Materials/SQL-CheatSheet.docx
@@ -79,13 +79,8 @@
           <w:numId w:val="1"/>
         </w:numPr>
       </w:pPr>
-      <w:proofErr w:type="gramStart"/>
-      <w:r>
-        <w:t>Table  -</w:t>
-      </w:r>
-      <w:proofErr w:type="gramEnd"/>
-      <w:r>
-        <w:t xml:space="preserve"> Rows and columns</w:t>
+      <w:r>
+        <w:t>Table  - Rows and columns</w:t>
       </w:r>
     </w:p>
     <w:p>
@@ -123,7 +118,6 @@
         <w:t xml:space="preserve">CREATE DATABASE </w:t>
       </w:r>
       <w:proofErr w:type="spellStart"/>
-      <w:proofErr w:type="gramStart"/>
       <w:r>
         <w:t>databasename</w:t>
       </w:r>
@@ -131,7 +125,6 @@
       <w:r>
         <w:t xml:space="preserve"> ;</w:t>
       </w:r>
-      <w:proofErr w:type="gramEnd"/>
     </w:p>
     <w:p>
       <w:pPr>
@@ -145,11 +138,9 @@
         <w:t>databasename</w:t>
       </w:r>
       <w:proofErr w:type="spellEnd"/>
-      <w:proofErr w:type="gramStart"/>
       <w:r>
         <w:t>] ;</w:t>
       </w:r>
-      <w:proofErr w:type="gramEnd"/>
     </w:p>
     <w:p>
       <w:pPr>
@@ -163,11 +154,9 @@
         <w:t>databasename</w:t>
       </w:r>
       <w:proofErr w:type="spellEnd"/>
-      <w:proofErr w:type="gramStart"/>
       <w:r>
         <w:t>] ;</w:t>
       </w:r>
-      <w:proofErr w:type="gramEnd"/>
     </w:p>
     <w:p>
       <w:pPr>
@@ -179,15 +168,7 @@
       </w:r>
       <w:proofErr w:type="spellEnd"/>
       <w:r>
-        <w:t xml:space="preserve">: Rules for the data in </w:t>
-      </w:r>
-      <w:proofErr w:type="gramStart"/>
-      <w:r>
-        <w:t>a</w:t>
-      </w:r>
-      <w:proofErr w:type="gramEnd"/>
-      <w:r>
-        <w:t xml:space="preserve"> </w:t>
+        <w:t xml:space="preserve">: Rules for the data in a </w:t>
       </w:r>
       <w:proofErr w:type="spellStart"/>
       <w:r>
@@ -285,13 +266,8 @@
         <w:sym w:font="Wingdings" w:char="F0E0"/>
       </w:r>
       <w:r>
-        <w:t xml:space="preserve">  CP </w:t>
-      </w:r>
-      <w:proofErr w:type="gramStart"/>
-      <w:r>
-        <w:t>FUND  (</w:t>
-      </w:r>
-      <w:proofErr w:type="gramEnd"/>
+        <w:t xml:space="preserve">  CP FUND  (</w:t>
+      </w:r>
       <w:r>
         <w:t>Mnemonic</w:t>
       </w:r>
@@ -312,15 +288,7 @@
         <w:ind w:left="360"/>
       </w:pPr>
       <w:r>
-        <w:t xml:space="preserve">The FOREIGN KEY constraint also prevents invalid data from being inserted into the foreign key column, because it </w:t>
-      </w:r>
-      <w:proofErr w:type="gramStart"/>
-      <w:r>
-        <w:t>has to</w:t>
-      </w:r>
-      <w:proofErr w:type="gramEnd"/>
-      <w:r>
-        <w:t xml:space="preserve"> be one of the values contained in the table it points to.</w:t>
+        <w:t>The FOREIGN KEY constraint also prevents invalid data from being inserted into the foreign key column, because it has to be one of the values contained in the table it points to.</w:t>
       </w:r>
     </w:p>
     <w:p>
@@ -378,13 +346,8 @@
       </w:r>
       <w:proofErr w:type="spellEnd"/>
       <w:r>
-        <w:t>)</w:t>
-      </w:r>
-      <w:proofErr w:type="gramStart"/>
-      <w:r>
-        <w:t>) ;</w:t>
-      </w:r>
-      <w:proofErr w:type="gramEnd"/>
+        <w:t>)) ;</w:t>
+      </w:r>
     </w:p>
     <w:p>
       <w:pPr>
@@ -463,12 +426,10 @@
         <w:t>decimals(</w:t>
       </w:r>
       <w:proofErr w:type="spellStart"/>
-      <w:proofErr w:type="gramStart"/>
       <w:r>
         <w:t>s,d</w:t>
       </w:r>
       <w:proofErr w:type="spellEnd"/>
-      <w:proofErr w:type="gramEnd"/>
       <w:r>
         <w:t>)</w:t>
       </w:r>
@@ -667,7 +628,6 @@
       <w:r>
         <w:t xml:space="preserve">uring </w:t>
       </w:r>
-      <w:proofErr w:type="gramStart"/>
       <w:r>
         <w:rPr>
           <w:b/>
@@ -676,11 +636,7 @@
         <w:t>T</w:t>
       </w:r>
       <w:r>
-        <w:t>he</w:t>
-      </w:r>
-      <w:proofErr w:type="gramEnd"/>
-      <w:r>
-        <w:t xml:space="preserve"> </w:t>
+        <w:t xml:space="preserve">he </w:t>
       </w:r>
       <w:r>
         <w:rPr>
@@ -711,28 +667,12 @@
         <w:t xml:space="preserve">etails table with </w:t>
       </w:r>
       <w:r>
-        <w:t xml:space="preserve">following </w:t>
-      </w:r>
-      <w:proofErr w:type="gramStart"/>
-      <w:r>
-        <w:t>constraints :</w:t>
-      </w:r>
-      <w:proofErr w:type="gramEnd"/>
-      <w:r>
-        <w:t xml:space="preserve"> </w:t>
-      </w:r>
-    </w:p>
-    <w:p>
-      <w:r>
-        <w:t xml:space="preserve">1. Store Column </w:t>
-      </w:r>
-      <w:proofErr w:type="gramStart"/>
-      <w:r>
-        <w:t>As</w:t>
-      </w:r>
-      <w:proofErr w:type="gramEnd"/>
-      <w:r>
-        <w:t xml:space="preserve"> Primary Key </w:t>
+        <w:t xml:space="preserve">following constraints : </w:t>
+      </w:r>
+    </w:p>
+    <w:p>
+      <w:r>
+        <w:t xml:space="preserve">1. Store Column As Primary Key </w:t>
       </w:r>
       <w:r>
         <w:br/>
@@ -746,29 +686,13 @@
       </w:r>
       <w:proofErr w:type="spellEnd"/>
       <w:r>
-        <w:t xml:space="preserve"> Column </w:t>
-      </w:r>
-      <w:proofErr w:type="gramStart"/>
-      <w:r>
-        <w:t>As</w:t>
-      </w:r>
-      <w:proofErr w:type="gramEnd"/>
-      <w:r>
-        <w:t xml:space="preserve"> Not Null</w:t>
-      </w:r>
-      <w:r>
-        <w:br/>
-      </w:r>
-      <w:r>
-        <w:t xml:space="preserve"> 3. Sales Column </w:t>
-      </w:r>
-      <w:proofErr w:type="gramStart"/>
-      <w:r>
-        <w:t>As</w:t>
-      </w:r>
-      <w:proofErr w:type="gramEnd"/>
-      <w:r>
-        <w:t xml:space="preserve"> Check </w:t>
+        <w:t xml:space="preserve"> Column As Not Null</w:t>
+      </w:r>
+      <w:r>
+        <w:br/>
+      </w:r>
+      <w:r>
+        <w:t xml:space="preserve"> 3. Sales Column As Check </w:t>
       </w:r>
       <w:r>
         <w:br/>
@@ -782,15 +706,7 @@
       </w:r>
       <w:proofErr w:type="spellEnd"/>
       <w:r>
-        <w:t xml:space="preserve"> Column </w:t>
-      </w:r>
-      <w:proofErr w:type="gramStart"/>
-      <w:r>
-        <w:t>As</w:t>
-      </w:r>
-      <w:proofErr w:type="gramEnd"/>
-      <w:r>
-        <w:t xml:space="preserve"> Unique </w:t>
+        <w:t xml:space="preserve"> Column As Unique </w:t>
       </w:r>
       <w:r>
         <w:br/>
@@ -804,31 +720,7 @@
       </w:r>
       <w:proofErr w:type="spellEnd"/>
       <w:r>
-        <w:t xml:space="preserve"> Column </w:t>
-      </w:r>
-      <w:proofErr w:type="gramStart"/>
-      <w:r>
-        <w:t>As</w:t>
-      </w:r>
-      <w:proofErr w:type="gramEnd"/>
-      <w:r>
-        <w:t xml:space="preserve"> Default Constraint </w:t>
-      </w:r>
-      <w:proofErr w:type="gramStart"/>
-      <w:r>
-        <w:t>With</w:t>
-      </w:r>
-      <w:proofErr w:type="gramEnd"/>
-      <w:r>
-        <w:t xml:space="preserve"> Default Value </w:t>
-      </w:r>
-      <w:proofErr w:type="gramStart"/>
-      <w:r>
-        <w:t>As</w:t>
-      </w:r>
-      <w:proofErr w:type="gramEnd"/>
-      <w:r>
-        <w:t xml:space="preserve"> Bangalore </w:t>
+        <w:t xml:space="preserve"> Column As Default Constraint With Default Value As Bangalore </w:t>
       </w:r>
       <w:r>
         <w:br/>
@@ -892,15 +784,7 @@
       </w:r>
       <w:proofErr w:type="spellEnd"/>
       <w:r>
-        <w:t xml:space="preserve"> </w:t>
-      </w:r>
-      <w:proofErr w:type="gramStart"/>
-      <w:r>
-        <w:t>VARCHAR(</w:t>
-      </w:r>
-      <w:proofErr w:type="gramEnd"/>
-      <w:r>
-        <w:t>200) NOT NULL,</w:t>
+        <w:t xml:space="preserve"> VARCHAR(200) NOT NULL,</w:t>
       </w:r>
       <w:r>
         <w:br/>
@@ -931,27 +815,11 @@
       </w:r>
       <w:proofErr w:type="spellEnd"/>
       <w:r>
-        <w:t xml:space="preserve"> </w:t>
-      </w:r>
-      <w:proofErr w:type="gramStart"/>
-      <w:r>
-        <w:t>VARCHAR(</w:t>
-      </w:r>
-      <w:proofErr w:type="gramEnd"/>
-      <w:r>
-        <w:t>200) DEFAULT “Bangalore”,</w:t>
-      </w:r>
-      <w:r>
-        <w:br/>
-        <w:t xml:space="preserve">                          City </w:t>
-      </w:r>
-      <w:proofErr w:type="gramStart"/>
-      <w:r>
-        <w:t>VARCHAR(</w:t>
-      </w:r>
-      <w:proofErr w:type="gramEnd"/>
-      <w:r>
-        <w:t>200),</w:t>
+        <w:t xml:space="preserve"> VARCHAR(200) DEFAULT “Bangalore”,</w:t>
+      </w:r>
+      <w:r>
+        <w:br/>
+        <w:t xml:space="preserve">                          City VARCHAR(200),</w:t>
       </w:r>
       <w:r>
         <w:br/>
@@ -963,15 +831,7 @@
       </w:r>
       <w:proofErr w:type="spellEnd"/>
       <w:r>
-        <w:t xml:space="preserve"> </w:t>
-      </w:r>
-      <w:proofErr w:type="gramStart"/>
-      <w:r>
-        <w:t>INT )</w:t>
-      </w:r>
-      <w:proofErr w:type="gramEnd"/>
-      <w:r>
-        <w:t xml:space="preserve"> ;</w:t>
+        <w:t xml:space="preserve"> INT ) ;</w:t>
       </w:r>
     </w:p>
     <w:p/>
@@ -990,16 +850,11 @@
       </w:r>
       <w:proofErr w:type="spellEnd"/>
       <w:r>
-        <w:t xml:space="preserve"> VALUES (val1, val2, val3, ….</w:t>
-      </w:r>
-      <w:proofErr w:type="gramStart"/>
-      <w:r>
-        <w:t>)</w:t>
+        <w:t xml:space="preserve"> VALUES (val1, val2, val3, ….)</w:t>
       </w:r>
       <w:r>
         <w:t xml:space="preserve"> ;</w:t>
       </w:r>
-      <w:proofErr w:type="gramEnd"/>
     </w:p>
     <w:p>
       <w:pPr>
@@ -1012,28 +867,15 @@
       </w:r>
       <w:proofErr w:type="spellStart"/>
       <w:r>
-        <w:t>table_</w:t>
-      </w:r>
-      <w:proofErr w:type="gramStart"/>
-      <w:r>
-        <w:t>name</w:t>
-      </w:r>
-      <w:proofErr w:type="spellEnd"/>
-      <w:r>
-        <w:t>(</w:t>
-      </w:r>
-      <w:proofErr w:type="gramEnd"/>
-      <w:r>
-        <w:t>col1, col2, col3) VALUES (v1, v2, v3</w:t>
-      </w:r>
-      <w:proofErr w:type="gramStart"/>
-      <w:r>
-        <w:t xml:space="preserve">) </w:t>
+        <w:t>table_name</w:t>
+      </w:r>
+      <w:proofErr w:type="spellEnd"/>
+      <w:r>
+        <w:t xml:space="preserve">(col1, col2, col3) VALUES (v1, v2, v3) </w:t>
       </w:r>
       <w:r>
         <w:t>;</w:t>
       </w:r>
-      <w:proofErr w:type="gramEnd"/>
       <w:r>
         <w:t xml:space="preserve">                        </w:t>
       </w:r>
@@ -1053,43 +895,25 @@
       </w:r>
       <w:proofErr w:type="spellStart"/>
       <w:r>
-        <w:t>table_</w:t>
-      </w:r>
-      <w:proofErr w:type="gramStart"/>
-      <w:r>
-        <w:t>name</w:t>
+        <w:t>table_name</w:t>
       </w:r>
       <w:proofErr w:type="spellEnd"/>
       <w:r>
         <w:t xml:space="preserve"> ;</w:t>
       </w:r>
-      <w:proofErr w:type="gramEnd"/>
-    </w:p>
-    <w:p>
-      <w:r>
-        <w:t>SELECT column_name1, column_name</w:t>
-      </w:r>
-      <w:proofErr w:type="gramStart"/>
-      <w:r>
-        <w:t>2,…</w:t>
-      </w:r>
-      <w:proofErr w:type="gramEnd"/>
-      <w:r>
-        <w:t xml:space="preserve">. FROM </w:t>
-      </w:r>
-      <w:proofErr w:type="spellStart"/>
-      <w:r>
-        <w:t>table_</w:t>
-      </w:r>
-      <w:proofErr w:type="gramStart"/>
-      <w:r>
-        <w:t>name</w:t>
+    </w:p>
+    <w:p>
+      <w:r>
+        <w:t xml:space="preserve">SELECT column_name1, column_name2,…. FROM </w:t>
+      </w:r>
+      <w:proofErr w:type="spellStart"/>
+      <w:r>
+        <w:t>table_name</w:t>
       </w:r>
       <w:proofErr w:type="spellEnd"/>
       <w:r>
         <w:t xml:space="preserve"> ;</w:t>
       </w:r>
-      <w:proofErr w:type="gramEnd"/>
     </w:p>
     <w:p>
       <w:r>
@@ -1097,19 +921,11 @@
       </w:r>
       <w:proofErr w:type="spellStart"/>
       <w:r>
-        <w:t>table_</w:t>
-      </w:r>
-      <w:proofErr w:type="gramStart"/>
-      <w:r>
-        <w:t>name</w:t>
-      </w:r>
-      <w:proofErr w:type="spellEnd"/>
-      <w:r>
-        <w:t xml:space="preserve"> ;</w:t>
-      </w:r>
-      <w:proofErr w:type="gramEnd"/>
-      <w:r>
-        <w:t xml:space="preserve"> </w:t>
+        <w:t>table_name</w:t>
+      </w:r>
+      <w:proofErr w:type="spellEnd"/>
+      <w:r>
+        <w:t xml:space="preserve"> ; </w:t>
       </w:r>
     </w:p>
     <w:p>
@@ -1131,28 +947,16 @@
       <w:proofErr w:type="spellEnd"/>
       <w:r>
         <w:br/>
-      </w:r>
-      <w:proofErr w:type="gramStart"/>
-      <w:r>
         <w:t xml:space="preserve">ADD  </w:t>
       </w:r>
       <w:proofErr w:type="spellStart"/>
       <w:r>
-        <w:t>column</w:t>
-      </w:r>
-      <w:proofErr w:type="gramEnd"/>
-      <w:r>
-        <w:t>_name</w:t>
-      </w:r>
-      <w:proofErr w:type="spellEnd"/>
-      <w:r>
-        <w:t xml:space="preserve"> </w:t>
-      </w:r>
-      <w:proofErr w:type="gramStart"/>
-      <w:r>
-        <w:t>datatype ;</w:t>
-      </w:r>
-      <w:proofErr w:type="gramEnd"/>
+        <w:t>column_name</w:t>
+      </w:r>
+      <w:proofErr w:type="spellEnd"/>
+      <w:r>
+        <w:t xml:space="preserve"> datatype ;</w:t>
+      </w:r>
     </w:p>
     <w:p>
       <w:r>
@@ -1169,17 +973,12 @@
       </w:r>
       <w:proofErr w:type="spellStart"/>
       <w:r>
-        <w:t>column_</w:t>
-      </w:r>
-      <w:proofErr w:type="gramStart"/>
-      <w:r>
-        <w:t>name</w:t>
+        <w:t>column_name</w:t>
       </w:r>
       <w:proofErr w:type="spellEnd"/>
       <w:r>
         <w:t xml:space="preserve"> ;</w:t>
       </w:r>
-      <w:proofErr w:type="gramEnd"/>
     </w:p>
     <w:p>
       <w:pPr>
@@ -1209,13 +1008,8 @@
       </w:r>
       <w:r>
         <w:br/>
-        <w:t xml:space="preserve">WHERE </w:t>
-      </w:r>
-      <w:proofErr w:type="gramStart"/>
-      <w:r>
-        <w:t>condition ;</w:t>
-      </w:r>
-      <w:proofErr w:type="gramEnd"/>
+        <w:t>WHERE condition ;</w:t>
+      </w:r>
     </w:p>
     <w:p>
       <w:pPr>
@@ -1232,15 +1026,7 @@
     <w:p/>
     <w:p>
       <w:r>
-        <w:t xml:space="preserve">UPDATE </w:t>
-      </w:r>
-      <w:proofErr w:type="gramStart"/>
-      <w:r>
-        <w:t>TOP(</w:t>
-      </w:r>
-      <w:proofErr w:type="gramEnd"/>
-      <w:r>
-        <w:t xml:space="preserve">5) </w:t>
+        <w:t xml:space="preserve">UPDATE TOP(5) </w:t>
       </w:r>
       <w:proofErr w:type="spellStart"/>
       <w:r>
@@ -1248,13 +1034,8 @@
       </w:r>
       <w:proofErr w:type="spellEnd"/>
       <w:r>
-        <w:t xml:space="preserve"> set sales = </w:t>
-      </w:r>
-      <w:proofErr w:type="gramStart"/>
-      <w:r>
-        <w:t>100 ;</w:t>
-      </w:r>
-      <w:proofErr w:type="gramEnd"/>
+        <w:t xml:space="preserve"> set sales = 100 ;</w:t>
+      </w:r>
     </w:p>
     <w:p>
       <w:pPr>
@@ -1293,23 +1074,7 @@
       </w:r>
       <w:r>
         <w:br/>
-        <w:t xml:space="preserve">ADD Profit </w:t>
-      </w:r>
-      <w:proofErr w:type="gramStart"/>
-      <w:r>
-        <w:t>VARCHAR(</w:t>
-      </w:r>
-      <w:proofErr w:type="gramEnd"/>
-      <w:r>
-        <w:t xml:space="preserve">5), Loss </w:t>
-      </w:r>
-      <w:proofErr w:type="gramStart"/>
-      <w:r>
-        <w:t>varchar(</w:t>
-      </w:r>
-      <w:proofErr w:type="gramEnd"/>
-      <w:r>
-        <w:t xml:space="preserve">5) </w:t>
+        <w:t xml:space="preserve">ADD Profit VARCHAR(5), Loss varchar(5) </w:t>
       </w:r>
       <w:r>
         <w:br/>
@@ -1338,22 +1103,12 @@
       </w:r>
       <w:r>
         <w:br/>
-        <w:t xml:space="preserve">SET ROWCOUNT &gt; </w:t>
-      </w:r>
-      <w:proofErr w:type="gramStart"/>
-      <w:r>
-        <w:t>0 ;</w:t>
-      </w:r>
-      <w:proofErr w:type="gramEnd"/>
-      <w:r>
-        <w:br/>
-        <w:t xml:space="preserve">SELECT * FROM </w:t>
-      </w:r>
-      <w:proofErr w:type="gramStart"/>
-      <w:r>
-        <w:t>sales ;</w:t>
-      </w:r>
-      <w:proofErr w:type="gramEnd"/>
+        <w:t>SET ROWCOUNT &gt; 0 ;</w:t>
+      </w:r>
+      <w:r>
+        <w:br/>
+        <w:t>SELECT * FROM sales ;</w:t>
+      </w:r>
     </w:p>
     <w:p>
       <w:pPr>
@@ -1372,39 +1127,7 @@
       </w:r>
       <w:r>
         <w:br/>
-        <w:t xml:space="preserve">It is a combination of </w:t>
-      </w:r>
-      <w:proofErr w:type="gramStart"/>
-      <w:r>
-        <w:t>insert</w:t>
-      </w:r>
-      <w:proofErr w:type="gramEnd"/>
-      <w:r>
-        <w:t xml:space="preserve">, </w:t>
-      </w:r>
-      <w:proofErr w:type="gramStart"/>
-      <w:r>
-        <w:t>delete</w:t>
-      </w:r>
-      <w:proofErr w:type="gramEnd"/>
-      <w:r>
-        <w:t xml:space="preserve"> and </w:t>
-      </w:r>
-      <w:proofErr w:type="gramStart"/>
-      <w:r>
-        <w:t>update</w:t>
-      </w:r>
-      <w:proofErr w:type="gramEnd"/>
-      <w:r>
-        <w:t xml:space="preserve"> statements. If there </w:t>
-      </w:r>
-      <w:proofErr w:type="gramStart"/>
-      <w:r>
-        <w:t>is</w:t>
-      </w:r>
-      <w:proofErr w:type="gramEnd"/>
-      <w:r>
-        <w:t xml:space="preserve"> a Source table and a Target table that are to be merged, then with the help of MERGE statement, all the three operations can be performed at once.</w:t>
+        <w:t>It is a combination of insert, delete and update statements. If there is a Source table and a Target table that are to be merged, then with the help of MERGE statement, all the three operations can be performed at once.</w:t>
       </w:r>
     </w:p>
     <w:p/>
@@ -1453,7 +1176,6 @@
         <w:t xml:space="preserve">ON </w:t>
       </w:r>
       <w:proofErr w:type="spellStart"/>
-      <w:proofErr w:type="gramStart"/>
       <w:r>
         <w:t>Surce.ProductID</w:t>
       </w:r>
@@ -1466,7 +1188,6 @@
         <w:t>Target.ProductID</w:t>
       </w:r>
       <w:proofErr w:type="spellEnd"/>
-      <w:proofErr w:type="gramEnd"/>
     </w:p>
     <w:p/>
     <w:p>
@@ -1882,14 +1603,9 @@
       </w:r>
       <w:proofErr w:type="spellEnd"/>
       <w:r>
-        <w:t xml:space="preserve">) REFERENCES </w:t>
-      </w:r>
-      <w:proofErr w:type="gramStart"/>
-      <w:r>
-        <w:t>Products(</w:t>
-      </w:r>
-      <w:proofErr w:type="spellStart"/>
-      <w:proofErr w:type="gramEnd"/>
+        <w:t>) REFERENCES Products(</w:t>
+      </w:r>
+      <w:proofErr w:type="spellStart"/>
       <w:r>
         <w:t>ProductID</w:t>
       </w:r>
@@ -1914,11 +1630,9 @@
       </w:r>
     </w:p>
     <w:p>
-      <w:proofErr w:type="gramStart"/>
       <w:r>
         <w:t>TRUNCATE  -</w:t>
       </w:r>
-      <w:proofErr w:type="gramEnd"/>
       <w:r>
         <w:sym w:font="Wingdings" w:char="F0E0"/>
       </w:r>
@@ -1947,15 +1661,7 @@
     <w:p/>
     <w:p>
       <w:r>
-        <w:t>Module-</w:t>
-      </w:r>
-      <w:proofErr w:type="gramStart"/>
-      <w:r>
-        <w:t>2 :</w:t>
-      </w:r>
-      <w:proofErr w:type="gramEnd"/>
-      <w:r>
-        <w:t xml:space="preserve"> Operators and Clauses</w:t>
+        <w:t>Module-2 : Operators and Clauses</w:t>
       </w:r>
     </w:p>
     <w:p/>
@@ -2038,13 +1744,8 @@
           <w:numId w:val="4"/>
         </w:numPr>
       </w:pPr>
-      <w:proofErr w:type="gramStart"/>
-      <w:r>
-        <w:t>INERSECT  -</w:t>
-      </w:r>
-      <w:proofErr w:type="gramEnd"/>
-      <w:r>
-        <w:t>&gt; the common records form both the select statements</w:t>
+      <w:r>
+        <w:t>INERSECT  -&gt; the common records form both the select statements</w:t>
       </w:r>
     </w:p>
     <w:p>
@@ -2194,47 +1895,7 @@
         <w:t>k</w:t>
       </w:r>
       <w:r>
-        <w:t xml:space="preserve"> </w:t>
-      </w:r>
-      <w:proofErr w:type="gramStart"/>
-      <w:r>
-        <w:t>MIN(</w:t>
-      </w:r>
-      <w:proofErr w:type="gramEnd"/>
-      <w:r>
-        <w:t xml:space="preserve">), </w:t>
-      </w:r>
-      <w:proofErr w:type="gramStart"/>
-      <w:r>
-        <w:t>MAX(</w:t>
-      </w:r>
-      <w:proofErr w:type="gramEnd"/>
-      <w:r>
-        <w:t xml:space="preserve">0, </w:t>
-      </w:r>
-      <w:proofErr w:type="gramStart"/>
-      <w:r>
-        <w:t>SUM(</w:t>
-      </w:r>
-      <w:proofErr w:type="gramEnd"/>
-      <w:r>
-        <w:t xml:space="preserve">), </w:t>
-      </w:r>
-      <w:proofErr w:type="gramStart"/>
-      <w:r>
-        <w:t>AVG(</w:t>
-      </w:r>
-      <w:proofErr w:type="gramEnd"/>
-      <w:r>
-        <w:t xml:space="preserve">) and </w:t>
-      </w:r>
-      <w:proofErr w:type="gramStart"/>
-      <w:r>
-        <w:t>COUNT(</w:t>
-      </w:r>
-      <w:proofErr w:type="gramEnd"/>
-      <w:r>
-        <w:t>)</w:t>
+        <w:t xml:space="preserve"> MIN(), MAX(0, SUM(), AVG() and COUNT()</w:t>
       </w:r>
     </w:p>
     <w:p>
@@ -2499,29 +2160,7 @@
                 <w:szCs w:val="21"/>
                 <w14:ligatures w14:val="none"/>
               </w:rPr>
-              <w:t xml:space="preserve">Grabs the raw tables and </w:t>
-            </w:r>
-            <w:proofErr w:type="gramStart"/>
-            <w:r>
-              <w:rPr>
-                <w:rFonts w:ascii="Roboto" w:eastAsia="Times New Roman" w:hAnsi="Roboto" w:cs="Times New Roman"/>
-                <w:kern w:val="0"/>
-                <w:sz w:val="21"/>
-                <w:szCs w:val="21"/>
-                <w14:ligatures w14:val="none"/>
-              </w:rPr>
-              <w:t>links</w:t>
-            </w:r>
-            <w:proofErr w:type="gramEnd"/>
-            <w:r>
-              <w:rPr>
-                <w:rFonts w:ascii="Roboto" w:eastAsia="Times New Roman" w:hAnsi="Roboto" w:cs="Times New Roman"/>
-                <w:kern w:val="0"/>
-                <w:sz w:val="21"/>
-                <w:szCs w:val="21"/>
-                <w14:ligatures w14:val="none"/>
-              </w:rPr>
-              <w:t xml:space="preserve"> them together.</w:t>
+              <w:t>Grabs the raw tables and links them together.</w:t>
             </w:r>
           </w:p>
         </w:tc>
@@ -2765,7 +2404,6 @@
                 <w14:ligatures w14:val="none"/>
               </w:rPr>
             </w:pPr>
-            <w:proofErr w:type="gramStart"/>
             <w:r>
               <w:rPr>
                 <w:rFonts w:ascii="Roboto" w:eastAsia="Times New Roman" w:hAnsi="Roboto" w:cs="Times New Roman"/>
@@ -2774,18 +2412,7 @@
                 <w:szCs w:val="21"/>
                 <w14:ligatures w14:val="none"/>
               </w:rPr>
-              <w:t>Smashes</w:t>
-            </w:r>
-            <w:proofErr w:type="gramEnd"/>
-            <w:r>
-              <w:rPr>
-                <w:rFonts w:ascii="Roboto" w:eastAsia="Times New Roman" w:hAnsi="Roboto" w:cs="Times New Roman"/>
-                <w:kern w:val="0"/>
-                <w:sz w:val="21"/>
-                <w:szCs w:val="21"/>
-                <w14:ligatures w14:val="none"/>
-              </w:rPr>
-              <w:t xml:space="preserve"> the remaining rows into summary buckets.</w:t>
+              <w:t>Smashes the remaining rows into summary buckets.</w:t>
             </w:r>
           </w:p>
         </w:tc>
@@ -3169,13 +2796,8 @@
     </w:p>
     <w:p>
       <w:r>
-        <w:t>CREATE TABLE #table_</w:t>
-      </w:r>
-      <w:proofErr w:type="gramStart"/>
-      <w:r>
-        <w:t>name() ;</w:t>
-      </w:r>
-      <w:proofErr w:type="gramEnd"/>
+        <w:t>CREATE TABLE #table_name() ;</w:t>
+      </w:r>
     </w:p>
     <w:p>
       <w:r>
@@ -3246,29 +2868,13 @@
         <w:sym w:font="Wingdings" w:char="F0E0"/>
       </w:r>
       <w:r>
-        <w:t xml:space="preserve">  returns all records from when there is a match </w:t>
-      </w:r>
-      <w:proofErr w:type="gramStart"/>
-      <w:r>
-        <w:t>in</w:t>
-      </w:r>
-      <w:proofErr w:type="gramEnd"/>
-      <w:r>
-        <w:t xml:space="preserve"> left and right table records. </w:t>
+        <w:t xml:space="preserve">  returns all records from when there is a match in left and right table records. </w:t>
       </w:r>
       <w:r>
         <w:sym w:font="Wingdings" w:char="F0E0"/>
       </w:r>
       <w:r>
-        <w:t xml:space="preserve"> Return absolutely everything from both tables. If there is a match, it connects them. If there is no match, the missing side </w:t>
-      </w:r>
-      <w:proofErr w:type="gramStart"/>
-      <w:r>
-        <w:t>id</w:t>
-      </w:r>
-      <w:proofErr w:type="gramEnd"/>
-      <w:r>
-        <w:t xml:space="preserve"> filled with null.</w:t>
+        <w:t xml:space="preserve"> Return absolutely everything from both tables. If there is a match, it connects them. If there is no match, the missing side id filled with null.</w:t>
       </w:r>
     </w:p>
     <w:p/>
@@ -3288,22 +2894,12 @@
     </w:p>
     <w:p>
       <w:proofErr w:type="spellStart"/>
-      <w:proofErr w:type="gramStart"/>
       <w:r>
         <w:t>Modul;e</w:t>
       </w:r>
       <w:proofErr w:type="spellEnd"/>
-      <w:proofErr w:type="gramEnd"/>
-      <w:r>
-        <w:t xml:space="preserve"> -</w:t>
-      </w:r>
-      <w:proofErr w:type="gramStart"/>
-      <w:r>
-        <w:t>4 :</w:t>
-      </w:r>
-      <w:proofErr w:type="gramEnd"/>
-      <w:r>
-        <w:t xml:space="preserve"> </w:t>
+      <w:r>
+        <w:t xml:space="preserve"> -4 : </w:t>
       </w:r>
       <w:proofErr w:type="spellStart"/>
       <w:r>
@@ -3355,15 +2951,7 @@
       </w:r>
       <w:r>
         <w:br/>
-        <w:t xml:space="preserve">Except for </w:t>
-      </w:r>
-      <w:proofErr w:type="gramStart"/>
-      <w:r>
-        <w:t>COUNT(</w:t>
-      </w:r>
-      <w:proofErr w:type="gramEnd"/>
-      <w:r>
-        <w:t>*) aggregate functions ignore null values.</w:t>
+        <w:t>Except for COUNT(*) aggregate functions ignore null values.</w:t>
       </w:r>
     </w:p>
     <w:p>
@@ -3518,15 +3106,7 @@
     </w:p>
     <w:p>
       <w:r>
-        <w:t xml:space="preserve">Data </w:t>
-      </w:r>
-      <w:proofErr w:type="gramStart"/>
-      <w:r>
-        <w:t>functions :</w:t>
-      </w:r>
-      <w:proofErr w:type="gramEnd"/>
-      <w:r>
-        <w:t xml:space="preserve"> Constructing date and time from their parts</w:t>
+        <w:t>Data functions : Constructing date and time from their parts</w:t>
       </w:r>
     </w:p>
     <w:p>
@@ -3584,7 +3164,670 @@
         <w:br/>
       </w:r>
     </w:p>
-    <w:p/>
+    <w:p>
+      <w:r>
+        <w:t xml:space="preserve">String functions: </w:t>
+      </w:r>
+      <w:r>
+        <w:br/>
+        <w:t>LTRIM()</w:t>
+      </w:r>
+    </w:p>
+    <w:p>
+      <w:r>
+        <w:t>LOWER()</w:t>
+      </w:r>
+    </w:p>
+    <w:p>
+      <w:r>
+        <w:t>UPPER()</w:t>
+      </w:r>
+    </w:p>
+    <w:p>
+      <w:r>
+        <w:t>REVERSE()</w:t>
+      </w:r>
+    </w:p>
+    <w:p>
+      <w:pPr>
+        <w:pBdr>
+          <w:bottom w:val="single" w:sz="6" w:space="1" w:color="auto"/>
+        </w:pBdr>
+      </w:pPr>
+      <w:r>
+        <w:lastRenderedPageBreak/>
+        <w:t>SUBSTRING()</w:t>
+      </w:r>
+    </w:p>
+    <w:p>
+      <w:pPr>
+        <w:pBdr>
+          <w:bottom w:val="single" w:sz="6" w:space="1" w:color="auto"/>
+        </w:pBdr>
+      </w:pPr>
+    </w:p>
+    <w:p/>
+    <w:p>
+      <w:r>
+        <w:t>System Functions:</w:t>
+      </w:r>
+    </w:p>
+    <w:p>
+      <w:r>
+        <w:t xml:space="preserve">CAST </w:t>
+      </w:r>
+      <w:r>
+        <w:sym w:font="Wingdings" w:char="F0E0"/>
+      </w:r>
+      <w:r>
+        <w:t xml:space="preserve"> Cast a value of one type to another </w:t>
+      </w:r>
+    </w:p>
+    <w:p>
+      <w:r>
+        <w:t xml:space="preserve">CONVERT </w:t>
+      </w:r>
+      <w:r>
+        <w:sym w:font="Wingdings" w:char="F0E0"/>
+      </w:r>
+      <w:r>
+        <w:t xml:space="preserve"> Convert a value of one type to another</w:t>
+      </w:r>
+    </w:p>
+    <w:p>
+      <w:r>
+        <w:t xml:space="preserve">CHOOSE </w:t>
+      </w:r>
+      <w:r>
+        <w:sym w:font="Wingdings" w:char="F0E0"/>
+      </w:r>
+      <w:r>
+        <w:t xml:space="preserve"> Return one of the values based on the result of the first argument</w:t>
+      </w:r>
+    </w:p>
+    <w:p>
+      <w:r>
+        <w:t xml:space="preserve">ISNULL </w:t>
+      </w:r>
+      <w:r>
+        <w:sym w:font="Wingdings" w:char="F0E0"/>
+      </w:r>
+      <w:r>
+        <w:t xml:space="preserve"> Replace NULL with a specified value</w:t>
+      </w:r>
+    </w:p>
+    <w:p>
+      <w:r>
+        <w:t xml:space="preserve">ISNUMERIC </w:t>
+      </w:r>
+      <w:r>
+        <w:sym w:font="Wingdings" w:char="F0E0"/>
+      </w:r>
+      <w:r>
+        <w:t xml:space="preserve"> Check if an expression is a valid numeric type</w:t>
+      </w:r>
+    </w:p>
+    <w:p>
+      <w:r>
+        <w:t xml:space="preserve">IIF </w:t>
+      </w:r>
+      <w:r>
+        <w:sym w:font="Wingdings" w:char="F0E0"/>
+      </w:r>
+      <w:r>
+        <w:t xml:space="preserve"> add if-else logic to a query.</w:t>
+      </w:r>
+    </w:p>
+    <w:p>
+      <w:r>
+        <w:t xml:space="preserve">TRY_CAST </w:t>
+      </w:r>
+      <w:r>
+        <w:sym w:font="Wingdings" w:char="F0E0"/>
+      </w:r>
+      <w:r>
+        <w:t xml:space="preserve"> Cast a value of one type to another and return NULL if the cast fails</w:t>
+      </w:r>
+    </w:p>
+    <w:p>
+      <w:r>
+        <w:t xml:space="preserve">TRY_CONVERT </w:t>
+      </w:r>
+      <w:r>
+        <w:sym w:font="Wingdings" w:char="F0E0"/>
+      </w:r>
+      <w:r>
+        <w:t xml:space="preserve"> Convert a value of one type to another and return the value to be translated into the specified type. It returns NULL if the cast fails.</w:t>
+      </w:r>
+    </w:p>
+    <w:p>
+      <w:r>
+        <w:t xml:space="preserve">TRY_PARSE </w:t>
+      </w:r>
+      <w:r>
+        <w:sym w:font="Wingdings" w:char="F0E0"/>
+      </w:r>
+      <w:r>
+        <w:t xml:space="preserve"> Convert a string to a date/time or a number and return NULL if the conversion fails</w:t>
+      </w:r>
+    </w:p>
+    <w:p>
+      <w:r>
+        <w:t xml:space="preserve">Convert datetime to string </w:t>
+      </w:r>
+      <w:r>
+        <w:sym w:font="Wingdings" w:char="F0E0"/>
+      </w:r>
+      <w:r>
+        <w:t xml:space="preserve"> Show you how to convert a datetime value to a string in a specified format.</w:t>
+      </w:r>
+    </w:p>
+    <w:p>
+      <w:r>
+        <w:t xml:space="preserve">Convert string to datetime </w:t>
+      </w:r>
+      <w:r>
+        <w:sym w:font="Wingdings" w:char="F0E0"/>
+      </w:r>
+      <w:r>
+        <w:t xml:space="preserve"> Describe how to convert a string to a datetime value</w:t>
+      </w:r>
+    </w:p>
+    <w:p>
+      <w:r>
+        <w:t xml:space="preserve">Convert datetime to date  </w:t>
+      </w:r>
+      <w:r>
+        <w:sym w:font="Wingdings" w:char="F0E0"/>
+      </w:r>
+      <w:r>
+        <w:t xml:space="preserve"> Convert a datetime to a date. </w:t>
+      </w:r>
+    </w:p>
+    <w:p>
+      <w:pPr>
+        <w:pBdr>
+          <w:bottom w:val="single" w:sz="6" w:space="1" w:color="auto"/>
+        </w:pBdr>
+      </w:pPr>
+    </w:p>
+    <w:p/>
+    <w:p>
+      <w:r>
+        <w:t>Window functions:</w:t>
+      </w:r>
+    </w:p>
+    <w:p>
+      <w:r>
+        <w:t xml:space="preserve">CUME_DIST </w:t>
+      </w:r>
+      <w:r>
+        <w:sym w:font="Wingdings" w:char="F0E0"/>
+      </w:r>
+      <w:r>
+        <w:t xml:space="preserve"> Calculate the cumulative distribution of a value</w:t>
+      </w:r>
+      <w:r>
+        <w:t xml:space="preserve"> in a set of values </w:t>
+      </w:r>
+    </w:p>
+    <w:p>
+      <w:r>
+        <w:lastRenderedPageBreak/>
+        <w:t xml:space="preserve">DENSE_RANK </w:t>
+      </w:r>
+      <w:r>
+        <w:sym w:font="Wingdings" w:char="F0E0"/>
+      </w:r>
+      <w:r>
+        <w:t xml:space="preserve"> Assign a rank value to each row within a partition of a result, with no gaps in rank values</w:t>
+      </w:r>
+    </w:p>
+    <w:p>
+      <w:r>
+        <w:t xml:space="preserve">FIRST_VALUE </w:t>
+      </w:r>
+      <w:r>
+        <w:sym w:font="Wingdings" w:char="F0E0"/>
+      </w:r>
+      <w:r>
+        <w:t xml:space="preserve"> Get the value of the first row in an ordered partition of a result of a result set.</w:t>
+      </w:r>
+    </w:p>
+    <w:p>
+      <w:r>
+        <w:t xml:space="preserve">LAG </w:t>
+      </w:r>
+      <w:r>
+        <w:sym w:font="Wingdings" w:char="F0E0"/>
+      </w:r>
+      <w:r>
+        <w:t xml:space="preserve"> Provide access to a row at a given physical offset that comes before the current row</w:t>
+      </w:r>
+    </w:p>
+    <w:p>
+      <w:r>
+        <w:t xml:space="preserve">LAST_VALUE </w:t>
+      </w:r>
+      <w:r>
+        <w:sym w:font="Wingdings" w:char="F0E0"/>
+      </w:r>
+      <w:r>
+        <w:t xml:space="preserve"> Get the value of the last row in an ordered partition of a result set</w:t>
+      </w:r>
+    </w:p>
+    <w:p>
+      <w:pPr>
+        <w:pBdr>
+          <w:bottom w:val="single" w:sz="6" w:space="1" w:color="auto"/>
+        </w:pBdr>
+      </w:pPr>
+    </w:p>
+    <w:p/>
+    <w:p/>
+    <w:p>
+      <w:r>
+        <w:t>String functions</w:t>
+      </w:r>
+    </w:p>
+    <w:p/>
+    <w:p>
+      <w:r>
+        <w:t>LEN(string)</w:t>
+      </w:r>
+    </w:p>
+    <w:p>
+      <w:r>
+        <w:t>CONCAT(string1, string2, string3,……,</w:t>
+      </w:r>
+      <w:proofErr w:type="spellStart"/>
+      <w:r>
+        <w:t>string_n</w:t>
+      </w:r>
+      <w:proofErr w:type="spellEnd"/>
+      <w:r>
+        <w:t>) ;</w:t>
+      </w:r>
+    </w:p>
+    <w:p>
+      <w:r>
+        <w:t>CONCAT_WS(separator, string1, string2, string3,…..,</w:t>
+      </w:r>
+      <w:proofErr w:type="spellStart"/>
+      <w:r>
+        <w:t>string_n</w:t>
+      </w:r>
+      <w:proofErr w:type="spellEnd"/>
+      <w:r>
+        <w:t>) ;</w:t>
+      </w:r>
+    </w:p>
+    <w:p>
+      <w:r>
+        <w:t>LTRIM(string) ;</w:t>
+      </w:r>
+    </w:p>
+    <w:p>
+      <w:r>
+        <w:t>RTRIM(string) ;</w:t>
+      </w:r>
+    </w:p>
+    <w:p>
+      <w:r>
+        <w:t>REPLACE(</w:t>
+      </w:r>
+      <w:proofErr w:type="spellStart"/>
+      <w:r>
+        <w:t>string_expression</w:t>
+      </w:r>
+      <w:proofErr w:type="spellEnd"/>
+      <w:r>
+        <w:t xml:space="preserve">, </w:t>
+      </w:r>
+      <w:proofErr w:type="spellStart"/>
+      <w:r>
+        <w:t>string_pattern</w:t>
+      </w:r>
+      <w:proofErr w:type="spellEnd"/>
+      <w:r>
+        <w:t xml:space="preserve">, </w:t>
+      </w:r>
+      <w:proofErr w:type="spellStart"/>
+      <w:r>
+        <w:t>string_replacement</w:t>
+      </w:r>
+      <w:proofErr w:type="spellEnd"/>
+      <w:r>
+        <w:t>) ;</w:t>
+      </w:r>
+    </w:p>
+    <w:p>
+      <w:r>
+        <w:t>REVERSE(</w:t>
+      </w:r>
+      <w:proofErr w:type="spellStart"/>
+      <w:r>
+        <w:t>string_expression</w:t>
+      </w:r>
+      <w:proofErr w:type="spellEnd"/>
+      <w:r>
+        <w:t>) ;</w:t>
+      </w:r>
+    </w:p>
+    <w:p>
+      <w:r>
+        <w:t>SUBSTRING(expression, start, length)</w:t>
+      </w:r>
+    </w:p>
+    <w:p>
+      <w:r>
+        <w:t>SELECT ASCII(character) ;</w:t>
+      </w:r>
+    </w:p>
+    <w:p>
+      <w:r>
+        <w:t>UPPER(</w:t>
+      </w:r>
+      <w:proofErr w:type="spellStart"/>
+      <w:r>
+        <w:t>character_expression</w:t>
+      </w:r>
+      <w:proofErr w:type="spellEnd"/>
+      <w:r>
+        <w:t>) ;</w:t>
+      </w:r>
+    </w:p>
+    <w:p>
+      <w:r>
+        <w:t>LOWER(</w:t>
+      </w:r>
+      <w:proofErr w:type="spellStart"/>
+      <w:r>
+        <w:t>character_expression</w:t>
+      </w:r>
+      <w:proofErr w:type="spellEnd"/>
+      <w:r>
+        <w:t>) ;</w:t>
+      </w:r>
+    </w:p>
+    <w:p/>
+    <w:p>
+      <w:r>
+        <w:lastRenderedPageBreak/>
+        <w:t>Mathematical functions</w:t>
+      </w:r>
+    </w:p>
+    <w:p>
+      <w:r>
+        <w:t>COUNT()</w:t>
+      </w:r>
+    </w:p>
+    <w:p>
+      <w:r>
+        <w:t>AVG()</w:t>
+      </w:r>
+    </w:p>
+    <w:p>
+      <w:r>
+        <w:t>LOG10(expression)</w:t>
+      </w:r>
+    </w:p>
+    <w:p>
+      <w:r>
+        <w:t>SQUARE(number)</w:t>
+      </w:r>
+    </w:p>
+    <w:p>
+      <w:r>
+        <w:t>ABS(</w:t>
+      </w:r>
+      <w:proofErr w:type="spellStart"/>
+      <w:r>
+        <w:t>numeric_expression</w:t>
+      </w:r>
+      <w:proofErr w:type="spellEnd"/>
+      <w:r>
+        <w:t xml:space="preserve">) </w:t>
+      </w:r>
+    </w:p>
+    <w:p>
+      <w:r>
+        <w:t>CEILING(</w:t>
+      </w:r>
+      <w:proofErr w:type="spellStart"/>
+      <w:r>
+        <w:t>numeric_expression</w:t>
+      </w:r>
+      <w:proofErr w:type="spellEnd"/>
+      <w:r>
+        <w:t xml:space="preserve">) </w:t>
+      </w:r>
+    </w:p>
+    <w:p>
+      <w:r>
+        <w:t>FLOOR(</w:t>
+      </w:r>
+      <w:proofErr w:type="spellStart"/>
+      <w:r>
+        <w:t>numeric_expression</w:t>
+      </w:r>
+      <w:proofErr w:type="spellEnd"/>
+      <w:r>
+        <w:t>)</w:t>
+      </w:r>
+    </w:p>
+    <w:p>
+      <w:r>
+        <w:t xml:space="preserve"> </w:t>
+      </w:r>
+      <w:r>
+        <w:t xml:space="preserve">ROUND(number, decimal, operation) </w:t>
+      </w:r>
+    </w:p>
+    <w:p>
+      <w:r>
+        <w:t>POWER(</w:t>
+      </w:r>
+      <w:proofErr w:type="spellStart"/>
+      <w:r>
+        <w:t>float_expression</w:t>
+      </w:r>
+      <w:proofErr w:type="spellEnd"/>
+      <w:r>
+        <w:t>, y) ;</w:t>
+      </w:r>
+    </w:p>
+    <w:p/>
+    <w:p/>
+    <w:p>
+      <w:r>
+        <w:t>Date Time functions</w:t>
+      </w:r>
+    </w:p>
+    <w:p>
+      <w:r>
+        <w:t>D</w:t>
+      </w:r>
+      <w:r>
+        <w:t>AY</w:t>
+      </w:r>
+      <w:r>
+        <w:t xml:space="preserve">(date) </w:t>
+      </w:r>
+    </w:p>
+    <w:p>
+      <w:r>
+        <w:t>MONTH(date)</w:t>
+      </w:r>
+    </w:p>
+    <w:p>
+      <w:r>
+        <w:t>YEAR(date)</w:t>
+      </w:r>
+    </w:p>
+    <w:p>
+      <w:r>
+        <w:t>DATEADD(</w:t>
+      </w:r>
+      <w:proofErr w:type="spellStart"/>
+      <w:r>
+        <w:t>datepart</w:t>
+      </w:r>
+      <w:proofErr w:type="spellEnd"/>
+      <w:r>
+        <w:t xml:space="preserve">, number, date) </w:t>
+      </w:r>
+    </w:p>
+    <w:p>
+      <w:r>
+        <w:t>DATEDIFF(</w:t>
+      </w:r>
+      <w:proofErr w:type="spellStart"/>
+      <w:r>
+        <w:t>datepart</w:t>
+      </w:r>
+      <w:proofErr w:type="spellEnd"/>
+      <w:r>
+        <w:t xml:space="preserve">, </w:t>
+      </w:r>
+      <w:proofErr w:type="spellStart"/>
+      <w:r>
+        <w:t>startdate</w:t>
+      </w:r>
+      <w:proofErr w:type="spellEnd"/>
+      <w:r>
+        <w:t xml:space="preserve">, </w:t>
+      </w:r>
+      <w:proofErr w:type="spellStart"/>
+      <w:r>
+        <w:t>enddate</w:t>
+      </w:r>
+      <w:proofErr w:type="spellEnd"/>
+      <w:r>
+        <w:t>)</w:t>
+      </w:r>
+    </w:p>
+    <w:p>
+      <w:r>
+        <w:t xml:space="preserve">GETDATE() </w:t>
+      </w:r>
+    </w:p>
+    <w:p>
+      <w:r>
+        <w:t>FORMAT(value, format, culture)</w:t>
+      </w:r>
+    </w:p>
+    <w:p>
+      <w:r>
+        <w:t>DATEPART(</w:t>
+      </w:r>
+      <w:proofErr w:type="spellStart"/>
+      <w:r>
+        <w:t>datepart</w:t>
+      </w:r>
+      <w:proofErr w:type="spellEnd"/>
+      <w:r>
+        <w:t>, date)</w:t>
+      </w:r>
+    </w:p>
+    <w:p/>
+    <w:p/>
+    <w:p>
+      <w:r>
+        <w:t>Window functions</w:t>
+      </w:r>
+    </w:p>
+    <w:p>
+      <w:r>
+        <w:t>RANK() OVER [PARTITION BY expression] ORDER BY expression (ASC|DESC) ;</w:t>
+      </w:r>
+    </w:p>
+    <w:p>
+      <w:r>
+        <w:t xml:space="preserve">ROW_NUMBER()  OVER (PARTITION BY </w:t>
+      </w:r>
+      <w:proofErr w:type="spellStart"/>
+      <w:r>
+        <w:t>value_expression</w:t>
+      </w:r>
+      <w:proofErr w:type="spellEnd"/>
+      <w:r>
+        <w:t xml:space="preserve">, [n] </w:t>
+      </w:r>
+      <w:proofErr w:type="spellStart"/>
+      <w:r>
+        <w:t>order_y_clause</w:t>
+      </w:r>
+      <w:proofErr w:type="spellEnd"/>
+      <w:r>
+        <w:t>)</w:t>
+      </w:r>
+    </w:p>
+    <w:p/>
+    <w:p>
+      <w:r>
+        <w:t xml:space="preserve"> </w:t>
+      </w:r>
+      <w:r>
+        <w:t xml:space="preserve">DENSE_RANK() </w:t>
+      </w:r>
+      <w:r>
+        <w:sym w:font="Wingdings" w:char="F0E0"/>
+      </w:r>
+      <w:r>
+        <w:t xml:space="preserve"> no gaps</w:t>
+      </w:r>
+    </w:p>
+    <w:p>
+      <w:r>
+        <w:t xml:space="preserve">DENSE_RANK() OVER (partition by clause, </w:t>
+      </w:r>
+      <w:proofErr w:type="spellStart"/>
+      <w:r>
+        <w:t>order_by_clause</w:t>
+      </w:r>
+      <w:proofErr w:type="spellEnd"/>
+      <w:r>
+        <w:t>)</w:t>
+      </w:r>
+    </w:p>
+    <w:p>
+      <w:r>
+        <w:t>NTILE() – divide or try to partition the rows equally.</w:t>
+      </w:r>
+    </w:p>
+    <w:p/>
+    <w:p/>
+    <w:p>
+      <w:pPr>
+        <w:pBdr>
+          <w:bottom w:val="single" w:sz="6" w:space="1" w:color="auto"/>
+        </w:pBdr>
+      </w:pPr>
+    </w:p>
+    <w:p>
+      <w:r>
+        <w:t>User-defined functions</w:t>
+      </w:r>
+    </w:p>
+    <w:p>
+      <w:r>
+        <w:t xml:space="preserve">Scalar </w:t>
+      </w:r>
+      <w:proofErr w:type="spellStart"/>
+      <w:r>
+        <w:t>vaued</w:t>
+      </w:r>
+      <w:proofErr w:type="spellEnd"/>
+      <w:r>
+        <w:t xml:space="preserve"> </w:t>
+      </w:r>
+    </w:p>
+    <w:p>
+      <w:r>
+        <w:t>Table valued</w:t>
+      </w:r>
+    </w:p>
     <w:p/>
     <w:p/>
     <w:p/>
@@ -3627,7 +3870,7 @@
       </w:pPr>
     </w:p>
     <w:sectPr>
-      <w:footerReference w:type="default" r:id="rId7"/>
+      <w:footerReference w:type="default" r:id="rId8"/>
       <w:pgSz w:w="12240" w:h="15840"/>
       <w:pgMar w:top="1440" w:right="1440" w:bottom="1440" w:left="1440" w:header="720" w:footer="720" w:gutter="0"/>
       <w:cols w:space="720"/>
@@ -5387,4 +5630,16 @@
     </a:ext>
   </a:extLst>
 </a:theme>
+</file>
+
+<file path=customXml/item1.xml><?xml version="1.0" encoding="utf-8"?>
+<b:Sources xmlns:b="http://schemas.openxmlformats.org/officeDocument/2006/bibliography" xmlns="http://schemas.openxmlformats.org/officeDocument/2006/bibliography" SelectedStyle="\APASixthEditionOfficeOnline.xsl" StyleName="APA" Version="6"/>
+</file>
+
+<file path=customXml/itemProps1.xml><?xml version="1.0" encoding="utf-8"?>
+<ds:datastoreItem xmlns:ds="http://schemas.openxmlformats.org/officeDocument/2006/customXml" ds:itemID="{08C32DC1-3B92-485E-BF1B-01A0C3137BE7}">
+  <ds:schemaRefs>
+    <ds:schemaRef ds:uri="http://schemas.openxmlformats.org/officeDocument/2006/bibliography"/>
+  </ds:schemaRefs>
+</ds:datastoreItem>
 </file>
--- a/3-Microsoft Sql Certification Training/Study Materials/SQL-CheatSheet.docx
+++ b/3-Microsoft Sql Certification Training/Study Materials/SQL-CheatSheet.docx
@@ -79,8 +79,13 @@
           <w:numId w:val="1"/>
         </w:numPr>
       </w:pPr>
-      <w:r>
-        <w:t>Table  - Rows and columns</w:t>
+      <w:proofErr w:type="gramStart"/>
+      <w:r>
+        <w:t>Table  -</w:t>
+      </w:r>
+      <w:proofErr w:type="gramEnd"/>
+      <w:r>
+        <w:t xml:space="preserve"> Rows and columns</w:t>
       </w:r>
     </w:p>
     <w:p>
@@ -118,6 +123,7 @@
         <w:t xml:space="preserve">CREATE DATABASE </w:t>
       </w:r>
       <w:proofErr w:type="spellStart"/>
+      <w:proofErr w:type="gramStart"/>
       <w:r>
         <w:t>databasename</w:t>
       </w:r>
@@ -125,6 +131,7 @@
       <w:r>
         <w:t xml:space="preserve"> ;</w:t>
       </w:r>
+      <w:proofErr w:type="gramEnd"/>
     </w:p>
     <w:p>
       <w:pPr>
@@ -138,9 +145,11 @@
         <w:t>databasename</w:t>
       </w:r>
       <w:proofErr w:type="spellEnd"/>
+      <w:proofErr w:type="gramStart"/>
       <w:r>
         <w:t>] ;</w:t>
       </w:r>
+      <w:proofErr w:type="gramEnd"/>
     </w:p>
     <w:p>
       <w:pPr>
@@ -154,9 +163,11 @@
         <w:t>databasename</w:t>
       </w:r>
       <w:proofErr w:type="spellEnd"/>
+      <w:proofErr w:type="gramStart"/>
       <w:r>
         <w:t>] ;</w:t>
       </w:r>
+      <w:proofErr w:type="gramEnd"/>
     </w:p>
     <w:p>
       <w:pPr>
@@ -168,7 +179,15 @@
       </w:r>
       <w:proofErr w:type="spellEnd"/>
       <w:r>
-        <w:t xml:space="preserve">: Rules for the data in a </w:t>
+        <w:t xml:space="preserve">: Rules for the data in </w:t>
+      </w:r>
+      <w:proofErr w:type="gramStart"/>
+      <w:r>
+        <w:t>a</w:t>
+      </w:r>
+      <w:proofErr w:type="gramEnd"/>
+      <w:r>
+        <w:t xml:space="preserve"> </w:t>
       </w:r>
       <w:proofErr w:type="spellStart"/>
       <w:r>
@@ -266,8 +285,13 @@
         <w:sym w:font="Wingdings" w:char="F0E0"/>
       </w:r>
       <w:r>
-        <w:t xml:space="preserve">  CP FUND  (</w:t>
-      </w:r>
+        <w:t xml:space="preserve">  CP </w:t>
+      </w:r>
+      <w:proofErr w:type="gramStart"/>
+      <w:r>
+        <w:t>FUND  (</w:t>
+      </w:r>
+      <w:proofErr w:type="gramEnd"/>
       <w:r>
         <w:t>Mnemonic</w:t>
       </w:r>
@@ -288,7 +312,15 @@
         <w:ind w:left="360"/>
       </w:pPr>
       <w:r>
-        <w:t>The FOREIGN KEY constraint also prevents invalid data from being inserted into the foreign key column, because it has to be one of the values contained in the table it points to.</w:t>
+        <w:t xml:space="preserve">The FOREIGN KEY constraint also prevents invalid data from being inserted into the foreign key column, because it </w:t>
+      </w:r>
+      <w:proofErr w:type="gramStart"/>
+      <w:r>
+        <w:t>has to</w:t>
+      </w:r>
+      <w:proofErr w:type="gramEnd"/>
+      <w:r>
+        <w:t xml:space="preserve"> be one of the values contained in the table it points to.</w:t>
       </w:r>
     </w:p>
     <w:p>
@@ -346,8 +378,13 @@
       </w:r>
       <w:proofErr w:type="spellEnd"/>
       <w:r>
-        <w:t>)) ;</w:t>
-      </w:r>
+        <w:t>)</w:t>
+      </w:r>
+      <w:proofErr w:type="gramStart"/>
+      <w:r>
+        <w:t>) ;</w:t>
+      </w:r>
+      <w:proofErr w:type="gramEnd"/>
     </w:p>
     <w:p>
       <w:pPr>
@@ -426,10 +463,12 @@
         <w:t>decimals(</w:t>
       </w:r>
       <w:proofErr w:type="spellStart"/>
+      <w:proofErr w:type="gramStart"/>
       <w:r>
         <w:t>s,d</w:t>
       </w:r>
       <w:proofErr w:type="spellEnd"/>
+      <w:proofErr w:type="gramEnd"/>
       <w:r>
         <w:t>)</w:t>
       </w:r>
@@ -628,6 +667,7 @@
       <w:r>
         <w:t xml:space="preserve">uring </w:t>
       </w:r>
+      <w:proofErr w:type="gramStart"/>
       <w:r>
         <w:rPr>
           <w:b/>
@@ -636,7 +676,11 @@
         <w:t>T</w:t>
       </w:r>
       <w:r>
-        <w:t xml:space="preserve">he </w:t>
+        <w:t>he</w:t>
+      </w:r>
+      <w:proofErr w:type="gramEnd"/>
+      <w:r>
+        <w:t xml:space="preserve"> </w:t>
       </w:r>
       <w:r>
         <w:rPr>
@@ -664,40 +708,63 @@
         <w:t>Write a query to create the Store D</w:t>
       </w:r>
       <w:r>
-        <w:t xml:space="preserve">etails table with </w:t>
-      </w:r>
-      <w:r>
-        <w:t xml:space="preserve">following constraints : </w:t>
-      </w:r>
-    </w:p>
-    <w:p>
-      <w:r>
-        <w:t xml:space="preserve">1. Store Column As Primary Key </w:t>
-      </w:r>
-      <w:r>
-        <w:br/>
-      </w:r>
-      <w:r>
-        <w:t>2. S</w:t>
-      </w:r>
-      <w:proofErr w:type="spellStart"/>
-      <w:r>
-        <w:t>tore_name</w:t>
-      </w:r>
-      <w:proofErr w:type="spellEnd"/>
-      <w:r>
-        <w:t xml:space="preserve"> Column As Not Null</w:t>
-      </w:r>
-      <w:r>
-        <w:br/>
-      </w:r>
-      <w:r>
-        <w:t xml:space="preserve"> 3. Sales Column As Check </w:t>
-      </w:r>
-      <w:r>
-        <w:br/>
-      </w:r>
-      <w:r>
+        <w:t xml:space="preserve">etails table with following </w:t>
+      </w:r>
+      <w:proofErr w:type="gramStart"/>
+      <w:r>
+        <w:t>constraints :</w:t>
+      </w:r>
+      <w:proofErr w:type="gramEnd"/>
+      <w:r>
+        <w:t xml:space="preserve"> </w:t>
+      </w:r>
+    </w:p>
+    <w:p>
+      <w:r>
+        <w:t xml:space="preserve">1. Store Column </w:t>
+      </w:r>
+      <w:proofErr w:type="gramStart"/>
+      <w:r>
+        <w:t>As</w:t>
+      </w:r>
+      <w:proofErr w:type="gramEnd"/>
+      <w:r>
+        <w:t xml:space="preserve"> Primary Key </w:t>
+      </w:r>
+      <w:r>
+        <w:br/>
+        <w:t xml:space="preserve">2. </w:t>
+      </w:r>
+      <w:proofErr w:type="spellStart"/>
+      <w:r>
+        <w:t>Store_name</w:t>
+      </w:r>
+      <w:proofErr w:type="spellEnd"/>
+      <w:r>
+        <w:t xml:space="preserve"> Column </w:t>
+      </w:r>
+      <w:proofErr w:type="gramStart"/>
+      <w:r>
+        <w:t>As</w:t>
+      </w:r>
+      <w:proofErr w:type="gramEnd"/>
+      <w:r>
+        <w:t xml:space="preserve"> Not Null</w:t>
+      </w:r>
+      <w:r>
+        <w:br/>
+        <w:t xml:space="preserve"> 3. Sales Column </w:t>
+      </w:r>
+      <w:proofErr w:type="gramStart"/>
+      <w:r>
+        <w:t>As</w:t>
+      </w:r>
+      <w:proofErr w:type="gramEnd"/>
+      <w:r>
+        <w:t xml:space="preserve"> Check </w:t>
+      </w:r>
+      <w:r>
+        <w:br/>
         <w:t xml:space="preserve">4. </w:t>
       </w:r>
       <w:proofErr w:type="spellStart"/>
@@ -706,12 +773,18 @@
       </w:r>
       <w:proofErr w:type="spellEnd"/>
       <w:r>
-        <w:t xml:space="preserve"> Column As Unique </w:t>
-      </w:r>
-      <w:r>
-        <w:br/>
-      </w:r>
-      <w:r>
+        <w:t xml:space="preserve"> Column </w:t>
+      </w:r>
+      <w:proofErr w:type="gramStart"/>
+      <w:r>
+        <w:t>As</w:t>
+      </w:r>
+      <w:proofErr w:type="gramEnd"/>
+      <w:r>
+        <w:t xml:space="preserve"> Unique </w:t>
+      </w:r>
+      <w:r>
+        <w:br/>
         <w:t xml:space="preserve">5. </w:t>
       </w:r>
       <w:proofErr w:type="spellStart"/>
@@ -720,18 +793,38 @@
       </w:r>
       <w:proofErr w:type="spellEnd"/>
       <w:r>
-        <w:t xml:space="preserve"> Column As Default Constraint With Default Value As Bangalore </w:t>
-      </w:r>
-      <w:r>
-        <w:br/>
-      </w:r>
-      <w:r>
+        <w:t xml:space="preserve"> Column </w:t>
+      </w:r>
+      <w:proofErr w:type="gramStart"/>
+      <w:r>
+        <w:t>As</w:t>
+      </w:r>
+      <w:proofErr w:type="gramEnd"/>
+      <w:r>
+        <w:t xml:space="preserve"> Default Constraint </w:t>
+      </w:r>
+      <w:proofErr w:type="gramStart"/>
+      <w:r>
+        <w:t>With</w:t>
+      </w:r>
+      <w:proofErr w:type="gramEnd"/>
+      <w:r>
+        <w:t xml:space="preserve"> Default Value </w:t>
+      </w:r>
+      <w:proofErr w:type="gramStart"/>
+      <w:r>
+        <w:t>As</w:t>
+      </w:r>
+      <w:proofErr w:type="gramEnd"/>
+      <w:r>
+        <w:t xml:space="preserve"> Bangalore </w:t>
+      </w:r>
+      <w:r>
+        <w:br/>
         <w:t xml:space="preserve">6. City Column as Varchar </w:t>
       </w:r>
       <w:r>
         <w:br/>
-      </w:r>
-      <w:r>
         <w:t xml:space="preserve">7. </w:t>
       </w:r>
       <w:proofErr w:type="spellStart"/>
@@ -784,7 +877,15 @@
       </w:r>
       <w:proofErr w:type="spellEnd"/>
       <w:r>
-        <w:t xml:space="preserve"> VARCHAR(200) NOT NULL,</w:t>
+        <w:t xml:space="preserve"> </w:t>
+      </w:r>
+      <w:proofErr w:type="gramStart"/>
+      <w:r>
+        <w:t>VARCHAR(</w:t>
+      </w:r>
+      <w:proofErr w:type="gramEnd"/>
+      <w:r>
+        <w:t>200) NOT NULL,</w:t>
       </w:r>
       <w:r>
         <w:br/>
@@ -815,11 +916,27 @@
       </w:r>
       <w:proofErr w:type="spellEnd"/>
       <w:r>
-        <w:t xml:space="preserve"> VARCHAR(200) DEFAULT “Bangalore”,</w:t>
-      </w:r>
-      <w:r>
-        <w:br/>
-        <w:t xml:space="preserve">                          City VARCHAR(200),</w:t>
+        <w:t xml:space="preserve"> </w:t>
+      </w:r>
+      <w:proofErr w:type="gramStart"/>
+      <w:r>
+        <w:t>VARCHAR(</w:t>
+      </w:r>
+      <w:proofErr w:type="gramEnd"/>
+      <w:r>
+        <w:t>200) DEFAULT “Bangalore”,</w:t>
+      </w:r>
+      <w:r>
+        <w:br/>
+        <w:t xml:space="preserve">                          City </w:t>
+      </w:r>
+      <w:proofErr w:type="gramStart"/>
+      <w:r>
+        <w:t>VARCHAR(</w:t>
+      </w:r>
+      <w:proofErr w:type="gramEnd"/>
+      <w:r>
+        <w:t>200),</w:t>
       </w:r>
       <w:r>
         <w:br/>
@@ -831,7 +948,15 @@
       </w:r>
       <w:proofErr w:type="spellEnd"/>
       <w:r>
-        <w:t xml:space="preserve"> INT ) ;</w:t>
+        <w:t xml:space="preserve"> </w:t>
+      </w:r>
+      <w:proofErr w:type="gramStart"/>
+      <w:r>
+        <w:t>INT )</w:t>
+      </w:r>
+      <w:proofErr w:type="gramEnd"/>
+      <w:r>
+        <w:t xml:space="preserve"> ;</w:t>
       </w:r>
     </w:p>
     <w:p/>
@@ -850,11 +975,16 @@
       </w:r>
       <w:proofErr w:type="spellEnd"/>
       <w:r>
-        <w:t xml:space="preserve"> VALUES (val1, val2, val3, ….)</w:t>
+        <w:t xml:space="preserve"> VALUES (val1, val2, val3, ….</w:t>
+      </w:r>
+      <w:proofErr w:type="gramStart"/>
+      <w:r>
+        <w:t>)</w:t>
       </w:r>
       <w:r>
         <w:t xml:space="preserve"> ;</w:t>
       </w:r>
+      <w:proofErr w:type="gramEnd"/>
     </w:p>
     <w:p>
       <w:pPr>
@@ -867,15 +997,28 @@
       </w:r>
       <w:proofErr w:type="spellStart"/>
       <w:r>
-        <w:t>table_name</w:t>
-      </w:r>
-      <w:proofErr w:type="spellEnd"/>
-      <w:r>
-        <w:t xml:space="preserve">(col1, col2, col3) VALUES (v1, v2, v3) </w:t>
+        <w:t>table_</w:t>
+      </w:r>
+      <w:proofErr w:type="gramStart"/>
+      <w:r>
+        <w:t>name</w:t>
+      </w:r>
+      <w:proofErr w:type="spellEnd"/>
+      <w:r>
+        <w:t>(</w:t>
+      </w:r>
+      <w:proofErr w:type="gramEnd"/>
+      <w:r>
+        <w:t>col1, col2, col3) VALUES (v1, v2, v3</w:t>
+      </w:r>
+      <w:proofErr w:type="gramStart"/>
+      <w:r>
+        <w:t xml:space="preserve">) </w:t>
       </w:r>
       <w:r>
         <w:t>;</w:t>
       </w:r>
+      <w:proofErr w:type="gramEnd"/>
       <w:r>
         <w:t xml:space="preserve">                        </w:t>
       </w:r>
@@ -895,25 +1038,43 @@
       </w:r>
       <w:proofErr w:type="spellStart"/>
       <w:r>
-        <w:t>table_name</w:t>
+        <w:t>table_</w:t>
+      </w:r>
+      <w:proofErr w:type="gramStart"/>
+      <w:r>
+        <w:t>name</w:t>
       </w:r>
       <w:proofErr w:type="spellEnd"/>
       <w:r>
         <w:t xml:space="preserve"> ;</w:t>
       </w:r>
-    </w:p>
-    <w:p>
-      <w:r>
-        <w:t xml:space="preserve">SELECT column_name1, column_name2,…. FROM </w:t>
-      </w:r>
-      <w:proofErr w:type="spellStart"/>
-      <w:r>
-        <w:t>table_name</w:t>
+      <w:proofErr w:type="gramEnd"/>
+    </w:p>
+    <w:p>
+      <w:r>
+        <w:t>SELECT column_name1, column_name</w:t>
+      </w:r>
+      <w:proofErr w:type="gramStart"/>
+      <w:r>
+        <w:t>2,…</w:t>
+      </w:r>
+      <w:proofErr w:type="gramEnd"/>
+      <w:r>
+        <w:t xml:space="preserve">. FROM </w:t>
+      </w:r>
+      <w:proofErr w:type="spellStart"/>
+      <w:r>
+        <w:t>table_</w:t>
+      </w:r>
+      <w:proofErr w:type="gramStart"/>
+      <w:r>
+        <w:t>name</w:t>
       </w:r>
       <w:proofErr w:type="spellEnd"/>
       <w:r>
         <w:t xml:space="preserve"> ;</w:t>
       </w:r>
+      <w:proofErr w:type="gramEnd"/>
     </w:p>
     <w:p>
       <w:r>
@@ -921,11 +1082,19 @@
       </w:r>
       <w:proofErr w:type="spellStart"/>
       <w:r>
-        <w:t>table_name</w:t>
-      </w:r>
-      <w:proofErr w:type="spellEnd"/>
-      <w:r>
-        <w:t xml:space="preserve"> ; </w:t>
+        <w:t>table_</w:t>
+      </w:r>
+      <w:proofErr w:type="gramStart"/>
+      <w:r>
+        <w:t>name</w:t>
+      </w:r>
+      <w:proofErr w:type="spellEnd"/>
+      <w:r>
+        <w:t xml:space="preserve"> ;</w:t>
+      </w:r>
+      <w:proofErr w:type="gramEnd"/>
+      <w:r>
+        <w:t xml:space="preserve"> </w:t>
       </w:r>
     </w:p>
     <w:p>
@@ -947,16 +1116,28 @@
       <w:proofErr w:type="spellEnd"/>
       <w:r>
         <w:br/>
+      </w:r>
+      <w:proofErr w:type="gramStart"/>
+      <w:r>
         <w:t xml:space="preserve">ADD  </w:t>
       </w:r>
       <w:proofErr w:type="spellStart"/>
       <w:r>
-        <w:t>column_name</w:t>
-      </w:r>
-      <w:proofErr w:type="spellEnd"/>
-      <w:r>
-        <w:t xml:space="preserve"> datatype ;</w:t>
-      </w:r>
+        <w:t>column</w:t>
+      </w:r>
+      <w:proofErr w:type="gramEnd"/>
+      <w:r>
+        <w:t>_name</w:t>
+      </w:r>
+      <w:proofErr w:type="spellEnd"/>
+      <w:r>
+        <w:t xml:space="preserve"> </w:t>
+      </w:r>
+      <w:proofErr w:type="gramStart"/>
+      <w:r>
+        <w:t>datatype ;</w:t>
+      </w:r>
+      <w:proofErr w:type="gramEnd"/>
     </w:p>
     <w:p>
       <w:r>
@@ -973,12 +1154,17 @@
       </w:r>
       <w:proofErr w:type="spellStart"/>
       <w:r>
-        <w:t>column_name</w:t>
+        <w:t>column_</w:t>
+      </w:r>
+      <w:proofErr w:type="gramStart"/>
+      <w:r>
+        <w:t>name</w:t>
       </w:r>
       <w:proofErr w:type="spellEnd"/>
       <w:r>
         <w:t xml:space="preserve"> ;</w:t>
       </w:r>
+      <w:proofErr w:type="gramEnd"/>
     </w:p>
     <w:p>
       <w:pPr>
@@ -1008,8 +1194,13 @@
       </w:r>
       <w:r>
         <w:br/>
-        <w:t>WHERE condition ;</w:t>
-      </w:r>
+        <w:t xml:space="preserve">WHERE </w:t>
+      </w:r>
+      <w:proofErr w:type="gramStart"/>
+      <w:r>
+        <w:t>condition ;</w:t>
+      </w:r>
+      <w:proofErr w:type="gramEnd"/>
     </w:p>
     <w:p>
       <w:pPr>
@@ -1026,7 +1217,15 @@
     <w:p/>
     <w:p>
       <w:r>
-        <w:t xml:space="preserve">UPDATE TOP(5) </w:t>
+        <w:t xml:space="preserve">UPDATE </w:t>
+      </w:r>
+      <w:proofErr w:type="gramStart"/>
+      <w:r>
+        <w:t>TOP(</w:t>
+      </w:r>
+      <w:proofErr w:type="gramEnd"/>
+      <w:r>
+        <w:t xml:space="preserve">5) </w:t>
       </w:r>
       <w:proofErr w:type="spellStart"/>
       <w:r>
@@ -1034,8 +1233,13 @@
       </w:r>
       <w:proofErr w:type="spellEnd"/>
       <w:r>
-        <w:t xml:space="preserve"> set sales = 100 ;</w:t>
-      </w:r>
+        <w:t xml:space="preserve"> set sales = </w:t>
+      </w:r>
+      <w:proofErr w:type="gramStart"/>
+      <w:r>
+        <w:t>100 ;</w:t>
+      </w:r>
+      <w:proofErr w:type="gramEnd"/>
     </w:p>
     <w:p>
       <w:pPr>
@@ -1074,7 +1278,23 @@
       </w:r>
       <w:r>
         <w:br/>
-        <w:t xml:space="preserve">ADD Profit VARCHAR(5), Loss varchar(5) </w:t>
+        <w:t xml:space="preserve">ADD Profit </w:t>
+      </w:r>
+      <w:proofErr w:type="gramStart"/>
+      <w:r>
+        <w:t>VARCHAR(</w:t>
+      </w:r>
+      <w:proofErr w:type="gramEnd"/>
+      <w:r>
+        <w:t xml:space="preserve">5), Loss </w:t>
+      </w:r>
+      <w:proofErr w:type="gramStart"/>
+      <w:r>
+        <w:t>varchar(</w:t>
+      </w:r>
+      <w:proofErr w:type="gramEnd"/>
+      <w:r>
+        <w:t xml:space="preserve">5) </w:t>
       </w:r>
       <w:r>
         <w:br/>
@@ -1103,12 +1323,22 @@
       </w:r>
       <w:r>
         <w:br/>
-        <w:t>SET ROWCOUNT &gt; 0 ;</w:t>
-      </w:r>
-      <w:r>
-        <w:br/>
-        <w:t>SELECT * FROM sales ;</w:t>
-      </w:r>
+        <w:t xml:space="preserve">SET ROWCOUNT &gt; </w:t>
+      </w:r>
+      <w:proofErr w:type="gramStart"/>
+      <w:r>
+        <w:t>0 ;</w:t>
+      </w:r>
+      <w:proofErr w:type="gramEnd"/>
+      <w:r>
+        <w:br/>
+        <w:t xml:space="preserve">SELECT * FROM </w:t>
+      </w:r>
+      <w:proofErr w:type="gramStart"/>
+      <w:r>
+        <w:t>sales ;</w:t>
+      </w:r>
+      <w:proofErr w:type="gramEnd"/>
     </w:p>
     <w:p>
       <w:pPr>
@@ -1127,7 +1357,39 @@
       </w:r>
       <w:r>
         <w:br/>
-        <w:t>It is a combination of insert, delete and update statements. If there is a Source table and a Target table that are to be merged, then with the help of MERGE statement, all the three operations can be performed at once.</w:t>
+        <w:t xml:space="preserve">It is a combination of </w:t>
+      </w:r>
+      <w:proofErr w:type="gramStart"/>
+      <w:r>
+        <w:t>insert</w:t>
+      </w:r>
+      <w:proofErr w:type="gramEnd"/>
+      <w:r>
+        <w:t xml:space="preserve">, </w:t>
+      </w:r>
+      <w:proofErr w:type="gramStart"/>
+      <w:r>
+        <w:t>delete</w:t>
+      </w:r>
+      <w:proofErr w:type="gramEnd"/>
+      <w:r>
+        <w:t xml:space="preserve"> and </w:t>
+      </w:r>
+      <w:proofErr w:type="gramStart"/>
+      <w:r>
+        <w:t>update</w:t>
+      </w:r>
+      <w:proofErr w:type="gramEnd"/>
+      <w:r>
+        <w:t xml:space="preserve"> statements. If there </w:t>
+      </w:r>
+      <w:proofErr w:type="gramStart"/>
+      <w:r>
+        <w:t>is</w:t>
+      </w:r>
+      <w:proofErr w:type="gramEnd"/>
+      <w:r>
+        <w:t xml:space="preserve"> a Source table and a Target table that are to be merged, then with the help of MERGE statement, all the three operations can be performed at once.</w:t>
       </w:r>
     </w:p>
     <w:p/>
@@ -1176,6 +1438,7 @@
         <w:t xml:space="preserve">ON </w:t>
       </w:r>
       <w:proofErr w:type="spellStart"/>
+      <w:proofErr w:type="gramStart"/>
       <w:r>
         <w:t>Surce.ProductID</w:t>
       </w:r>
@@ -1188,6 +1451,7 @@
         <w:t>Target.ProductID</w:t>
       </w:r>
       <w:proofErr w:type="spellEnd"/>
+      <w:proofErr w:type="gramEnd"/>
     </w:p>
     <w:p/>
     <w:p>
@@ -1533,8 +1797,6 @@
       <w:r>
         <w:lastRenderedPageBreak/>
         <w:br/>
-      </w:r>
-      <w:r>
         <w:t>-- 1. Drop the old constraint</w:t>
       </w:r>
     </w:p>
@@ -1603,9 +1865,14 @@
       </w:r>
       <w:proofErr w:type="spellEnd"/>
       <w:r>
-        <w:t>) REFERENCES Products(</w:t>
-      </w:r>
-      <w:proofErr w:type="spellStart"/>
+        <w:t xml:space="preserve">) REFERENCES </w:t>
+      </w:r>
+      <w:proofErr w:type="gramStart"/>
+      <w:r>
+        <w:t>Products(</w:t>
+      </w:r>
+      <w:proofErr w:type="spellStart"/>
+      <w:proofErr w:type="gramEnd"/>
       <w:r>
         <w:t>ProductID</w:t>
       </w:r>
@@ -1630,9 +1897,11 @@
       </w:r>
     </w:p>
     <w:p>
+      <w:proofErr w:type="gramStart"/>
       <w:r>
         <w:t>TRUNCATE  -</w:t>
       </w:r>
+      <w:proofErr w:type="gramEnd"/>
       <w:r>
         <w:sym w:font="Wingdings" w:char="F0E0"/>
       </w:r>
@@ -1661,7 +1930,15 @@
     <w:p/>
     <w:p>
       <w:r>
-        <w:t>Module-2 : Operators and Clauses</w:t>
+        <w:t>Module-</w:t>
+      </w:r>
+      <w:proofErr w:type="gramStart"/>
+      <w:r>
+        <w:t>2 :</w:t>
+      </w:r>
+      <w:proofErr w:type="gramEnd"/>
+      <w:r>
+        <w:t xml:space="preserve"> Operators and Clauses</w:t>
       </w:r>
     </w:p>
     <w:p/>
@@ -1744,8 +2021,13 @@
           <w:numId w:val="4"/>
         </w:numPr>
       </w:pPr>
-      <w:r>
-        <w:t>INERSECT  -&gt; the common records form both the select statements</w:t>
+      <w:proofErr w:type="gramStart"/>
+      <w:r>
+        <w:t>INERSECT  -</w:t>
+      </w:r>
+      <w:proofErr w:type="gramEnd"/>
+      <w:r>
+        <w:t>&gt; the common records form both the select statements</w:t>
       </w:r>
     </w:p>
     <w:p>
@@ -1895,7 +2177,47 @@
         <w:t>k</w:t>
       </w:r>
       <w:r>
-        <w:t xml:space="preserve"> MIN(), MAX(0, SUM(), AVG() and COUNT()</w:t>
+        <w:t xml:space="preserve"> </w:t>
+      </w:r>
+      <w:proofErr w:type="gramStart"/>
+      <w:r>
+        <w:t>MIN(</w:t>
+      </w:r>
+      <w:proofErr w:type="gramEnd"/>
+      <w:r>
+        <w:t xml:space="preserve">), </w:t>
+      </w:r>
+      <w:proofErr w:type="gramStart"/>
+      <w:r>
+        <w:t>MAX(</w:t>
+      </w:r>
+      <w:proofErr w:type="gramEnd"/>
+      <w:r>
+        <w:t xml:space="preserve">0, </w:t>
+      </w:r>
+      <w:proofErr w:type="gramStart"/>
+      <w:r>
+        <w:t>SUM(</w:t>
+      </w:r>
+      <w:proofErr w:type="gramEnd"/>
+      <w:r>
+        <w:t xml:space="preserve">), </w:t>
+      </w:r>
+      <w:proofErr w:type="gramStart"/>
+      <w:r>
+        <w:t>AVG(</w:t>
+      </w:r>
+      <w:proofErr w:type="gramEnd"/>
+      <w:r>
+        <w:t xml:space="preserve">) and </w:t>
+      </w:r>
+      <w:proofErr w:type="gramStart"/>
+      <w:r>
+        <w:t>COUNT(</w:t>
+      </w:r>
+      <w:proofErr w:type="gramEnd"/>
+      <w:r>
+        <w:t>)</w:t>
       </w:r>
     </w:p>
     <w:p>
@@ -2160,7 +2482,29 @@
                 <w:szCs w:val="21"/>
                 <w14:ligatures w14:val="none"/>
               </w:rPr>
-              <w:t>Grabs the raw tables and links them together.</w:t>
+              <w:t xml:space="preserve">Grabs the raw tables and </w:t>
+            </w:r>
+            <w:proofErr w:type="gramStart"/>
+            <w:r>
+              <w:rPr>
+                <w:rFonts w:ascii="Roboto" w:eastAsia="Times New Roman" w:hAnsi="Roboto" w:cs="Times New Roman"/>
+                <w:kern w:val="0"/>
+                <w:sz w:val="21"/>
+                <w:szCs w:val="21"/>
+                <w14:ligatures w14:val="none"/>
+              </w:rPr>
+              <w:t>links</w:t>
+            </w:r>
+            <w:proofErr w:type="gramEnd"/>
+            <w:r>
+              <w:rPr>
+                <w:rFonts w:ascii="Roboto" w:eastAsia="Times New Roman" w:hAnsi="Roboto" w:cs="Times New Roman"/>
+                <w:kern w:val="0"/>
+                <w:sz w:val="21"/>
+                <w:szCs w:val="21"/>
+                <w14:ligatures w14:val="none"/>
+              </w:rPr>
+              <w:t xml:space="preserve"> them together.</w:t>
             </w:r>
           </w:p>
         </w:tc>
@@ -2404,6 +2748,7 @@
                 <w14:ligatures w14:val="none"/>
               </w:rPr>
             </w:pPr>
+            <w:proofErr w:type="gramStart"/>
             <w:r>
               <w:rPr>
                 <w:rFonts w:ascii="Roboto" w:eastAsia="Times New Roman" w:hAnsi="Roboto" w:cs="Times New Roman"/>
@@ -2412,7 +2757,18 @@
                 <w:szCs w:val="21"/>
                 <w14:ligatures w14:val="none"/>
               </w:rPr>
-              <w:t>Smashes the remaining rows into summary buckets.</w:t>
+              <w:t>Smashes</w:t>
+            </w:r>
+            <w:proofErr w:type="gramEnd"/>
+            <w:r>
+              <w:rPr>
+                <w:rFonts w:ascii="Roboto" w:eastAsia="Times New Roman" w:hAnsi="Roboto" w:cs="Times New Roman"/>
+                <w:kern w:val="0"/>
+                <w:sz w:val="21"/>
+                <w:szCs w:val="21"/>
+                <w14:ligatures w14:val="none"/>
+              </w:rPr>
+              <w:t xml:space="preserve"> the remaining rows into summary buckets.</w:t>
             </w:r>
           </w:p>
         </w:tc>
@@ -2796,8 +3152,13 @@
     </w:p>
     <w:p>
       <w:r>
-        <w:t>CREATE TABLE #table_name() ;</w:t>
-      </w:r>
+        <w:t>CREATE TABLE #table_</w:t>
+      </w:r>
+      <w:proofErr w:type="gramStart"/>
+      <w:r>
+        <w:t>name() ;</w:t>
+      </w:r>
+      <w:proofErr w:type="gramEnd"/>
     </w:p>
     <w:p>
       <w:r>
@@ -2868,13 +3229,29 @@
         <w:sym w:font="Wingdings" w:char="F0E0"/>
       </w:r>
       <w:r>
-        <w:t xml:space="preserve">  returns all records from when there is a match in left and right table records. </w:t>
+        <w:t xml:space="preserve">  returns all records from when there is a match </w:t>
+      </w:r>
+      <w:proofErr w:type="gramStart"/>
+      <w:r>
+        <w:t>in</w:t>
+      </w:r>
+      <w:proofErr w:type="gramEnd"/>
+      <w:r>
+        <w:t xml:space="preserve"> left and right table records. </w:t>
       </w:r>
       <w:r>
         <w:sym w:font="Wingdings" w:char="F0E0"/>
       </w:r>
       <w:r>
-        <w:t xml:space="preserve"> Return absolutely everything from both tables. If there is a match, it connects them. If there is no match, the missing side id filled with null.</w:t>
+        <w:t xml:space="preserve"> Return absolutely everything from both tables. If there is a match, it connects them. If there is no match, the missing side </w:t>
+      </w:r>
+      <w:proofErr w:type="gramStart"/>
+      <w:r>
+        <w:t>id</w:t>
+      </w:r>
+      <w:proofErr w:type="gramEnd"/>
+      <w:r>
+        <w:t xml:space="preserve"> filled with null.</w:t>
       </w:r>
     </w:p>
     <w:p/>
@@ -2894,12 +3271,22 @@
     </w:p>
     <w:p>
       <w:proofErr w:type="spellStart"/>
+      <w:proofErr w:type="gramStart"/>
       <w:r>
         <w:t>Modul;e</w:t>
       </w:r>
       <w:proofErr w:type="spellEnd"/>
-      <w:r>
-        <w:t xml:space="preserve"> -4 : </w:t>
+      <w:proofErr w:type="gramEnd"/>
+      <w:r>
+        <w:t xml:space="preserve"> -</w:t>
+      </w:r>
+      <w:proofErr w:type="gramStart"/>
+      <w:r>
+        <w:t>4 :</w:t>
+      </w:r>
+      <w:proofErr w:type="gramEnd"/>
+      <w:r>
+        <w:t xml:space="preserve"> </w:t>
       </w:r>
       <w:proofErr w:type="spellStart"/>
       <w:r>
@@ -2951,7 +3338,15 @@
       </w:r>
       <w:r>
         <w:br/>
-        <w:t>Except for COUNT(*) aggregate functions ignore null values.</w:t>
+        <w:t xml:space="preserve">Except for </w:t>
+      </w:r>
+      <w:proofErr w:type="gramStart"/>
+      <w:r>
+        <w:t>COUNT(</w:t>
+      </w:r>
+      <w:proofErr w:type="gramEnd"/>
+      <w:r>
+        <w:t>*) aggregate functions ignore null values.</w:t>
       </w:r>
     </w:p>
     <w:p>
@@ -3106,7 +3501,15 @@
     </w:p>
     <w:p>
       <w:r>
-        <w:t>Data functions : Constructing date and time from their parts</w:t>
+        <w:t xml:space="preserve">Data </w:t>
+      </w:r>
+      <w:proofErr w:type="gramStart"/>
+      <w:r>
+        <w:t>functions :</w:t>
+      </w:r>
+      <w:proofErr w:type="gramEnd"/>
+      <w:r>
+        <w:t xml:space="preserve"> Constructing date and time from their parts</w:t>
       </w:r>
     </w:p>
     <w:p>
@@ -3170,22 +3573,44 @@
       </w:r>
       <w:r>
         <w:br/>
-        <w:t>LTRIM()</w:t>
-      </w:r>
-    </w:p>
-    <w:p>
-      <w:r>
-        <w:t>LOWER()</w:t>
-      </w:r>
-    </w:p>
-    <w:p>
-      <w:r>
-        <w:t>UPPER()</w:t>
-      </w:r>
-    </w:p>
-    <w:p>
-      <w:r>
-        <w:t>REVERSE()</w:t>
+      </w:r>
+      <w:proofErr w:type="gramStart"/>
+      <w:r>
+        <w:t>LTRIM(</w:t>
+      </w:r>
+      <w:proofErr w:type="gramEnd"/>
+      <w:r>
+        <w:t>)</w:t>
+      </w:r>
+    </w:p>
+    <w:p>
+      <w:proofErr w:type="gramStart"/>
+      <w:r>
+        <w:t>LOWER(</w:t>
+      </w:r>
+      <w:proofErr w:type="gramEnd"/>
+      <w:r>
+        <w:t>)</w:t>
+      </w:r>
+    </w:p>
+    <w:p>
+      <w:proofErr w:type="gramStart"/>
+      <w:r>
+        <w:t>UPPER(</w:t>
+      </w:r>
+      <w:proofErr w:type="gramEnd"/>
+      <w:r>
+        <w:t>)</w:t>
+      </w:r>
+    </w:p>
+    <w:p>
+      <w:proofErr w:type="gramStart"/>
+      <w:r>
+        <w:t>REVERSE(</w:t>
+      </w:r>
+      <w:proofErr w:type="gramEnd"/>
+      <w:r>
+        <w:t>)</w:t>
       </w:r>
     </w:p>
     <w:p>
@@ -3194,9 +3619,14 @@
           <w:bottom w:val="single" w:sz="6" w:space="1" w:color="auto"/>
         </w:pBdr>
       </w:pPr>
+      <w:proofErr w:type="gramStart"/>
       <w:r>
         <w:lastRenderedPageBreak/>
-        <w:t>SUBSTRING()</w:t>
+        <w:t>SUBSTRING(</w:t>
+      </w:r>
+      <w:proofErr w:type="gramEnd"/>
+      <w:r>
+        <w:t>)</w:t>
       </w:r>
     </w:p>
     <w:p>
@@ -3432,51 +3862,119 @@
     </w:p>
     <w:p/>
     <w:p>
-      <w:r>
-        <w:t>LEN(string)</w:t>
-      </w:r>
-    </w:p>
-    <w:p>
-      <w:r>
-        <w:t>CONCAT(string1, string2, string3,……,</w:t>
-      </w:r>
-      <w:proofErr w:type="spellStart"/>
-      <w:r>
-        <w:t>string_n</w:t>
-      </w:r>
-      <w:proofErr w:type="spellEnd"/>
+      <w:proofErr w:type="gramStart"/>
+      <w:r>
+        <w:t>LEN(</w:t>
+      </w:r>
+      <w:proofErr w:type="gramEnd"/>
+      <w:r>
+        <w:t>string)</w:t>
+      </w:r>
+    </w:p>
+    <w:p>
+      <w:proofErr w:type="gramStart"/>
+      <w:r>
+        <w:t>CONCAT(</w:t>
+      </w:r>
+      <w:proofErr w:type="gramEnd"/>
+      <w:r>
+        <w:t>string1, string2, string</w:t>
+      </w:r>
+      <w:proofErr w:type="gramStart"/>
+      <w:r>
+        <w:t>3,……,</w:t>
+      </w:r>
+      <w:proofErr w:type="spellStart"/>
+      <w:r>
+        <w:t>string</w:t>
+      </w:r>
+      <w:proofErr w:type="gramEnd"/>
+      <w:r>
+        <w:t>_n</w:t>
+      </w:r>
+      <w:proofErr w:type="spellEnd"/>
+      <w:proofErr w:type="gramStart"/>
       <w:r>
         <w:t>) ;</w:t>
       </w:r>
-    </w:p>
-    <w:p>
-      <w:r>
-        <w:t>CONCAT_WS(separator, string1, string2, string3,…..,</w:t>
-      </w:r>
-      <w:proofErr w:type="spellStart"/>
-      <w:r>
-        <w:t>string_n</w:t>
-      </w:r>
-      <w:proofErr w:type="spellEnd"/>
+      <w:proofErr w:type="gramEnd"/>
+    </w:p>
+    <w:p>
+      <w:r>
+        <w:t>CONCAT_</w:t>
+      </w:r>
+      <w:proofErr w:type="gramStart"/>
+      <w:r>
+        <w:t>WS(</w:t>
+      </w:r>
+      <w:proofErr w:type="gramEnd"/>
+      <w:r>
+        <w:t>separator, string1, string2, string</w:t>
+      </w:r>
+      <w:proofErr w:type="gramStart"/>
+      <w:r>
+        <w:t>3,…</w:t>
+      </w:r>
+      <w:proofErr w:type="gramEnd"/>
+      <w:r>
+        <w:t>.</w:t>
+      </w:r>
+      <w:proofErr w:type="gramStart"/>
+      <w:r>
+        <w:t>.,</w:t>
+      </w:r>
+      <w:proofErr w:type="spellStart"/>
+      <w:r>
+        <w:t>string</w:t>
+      </w:r>
+      <w:proofErr w:type="gramEnd"/>
+      <w:r>
+        <w:t>_n</w:t>
+      </w:r>
+      <w:proofErr w:type="spellEnd"/>
+      <w:proofErr w:type="gramStart"/>
       <w:r>
         <w:t>) ;</w:t>
       </w:r>
-    </w:p>
-    <w:p>
-      <w:r>
-        <w:t>LTRIM(string) ;</w:t>
-      </w:r>
-    </w:p>
-    <w:p>
-      <w:r>
-        <w:t>RTRIM(string) ;</w:t>
-      </w:r>
-    </w:p>
-    <w:p>
+      <w:proofErr w:type="gramEnd"/>
+    </w:p>
+    <w:p>
+      <w:proofErr w:type="gramStart"/>
+      <w:r>
+        <w:t>LTRIM(</w:t>
+      </w:r>
+      <w:proofErr w:type="gramEnd"/>
+      <w:r>
+        <w:t>string</w:t>
+      </w:r>
+      <w:proofErr w:type="gramStart"/>
+      <w:r>
+        <w:t>) ;</w:t>
+      </w:r>
+      <w:proofErr w:type="gramEnd"/>
+    </w:p>
+    <w:p>
+      <w:proofErr w:type="gramStart"/>
+      <w:r>
+        <w:t>RTRIM(</w:t>
+      </w:r>
+      <w:proofErr w:type="gramEnd"/>
+      <w:r>
+        <w:t>string</w:t>
+      </w:r>
+      <w:proofErr w:type="gramStart"/>
+      <w:r>
+        <w:t>) ;</w:t>
+      </w:r>
+      <w:proofErr w:type="gramEnd"/>
+    </w:p>
+    <w:p>
+      <w:proofErr w:type="gramStart"/>
       <w:r>
         <w:t>REPLACE(</w:t>
       </w:r>
       <w:proofErr w:type="spellStart"/>
+      <w:proofErr w:type="gramEnd"/>
       <w:r>
         <w:t>string_expression</w:t>
       </w:r>
@@ -3497,58 +3995,90 @@
         <w:t>string_replacement</w:t>
       </w:r>
       <w:proofErr w:type="spellEnd"/>
+      <w:proofErr w:type="gramStart"/>
       <w:r>
         <w:t>) ;</w:t>
       </w:r>
-    </w:p>
-    <w:p>
+      <w:proofErr w:type="gramEnd"/>
+    </w:p>
+    <w:p>
+      <w:proofErr w:type="gramStart"/>
       <w:r>
         <w:t>REVERSE(</w:t>
       </w:r>
       <w:proofErr w:type="spellStart"/>
+      <w:proofErr w:type="gramEnd"/>
       <w:r>
         <w:t>string_expression</w:t>
       </w:r>
       <w:proofErr w:type="spellEnd"/>
+      <w:proofErr w:type="gramStart"/>
       <w:r>
         <w:t>) ;</w:t>
       </w:r>
-    </w:p>
-    <w:p>
-      <w:r>
-        <w:t>SUBSTRING(expression, start, length)</w:t>
-      </w:r>
-    </w:p>
-    <w:p>
-      <w:r>
-        <w:t>SELECT ASCII(character) ;</w:t>
-      </w:r>
-    </w:p>
-    <w:p>
+      <w:proofErr w:type="gramEnd"/>
+    </w:p>
+    <w:p>
+      <w:proofErr w:type="gramStart"/>
+      <w:r>
+        <w:t>SUBSTRING(</w:t>
+      </w:r>
+      <w:proofErr w:type="gramEnd"/>
+      <w:r>
+        <w:t>expression, start, length)</w:t>
+      </w:r>
+    </w:p>
+    <w:p>
+      <w:r>
+        <w:t xml:space="preserve">SELECT </w:t>
+      </w:r>
+      <w:proofErr w:type="gramStart"/>
+      <w:r>
+        <w:t>ASCII(</w:t>
+      </w:r>
+      <w:proofErr w:type="gramEnd"/>
+      <w:r>
+        <w:t>character</w:t>
+      </w:r>
+      <w:proofErr w:type="gramStart"/>
+      <w:r>
+        <w:t>) ;</w:t>
+      </w:r>
+      <w:proofErr w:type="gramEnd"/>
+    </w:p>
+    <w:p>
+      <w:proofErr w:type="gramStart"/>
       <w:r>
         <w:t>UPPER(</w:t>
       </w:r>
       <w:proofErr w:type="spellStart"/>
+      <w:proofErr w:type="gramEnd"/>
       <w:r>
         <w:t>character_expression</w:t>
       </w:r>
       <w:proofErr w:type="spellEnd"/>
+      <w:proofErr w:type="gramStart"/>
       <w:r>
         <w:t>) ;</w:t>
       </w:r>
-    </w:p>
-    <w:p>
+      <w:proofErr w:type="gramEnd"/>
+    </w:p>
+    <w:p>
+      <w:proofErr w:type="gramStart"/>
       <w:r>
         <w:t>LOWER(</w:t>
       </w:r>
       <w:proofErr w:type="spellStart"/>
+      <w:proofErr w:type="gramEnd"/>
       <w:r>
         <w:t>character_expression</w:t>
       </w:r>
       <w:proofErr w:type="spellEnd"/>
+      <w:proofErr w:type="gramStart"/>
       <w:r>
         <w:t>) ;</w:t>
       </w:r>
+      <w:proofErr w:type="gramEnd"/>
     </w:p>
     <w:p/>
     <w:p>
@@ -3558,13 +4088,23 @@
       </w:r>
     </w:p>
     <w:p>
-      <w:r>
-        <w:t>COUNT()</w:t>
-      </w:r>
-    </w:p>
-    <w:p>
-      <w:r>
-        <w:t>AVG()</w:t>
+      <w:proofErr w:type="gramStart"/>
+      <w:r>
+        <w:t>COUNT(</w:t>
+      </w:r>
+      <w:proofErr w:type="gramEnd"/>
+      <w:r>
+        <w:t>)</w:t>
+      </w:r>
+    </w:p>
+    <w:p>
+      <w:proofErr w:type="gramStart"/>
+      <w:r>
+        <w:t>AVG(</w:t>
+      </w:r>
+      <w:proofErr w:type="gramEnd"/>
+      <w:r>
+        <w:t>)</w:t>
       </w:r>
     </w:p>
     <w:p>
@@ -3573,15 +4113,22 @@
       </w:r>
     </w:p>
     <w:p>
-      <w:r>
-        <w:t>SQUARE(number)</w:t>
-      </w:r>
-    </w:p>
-    <w:p>
+      <w:proofErr w:type="gramStart"/>
+      <w:r>
+        <w:t>SQUARE(</w:t>
+      </w:r>
+      <w:proofErr w:type="gramEnd"/>
+      <w:r>
+        <w:t>number)</w:t>
+      </w:r>
+    </w:p>
+    <w:p>
+      <w:proofErr w:type="gramStart"/>
       <w:r>
         <w:t>ABS(</w:t>
       </w:r>
       <w:proofErr w:type="spellStart"/>
+      <w:proofErr w:type="gramEnd"/>
       <w:r>
         <w:t>numeric_expression</w:t>
       </w:r>
@@ -3591,10 +4138,12 @@
       </w:r>
     </w:p>
     <w:p>
+      <w:proofErr w:type="gramStart"/>
       <w:r>
         <w:t>CEILING(</w:t>
       </w:r>
       <w:proofErr w:type="spellStart"/>
+      <w:proofErr w:type="gramEnd"/>
       <w:r>
         <w:t>numeric_expression</w:t>
       </w:r>
@@ -3604,10 +4153,12 @@
       </w:r>
     </w:p>
     <w:p>
+      <w:proofErr w:type="gramStart"/>
       <w:r>
         <w:t>FLOOR(</w:t>
       </w:r>
       <w:proofErr w:type="spellStart"/>
+      <w:proofErr w:type="gramEnd"/>
       <w:r>
         <w:t>numeric_expression</w:t>
       </w:r>
@@ -3620,22 +4171,34 @@
       <w:r>
         <w:t xml:space="preserve"> </w:t>
       </w:r>
-      <w:r>
-        <w:t xml:space="preserve">ROUND(number, decimal, operation) </w:t>
-      </w:r>
-    </w:p>
-    <w:p>
+      <w:proofErr w:type="gramStart"/>
+      <w:r>
+        <w:t>ROUND(</w:t>
+      </w:r>
+      <w:proofErr w:type="gramEnd"/>
+      <w:r>
+        <w:t xml:space="preserve">number, decimal, operation) </w:t>
+      </w:r>
+    </w:p>
+    <w:p>
+      <w:proofErr w:type="gramStart"/>
       <w:r>
         <w:t>POWER(</w:t>
       </w:r>
       <w:proofErr w:type="spellStart"/>
+      <w:proofErr w:type="gramEnd"/>
       <w:r>
         <w:t>float_expression</w:t>
       </w:r>
       <w:proofErr w:type="spellEnd"/>
       <w:r>
-        <w:t>, y) ;</w:t>
-      </w:r>
+        <w:t>, y</w:t>
+      </w:r>
+      <w:proofErr w:type="gramStart"/>
+      <w:r>
+        <w:t>) ;</w:t>
+      </w:r>
+      <w:proofErr w:type="gramEnd"/>
     </w:p>
     <w:p/>
     <w:p/>
@@ -3645,6 +4208,7 @@
       </w:r>
     </w:p>
     <w:p>
+      <w:proofErr w:type="gramStart"/>
       <w:r>
         <w:t>D</w:t>
       </w:r>
@@ -3652,24 +4216,40 @@
         <w:t>AY</w:t>
       </w:r>
       <w:r>
-        <w:t xml:space="preserve">(date) </w:t>
-      </w:r>
-    </w:p>
-    <w:p>
-      <w:r>
-        <w:t>MONTH(date)</w:t>
-      </w:r>
-    </w:p>
-    <w:p>
-      <w:r>
-        <w:t>YEAR(date)</w:t>
-      </w:r>
-    </w:p>
-    <w:p>
+        <w:t>(</w:t>
+      </w:r>
+      <w:proofErr w:type="gramEnd"/>
+      <w:r>
+        <w:t xml:space="preserve">date) </w:t>
+      </w:r>
+    </w:p>
+    <w:p>
+      <w:proofErr w:type="gramStart"/>
+      <w:r>
+        <w:t>MONTH(</w:t>
+      </w:r>
+      <w:proofErr w:type="gramEnd"/>
+      <w:r>
+        <w:t>date)</w:t>
+      </w:r>
+    </w:p>
+    <w:p>
+      <w:proofErr w:type="gramStart"/>
+      <w:r>
+        <w:t>YEAR(</w:t>
+      </w:r>
+      <w:proofErr w:type="gramEnd"/>
+      <w:r>
+        <w:t>date)</w:t>
+      </w:r>
+    </w:p>
+    <w:p>
+      <w:proofErr w:type="gramStart"/>
       <w:r>
         <w:t>DATEADD(</w:t>
       </w:r>
       <w:proofErr w:type="spellStart"/>
+      <w:proofErr w:type="gramEnd"/>
       <w:r>
         <w:t>datepart</w:t>
       </w:r>
@@ -3679,10 +4259,12 @@
       </w:r>
     </w:p>
     <w:p>
+      <w:proofErr w:type="gramStart"/>
       <w:r>
         <w:t>DATEDIFF(</w:t>
       </w:r>
       <w:proofErr w:type="spellStart"/>
+      <w:proofErr w:type="gramEnd"/>
       <w:r>
         <w:t>datepart</w:t>
       </w:r>
@@ -3708,20 +4290,32 @@
       </w:r>
     </w:p>
     <w:p>
-      <w:r>
-        <w:t xml:space="preserve">GETDATE() </w:t>
-      </w:r>
-    </w:p>
-    <w:p>
-      <w:r>
-        <w:t>FORMAT(value, format, culture)</w:t>
-      </w:r>
-    </w:p>
-    <w:p>
+      <w:proofErr w:type="gramStart"/>
+      <w:r>
+        <w:t>GETDATE(</w:t>
+      </w:r>
+      <w:proofErr w:type="gramEnd"/>
+      <w:r>
+        <w:t xml:space="preserve">) </w:t>
+      </w:r>
+    </w:p>
+    <w:p>
+      <w:proofErr w:type="gramStart"/>
+      <w:r>
+        <w:t>FORMAT(</w:t>
+      </w:r>
+      <w:proofErr w:type="gramEnd"/>
+      <w:r>
+        <w:t>value, format, culture)</w:t>
+      </w:r>
+    </w:p>
+    <w:p>
+      <w:proofErr w:type="gramStart"/>
       <w:r>
         <w:t>DATEPART(</w:t>
       </w:r>
       <w:proofErr w:type="spellStart"/>
+      <w:proofErr w:type="gramEnd"/>
       <w:r>
         <w:t>datepart</w:t>
       </w:r>
@@ -3738,13 +4332,31 @@
       </w:r>
     </w:p>
     <w:p>
-      <w:r>
-        <w:t>RANK() OVER [PARTITION BY expression] ORDER BY expression (ASC|DESC) ;</w:t>
-      </w:r>
-    </w:p>
-    <w:p>
-      <w:r>
-        <w:t xml:space="preserve">ROW_NUMBER()  OVER (PARTITION BY </w:t>
+      <w:proofErr w:type="gramStart"/>
+      <w:r>
+        <w:t>RANK(</w:t>
+      </w:r>
+      <w:proofErr w:type="gramEnd"/>
+      <w:r>
+        <w:t>) OVER [PARTITION BY expression] ORDER BY expression (ASC|DESC</w:t>
+      </w:r>
+      <w:proofErr w:type="gramStart"/>
+      <w:r>
+        <w:t>) ;</w:t>
+      </w:r>
+      <w:proofErr w:type="gramEnd"/>
+    </w:p>
+    <w:p>
+      <w:r>
+        <w:t>ROW_</w:t>
+      </w:r>
+      <w:proofErr w:type="gramStart"/>
+      <w:r>
+        <w:t>NUMBER()  OVER</w:t>
+      </w:r>
+      <w:proofErr w:type="gramEnd"/>
+      <w:r>
+        <w:t xml:space="preserve"> (PARTITION BY </w:t>
       </w:r>
       <w:proofErr w:type="spellStart"/>
       <w:r>
@@ -3769,7 +4381,15 @@
         <w:t xml:space="preserve"> </w:t>
       </w:r>
       <w:r>
-        <w:t xml:space="preserve">DENSE_RANK() </w:t>
+        <w:t>DENSE_</w:t>
+      </w:r>
+      <w:proofErr w:type="gramStart"/>
+      <w:r>
+        <w:t>RANK(</w:t>
+      </w:r>
+      <w:proofErr w:type="gramEnd"/>
+      <w:r>
+        <w:t xml:space="preserve">) </w:t>
       </w:r>
       <w:r>
         <w:sym w:font="Wingdings" w:char="F0E0"/>
@@ -3780,7 +4400,15 @@
     </w:p>
     <w:p>
       <w:r>
-        <w:t xml:space="preserve">DENSE_RANK() OVER (partition by clause, </w:t>
+        <w:t>DENSE_</w:t>
+      </w:r>
+      <w:proofErr w:type="gramStart"/>
+      <w:r>
+        <w:t>RANK(</w:t>
+      </w:r>
+      <w:proofErr w:type="gramEnd"/>
+      <w:r>
+        <w:t xml:space="preserve">) OVER (partition by clause, </w:t>
       </w:r>
       <w:proofErr w:type="spellStart"/>
       <w:r>
@@ -3792,8 +4420,13 @@
       </w:r>
     </w:p>
     <w:p>
-      <w:r>
-        <w:t>NTILE() – divide or try to partition the rows equally.</w:t>
+      <w:proofErr w:type="gramStart"/>
+      <w:r>
+        <w:t>NTILE(</w:t>
+      </w:r>
+      <w:proofErr w:type="gramEnd"/>
+      <w:r>
+        <w:t>) – divide or try to partition the rows equally.</w:t>
       </w:r>
     </w:p>
     <w:p/>
@@ -3829,7 +4462,279 @@
       </w:r>
     </w:p>
     <w:p/>
-    <w:p/>
+    <w:p>
+      <w:r>
+        <w:t xml:space="preserve">Table valued functions: will take one or many inputs and returns a single </w:t>
+      </w:r>
+      <w:proofErr w:type="spellStart"/>
+      <w:r>
+        <w:t>vlue</w:t>
+      </w:r>
+      <w:proofErr w:type="spellEnd"/>
+      <w:r>
+        <w:t xml:space="preserve"> whenever the function is invoked.</w:t>
+      </w:r>
+    </w:p>
+    <w:p>
+      <w:pPr>
+        <w:rPr>
+          <w:rFonts w:ascii="Courier New" w:hAnsi="Courier New" w:cs="Courier New"/>
+          <w:sz w:val="21"/>
+          <w:szCs w:val="21"/>
+        </w:rPr>
+      </w:pPr>
+      <w:r>
+        <w:rPr>
+          <w:rFonts w:ascii="Courier New" w:hAnsi="Courier New" w:cs="Courier New"/>
+          <w:noProof/>
+          <w:sz w:val="21"/>
+          <w:szCs w:val="21"/>
+        </w:rPr>
+        <w:lastRenderedPageBreak/>
+        <w:drawing>
+          <wp:inline distT="0" distB="0" distL="0" distR="0" wp14:anchorId="536BF939" wp14:editId="4D3AD48A">
+            <wp:extent cx="3534410" cy="2743835"/>
+            <wp:effectExtent l="0" t="0" r="8890" b="0"/>
+            <wp:docPr id="424809736" name="Picture 1"/>
+            <wp:cNvGraphicFramePr>
+              <a:graphicFrameLocks xmlns:a="http://schemas.openxmlformats.org/drawingml/2006/main" noChangeAspect="1"/>
+            </wp:cNvGraphicFramePr>
+            <a:graphic xmlns:a="http://schemas.openxmlformats.org/drawingml/2006/main">
+              <a:graphicData uri="http://schemas.openxmlformats.org/drawingml/2006/picture">
+                <pic:pic xmlns:pic="http://schemas.openxmlformats.org/drawingml/2006/picture">
+                  <pic:nvPicPr>
+                    <pic:cNvPr id="0" name="Picture 2"/>
+                    <pic:cNvPicPr>
+                      <a:picLocks noChangeAspect="1" noChangeArrowheads="1"/>
+                    </pic:cNvPicPr>
+                  </pic:nvPicPr>
+                  <pic:blipFill>
+                    <a:blip r:embed="rId8">
+                      <a:extLst>
+                        <a:ext uri="{28A0092B-C50C-407E-A947-70E740481C1C}">
+                          <a14:useLocalDpi xmlns:a14="http://schemas.microsoft.com/office/drawing/2010/main" val="0"/>
+                        </a:ext>
+                      </a:extLst>
+                    </a:blip>
+                    <a:srcRect/>
+                    <a:stretch>
+                      <a:fillRect/>
+                    </a:stretch>
+                  </pic:blipFill>
+                  <pic:spPr bwMode="auto">
+                    <a:xfrm>
+                      <a:off x="0" y="0"/>
+                      <a:ext cx="3534410" cy="2743835"/>
+                    </a:xfrm>
+                    <a:prstGeom prst="rect">
+                      <a:avLst/>
+                    </a:prstGeom>
+                    <a:noFill/>
+                  </pic:spPr>
+                </pic:pic>
+              </a:graphicData>
+            </a:graphic>
+          </wp:inline>
+        </w:drawing>
+      </w:r>
+    </w:p>
+    <w:p>
+      <w:r>
+        <w:drawing>
+          <wp:inline distT="0" distB="0" distL="0" distR="0" wp14:anchorId="3C421E35" wp14:editId="4F8DA57A">
+            <wp:extent cx="5525271" cy="552527"/>
+            <wp:effectExtent l="0" t="0" r="0" b="0"/>
+            <wp:docPr id="1516455291" name="Picture 1"/>
+            <wp:cNvGraphicFramePr>
+              <a:graphicFrameLocks xmlns:a="http://schemas.openxmlformats.org/drawingml/2006/main" noChangeAspect="1"/>
+            </wp:cNvGraphicFramePr>
+            <a:graphic xmlns:a="http://schemas.openxmlformats.org/drawingml/2006/main">
+              <a:graphicData uri="http://schemas.openxmlformats.org/drawingml/2006/picture">
+                <pic:pic xmlns:pic="http://schemas.openxmlformats.org/drawingml/2006/picture">
+                  <pic:nvPicPr>
+                    <pic:cNvPr id="1516455291" name=""/>
+                    <pic:cNvPicPr/>
+                  </pic:nvPicPr>
+                  <pic:blipFill>
+                    <a:blip r:embed="rId9"/>
+                    <a:stretch>
+                      <a:fillRect/>
+                    </a:stretch>
+                  </pic:blipFill>
+                  <pic:spPr>
+                    <a:xfrm>
+                      <a:off x="0" y="0"/>
+                      <a:ext cx="5525271" cy="552527"/>
+                    </a:xfrm>
+                    <a:prstGeom prst="rect">
+                      <a:avLst/>
+                    </a:prstGeom>
+                  </pic:spPr>
+                </pic:pic>
+              </a:graphicData>
+            </a:graphic>
+          </wp:inline>
+        </w:drawing>
+      </w:r>
+    </w:p>
+    <w:p/>
+    <w:p>
+      <w:r>
+        <w:t>Table valued functions</w:t>
+      </w:r>
+    </w:p>
+    <w:p>
+      <w:r>
+        <w:t xml:space="preserve">A table valued function can be created with or without </w:t>
+      </w:r>
+      <w:proofErr w:type="spellStart"/>
+      <w:r>
+        <w:t>paramaeterrs</w:t>
+      </w:r>
+      <w:proofErr w:type="spellEnd"/>
+      <w:r>
+        <w:t xml:space="preserve"> and returns </w:t>
+      </w:r>
+      <w:proofErr w:type="gramStart"/>
+      <w:r>
+        <w:t>a table</w:t>
+      </w:r>
+      <w:proofErr w:type="gramEnd"/>
+      <w:r>
+        <w:t xml:space="preserve"> data whenever the function is invoked.</w:t>
+      </w:r>
+    </w:p>
+    <w:p/>
+    <w:p>
+      <w:r>
+        <w:t>Inline Table-valued Functions</w:t>
+      </w:r>
+    </w:p>
+    <w:p>
+      <w:r>
+        <w:drawing>
+          <wp:inline distT="0" distB="0" distL="0" distR="0" wp14:anchorId="44FCBC67" wp14:editId="2ED48BE4">
+            <wp:extent cx="4953691" cy="1762371"/>
+            <wp:effectExtent l="0" t="0" r="0" b="9525"/>
+            <wp:docPr id="1613227272" name="Picture 1"/>
+            <wp:cNvGraphicFramePr>
+              <a:graphicFrameLocks xmlns:a="http://schemas.openxmlformats.org/drawingml/2006/main" noChangeAspect="1"/>
+            </wp:cNvGraphicFramePr>
+            <a:graphic xmlns:a="http://schemas.openxmlformats.org/drawingml/2006/main">
+              <a:graphicData uri="http://schemas.openxmlformats.org/drawingml/2006/picture">
+                <pic:pic xmlns:pic="http://schemas.openxmlformats.org/drawingml/2006/picture">
+                  <pic:nvPicPr>
+                    <pic:cNvPr id="1613227272" name=""/>
+                    <pic:cNvPicPr/>
+                  </pic:nvPicPr>
+                  <pic:blipFill>
+                    <a:blip r:embed="rId10"/>
+                    <a:stretch>
+                      <a:fillRect/>
+                    </a:stretch>
+                  </pic:blipFill>
+                  <pic:spPr>
+                    <a:xfrm>
+                      <a:off x="0" y="0"/>
+                      <a:ext cx="4953691" cy="1762371"/>
+                    </a:xfrm>
+                    <a:prstGeom prst="rect">
+                      <a:avLst/>
+                    </a:prstGeom>
+                  </pic:spPr>
+                </pic:pic>
+              </a:graphicData>
+            </a:graphic>
+          </wp:inline>
+        </w:drawing>
+      </w:r>
+    </w:p>
+    <w:p/>
+    <w:p>
+      <w:r>
+        <w:lastRenderedPageBreak/>
+        <w:t>Multi-statement Table valued functions</w:t>
+      </w:r>
+    </w:p>
+    <w:p>
+      <w:r>
+        <w:drawing>
+          <wp:inline distT="0" distB="0" distL="0" distR="0" wp14:anchorId="0F7DE9E4" wp14:editId="05D5BB7E">
+            <wp:extent cx="5943600" cy="3614420"/>
+            <wp:effectExtent l="0" t="0" r="0" b="5080"/>
+            <wp:docPr id="1154407871" name="Picture 1"/>
+            <wp:cNvGraphicFramePr>
+              <a:graphicFrameLocks xmlns:a="http://schemas.openxmlformats.org/drawingml/2006/main" noChangeAspect="1"/>
+            </wp:cNvGraphicFramePr>
+            <a:graphic xmlns:a="http://schemas.openxmlformats.org/drawingml/2006/main">
+              <a:graphicData uri="http://schemas.openxmlformats.org/drawingml/2006/picture">
+                <pic:pic xmlns:pic="http://schemas.openxmlformats.org/drawingml/2006/picture">
+                  <pic:nvPicPr>
+                    <pic:cNvPr id="1154407871" name=""/>
+                    <pic:cNvPicPr/>
+                  </pic:nvPicPr>
+                  <pic:blipFill>
+                    <a:blip r:embed="rId11"/>
+                    <a:stretch>
+                      <a:fillRect/>
+                    </a:stretch>
+                  </pic:blipFill>
+                  <pic:spPr>
+                    <a:xfrm>
+                      <a:off x="0" y="0"/>
+                      <a:ext cx="5943600" cy="3614420"/>
+                    </a:xfrm>
+                    <a:prstGeom prst="rect">
+                      <a:avLst/>
+                    </a:prstGeom>
+                  </pic:spPr>
+                </pic:pic>
+              </a:graphicData>
+            </a:graphic>
+          </wp:inline>
+        </w:drawing>
+      </w:r>
+    </w:p>
+    <w:p/>
+    <w:p>
+      <w:r>
+        <w:drawing>
+          <wp:inline distT="0" distB="0" distL="0" distR="0" wp14:anchorId="4E4A7749" wp14:editId="19CF16AB">
+            <wp:extent cx="3181794" cy="857370"/>
+            <wp:effectExtent l="0" t="0" r="0" b="0"/>
+            <wp:docPr id="1535144930" name="Picture 1"/>
+            <wp:cNvGraphicFramePr>
+              <a:graphicFrameLocks xmlns:a="http://schemas.openxmlformats.org/drawingml/2006/main" noChangeAspect="1"/>
+            </wp:cNvGraphicFramePr>
+            <a:graphic xmlns:a="http://schemas.openxmlformats.org/drawingml/2006/main">
+              <a:graphicData uri="http://schemas.openxmlformats.org/drawingml/2006/picture">
+                <pic:pic xmlns:pic="http://schemas.openxmlformats.org/drawingml/2006/picture">
+                  <pic:nvPicPr>
+                    <pic:cNvPr id="1535144930" name=""/>
+                    <pic:cNvPicPr/>
+                  </pic:nvPicPr>
+                  <pic:blipFill>
+                    <a:blip r:embed="rId12"/>
+                    <a:stretch>
+                      <a:fillRect/>
+                    </a:stretch>
+                  </pic:blipFill>
+                  <pic:spPr>
+                    <a:xfrm>
+                      <a:off x="0" y="0"/>
+                      <a:ext cx="3181794" cy="857370"/>
+                    </a:xfrm>
+                    <a:prstGeom prst="rect">
+                      <a:avLst/>
+                    </a:prstGeom>
+                  </pic:spPr>
+                </pic:pic>
+              </a:graphicData>
+            </a:graphic>
+          </wp:inline>
+        </w:drawing>
+      </w:r>
+    </w:p>
     <w:p/>
     <w:p/>
     <w:p/>
@@ -3870,7 +4775,7 @@
       </w:pPr>
     </w:p>
     <w:sectPr>
-      <w:footerReference w:type="default" r:id="rId8"/>
+      <w:footerReference w:type="default" r:id="rId13"/>
       <w:pgSz w:w="12240" w:h="15840"/>
       <w:pgMar w:top="1440" w:right="1440" w:bottom="1440" w:left="1440" w:header="720" w:footer="720" w:gutter="0"/>
       <w:cols w:space="720"/>
@@ -5314,6 +6219,21 @@
     <w:uiPriority w:val="99"/>
     <w:rsid w:val="000D11EB"/>
   </w:style>
+  <w:style w:type="character" w:customStyle="1" w:styleId="mexsqb">
+    <w:name w:val="mexsqb"/>
+    <w:basedOn w:val="DefaultParagraphFont"/>
+    <w:rsid w:val="00994553"/>
+  </w:style>
+  <w:style w:type="character" w:customStyle="1" w:styleId="undefined">
+    <w:name w:val="undefined"/>
+    <w:basedOn w:val="DefaultParagraphFont"/>
+    <w:rsid w:val="00994553"/>
+  </w:style>
+  <w:style w:type="character" w:customStyle="1" w:styleId="cltqqc">
+    <w:name w:val="cltqqc"/>
+    <w:basedOn w:val="DefaultParagraphFont"/>
+    <w:rsid w:val="00994553"/>
+  </w:style>
 </w:styles>
 </file>
 

--- a/3-Microsoft Sql Certification Training/Study Materials/SQL-CheatSheet.docx
+++ b/3-Microsoft Sql Certification Training/Study Materials/SQL-CheatSheet.docx
@@ -79,13 +79,8 @@
           <w:numId w:val="1"/>
         </w:numPr>
       </w:pPr>
-      <w:proofErr w:type="gramStart"/>
-      <w:r>
-        <w:t>Table  -</w:t>
-      </w:r>
-      <w:proofErr w:type="gramEnd"/>
-      <w:r>
-        <w:t xml:space="preserve"> Rows and columns</w:t>
+      <w:r>
+        <w:t>Table  - Rows and columns</w:t>
       </w:r>
     </w:p>
     <w:p>
@@ -123,7 +118,6 @@
         <w:t xml:space="preserve">CREATE DATABASE </w:t>
       </w:r>
       <w:proofErr w:type="spellStart"/>
-      <w:proofErr w:type="gramStart"/>
       <w:r>
         <w:t>databasename</w:t>
       </w:r>
@@ -131,7 +125,6 @@
       <w:r>
         <w:t xml:space="preserve"> ;</w:t>
       </w:r>
-      <w:proofErr w:type="gramEnd"/>
     </w:p>
     <w:p>
       <w:pPr>
@@ -145,11 +138,9 @@
         <w:t>databasename</w:t>
       </w:r>
       <w:proofErr w:type="spellEnd"/>
-      <w:proofErr w:type="gramStart"/>
       <w:r>
         <w:t>] ;</w:t>
       </w:r>
-      <w:proofErr w:type="gramEnd"/>
     </w:p>
     <w:p>
       <w:pPr>
@@ -163,11 +154,9 @@
         <w:t>databasename</w:t>
       </w:r>
       <w:proofErr w:type="spellEnd"/>
-      <w:proofErr w:type="gramStart"/>
       <w:r>
         <w:t>] ;</w:t>
       </w:r>
-      <w:proofErr w:type="gramEnd"/>
     </w:p>
     <w:p>
       <w:pPr>
@@ -179,15 +168,7 @@
       </w:r>
       <w:proofErr w:type="spellEnd"/>
       <w:r>
-        <w:t xml:space="preserve">: Rules for the data in </w:t>
-      </w:r>
-      <w:proofErr w:type="gramStart"/>
-      <w:r>
-        <w:t>a</w:t>
-      </w:r>
-      <w:proofErr w:type="gramEnd"/>
-      <w:r>
-        <w:t xml:space="preserve"> </w:t>
+        <w:t xml:space="preserve">: Rules for the data in a </w:t>
       </w:r>
       <w:proofErr w:type="spellStart"/>
       <w:r>
@@ -285,13 +266,8 @@
         <w:sym w:font="Wingdings" w:char="F0E0"/>
       </w:r>
       <w:r>
-        <w:t xml:space="preserve">  CP </w:t>
-      </w:r>
-      <w:proofErr w:type="gramStart"/>
-      <w:r>
-        <w:t>FUND  (</w:t>
-      </w:r>
-      <w:proofErr w:type="gramEnd"/>
+        <w:t xml:space="preserve">  CP FUND  (</w:t>
+      </w:r>
       <w:r>
         <w:t>Mnemonic</w:t>
       </w:r>
@@ -312,15 +288,7 @@
         <w:ind w:left="360"/>
       </w:pPr>
       <w:r>
-        <w:t xml:space="preserve">The FOREIGN KEY constraint also prevents invalid data from being inserted into the foreign key column, because it </w:t>
-      </w:r>
-      <w:proofErr w:type="gramStart"/>
-      <w:r>
-        <w:t>has to</w:t>
-      </w:r>
-      <w:proofErr w:type="gramEnd"/>
-      <w:r>
-        <w:t xml:space="preserve"> be one of the values contained in the table it points to.</w:t>
+        <w:t>The FOREIGN KEY constraint also prevents invalid data from being inserted into the foreign key column, because it has to be one of the values contained in the table it points to.</w:t>
       </w:r>
     </w:p>
     <w:p>
@@ -378,13 +346,8 @@
       </w:r>
       <w:proofErr w:type="spellEnd"/>
       <w:r>
-        <w:t>)</w:t>
-      </w:r>
-      <w:proofErr w:type="gramStart"/>
-      <w:r>
-        <w:t>) ;</w:t>
-      </w:r>
-      <w:proofErr w:type="gramEnd"/>
+        <w:t>)) ;</w:t>
+      </w:r>
     </w:p>
     <w:p>
       <w:pPr>
@@ -463,12 +426,10 @@
         <w:t>decimals(</w:t>
       </w:r>
       <w:proofErr w:type="spellStart"/>
-      <w:proofErr w:type="gramStart"/>
       <w:r>
         <w:t>s,d</w:t>
       </w:r>
       <w:proofErr w:type="spellEnd"/>
-      <w:proofErr w:type="gramEnd"/>
       <w:r>
         <w:t>)</w:t>
       </w:r>
@@ -667,7 +628,6 @@
       <w:r>
         <w:t xml:space="preserve">uring </w:t>
       </w:r>
-      <w:proofErr w:type="gramStart"/>
       <w:r>
         <w:rPr>
           <w:b/>
@@ -676,11 +636,7 @@
         <w:t>T</w:t>
       </w:r>
       <w:r>
-        <w:t>he</w:t>
-      </w:r>
-      <w:proofErr w:type="gramEnd"/>
-      <w:r>
-        <w:t xml:space="preserve"> </w:t>
+        <w:t xml:space="preserve">he </w:t>
       </w:r>
       <w:r>
         <w:rPr>
@@ -708,28 +664,12 @@
         <w:t>Write a query to create the Store D</w:t>
       </w:r>
       <w:r>
-        <w:t xml:space="preserve">etails table with following </w:t>
-      </w:r>
-      <w:proofErr w:type="gramStart"/>
-      <w:r>
-        <w:t>constraints :</w:t>
-      </w:r>
-      <w:proofErr w:type="gramEnd"/>
-      <w:r>
-        <w:t xml:space="preserve"> </w:t>
-      </w:r>
-    </w:p>
-    <w:p>
-      <w:r>
-        <w:t xml:space="preserve">1. Store Column </w:t>
-      </w:r>
-      <w:proofErr w:type="gramStart"/>
-      <w:r>
-        <w:t>As</w:t>
-      </w:r>
-      <w:proofErr w:type="gramEnd"/>
-      <w:r>
-        <w:t xml:space="preserve"> Primary Key </w:t>
+        <w:t xml:space="preserve">etails table with following constraints : </w:t>
+      </w:r>
+    </w:p>
+    <w:p>
+      <w:r>
+        <w:t xml:space="preserve">1. Store Column As Primary Key </w:t>
       </w:r>
       <w:r>
         <w:br/>
@@ -741,27 +681,11 @@
       </w:r>
       <w:proofErr w:type="spellEnd"/>
       <w:r>
-        <w:t xml:space="preserve"> Column </w:t>
-      </w:r>
-      <w:proofErr w:type="gramStart"/>
-      <w:r>
-        <w:t>As</w:t>
-      </w:r>
-      <w:proofErr w:type="gramEnd"/>
-      <w:r>
-        <w:t xml:space="preserve"> Not Null</w:t>
-      </w:r>
-      <w:r>
-        <w:br/>
-        <w:t xml:space="preserve"> 3. Sales Column </w:t>
-      </w:r>
-      <w:proofErr w:type="gramStart"/>
-      <w:r>
-        <w:t>As</w:t>
-      </w:r>
-      <w:proofErr w:type="gramEnd"/>
-      <w:r>
-        <w:t xml:space="preserve"> Check </w:t>
+        <w:t xml:space="preserve"> Column As Not Null</w:t>
+      </w:r>
+      <w:r>
+        <w:br/>
+        <w:t xml:space="preserve"> 3. Sales Column As Check </w:t>
       </w:r>
       <w:r>
         <w:br/>
@@ -773,15 +697,7 @@
       </w:r>
       <w:proofErr w:type="spellEnd"/>
       <w:r>
-        <w:t xml:space="preserve"> Column </w:t>
-      </w:r>
-      <w:proofErr w:type="gramStart"/>
-      <w:r>
-        <w:t>As</w:t>
-      </w:r>
-      <w:proofErr w:type="gramEnd"/>
-      <w:r>
-        <w:t xml:space="preserve"> Unique </w:t>
+        <w:t xml:space="preserve"> Column As Unique </w:t>
       </w:r>
       <w:r>
         <w:br/>
@@ -793,31 +709,7 @@
       </w:r>
       <w:proofErr w:type="spellEnd"/>
       <w:r>
-        <w:t xml:space="preserve"> Column </w:t>
-      </w:r>
-      <w:proofErr w:type="gramStart"/>
-      <w:r>
-        <w:t>As</w:t>
-      </w:r>
-      <w:proofErr w:type="gramEnd"/>
-      <w:r>
-        <w:t xml:space="preserve"> Default Constraint </w:t>
-      </w:r>
-      <w:proofErr w:type="gramStart"/>
-      <w:r>
-        <w:t>With</w:t>
-      </w:r>
-      <w:proofErr w:type="gramEnd"/>
-      <w:r>
-        <w:t xml:space="preserve"> Default Value </w:t>
-      </w:r>
-      <w:proofErr w:type="gramStart"/>
-      <w:r>
-        <w:t>As</w:t>
-      </w:r>
-      <w:proofErr w:type="gramEnd"/>
-      <w:r>
-        <w:t xml:space="preserve"> Bangalore </w:t>
+        <w:t xml:space="preserve"> Column As Default Constraint With Default Value As Bangalore </w:t>
       </w:r>
       <w:r>
         <w:br/>
@@ -877,15 +769,7 @@
       </w:r>
       <w:proofErr w:type="spellEnd"/>
       <w:r>
-        <w:t xml:space="preserve"> </w:t>
-      </w:r>
-      <w:proofErr w:type="gramStart"/>
-      <w:r>
-        <w:t>VARCHAR(</w:t>
-      </w:r>
-      <w:proofErr w:type="gramEnd"/>
-      <w:r>
-        <w:t>200) NOT NULL,</w:t>
+        <w:t xml:space="preserve"> VARCHAR(200) NOT NULL,</w:t>
       </w:r>
       <w:r>
         <w:br/>
@@ -916,27 +800,11 @@
       </w:r>
       <w:proofErr w:type="spellEnd"/>
       <w:r>
-        <w:t xml:space="preserve"> </w:t>
-      </w:r>
-      <w:proofErr w:type="gramStart"/>
-      <w:r>
-        <w:t>VARCHAR(</w:t>
-      </w:r>
-      <w:proofErr w:type="gramEnd"/>
-      <w:r>
-        <w:t>200) DEFAULT “Bangalore”,</w:t>
-      </w:r>
-      <w:r>
-        <w:br/>
-        <w:t xml:space="preserve">                          City </w:t>
-      </w:r>
-      <w:proofErr w:type="gramStart"/>
-      <w:r>
-        <w:t>VARCHAR(</w:t>
-      </w:r>
-      <w:proofErr w:type="gramEnd"/>
-      <w:r>
-        <w:t>200),</w:t>
+        <w:t xml:space="preserve"> VARCHAR(200) DEFAULT “Bangalore”,</w:t>
+      </w:r>
+      <w:r>
+        <w:br/>
+        <w:t xml:space="preserve">                          City VARCHAR(200),</w:t>
       </w:r>
       <w:r>
         <w:br/>
@@ -948,15 +816,7 @@
       </w:r>
       <w:proofErr w:type="spellEnd"/>
       <w:r>
-        <w:t xml:space="preserve"> </w:t>
-      </w:r>
-      <w:proofErr w:type="gramStart"/>
-      <w:r>
-        <w:t>INT )</w:t>
-      </w:r>
-      <w:proofErr w:type="gramEnd"/>
-      <w:r>
-        <w:t xml:space="preserve"> ;</w:t>
+        <w:t xml:space="preserve"> INT ) ;</w:t>
       </w:r>
     </w:p>
     <w:p/>
@@ -975,16 +835,11 @@
       </w:r>
       <w:proofErr w:type="spellEnd"/>
       <w:r>
-        <w:t xml:space="preserve"> VALUES (val1, val2, val3, ….</w:t>
-      </w:r>
-      <w:proofErr w:type="gramStart"/>
-      <w:r>
-        <w:t>)</w:t>
+        <w:t xml:space="preserve"> VALUES (val1, val2, val3, ….)</w:t>
       </w:r>
       <w:r>
         <w:t xml:space="preserve"> ;</w:t>
       </w:r>
-      <w:proofErr w:type="gramEnd"/>
     </w:p>
     <w:p>
       <w:pPr>
@@ -997,28 +852,15 @@
       </w:r>
       <w:proofErr w:type="spellStart"/>
       <w:r>
-        <w:t>table_</w:t>
-      </w:r>
-      <w:proofErr w:type="gramStart"/>
-      <w:r>
-        <w:t>name</w:t>
-      </w:r>
-      <w:proofErr w:type="spellEnd"/>
-      <w:r>
-        <w:t>(</w:t>
-      </w:r>
-      <w:proofErr w:type="gramEnd"/>
-      <w:r>
-        <w:t>col1, col2, col3) VALUES (v1, v2, v3</w:t>
-      </w:r>
-      <w:proofErr w:type="gramStart"/>
-      <w:r>
-        <w:t xml:space="preserve">) </w:t>
+        <w:t>table_name</w:t>
+      </w:r>
+      <w:proofErr w:type="spellEnd"/>
+      <w:r>
+        <w:t xml:space="preserve">(col1, col2, col3) VALUES (v1, v2, v3) </w:t>
       </w:r>
       <w:r>
         <w:t>;</w:t>
       </w:r>
-      <w:proofErr w:type="gramEnd"/>
       <w:r>
         <w:t xml:space="preserve">                        </w:t>
       </w:r>
@@ -1038,43 +880,25 @@
       </w:r>
       <w:proofErr w:type="spellStart"/>
       <w:r>
-        <w:t>table_</w:t>
-      </w:r>
-      <w:proofErr w:type="gramStart"/>
-      <w:r>
-        <w:t>name</w:t>
+        <w:t>table_name</w:t>
       </w:r>
       <w:proofErr w:type="spellEnd"/>
       <w:r>
         <w:t xml:space="preserve"> ;</w:t>
       </w:r>
-      <w:proofErr w:type="gramEnd"/>
-    </w:p>
-    <w:p>
-      <w:r>
-        <w:t>SELECT column_name1, column_name</w:t>
-      </w:r>
-      <w:proofErr w:type="gramStart"/>
-      <w:r>
-        <w:t>2,…</w:t>
-      </w:r>
-      <w:proofErr w:type="gramEnd"/>
-      <w:r>
-        <w:t xml:space="preserve">. FROM </w:t>
-      </w:r>
-      <w:proofErr w:type="spellStart"/>
-      <w:r>
-        <w:t>table_</w:t>
-      </w:r>
-      <w:proofErr w:type="gramStart"/>
-      <w:r>
-        <w:t>name</w:t>
+    </w:p>
+    <w:p>
+      <w:r>
+        <w:t xml:space="preserve">SELECT column_name1, column_name2,…. FROM </w:t>
+      </w:r>
+      <w:proofErr w:type="spellStart"/>
+      <w:r>
+        <w:t>table_name</w:t>
       </w:r>
       <w:proofErr w:type="spellEnd"/>
       <w:r>
         <w:t xml:space="preserve"> ;</w:t>
       </w:r>
-      <w:proofErr w:type="gramEnd"/>
     </w:p>
     <w:p>
       <w:r>
@@ -1082,19 +906,11 @@
       </w:r>
       <w:proofErr w:type="spellStart"/>
       <w:r>
-        <w:t>table_</w:t>
-      </w:r>
-      <w:proofErr w:type="gramStart"/>
-      <w:r>
-        <w:t>name</w:t>
-      </w:r>
-      <w:proofErr w:type="spellEnd"/>
-      <w:r>
-        <w:t xml:space="preserve"> ;</w:t>
-      </w:r>
-      <w:proofErr w:type="gramEnd"/>
-      <w:r>
-        <w:t xml:space="preserve"> </w:t>
+        <w:t>table_name</w:t>
+      </w:r>
+      <w:proofErr w:type="spellEnd"/>
+      <w:r>
+        <w:t xml:space="preserve"> ; </w:t>
       </w:r>
     </w:p>
     <w:p>
@@ -1116,28 +932,16 @@
       <w:proofErr w:type="spellEnd"/>
       <w:r>
         <w:br/>
-      </w:r>
-      <w:proofErr w:type="gramStart"/>
-      <w:r>
         <w:t xml:space="preserve">ADD  </w:t>
       </w:r>
       <w:proofErr w:type="spellStart"/>
       <w:r>
-        <w:t>column</w:t>
-      </w:r>
-      <w:proofErr w:type="gramEnd"/>
-      <w:r>
-        <w:t>_name</w:t>
-      </w:r>
-      <w:proofErr w:type="spellEnd"/>
-      <w:r>
-        <w:t xml:space="preserve"> </w:t>
-      </w:r>
-      <w:proofErr w:type="gramStart"/>
-      <w:r>
-        <w:t>datatype ;</w:t>
-      </w:r>
-      <w:proofErr w:type="gramEnd"/>
+        <w:t>column_name</w:t>
+      </w:r>
+      <w:proofErr w:type="spellEnd"/>
+      <w:r>
+        <w:t xml:space="preserve"> datatype ;</w:t>
+      </w:r>
     </w:p>
     <w:p>
       <w:r>
@@ -1154,17 +958,12 @@
       </w:r>
       <w:proofErr w:type="spellStart"/>
       <w:r>
-        <w:t>column_</w:t>
-      </w:r>
-      <w:proofErr w:type="gramStart"/>
-      <w:r>
-        <w:t>name</w:t>
+        <w:t>column_name</w:t>
       </w:r>
       <w:proofErr w:type="spellEnd"/>
       <w:r>
         <w:t xml:space="preserve"> ;</w:t>
       </w:r>
-      <w:proofErr w:type="gramEnd"/>
     </w:p>
     <w:p>
       <w:pPr>
@@ -1194,13 +993,8 @@
       </w:r>
       <w:r>
         <w:br/>
-        <w:t xml:space="preserve">WHERE </w:t>
-      </w:r>
-      <w:proofErr w:type="gramStart"/>
-      <w:r>
-        <w:t>condition ;</w:t>
-      </w:r>
-      <w:proofErr w:type="gramEnd"/>
+        <w:t>WHERE condition ;</w:t>
+      </w:r>
     </w:p>
     <w:p>
       <w:pPr>
@@ -1217,15 +1011,7 @@
     <w:p/>
     <w:p>
       <w:r>
-        <w:t xml:space="preserve">UPDATE </w:t>
-      </w:r>
-      <w:proofErr w:type="gramStart"/>
-      <w:r>
-        <w:t>TOP(</w:t>
-      </w:r>
-      <w:proofErr w:type="gramEnd"/>
-      <w:r>
-        <w:t xml:space="preserve">5) </w:t>
+        <w:t xml:space="preserve">UPDATE TOP(5) </w:t>
       </w:r>
       <w:proofErr w:type="spellStart"/>
       <w:r>
@@ -1233,13 +1019,8 @@
       </w:r>
       <w:proofErr w:type="spellEnd"/>
       <w:r>
-        <w:t xml:space="preserve"> set sales = </w:t>
-      </w:r>
-      <w:proofErr w:type="gramStart"/>
-      <w:r>
-        <w:t>100 ;</w:t>
-      </w:r>
-      <w:proofErr w:type="gramEnd"/>
+        <w:t xml:space="preserve"> set sales = 100 ;</w:t>
+      </w:r>
     </w:p>
     <w:p>
       <w:pPr>
@@ -1278,23 +1059,7 @@
       </w:r>
       <w:r>
         <w:br/>
-        <w:t xml:space="preserve">ADD Profit </w:t>
-      </w:r>
-      <w:proofErr w:type="gramStart"/>
-      <w:r>
-        <w:t>VARCHAR(</w:t>
-      </w:r>
-      <w:proofErr w:type="gramEnd"/>
-      <w:r>
-        <w:t xml:space="preserve">5), Loss </w:t>
-      </w:r>
-      <w:proofErr w:type="gramStart"/>
-      <w:r>
-        <w:t>varchar(</w:t>
-      </w:r>
-      <w:proofErr w:type="gramEnd"/>
-      <w:r>
-        <w:t xml:space="preserve">5) </w:t>
+        <w:t xml:space="preserve">ADD Profit VARCHAR(5), Loss varchar(5) </w:t>
       </w:r>
       <w:r>
         <w:br/>
@@ -1323,22 +1088,12 @@
       </w:r>
       <w:r>
         <w:br/>
-        <w:t xml:space="preserve">SET ROWCOUNT &gt; </w:t>
-      </w:r>
-      <w:proofErr w:type="gramStart"/>
-      <w:r>
-        <w:t>0 ;</w:t>
-      </w:r>
-      <w:proofErr w:type="gramEnd"/>
-      <w:r>
-        <w:br/>
-        <w:t xml:space="preserve">SELECT * FROM </w:t>
-      </w:r>
-      <w:proofErr w:type="gramStart"/>
-      <w:r>
-        <w:t>sales ;</w:t>
-      </w:r>
-      <w:proofErr w:type="gramEnd"/>
+        <w:t>SET ROWCOUNT &gt; 0 ;</w:t>
+      </w:r>
+      <w:r>
+        <w:br/>
+        <w:t>SELECT * FROM sales ;</w:t>
+      </w:r>
     </w:p>
     <w:p>
       <w:pPr>
@@ -1357,39 +1112,7 @@
       </w:r>
       <w:r>
         <w:br/>
-        <w:t xml:space="preserve">It is a combination of </w:t>
-      </w:r>
-      <w:proofErr w:type="gramStart"/>
-      <w:r>
-        <w:t>insert</w:t>
-      </w:r>
-      <w:proofErr w:type="gramEnd"/>
-      <w:r>
-        <w:t xml:space="preserve">, </w:t>
-      </w:r>
-      <w:proofErr w:type="gramStart"/>
-      <w:r>
-        <w:t>delete</w:t>
-      </w:r>
-      <w:proofErr w:type="gramEnd"/>
-      <w:r>
-        <w:t xml:space="preserve"> and </w:t>
-      </w:r>
-      <w:proofErr w:type="gramStart"/>
-      <w:r>
-        <w:t>update</w:t>
-      </w:r>
-      <w:proofErr w:type="gramEnd"/>
-      <w:r>
-        <w:t xml:space="preserve"> statements. If there </w:t>
-      </w:r>
-      <w:proofErr w:type="gramStart"/>
-      <w:r>
-        <w:t>is</w:t>
-      </w:r>
-      <w:proofErr w:type="gramEnd"/>
-      <w:r>
-        <w:t xml:space="preserve"> a Source table and a Target table that are to be merged, then with the help of MERGE statement, all the three operations can be performed at once.</w:t>
+        <w:t>It is a combination of insert, delete and update statements. If there is a Source table and a Target table that are to be merged, then with the help of MERGE statement, all the three operations can be performed at once.</w:t>
       </w:r>
     </w:p>
     <w:p/>
@@ -1438,7 +1161,6 @@
         <w:t xml:space="preserve">ON </w:t>
       </w:r>
       <w:proofErr w:type="spellStart"/>
-      <w:proofErr w:type="gramStart"/>
       <w:r>
         <w:t>Surce.ProductID</w:t>
       </w:r>
@@ -1451,7 +1173,6 @@
         <w:t>Target.ProductID</w:t>
       </w:r>
       <w:proofErr w:type="spellEnd"/>
-      <w:proofErr w:type="gramEnd"/>
     </w:p>
     <w:p/>
     <w:p>
@@ -1865,14 +1586,9 @@
       </w:r>
       <w:proofErr w:type="spellEnd"/>
       <w:r>
-        <w:t xml:space="preserve">) REFERENCES </w:t>
-      </w:r>
-      <w:proofErr w:type="gramStart"/>
-      <w:r>
-        <w:t>Products(</w:t>
-      </w:r>
-      <w:proofErr w:type="spellStart"/>
-      <w:proofErr w:type="gramEnd"/>
+        <w:t>) REFERENCES Products(</w:t>
+      </w:r>
+      <w:proofErr w:type="spellStart"/>
       <w:r>
         <w:t>ProductID</w:t>
       </w:r>
@@ -1897,11 +1613,9 @@
       </w:r>
     </w:p>
     <w:p>
-      <w:proofErr w:type="gramStart"/>
       <w:r>
         <w:t>TRUNCATE  -</w:t>
       </w:r>
-      <w:proofErr w:type="gramEnd"/>
       <w:r>
         <w:sym w:font="Wingdings" w:char="F0E0"/>
       </w:r>
@@ -1930,15 +1644,7 @@
     <w:p/>
     <w:p>
       <w:r>
-        <w:t>Module-</w:t>
-      </w:r>
-      <w:proofErr w:type="gramStart"/>
-      <w:r>
-        <w:t>2 :</w:t>
-      </w:r>
-      <w:proofErr w:type="gramEnd"/>
-      <w:r>
-        <w:t xml:space="preserve"> Operators and Clauses</w:t>
+        <w:t>Module-2 : Operators and Clauses</w:t>
       </w:r>
     </w:p>
     <w:p/>
@@ -2021,13 +1727,8 @@
           <w:numId w:val="4"/>
         </w:numPr>
       </w:pPr>
-      <w:proofErr w:type="gramStart"/>
-      <w:r>
-        <w:t>INERSECT  -</w:t>
-      </w:r>
-      <w:proofErr w:type="gramEnd"/>
-      <w:r>
-        <w:t>&gt; the common records form both the select statements</w:t>
+      <w:r>
+        <w:t>INERSECT  -&gt; the common records form both the select statements</w:t>
       </w:r>
     </w:p>
     <w:p>
@@ -2177,47 +1878,7 @@
         <w:t>k</w:t>
       </w:r>
       <w:r>
-        <w:t xml:space="preserve"> </w:t>
-      </w:r>
-      <w:proofErr w:type="gramStart"/>
-      <w:r>
-        <w:t>MIN(</w:t>
-      </w:r>
-      <w:proofErr w:type="gramEnd"/>
-      <w:r>
-        <w:t xml:space="preserve">), </w:t>
-      </w:r>
-      <w:proofErr w:type="gramStart"/>
-      <w:r>
-        <w:t>MAX(</w:t>
-      </w:r>
-      <w:proofErr w:type="gramEnd"/>
-      <w:r>
-        <w:t xml:space="preserve">0, </w:t>
-      </w:r>
-      <w:proofErr w:type="gramStart"/>
-      <w:r>
-        <w:t>SUM(</w:t>
-      </w:r>
-      <w:proofErr w:type="gramEnd"/>
-      <w:r>
-        <w:t xml:space="preserve">), </w:t>
-      </w:r>
-      <w:proofErr w:type="gramStart"/>
-      <w:r>
-        <w:t>AVG(</w:t>
-      </w:r>
-      <w:proofErr w:type="gramEnd"/>
-      <w:r>
-        <w:t xml:space="preserve">) and </w:t>
-      </w:r>
-      <w:proofErr w:type="gramStart"/>
-      <w:r>
-        <w:t>COUNT(</w:t>
-      </w:r>
-      <w:proofErr w:type="gramEnd"/>
-      <w:r>
-        <w:t>)</w:t>
+        <w:t xml:space="preserve"> MIN(), MAX(0, SUM(), AVG() and COUNT()</w:t>
       </w:r>
     </w:p>
     <w:p>
@@ -2482,29 +2143,7 @@
                 <w:szCs w:val="21"/>
                 <w14:ligatures w14:val="none"/>
               </w:rPr>
-              <w:t xml:space="preserve">Grabs the raw tables and </w:t>
-            </w:r>
-            <w:proofErr w:type="gramStart"/>
-            <w:r>
-              <w:rPr>
-                <w:rFonts w:ascii="Roboto" w:eastAsia="Times New Roman" w:hAnsi="Roboto" w:cs="Times New Roman"/>
-                <w:kern w:val="0"/>
-                <w:sz w:val="21"/>
-                <w:szCs w:val="21"/>
-                <w14:ligatures w14:val="none"/>
-              </w:rPr>
-              <w:t>links</w:t>
-            </w:r>
-            <w:proofErr w:type="gramEnd"/>
-            <w:r>
-              <w:rPr>
-                <w:rFonts w:ascii="Roboto" w:eastAsia="Times New Roman" w:hAnsi="Roboto" w:cs="Times New Roman"/>
-                <w:kern w:val="0"/>
-                <w:sz w:val="21"/>
-                <w:szCs w:val="21"/>
-                <w14:ligatures w14:val="none"/>
-              </w:rPr>
-              <w:t xml:space="preserve"> them together.</w:t>
+              <w:t>Grabs the raw tables and links them together.</w:t>
             </w:r>
           </w:p>
         </w:tc>
@@ -2748,7 +2387,6 @@
                 <w14:ligatures w14:val="none"/>
               </w:rPr>
             </w:pPr>
-            <w:proofErr w:type="gramStart"/>
             <w:r>
               <w:rPr>
                 <w:rFonts w:ascii="Roboto" w:eastAsia="Times New Roman" w:hAnsi="Roboto" w:cs="Times New Roman"/>
@@ -2757,18 +2395,7 @@
                 <w:szCs w:val="21"/>
                 <w14:ligatures w14:val="none"/>
               </w:rPr>
-              <w:t>Smashes</w:t>
-            </w:r>
-            <w:proofErr w:type="gramEnd"/>
-            <w:r>
-              <w:rPr>
-                <w:rFonts w:ascii="Roboto" w:eastAsia="Times New Roman" w:hAnsi="Roboto" w:cs="Times New Roman"/>
-                <w:kern w:val="0"/>
-                <w:sz w:val="21"/>
-                <w:szCs w:val="21"/>
-                <w14:ligatures w14:val="none"/>
-              </w:rPr>
-              <w:t xml:space="preserve"> the remaining rows into summary buckets.</w:t>
+              <w:t>Smashes the remaining rows into summary buckets.</w:t>
             </w:r>
           </w:p>
         </w:tc>
@@ -3152,13 +2779,8 @@
     </w:p>
     <w:p>
       <w:r>
-        <w:t>CREATE TABLE #table_</w:t>
-      </w:r>
-      <w:proofErr w:type="gramStart"/>
-      <w:r>
-        <w:t>name() ;</w:t>
-      </w:r>
-      <w:proofErr w:type="gramEnd"/>
+        <w:t>CREATE TABLE #table_name() ;</w:t>
+      </w:r>
     </w:p>
     <w:p>
       <w:r>
@@ -3229,29 +2851,13 @@
         <w:sym w:font="Wingdings" w:char="F0E0"/>
       </w:r>
       <w:r>
-        <w:t xml:space="preserve">  returns all records from when there is a match </w:t>
-      </w:r>
-      <w:proofErr w:type="gramStart"/>
-      <w:r>
-        <w:t>in</w:t>
-      </w:r>
-      <w:proofErr w:type="gramEnd"/>
-      <w:r>
-        <w:t xml:space="preserve"> left and right table records. </w:t>
+        <w:t xml:space="preserve">  returns all records from when there is a match in left and right table records. </w:t>
       </w:r>
       <w:r>
         <w:sym w:font="Wingdings" w:char="F0E0"/>
       </w:r>
       <w:r>
-        <w:t xml:space="preserve"> Return absolutely everything from both tables. If there is a match, it connects them. If there is no match, the missing side </w:t>
-      </w:r>
-      <w:proofErr w:type="gramStart"/>
-      <w:r>
-        <w:t>id</w:t>
-      </w:r>
-      <w:proofErr w:type="gramEnd"/>
-      <w:r>
-        <w:t xml:space="preserve"> filled with null.</w:t>
+        <w:t xml:space="preserve"> Return absolutely everything from both tables. If there is a match, it connects them. If there is no match, the missing side id filled with null.</w:t>
       </w:r>
     </w:p>
     <w:p/>
@@ -3271,22 +2877,12 @@
     </w:p>
     <w:p>
       <w:proofErr w:type="spellStart"/>
-      <w:proofErr w:type="gramStart"/>
       <w:r>
         <w:t>Modul;e</w:t>
       </w:r>
       <w:proofErr w:type="spellEnd"/>
-      <w:proofErr w:type="gramEnd"/>
-      <w:r>
-        <w:t xml:space="preserve"> -</w:t>
-      </w:r>
-      <w:proofErr w:type="gramStart"/>
-      <w:r>
-        <w:t>4 :</w:t>
-      </w:r>
-      <w:proofErr w:type="gramEnd"/>
-      <w:r>
-        <w:t xml:space="preserve"> </w:t>
+      <w:r>
+        <w:t xml:space="preserve"> -4 : </w:t>
       </w:r>
       <w:proofErr w:type="spellStart"/>
       <w:r>
@@ -3338,15 +2934,7 @@
       </w:r>
       <w:r>
         <w:br/>
-        <w:t xml:space="preserve">Except for </w:t>
-      </w:r>
-      <w:proofErr w:type="gramStart"/>
-      <w:r>
-        <w:t>COUNT(</w:t>
-      </w:r>
-      <w:proofErr w:type="gramEnd"/>
-      <w:r>
-        <w:t>*) aggregate functions ignore null values.</w:t>
+        <w:t>Except for COUNT(*) aggregate functions ignore null values.</w:t>
       </w:r>
     </w:p>
     <w:p>
@@ -3501,15 +3089,7 @@
     </w:p>
     <w:p>
       <w:r>
-        <w:t xml:space="preserve">Data </w:t>
-      </w:r>
-      <w:proofErr w:type="gramStart"/>
-      <w:r>
-        <w:t>functions :</w:t>
-      </w:r>
-      <w:proofErr w:type="gramEnd"/>
-      <w:r>
-        <w:t xml:space="preserve"> Constructing date and time from their parts</w:t>
+        <w:t>Data functions : Constructing date and time from their parts</w:t>
       </w:r>
     </w:p>
     <w:p>
@@ -3573,44 +3153,22 @@
       </w:r>
       <w:r>
         <w:br/>
-      </w:r>
-      <w:proofErr w:type="gramStart"/>
-      <w:r>
-        <w:t>LTRIM(</w:t>
-      </w:r>
-      <w:proofErr w:type="gramEnd"/>
-      <w:r>
-        <w:t>)</w:t>
-      </w:r>
-    </w:p>
-    <w:p>
-      <w:proofErr w:type="gramStart"/>
-      <w:r>
-        <w:t>LOWER(</w:t>
-      </w:r>
-      <w:proofErr w:type="gramEnd"/>
-      <w:r>
-        <w:t>)</w:t>
-      </w:r>
-    </w:p>
-    <w:p>
-      <w:proofErr w:type="gramStart"/>
-      <w:r>
-        <w:t>UPPER(</w:t>
-      </w:r>
-      <w:proofErr w:type="gramEnd"/>
-      <w:r>
-        <w:t>)</w:t>
-      </w:r>
-    </w:p>
-    <w:p>
-      <w:proofErr w:type="gramStart"/>
-      <w:r>
-        <w:t>REVERSE(</w:t>
-      </w:r>
-      <w:proofErr w:type="gramEnd"/>
-      <w:r>
-        <w:t>)</w:t>
+        <w:t>LTRIM()</w:t>
+      </w:r>
+    </w:p>
+    <w:p>
+      <w:r>
+        <w:t>LOWER()</w:t>
+      </w:r>
+    </w:p>
+    <w:p>
+      <w:r>
+        <w:t>UPPER()</w:t>
+      </w:r>
+    </w:p>
+    <w:p>
+      <w:r>
+        <w:t>REVERSE()</w:t>
       </w:r>
     </w:p>
     <w:p>
@@ -3619,14 +3177,9 @@
           <w:bottom w:val="single" w:sz="6" w:space="1" w:color="auto"/>
         </w:pBdr>
       </w:pPr>
-      <w:proofErr w:type="gramStart"/>
       <w:r>
         <w:lastRenderedPageBreak/>
-        <w:t>SUBSTRING(</w:t>
-      </w:r>
-      <w:proofErr w:type="gramEnd"/>
-      <w:r>
-        <w:t>)</w:t>
+        <w:t>SUBSTRING()</w:t>
       </w:r>
     </w:p>
     <w:p>
@@ -3862,223 +3415,123 @@
     </w:p>
     <w:p/>
     <w:p>
-      <w:proofErr w:type="gramStart"/>
-      <w:r>
-        <w:t>LEN(</w:t>
-      </w:r>
-      <w:proofErr w:type="gramEnd"/>
-      <w:r>
-        <w:t>string)</w:t>
-      </w:r>
-    </w:p>
-    <w:p>
-      <w:proofErr w:type="gramStart"/>
-      <w:r>
-        <w:t>CONCAT(</w:t>
-      </w:r>
-      <w:proofErr w:type="gramEnd"/>
-      <w:r>
-        <w:t>string1, string2, string</w:t>
-      </w:r>
-      <w:proofErr w:type="gramStart"/>
-      <w:r>
-        <w:t>3,……,</w:t>
-      </w:r>
-      <w:proofErr w:type="spellStart"/>
-      <w:r>
-        <w:t>string</w:t>
-      </w:r>
-      <w:proofErr w:type="gramEnd"/>
-      <w:r>
-        <w:t>_n</w:t>
-      </w:r>
-      <w:proofErr w:type="spellEnd"/>
-      <w:proofErr w:type="gramStart"/>
+      <w:r>
+        <w:t>LEN(string)</w:t>
+      </w:r>
+    </w:p>
+    <w:p>
+      <w:r>
+        <w:t>CONCAT(string1, string2, string3,……,</w:t>
+      </w:r>
+      <w:proofErr w:type="spellStart"/>
+      <w:r>
+        <w:t>string_n</w:t>
+      </w:r>
+      <w:proofErr w:type="spellEnd"/>
       <w:r>
         <w:t>) ;</w:t>
       </w:r>
-      <w:proofErr w:type="gramEnd"/>
-    </w:p>
-    <w:p>
-      <w:r>
-        <w:t>CONCAT_</w:t>
-      </w:r>
-      <w:proofErr w:type="gramStart"/>
-      <w:r>
-        <w:t>WS(</w:t>
-      </w:r>
-      <w:proofErr w:type="gramEnd"/>
-      <w:r>
-        <w:t>separator, string1, string2, string</w:t>
-      </w:r>
-      <w:proofErr w:type="gramStart"/>
-      <w:r>
-        <w:t>3,…</w:t>
-      </w:r>
-      <w:proofErr w:type="gramEnd"/>
-      <w:r>
-        <w:t>.</w:t>
-      </w:r>
-      <w:proofErr w:type="gramStart"/>
-      <w:r>
-        <w:t>.,</w:t>
-      </w:r>
-      <w:proofErr w:type="spellStart"/>
-      <w:r>
-        <w:t>string</w:t>
-      </w:r>
-      <w:proofErr w:type="gramEnd"/>
-      <w:r>
-        <w:t>_n</w:t>
-      </w:r>
-      <w:proofErr w:type="spellEnd"/>
-      <w:proofErr w:type="gramStart"/>
+    </w:p>
+    <w:p>
+      <w:r>
+        <w:t>CONCAT_WS(separator, string1, string2, string3,…..,</w:t>
+      </w:r>
+      <w:proofErr w:type="spellStart"/>
+      <w:r>
+        <w:t>string_n</w:t>
+      </w:r>
+      <w:proofErr w:type="spellEnd"/>
       <w:r>
         <w:t>) ;</w:t>
       </w:r>
-      <w:proofErr w:type="gramEnd"/>
-    </w:p>
-    <w:p>
-      <w:proofErr w:type="gramStart"/>
-      <w:r>
-        <w:t>LTRIM(</w:t>
-      </w:r>
-      <w:proofErr w:type="gramEnd"/>
-      <w:r>
-        <w:t>string</w:t>
-      </w:r>
-      <w:proofErr w:type="gramStart"/>
+    </w:p>
+    <w:p>
+      <w:r>
+        <w:t>LTRIM(string) ;</w:t>
+      </w:r>
+    </w:p>
+    <w:p>
+      <w:r>
+        <w:t>RTRIM(string) ;</w:t>
+      </w:r>
+    </w:p>
+    <w:p>
+      <w:r>
+        <w:t>REPLACE(</w:t>
+      </w:r>
+      <w:proofErr w:type="spellStart"/>
+      <w:r>
+        <w:t>string_expression</w:t>
+      </w:r>
+      <w:proofErr w:type="spellEnd"/>
+      <w:r>
+        <w:t xml:space="preserve">, </w:t>
+      </w:r>
+      <w:proofErr w:type="spellStart"/>
+      <w:r>
+        <w:t>string_pattern</w:t>
+      </w:r>
+      <w:proofErr w:type="spellEnd"/>
+      <w:r>
+        <w:t xml:space="preserve">, </w:t>
+      </w:r>
+      <w:proofErr w:type="spellStart"/>
+      <w:r>
+        <w:t>string_replacement</w:t>
+      </w:r>
+      <w:proofErr w:type="spellEnd"/>
       <w:r>
         <w:t>) ;</w:t>
       </w:r>
-      <w:proofErr w:type="gramEnd"/>
-    </w:p>
-    <w:p>
-      <w:proofErr w:type="gramStart"/>
-      <w:r>
-        <w:t>RTRIM(</w:t>
-      </w:r>
-      <w:proofErr w:type="gramEnd"/>
-      <w:r>
-        <w:t>string</w:t>
-      </w:r>
-      <w:proofErr w:type="gramStart"/>
+    </w:p>
+    <w:p>
+      <w:r>
+        <w:t>REVERSE(</w:t>
+      </w:r>
+      <w:proofErr w:type="spellStart"/>
+      <w:r>
+        <w:t>string_expression</w:t>
+      </w:r>
+      <w:proofErr w:type="spellEnd"/>
       <w:r>
         <w:t>) ;</w:t>
       </w:r>
-      <w:proofErr w:type="gramEnd"/>
-    </w:p>
-    <w:p>
-      <w:proofErr w:type="gramStart"/>
-      <w:r>
-        <w:t>REPLACE(</w:t>
-      </w:r>
-      <w:proofErr w:type="spellStart"/>
-      <w:proofErr w:type="gramEnd"/>
-      <w:r>
-        <w:t>string_expression</w:t>
-      </w:r>
-      <w:proofErr w:type="spellEnd"/>
-      <w:r>
-        <w:t xml:space="preserve">, </w:t>
-      </w:r>
-      <w:proofErr w:type="spellStart"/>
-      <w:r>
-        <w:t>string_pattern</w:t>
-      </w:r>
-      <w:proofErr w:type="spellEnd"/>
-      <w:r>
-        <w:t xml:space="preserve">, </w:t>
-      </w:r>
-      <w:proofErr w:type="spellStart"/>
-      <w:r>
-        <w:t>string_replacement</w:t>
-      </w:r>
-      <w:proofErr w:type="spellEnd"/>
-      <w:proofErr w:type="gramStart"/>
+    </w:p>
+    <w:p>
+      <w:r>
+        <w:t>SUBSTRING(expression, start, length)</w:t>
+      </w:r>
+    </w:p>
+    <w:p>
+      <w:r>
+        <w:t>SELECT ASCII(character) ;</w:t>
+      </w:r>
+    </w:p>
+    <w:p>
+      <w:r>
+        <w:t>UPPER(</w:t>
+      </w:r>
+      <w:proofErr w:type="spellStart"/>
+      <w:r>
+        <w:t>character_expression</w:t>
+      </w:r>
+      <w:proofErr w:type="spellEnd"/>
       <w:r>
         <w:t>) ;</w:t>
       </w:r>
-      <w:proofErr w:type="gramEnd"/>
-    </w:p>
-    <w:p>
-      <w:proofErr w:type="gramStart"/>
-      <w:r>
-        <w:t>REVERSE(</w:t>
-      </w:r>
-      <w:proofErr w:type="spellStart"/>
-      <w:proofErr w:type="gramEnd"/>
-      <w:r>
-        <w:t>string_expression</w:t>
-      </w:r>
-      <w:proofErr w:type="spellEnd"/>
-      <w:proofErr w:type="gramStart"/>
+    </w:p>
+    <w:p>
+      <w:r>
+        <w:t>LOWER(</w:t>
+      </w:r>
+      <w:proofErr w:type="spellStart"/>
+      <w:r>
+        <w:t>character_expression</w:t>
+      </w:r>
+      <w:proofErr w:type="spellEnd"/>
       <w:r>
         <w:t>) ;</w:t>
       </w:r>
-      <w:proofErr w:type="gramEnd"/>
-    </w:p>
-    <w:p>
-      <w:proofErr w:type="gramStart"/>
-      <w:r>
-        <w:t>SUBSTRING(</w:t>
-      </w:r>
-      <w:proofErr w:type="gramEnd"/>
-      <w:r>
-        <w:t>expression, start, length)</w:t>
-      </w:r>
-    </w:p>
-    <w:p>
-      <w:r>
-        <w:t xml:space="preserve">SELECT </w:t>
-      </w:r>
-      <w:proofErr w:type="gramStart"/>
-      <w:r>
-        <w:t>ASCII(</w:t>
-      </w:r>
-      <w:proofErr w:type="gramEnd"/>
-      <w:r>
-        <w:t>character</w:t>
-      </w:r>
-      <w:proofErr w:type="gramStart"/>
-      <w:r>
-        <w:t>) ;</w:t>
-      </w:r>
-      <w:proofErr w:type="gramEnd"/>
-    </w:p>
-    <w:p>
-      <w:proofErr w:type="gramStart"/>
-      <w:r>
-        <w:t>UPPER(</w:t>
-      </w:r>
-      <w:proofErr w:type="spellStart"/>
-      <w:proofErr w:type="gramEnd"/>
-      <w:r>
-        <w:t>character_expression</w:t>
-      </w:r>
-      <w:proofErr w:type="spellEnd"/>
-      <w:proofErr w:type="gramStart"/>
-      <w:r>
-        <w:t>) ;</w:t>
-      </w:r>
-      <w:proofErr w:type="gramEnd"/>
-    </w:p>
-    <w:p>
-      <w:proofErr w:type="gramStart"/>
-      <w:r>
-        <w:t>LOWER(</w:t>
-      </w:r>
-      <w:proofErr w:type="spellStart"/>
-      <w:proofErr w:type="gramEnd"/>
-      <w:r>
-        <w:t>character_expression</w:t>
-      </w:r>
-      <w:proofErr w:type="spellEnd"/>
-      <w:proofErr w:type="gramStart"/>
-      <w:r>
-        <w:t>) ;</w:t>
-      </w:r>
-      <w:proofErr w:type="gramEnd"/>
     </w:p>
     <w:p/>
     <w:p>
@@ -4088,201 +3541,233 @@
       </w:r>
     </w:p>
     <w:p>
-      <w:proofErr w:type="gramStart"/>
-      <w:r>
-        <w:t>COUNT(</w:t>
-      </w:r>
-      <w:proofErr w:type="gramEnd"/>
+      <w:r>
+        <w:t>COUNT()</w:t>
+      </w:r>
+    </w:p>
+    <w:p>
+      <w:r>
+        <w:t>AVG()</w:t>
+      </w:r>
+    </w:p>
+    <w:p>
+      <w:r>
+        <w:t>LOG10(expression)</w:t>
+      </w:r>
+    </w:p>
+    <w:p>
+      <w:r>
+        <w:t>SQUARE(number)</w:t>
+      </w:r>
+    </w:p>
+    <w:p>
+      <w:r>
+        <w:t>ABS(</w:t>
+      </w:r>
+      <w:proofErr w:type="spellStart"/>
+      <w:r>
+        <w:t>numeric_expression</w:t>
+      </w:r>
+      <w:proofErr w:type="spellEnd"/>
+      <w:r>
+        <w:t xml:space="preserve">) </w:t>
+      </w:r>
+    </w:p>
+    <w:p>
+      <w:r>
+        <w:t>CEILING(</w:t>
+      </w:r>
+      <w:proofErr w:type="spellStart"/>
+      <w:r>
+        <w:t>numeric_expression</w:t>
+      </w:r>
+      <w:proofErr w:type="spellEnd"/>
+      <w:r>
+        <w:t xml:space="preserve">) </w:t>
+      </w:r>
+    </w:p>
+    <w:p>
+      <w:r>
+        <w:t>FLOOR(</w:t>
+      </w:r>
+      <w:proofErr w:type="spellStart"/>
+      <w:r>
+        <w:t>numeric_expression</w:t>
+      </w:r>
+      <w:proofErr w:type="spellEnd"/>
       <w:r>
         <w:t>)</w:t>
       </w:r>
     </w:p>
     <w:p>
-      <w:proofErr w:type="gramStart"/>
-      <w:r>
-        <w:t>AVG(</w:t>
-      </w:r>
-      <w:proofErr w:type="gramEnd"/>
+      <w:r>
+        <w:t xml:space="preserve"> </w:t>
+      </w:r>
+      <w:r>
+        <w:t xml:space="preserve">ROUND(number, decimal, operation) </w:t>
+      </w:r>
+    </w:p>
+    <w:p>
+      <w:r>
+        <w:t>POWER(</w:t>
+      </w:r>
+      <w:proofErr w:type="spellStart"/>
+      <w:r>
+        <w:t>float_expression</w:t>
+      </w:r>
+      <w:proofErr w:type="spellEnd"/>
+      <w:r>
+        <w:t>, y) ;</w:t>
+      </w:r>
+    </w:p>
+    <w:p/>
+    <w:p/>
+    <w:p>
+      <w:r>
+        <w:t>Date Time functions</w:t>
+      </w:r>
+    </w:p>
+    <w:p>
+      <w:r>
+        <w:t>D</w:t>
+      </w:r>
+      <w:r>
+        <w:t>AY</w:t>
+      </w:r>
+      <w:r>
+        <w:t xml:space="preserve">(date) </w:t>
+      </w:r>
+    </w:p>
+    <w:p>
+      <w:r>
+        <w:t>MONTH(date)</w:t>
+      </w:r>
+    </w:p>
+    <w:p>
+      <w:r>
+        <w:t>YEAR(date)</w:t>
+      </w:r>
+    </w:p>
+    <w:p>
+      <w:r>
+        <w:t>DATEADD(</w:t>
+      </w:r>
+      <w:proofErr w:type="spellStart"/>
+      <w:r>
+        <w:t>datepart</w:t>
+      </w:r>
+      <w:proofErr w:type="spellEnd"/>
+      <w:r>
+        <w:t xml:space="preserve">, number, date) </w:t>
+      </w:r>
+    </w:p>
+    <w:p>
+      <w:r>
+        <w:t>DATEDIFF(</w:t>
+      </w:r>
+      <w:proofErr w:type="spellStart"/>
+      <w:r>
+        <w:t>datepart</w:t>
+      </w:r>
+      <w:proofErr w:type="spellEnd"/>
+      <w:r>
+        <w:t xml:space="preserve">, </w:t>
+      </w:r>
+      <w:proofErr w:type="spellStart"/>
+      <w:r>
+        <w:t>startdate</w:t>
+      </w:r>
+      <w:proofErr w:type="spellEnd"/>
+      <w:r>
+        <w:t xml:space="preserve">, </w:t>
+      </w:r>
+      <w:proofErr w:type="spellStart"/>
+      <w:r>
+        <w:t>enddate</w:t>
+      </w:r>
+      <w:proofErr w:type="spellEnd"/>
       <w:r>
         <w:t>)</w:t>
       </w:r>
     </w:p>
     <w:p>
       <w:r>
-        <w:t>LOG10(expression)</w:t>
-      </w:r>
-    </w:p>
-    <w:p>
-      <w:proofErr w:type="gramStart"/>
-      <w:r>
-        <w:t>SQUARE(</w:t>
-      </w:r>
-      <w:proofErr w:type="gramEnd"/>
-      <w:r>
-        <w:t>number)</w:t>
-      </w:r>
-    </w:p>
-    <w:p>
-      <w:proofErr w:type="gramStart"/>
-      <w:r>
-        <w:t>ABS(</w:t>
-      </w:r>
-      <w:proofErr w:type="spellStart"/>
-      <w:proofErr w:type="gramEnd"/>
-      <w:r>
-        <w:t>numeric_expression</w:t>
-      </w:r>
-      <w:proofErr w:type="spellEnd"/>
-      <w:r>
-        <w:t xml:space="preserve">) </w:t>
-      </w:r>
-    </w:p>
-    <w:p>
-      <w:proofErr w:type="gramStart"/>
-      <w:r>
-        <w:t>CEILING(</w:t>
-      </w:r>
-      <w:proofErr w:type="spellStart"/>
-      <w:proofErr w:type="gramEnd"/>
-      <w:r>
-        <w:t>numeric_expression</w:t>
-      </w:r>
-      <w:proofErr w:type="spellEnd"/>
-      <w:r>
-        <w:t xml:space="preserve">) </w:t>
-      </w:r>
-    </w:p>
-    <w:p>
-      <w:proofErr w:type="gramStart"/>
-      <w:r>
-        <w:t>FLOOR(</w:t>
-      </w:r>
-      <w:proofErr w:type="spellStart"/>
-      <w:proofErr w:type="gramEnd"/>
-      <w:r>
-        <w:t>numeric_expression</w:t>
+        <w:t xml:space="preserve">GETDATE() </w:t>
+      </w:r>
+    </w:p>
+    <w:p>
+      <w:r>
+        <w:t>FORMAT(value, format, culture)</w:t>
+      </w:r>
+    </w:p>
+    <w:p>
+      <w:r>
+        <w:t>DATEPART(</w:t>
+      </w:r>
+      <w:proofErr w:type="spellStart"/>
+      <w:r>
+        <w:t>datepart</w:t>
+      </w:r>
+      <w:proofErr w:type="spellEnd"/>
+      <w:r>
+        <w:t>, date)</w:t>
+      </w:r>
+    </w:p>
+    <w:p/>
+    <w:p/>
+    <w:p>
+      <w:r>
+        <w:t>Window functions</w:t>
+      </w:r>
+    </w:p>
+    <w:p>
+      <w:r>
+        <w:t>RANK() OVER [PARTITION BY expression] ORDER BY expression (ASC|DESC) ;</w:t>
+      </w:r>
+    </w:p>
+    <w:p>
+      <w:r>
+        <w:t xml:space="preserve">ROW_NUMBER()  OVER (PARTITION BY </w:t>
+      </w:r>
+      <w:proofErr w:type="spellStart"/>
+      <w:r>
+        <w:t>value_expression</w:t>
+      </w:r>
+      <w:proofErr w:type="spellEnd"/>
+      <w:r>
+        <w:t xml:space="preserve">, [n] </w:t>
+      </w:r>
+      <w:proofErr w:type="spellStart"/>
+      <w:r>
+        <w:t>order_y_clause</w:t>
       </w:r>
       <w:proofErr w:type="spellEnd"/>
       <w:r>
         <w:t>)</w:t>
       </w:r>
     </w:p>
+    <w:p/>
     <w:p>
       <w:r>
         <w:t xml:space="preserve"> </w:t>
       </w:r>
-      <w:proofErr w:type="gramStart"/>
-      <w:r>
-        <w:t>ROUND(</w:t>
-      </w:r>
-      <w:proofErr w:type="gramEnd"/>
-      <w:r>
-        <w:t xml:space="preserve">number, decimal, operation) </w:t>
-      </w:r>
-    </w:p>
-    <w:p>
-      <w:proofErr w:type="gramStart"/>
-      <w:r>
-        <w:t>POWER(</w:t>
-      </w:r>
-      <w:proofErr w:type="spellStart"/>
-      <w:proofErr w:type="gramEnd"/>
-      <w:r>
-        <w:t>float_expression</w:t>
-      </w:r>
-      <w:proofErr w:type="spellEnd"/>
-      <w:r>
-        <w:t>, y</w:t>
-      </w:r>
-      <w:proofErr w:type="gramStart"/>
-      <w:r>
-        <w:t>) ;</w:t>
-      </w:r>
-      <w:proofErr w:type="gramEnd"/>
-    </w:p>
-    <w:p/>
-    <w:p/>
-    <w:p>
-      <w:r>
-        <w:t>Date Time functions</w:t>
-      </w:r>
-    </w:p>
-    <w:p>
-      <w:proofErr w:type="gramStart"/>
-      <w:r>
-        <w:t>D</w:t>
-      </w:r>
-      <w:r>
-        <w:t>AY</w:t>
-      </w:r>
-      <w:r>
-        <w:t>(</w:t>
-      </w:r>
-      <w:proofErr w:type="gramEnd"/>
-      <w:r>
-        <w:t xml:space="preserve">date) </w:t>
-      </w:r>
-    </w:p>
-    <w:p>
-      <w:proofErr w:type="gramStart"/>
-      <w:r>
-        <w:t>MONTH(</w:t>
-      </w:r>
-      <w:proofErr w:type="gramEnd"/>
-      <w:r>
-        <w:t>date)</w:t>
-      </w:r>
-    </w:p>
-    <w:p>
-      <w:proofErr w:type="gramStart"/>
-      <w:r>
-        <w:t>YEAR(</w:t>
-      </w:r>
-      <w:proofErr w:type="gramEnd"/>
-      <w:r>
-        <w:t>date)</w:t>
-      </w:r>
-    </w:p>
-    <w:p>
-      <w:proofErr w:type="gramStart"/>
-      <w:r>
-        <w:t>DATEADD(</w:t>
-      </w:r>
-      <w:proofErr w:type="spellStart"/>
-      <w:proofErr w:type="gramEnd"/>
-      <w:r>
-        <w:t>datepart</w:t>
-      </w:r>
-      <w:proofErr w:type="spellEnd"/>
-      <w:r>
-        <w:t xml:space="preserve">, number, date) </w:t>
-      </w:r>
-    </w:p>
-    <w:p>
-      <w:proofErr w:type="gramStart"/>
-      <w:r>
-        <w:t>DATEDIFF(</w:t>
-      </w:r>
-      <w:proofErr w:type="spellStart"/>
-      <w:proofErr w:type="gramEnd"/>
-      <w:r>
-        <w:t>datepart</w:t>
-      </w:r>
-      <w:proofErr w:type="spellEnd"/>
-      <w:r>
-        <w:t xml:space="preserve">, </w:t>
-      </w:r>
-      <w:proofErr w:type="spellStart"/>
-      <w:r>
-        <w:t>startdate</w:t>
-      </w:r>
-      <w:proofErr w:type="spellEnd"/>
-      <w:r>
-        <w:t xml:space="preserve">, </w:t>
-      </w:r>
-      <w:proofErr w:type="spellStart"/>
-      <w:r>
-        <w:t>enddate</w:t>
+      <w:r>
+        <w:t xml:space="preserve">DENSE_RANK() </w:t>
+      </w:r>
+      <w:r>
+        <w:sym w:font="Wingdings" w:char="F0E0"/>
+      </w:r>
+      <w:r>
+        <w:t xml:space="preserve"> no gaps</w:t>
+      </w:r>
+    </w:p>
+    <w:p>
+      <w:r>
+        <w:t xml:space="preserve">DENSE_RANK() OVER (partition by clause, </w:t>
+      </w:r>
+      <w:proofErr w:type="spellStart"/>
+      <w:r>
+        <w:t>order_by_clause</w:t>
       </w:r>
       <w:proofErr w:type="spellEnd"/>
       <w:r>
@@ -4290,143 +3775,8 @@
       </w:r>
     </w:p>
     <w:p>
-      <w:proofErr w:type="gramStart"/>
-      <w:r>
-        <w:t>GETDATE(</w:t>
-      </w:r>
-      <w:proofErr w:type="gramEnd"/>
-      <w:r>
-        <w:t xml:space="preserve">) </w:t>
-      </w:r>
-    </w:p>
-    <w:p>
-      <w:proofErr w:type="gramStart"/>
-      <w:r>
-        <w:t>FORMAT(</w:t>
-      </w:r>
-      <w:proofErr w:type="gramEnd"/>
-      <w:r>
-        <w:t>value, format, culture)</w:t>
-      </w:r>
-    </w:p>
-    <w:p>
-      <w:proofErr w:type="gramStart"/>
-      <w:r>
-        <w:t>DATEPART(</w:t>
-      </w:r>
-      <w:proofErr w:type="spellStart"/>
-      <w:proofErr w:type="gramEnd"/>
-      <w:r>
-        <w:t>datepart</w:t>
-      </w:r>
-      <w:proofErr w:type="spellEnd"/>
-      <w:r>
-        <w:t>, date)</w:t>
-      </w:r>
-    </w:p>
-    <w:p/>
-    <w:p/>
-    <w:p>
-      <w:r>
-        <w:t>Window functions</w:t>
-      </w:r>
-    </w:p>
-    <w:p>
-      <w:proofErr w:type="gramStart"/>
-      <w:r>
-        <w:t>RANK(</w:t>
-      </w:r>
-      <w:proofErr w:type="gramEnd"/>
-      <w:r>
-        <w:t>) OVER [PARTITION BY expression] ORDER BY expression (ASC|DESC</w:t>
-      </w:r>
-      <w:proofErr w:type="gramStart"/>
-      <w:r>
-        <w:t>) ;</w:t>
-      </w:r>
-      <w:proofErr w:type="gramEnd"/>
-    </w:p>
-    <w:p>
-      <w:r>
-        <w:t>ROW_</w:t>
-      </w:r>
-      <w:proofErr w:type="gramStart"/>
-      <w:r>
-        <w:t>NUMBER()  OVER</w:t>
-      </w:r>
-      <w:proofErr w:type="gramEnd"/>
-      <w:r>
-        <w:t xml:space="preserve"> (PARTITION BY </w:t>
-      </w:r>
-      <w:proofErr w:type="spellStart"/>
-      <w:r>
-        <w:t>value_expression</w:t>
-      </w:r>
-      <w:proofErr w:type="spellEnd"/>
-      <w:r>
-        <w:t xml:space="preserve">, [n] </w:t>
-      </w:r>
-      <w:proofErr w:type="spellStart"/>
-      <w:r>
-        <w:t>order_y_clause</w:t>
-      </w:r>
-      <w:proofErr w:type="spellEnd"/>
-      <w:r>
-        <w:t>)</w:t>
-      </w:r>
-    </w:p>
-    <w:p/>
-    <w:p>
-      <w:r>
-        <w:t xml:space="preserve"> </w:t>
-      </w:r>
-      <w:r>
-        <w:t>DENSE_</w:t>
-      </w:r>
-      <w:proofErr w:type="gramStart"/>
-      <w:r>
-        <w:t>RANK(</w:t>
-      </w:r>
-      <w:proofErr w:type="gramEnd"/>
-      <w:r>
-        <w:t xml:space="preserve">) </w:t>
-      </w:r>
-      <w:r>
-        <w:sym w:font="Wingdings" w:char="F0E0"/>
-      </w:r>
-      <w:r>
-        <w:t xml:space="preserve"> no gaps</w:t>
-      </w:r>
-    </w:p>
-    <w:p>
-      <w:r>
-        <w:t>DENSE_</w:t>
-      </w:r>
-      <w:proofErr w:type="gramStart"/>
-      <w:r>
-        <w:t>RANK(</w:t>
-      </w:r>
-      <w:proofErr w:type="gramEnd"/>
-      <w:r>
-        <w:t xml:space="preserve">) OVER (partition by clause, </w:t>
-      </w:r>
-      <w:proofErr w:type="spellStart"/>
-      <w:r>
-        <w:t>order_by_clause</w:t>
-      </w:r>
-      <w:proofErr w:type="spellEnd"/>
-      <w:r>
-        <w:t>)</w:t>
-      </w:r>
-    </w:p>
-    <w:p>
-      <w:proofErr w:type="gramStart"/>
-      <w:r>
-        <w:t>NTILE(</w:t>
-      </w:r>
-      <w:proofErr w:type="gramEnd"/>
-      <w:r>
-        <w:t>) – divide or try to partition the rows equally.</w:t>
+      <w:r>
+        <w:t>NTILE() – divide or try to partition the rows equally.</w:t>
       </w:r>
     </w:p>
     <w:p/>
@@ -4593,15 +3943,7 @@
       </w:r>
       <w:proofErr w:type="spellEnd"/>
       <w:r>
-        <w:t xml:space="preserve"> and returns </w:t>
-      </w:r>
-      <w:proofErr w:type="gramStart"/>
-      <w:r>
-        <w:t>a table</w:t>
-      </w:r>
-      <w:proofErr w:type="gramEnd"/>
-      <w:r>
-        <w:t xml:space="preserve"> data whenever the function is invoked.</w:t>
+        <w:t xml:space="preserve"> and returns a table data whenever the function is invoked.</w:t>
       </w:r>
     </w:p>
     <w:p/>
@@ -4736,6 +4078,170 @@
       </w:r>
     </w:p>
     <w:p/>
+    <w:p>
+      <w:pPr>
+        <w:pBdr>
+          <w:bottom w:val="single" w:sz="6" w:space="1" w:color="auto"/>
+        </w:pBdr>
+      </w:pPr>
+    </w:p>
+    <w:p>
+      <w:r>
+        <w:t>SQL Optimization and performance</w:t>
+      </w:r>
+    </w:p>
+    <w:p/>
+    <w:p/>
+    <w:p>
+      <w:r>
+        <w:t xml:space="preserve">PIVOT: pivot rotates a table-valued expression by turning the unique values from one column in the expression into multiple columns in the output. And PIVOT runs aggregations </w:t>
+      </w:r>
+      <w:r>
+        <w:lastRenderedPageBreak/>
+        <w:t>where they are required on any remaining column values that are wanted in the final output.</w:t>
+      </w:r>
+    </w:p>
+    <w:p>
+      <w:r>
+        <w:drawing>
+          <wp:inline distT="0" distB="0" distL="0" distR="0" wp14:anchorId="74F4001E" wp14:editId="4FB566AC">
+            <wp:extent cx="4648849" cy="3505689"/>
+            <wp:effectExtent l="0" t="0" r="0" b="0"/>
+            <wp:docPr id="1804351235" name="Picture 1"/>
+            <wp:cNvGraphicFramePr>
+              <a:graphicFrameLocks xmlns:a="http://schemas.openxmlformats.org/drawingml/2006/main" noChangeAspect="1"/>
+            </wp:cNvGraphicFramePr>
+            <a:graphic xmlns:a="http://schemas.openxmlformats.org/drawingml/2006/main">
+              <a:graphicData uri="http://schemas.openxmlformats.org/drawingml/2006/picture">
+                <pic:pic xmlns:pic="http://schemas.openxmlformats.org/drawingml/2006/picture">
+                  <pic:nvPicPr>
+                    <pic:cNvPr id="1804351235" name=""/>
+                    <pic:cNvPicPr/>
+                  </pic:nvPicPr>
+                  <pic:blipFill>
+                    <a:blip r:embed="rId13"/>
+                    <a:stretch>
+                      <a:fillRect/>
+                    </a:stretch>
+                  </pic:blipFill>
+                  <pic:spPr>
+                    <a:xfrm>
+                      <a:off x="0" y="0"/>
+                      <a:ext cx="4648849" cy="3505689"/>
+                    </a:xfrm>
+                    <a:prstGeom prst="rect">
+                      <a:avLst/>
+                    </a:prstGeom>
+                  </pic:spPr>
+                </pic:pic>
+              </a:graphicData>
+            </a:graphic>
+          </wp:inline>
+        </w:drawing>
+      </w:r>
+    </w:p>
+    <w:p/>
+    <w:p>
+      <w:r>
+        <w:t xml:space="preserve">UNPIVOT </w:t>
+      </w:r>
+      <w:r>
+        <w:sym w:font="Wingdings" w:char="F0E0"/>
+      </w:r>
+      <w:r>
+        <w:t xml:space="preserve"> UNPVOT carries out the opposite operation to pivot by rotating columns of a table-valued expression into column</w:t>
+      </w:r>
+    </w:p>
+    <w:p/>
+    <w:p>
+      <w:r>
+        <w:t>Reverse the pivoting mentioned in the previous question using the unpivot operator and display records.</w:t>
+      </w:r>
+    </w:p>
+    <w:p>
+      <w:r>
+        <w:lastRenderedPageBreak/>
+        <w:drawing>
+          <wp:inline distT="0" distB="0" distL="0" distR="0" wp14:anchorId="3B00771A" wp14:editId="1BE5E71B">
+            <wp:extent cx="2534004" cy="2953162"/>
+            <wp:effectExtent l="0" t="0" r="0" b="0"/>
+            <wp:docPr id="1437069318" name="Picture 1"/>
+            <wp:cNvGraphicFramePr>
+              <a:graphicFrameLocks xmlns:a="http://schemas.openxmlformats.org/drawingml/2006/main" noChangeAspect="1"/>
+            </wp:cNvGraphicFramePr>
+            <a:graphic xmlns:a="http://schemas.openxmlformats.org/drawingml/2006/main">
+              <a:graphicData uri="http://schemas.openxmlformats.org/drawingml/2006/picture">
+                <pic:pic xmlns:pic="http://schemas.openxmlformats.org/drawingml/2006/picture">
+                  <pic:nvPicPr>
+                    <pic:cNvPr id="1437069318" name=""/>
+                    <pic:cNvPicPr/>
+                  </pic:nvPicPr>
+                  <pic:blipFill>
+                    <a:blip r:embed="rId14"/>
+                    <a:stretch>
+                      <a:fillRect/>
+                    </a:stretch>
+                  </pic:blipFill>
+                  <pic:spPr>
+                    <a:xfrm>
+                      <a:off x="0" y="0"/>
+                      <a:ext cx="2534004" cy="2953162"/>
+                    </a:xfrm>
+                    <a:prstGeom prst="rect">
+                      <a:avLst/>
+                    </a:prstGeom>
+                  </pic:spPr>
+                </pic:pic>
+              </a:graphicData>
+            </a:graphic>
+          </wp:inline>
+        </w:drawing>
+      </w:r>
+    </w:p>
+    <w:p/>
+    <w:p>
+      <w:r>
+        <w:t>STUFF</w:t>
+      </w:r>
+    </w:p>
+    <w:p>
+      <w:r>
+        <w:t>The stuff function inserts a string into another string.</w:t>
+      </w:r>
+    </w:p>
+    <w:p>
+      <w:r>
+        <w:t>It deletes a specified length of characters in the first string at the start position and then inserts the second string into the first string at the starting position</w:t>
+      </w:r>
+    </w:p>
+    <w:p/>
+    <w:p>
+      <w:r>
+        <w:t xml:space="preserve">STUFF (character expression, start, length, </w:t>
+      </w:r>
+      <w:proofErr w:type="spellStart"/>
+      <w:r>
+        <w:t>replacewith_expression</w:t>
+      </w:r>
+      <w:proofErr w:type="spellEnd"/>
+      <w:r>
+        <w:t>)</w:t>
+      </w:r>
+    </w:p>
+    <w:p>
+      <w:r>
+        <w:t xml:space="preserve">         </w:t>
+      </w:r>
+    </w:p>
+    <w:p/>
+    <w:p>
+      <w:r>
+        <w:t>INDEXES</w:t>
+      </w:r>
+    </w:p>
+    <w:p/>
+    <w:p/>
+    <w:p/>
     <w:p/>
     <w:p/>
     <w:p/>
@@ -4775,7 +4281,7 @@
       </w:pPr>
     </w:p>
     <w:sectPr>
-      <w:footerReference w:type="default" r:id="rId13"/>
+      <w:footerReference w:type="default" r:id="rId15"/>
       <w:pgSz w:w="12240" w:h="15840"/>
       <w:pgMar w:top="1440" w:right="1440" w:bottom="1440" w:left="1440" w:header="720" w:footer="720" w:gutter="0"/>
       <w:cols w:space="720"/>

--- a/3-Microsoft Sql Certification Training/Study Materials/SQL-CheatSheet.docx
+++ b/3-Microsoft Sql Certification Training/Study Materials/SQL-CheatSheet.docx
@@ -79,8 +79,13 @@
           <w:numId w:val="1"/>
         </w:numPr>
       </w:pPr>
-      <w:r>
-        <w:t>Table  - Rows and columns</w:t>
+      <w:proofErr w:type="gramStart"/>
+      <w:r>
+        <w:t>Table  -</w:t>
+      </w:r>
+      <w:proofErr w:type="gramEnd"/>
+      <w:r>
+        <w:t xml:space="preserve"> Rows and columns</w:t>
       </w:r>
     </w:p>
     <w:p>
@@ -118,6 +123,7 @@
         <w:t xml:space="preserve">CREATE DATABASE </w:t>
       </w:r>
       <w:proofErr w:type="spellStart"/>
+      <w:proofErr w:type="gramStart"/>
       <w:r>
         <w:t>databasename</w:t>
       </w:r>
@@ -125,6 +131,7 @@
       <w:r>
         <w:t xml:space="preserve"> ;</w:t>
       </w:r>
+      <w:proofErr w:type="gramEnd"/>
     </w:p>
     <w:p>
       <w:pPr>
@@ -138,9 +145,11 @@
         <w:t>databasename</w:t>
       </w:r>
       <w:proofErr w:type="spellEnd"/>
+      <w:proofErr w:type="gramStart"/>
       <w:r>
         <w:t>] ;</w:t>
       </w:r>
+      <w:proofErr w:type="gramEnd"/>
     </w:p>
     <w:p>
       <w:pPr>
@@ -154,9 +163,11 @@
         <w:t>databasename</w:t>
       </w:r>
       <w:proofErr w:type="spellEnd"/>
+      <w:proofErr w:type="gramStart"/>
       <w:r>
         <w:t>] ;</w:t>
       </w:r>
+      <w:proofErr w:type="gramEnd"/>
     </w:p>
     <w:p>
       <w:pPr>
@@ -168,7 +179,15 @@
       </w:r>
       <w:proofErr w:type="spellEnd"/>
       <w:r>
-        <w:t xml:space="preserve">: Rules for the data in a </w:t>
+        <w:t xml:space="preserve">: Rules for the data in </w:t>
+      </w:r>
+      <w:proofErr w:type="gramStart"/>
+      <w:r>
+        <w:t>a</w:t>
+      </w:r>
+      <w:proofErr w:type="gramEnd"/>
+      <w:r>
+        <w:t xml:space="preserve"> </w:t>
       </w:r>
       <w:proofErr w:type="spellStart"/>
       <w:r>
@@ -266,8 +285,13 @@
         <w:sym w:font="Wingdings" w:char="F0E0"/>
       </w:r>
       <w:r>
-        <w:t xml:space="preserve">  CP FUND  (</w:t>
-      </w:r>
+        <w:t xml:space="preserve">  CP </w:t>
+      </w:r>
+      <w:proofErr w:type="gramStart"/>
+      <w:r>
+        <w:t>FUND  (</w:t>
+      </w:r>
+      <w:proofErr w:type="gramEnd"/>
       <w:r>
         <w:t>Mnemonic</w:t>
       </w:r>
@@ -288,7 +312,15 @@
         <w:ind w:left="360"/>
       </w:pPr>
       <w:r>
-        <w:t>The FOREIGN KEY constraint also prevents invalid data from being inserted into the foreign key column, because it has to be one of the values contained in the table it points to.</w:t>
+        <w:t xml:space="preserve">The FOREIGN KEY constraint also prevents invalid data from being inserted into the foreign key column, because it </w:t>
+      </w:r>
+      <w:proofErr w:type="gramStart"/>
+      <w:r>
+        <w:t>has to</w:t>
+      </w:r>
+      <w:proofErr w:type="gramEnd"/>
+      <w:r>
+        <w:t xml:space="preserve"> be one of the values contained in the table it points to.</w:t>
       </w:r>
     </w:p>
     <w:p>
@@ -346,8 +378,13 @@
       </w:r>
       <w:proofErr w:type="spellEnd"/>
       <w:r>
-        <w:t>)) ;</w:t>
-      </w:r>
+        <w:t>)</w:t>
+      </w:r>
+      <w:proofErr w:type="gramStart"/>
+      <w:r>
+        <w:t>) ;</w:t>
+      </w:r>
+      <w:proofErr w:type="gramEnd"/>
     </w:p>
     <w:p>
       <w:pPr>
@@ -426,10 +463,12 @@
         <w:t>decimals(</w:t>
       </w:r>
       <w:proofErr w:type="spellStart"/>
+      <w:proofErr w:type="gramStart"/>
       <w:r>
         <w:t>s,d</w:t>
       </w:r>
       <w:proofErr w:type="spellEnd"/>
+      <w:proofErr w:type="gramEnd"/>
       <w:r>
         <w:t>)</w:t>
       </w:r>
@@ -628,6 +667,7 @@
       <w:r>
         <w:t xml:space="preserve">uring </w:t>
       </w:r>
+      <w:proofErr w:type="gramStart"/>
       <w:r>
         <w:rPr>
           <w:b/>
@@ -636,7 +676,11 @@
         <w:t>T</w:t>
       </w:r>
       <w:r>
-        <w:t xml:space="preserve">he </w:t>
+        <w:t>he</w:t>
+      </w:r>
+      <w:proofErr w:type="gramEnd"/>
+      <w:r>
+        <w:t xml:space="preserve"> </w:t>
       </w:r>
       <w:r>
         <w:rPr>
@@ -664,12 +708,28 @@
         <w:t>Write a query to create the Store D</w:t>
       </w:r>
       <w:r>
-        <w:t xml:space="preserve">etails table with following constraints : </w:t>
-      </w:r>
-    </w:p>
-    <w:p>
-      <w:r>
-        <w:t xml:space="preserve">1. Store Column As Primary Key </w:t>
+        <w:t xml:space="preserve">etails table with following </w:t>
+      </w:r>
+      <w:proofErr w:type="gramStart"/>
+      <w:r>
+        <w:t>constraints :</w:t>
+      </w:r>
+      <w:proofErr w:type="gramEnd"/>
+      <w:r>
+        <w:t xml:space="preserve"> </w:t>
+      </w:r>
+    </w:p>
+    <w:p>
+      <w:r>
+        <w:t xml:space="preserve">1. Store Column </w:t>
+      </w:r>
+      <w:proofErr w:type="gramStart"/>
+      <w:r>
+        <w:t>As</w:t>
+      </w:r>
+      <w:proofErr w:type="gramEnd"/>
+      <w:r>
+        <w:t xml:space="preserve"> Primary Key </w:t>
       </w:r>
       <w:r>
         <w:br/>
@@ -681,11 +741,27 @@
       </w:r>
       <w:proofErr w:type="spellEnd"/>
       <w:r>
-        <w:t xml:space="preserve"> Column As Not Null</w:t>
+        <w:t xml:space="preserve"> Column </w:t>
+      </w:r>
+      <w:proofErr w:type="gramStart"/>
+      <w:r>
+        <w:t>As</w:t>
+      </w:r>
+      <w:proofErr w:type="gramEnd"/>
+      <w:r>
+        <w:t xml:space="preserve"> Not Null</w:t>
       </w:r>
       <w:r>
         <w:br/>
-        <w:t xml:space="preserve"> 3. Sales Column As Check </w:t>
+        <w:t xml:space="preserve"> 3. Sales Column </w:t>
+      </w:r>
+      <w:proofErr w:type="gramStart"/>
+      <w:r>
+        <w:t>As</w:t>
+      </w:r>
+      <w:proofErr w:type="gramEnd"/>
+      <w:r>
+        <w:t xml:space="preserve"> Check </w:t>
       </w:r>
       <w:r>
         <w:br/>
@@ -697,7 +773,15 @@
       </w:r>
       <w:proofErr w:type="spellEnd"/>
       <w:r>
-        <w:t xml:space="preserve"> Column As Unique </w:t>
+        <w:t xml:space="preserve"> Column </w:t>
+      </w:r>
+      <w:proofErr w:type="gramStart"/>
+      <w:r>
+        <w:t>As</w:t>
+      </w:r>
+      <w:proofErr w:type="gramEnd"/>
+      <w:r>
+        <w:t xml:space="preserve"> Unique </w:t>
       </w:r>
       <w:r>
         <w:br/>
@@ -709,7 +793,31 @@
       </w:r>
       <w:proofErr w:type="spellEnd"/>
       <w:r>
-        <w:t xml:space="preserve"> Column As Default Constraint With Default Value As Bangalore </w:t>
+        <w:t xml:space="preserve"> Column </w:t>
+      </w:r>
+      <w:proofErr w:type="gramStart"/>
+      <w:r>
+        <w:t>As</w:t>
+      </w:r>
+      <w:proofErr w:type="gramEnd"/>
+      <w:r>
+        <w:t xml:space="preserve"> Default Constraint </w:t>
+      </w:r>
+      <w:proofErr w:type="gramStart"/>
+      <w:r>
+        <w:t>With</w:t>
+      </w:r>
+      <w:proofErr w:type="gramEnd"/>
+      <w:r>
+        <w:t xml:space="preserve"> Default Value </w:t>
+      </w:r>
+      <w:proofErr w:type="gramStart"/>
+      <w:r>
+        <w:t>As</w:t>
+      </w:r>
+      <w:proofErr w:type="gramEnd"/>
+      <w:r>
+        <w:t xml:space="preserve"> Bangalore </w:t>
       </w:r>
       <w:r>
         <w:br/>
@@ -769,7 +877,15 @@
       </w:r>
       <w:proofErr w:type="spellEnd"/>
       <w:r>
-        <w:t xml:space="preserve"> VARCHAR(200) NOT NULL,</w:t>
+        <w:t xml:space="preserve"> </w:t>
+      </w:r>
+      <w:proofErr w:type="gramStart"/>
+      <w:r>
+        <w:t>VARCHAR(</w:t>
+      </w:r>
+      <w:proofErr w:type="gramEnd"/>
+      <w:r>
+        <w:t>200) NOT NULL,</w:t>
       </w:r>
       <w:r>
         <w:br/>
@@ -800,11 +916,27 @@
       </w:r>
       <w:proofErr w:type="spellEnd"/>
       <w:r>
-        <w:t xml:space="preserve"> VARCHAR(200) DEFAULT “Bangalore”,</w:t>
+        <w:t xml:space="preserve"> </w:t>
+      </w:r>
+      <w:proofErr w:type="gramStart"/>
+      <w:r>
+        <w:t>VARCHAR(</w:t>
+      </w:r>
+      <w:proofErr w:type="gramEnd"/>
+      <w:r>
+        <w:t>200) DEFAULT “Bangalore”,</w:t>
       </w:r>
       <w:r>
         <w:br/>
-        <w:t xml:space="preserve">                          City VARCHAR(200),</w:t>
+        <w:t xml:space="preserve">                          City </w:t>
+      </w:r>
+      <w:proofErr w:type="gramStart"/>
+      <w:r>
+        <w:t>VARCHAR(</w:t>
+      </w:r>
+      <w:proofErr w:type="gramEnd"/>
+      <w:r>
+        <w:t>200),</w:t>
       </w:r>
       <w:r>
         <w:br/>
@@ -816,7 +948,15 @@
       </w:r>
       <w:proofErr w:type="spellEnd"/>
       <w:r>
-        <w:t xml:space="preserve"> INT ) ;</w:t>
+        <w:t xml:space="preserve"> </w:t>
+      </w:r>
+      <w:proofErr w:type="gramStart"/>
+      <w:r>
+        <w:t>INT )</w:t>
+      </w:r>
+      <w:proofErr w:type="gramEnd"/>
+      <w:r>
+        <w:t xml:space="preserve"> ;</w:t>
       </w:r>
     </w:p>
     <w:p/>
@@ -835,11 +975,16 @@
       </w:r>
       <w:proofErr w:type="spellEnd"/>
       <w:r>
-        <w:t xml:space="preserve"> VALUES (val1, val2, val3, ….)</w:t>
+        <w:t xml:space="preserve"> VALUES (val1, val2, val3, ….</w:t>
+      </w:r>
+      <w:proofErr w:type="gramStart"/>
+      <w:r>
+        <w:t>)</w:t>
       </w:r>
       <w:r>
         <w:t xml:space="preserve"> ;</w:t>
       </w:r>
+      <w:proofErr w:type="gramEnd"/>
     </w:p>
     <w:p>
       <w:pPr>
@@ -852,15 +997,28 @@
       </w:r>
       <w:proofErr w:type="spellStart"/>
       <w:r>
-        <w:t>table_name</w:t>
-      </w:r>
-      <w:proofErr w:type="spellEnd"/>
-      <w:r>
-        <w:t xml:space="preserve">(col1, col2, col3) VALUES (v1, v2, v3) </w:t>
+        <w:t>table_</w:t>
+      </w:r>
+      <w:proofErr w:type="gramStart"/>
+      <w:r>
+        <w:t>name</w:t>
+      </w:r>
+      <w:proofErr w:type="spellEnd"/>
+      <w:r>
+        <w:t>(</w:t>
+      </w:r>
+      <w:proofErr w:type="gramEnd"/>
+      <w:r>
+        <w:t>col1, col2, col3) VALUES (v1, v2, v3</w:t>
+      </w:r>
+      <w:proofErr w:type="gramStart"/>
+      <w:r>
+        <w:t xml:space="preserve">) </w:t>
       </w:r>
       <w:r>
         <w:t>;</w:t>
       </w:r>
+      <w:proofErr w:type="gramEnd"/>
       <w:r>
         <w:t xml:space="preserve">                        </w:t>
       </w:r>
@@ -880,25 +1038,43 @@
       </w:r>
       <w:proofErr w:type="spellStart"/>
       <w:r>
-        <w:t>table_name</w:t>
+        <w:t>table_</w:t>
+      </w:r>
+      <w:proofErr w:type="gramStart"/>
+      <w:r>
+        <w:t>name</w:t>
       </w:r>
       <w:proofErr w:type="spellEnd"/>
       <w:r>
         <w:t xml:space="preserve"> ;</w:t>
       </w:r>
-    </w:p>
-    <w:p>
-      <w:r>
-        <w:t xml:space="preserve">SELECT column_name1, column_name2,…. FROM </w:t>
-      </w:r>
-      <w:proofErr w:type="spellStart"/>
-      <w:r>
-        <w:t>table_name</w:t>
+      <w:proofErr w:type="gramEnd"/>
+    </w:p>
+    <w:p>
+      <w:r>
+        <w:t>SELECT column_name1, column_name</w:t>
+      </w:r>
+      <w:proofErr w:type="gramStart"/>
+      <w:r>
+        <w:t>2,…</w:t>
+      </w:r>
+      <w:proofErr w:type="gramEnd"/>
+      <w:r>
+        <w:t xml:space="preserve">. FROM </w:t>
+      </w:r>
+      <w:proofErr w:type="spellStart"/>
+      <w:r>
+        <w:t>table_</w:t>
+      </w:r>
+      <w:proofErr w:type="gramStart"/>
+      <w:r>
+        <w:t>name</w:t>
       </w:r>
       <w:proofErr w:type="spellEnd"/>
       <w:r>
         <w:t xml:space="preserve"> ;</w:t>
       </w:r>
+      <w:proofErr w:type="gramEnd"/>
     </w:p>
     <w:p>
       <w:r>
@@ -906,11 +1082,19 @@
       </w:r>
       <w:proofErr w:type="spellStart"/>
       <w:r>
-        <w:t>table_name</w:t>
-      </w:r>
-      <w:proofErr w:type="spellEnd"/>
-      <w:r>
-        <w:t xml:space="preserve"> ; </w:t>
+        <w:t>table_</w:t>
+      </w:r>
+      <w:proofErr w:type="gramStart"/>
+      <w:r>
+        <w:t>name</w:t>
+      </w:r>
+      <w:proofErr w:type="spellEnd"/>
+      <w:r>
+        <w:t xml:space="preserve"> ;</w:t>
+      </w:r>
+      <w:proofErr w:type="gramEnd"/>
+      <w:r>
+        <w:t xml:space="preserve"> </w:t>
       </w:r>
     </w:p>
     <w:p>
@@ -932,16 +1116,28 @@
       <w:proofErr w:type="spellEnd"/>
       <w:r>
         <w:br/>
+      </w:r>
+      <w:proofErr w:type="gramStart"/>
+      <w:r>
         <w:t xml:space="preserve">ADD  </w:t>
       </w:r>
       <w:proofErr w:type="spellStart"/>
       <w:r>
-        <w:t>column_name</w:t>
-      </w:r>
-      <w:proofErr w:type="spellEnd"/>
-      <w:r>
-        <w:t xml:space="preserve"> datatype ;</w:t>
-      </w:r>
+        <w:t>column</w:t>
+      </w:r>
+      <w:proofErr w:type="gramEnd"/>
+      <w:r>
+        <w:t>_name</w:t>
+      </w:r>
+      <w:proofErr w:type="spellEnd"/>
+      <w:r>
+        <w:t xml:space="preserve"> </w:t>
+      </w:r>
+      <w:proofErr w:type="gramStart"/>
+      <w:r>
+        <w:t>datatype ;</w:t>
+      </w:r>
+      <w:proofErr w:type="gramEnd"/>
     </w:p>
     <w:p>
       <w:r>
@@ -958,12 +1154,17 @@
       </w:r>
       <w:proofErr w:type="spellStart"/>
       <w:r>
-        <w:t>column_name</w:t>
+        <w:t>column_</w:t>
+      </w:r>
+      <w:proofErr w:type="gramStart"/>
+      <w:r>
+        <w:t>name</w:t>
       </w:r>
       <w:proofErr w:type="spellEnd"/>
       <w:r>
         <w:t xml:space="preserve"> ;</w:t>
       </w:r>
+      <w:proofErr w:type="gramEnd"/>
     </w:p>
     <w:p>
       <w:pPr>
@@ -993,8 +1194,13 @@
       </w:r>
       <w:r>
         <w:br/>
-        <w:t>WHERE condition ;</w:t>
-      </w:r>
+        <w:t xml:space="preserve">WHERE </w:t>
+      </w:r>
+      <w:proofErr w:type="gramStart"/>
+      <w:r>
+        <w:t>condition ;</w:t>
+      </w:r>
+      <w:proofErr w:type="gramEnd"/>
     </w:p>
     <w:p>
       <w:pPr>
@@ -1011,7 +1217,15 @@
     <w:p/>
     <w:p>
       <w:r>
-        <w:t xml:space="preserve">UPDATE TOP(5) </w:t>
+        <w:t xml:space="preserve">UPDATE </w:t>
+      </w:r>
+      <w:proofErr w:type="gramStart"/>
+      <w:r>
+        <w:t>TOP(</w:t>
+      </w:r>
+      <w:proofErr w:type="gramEnd"/>
+      <w:r>
+        <w:t xml:space="preserve">5) </w:t>
       </w:r>
       <w:proofErr w:type="spellStart"/>
       <w:r>
@@ -1019,8 +1233,13 @@
       </w:r>
       <w:proofErr w:type="spellEnd"/>
       <w:r>
-        <w:t xml:space="preserve"> set sales = 100 ;</w:t>
-      </w:r>
+        <w:t xml:space="preserve"> set sales = </w:t>
+      </w:r>
+      <w:proofErr w:type="gramStart"/>
+      <w:r>
+        <w:t>100 ;</w:t>
+      </w:r>
+      <w:proofErr w:type="gramEnd"/>
     </w:p>
     <w:p>
       <w:pPr>
@@ -1059,7 +1278,23 @@
       </w:r>
       <w:r>
         <w:br/>
-        <w:t xml:space="preserve">ADD Profit VARCHAR(5), Loss varchar(5) </w:t>
+        <w:t xml:space="preserve">ADD Profit </w:t>
+      </w:r>
+      <w:proofErr w:type="gramStart"/>
+      <w:r>
+        <w:t>VARCHAR(</w:t>
+      </w:r>
+      <w:proofErr w:type="gramEnd"/>
+      <w:r>
+        <w:t xml:space="preserve">5), Loss </w:t>
+      </w:r>
+      <w:proofErr w:type="gramStart"/>
+      <w:r>
+        <w:t>varchar(</w:t>
+      </w:r>
+      <w:proofErr w:type="gramEnd"/>
+      <w:r>
+        <w:t xml:space="preserve">5) </w:t>
       </w:r>
       <w:r>
         <w:br/>
@@ -1088,12 +1323,22 @@
       </w:r>
       <w:r>
         <w:br/>
-        <w:t>SET ROWCOUNT &gt; 0 ;</w:t>
-      </w:r>
+        <w:t xml:space="preserve">SET ROWCOUNT &gt; </w:t>
+      </w:r>
+      <w:proofErr w:type="gramStart"/>
+      <w:r>
+        <w:t>0 ;</w:t>
+      </w:r>
+      <w:proofErr w:type="gramEnd"/>
       <w:r>
         <w:br/>
-        <w:t>SELECT * FROM sales ;</w:t>
-      </w:r>
+        <w:t xml:space="preserve">SELECT * FROM </w:t>
+      </w:r>
+      <w:proofErr w:type="gramStart"/>
+      <w:r>
+        <w:t>sales ;</w:t>
+      </w:r>
+      <w:proofErr w:type="gramEnd"/>
     </w:p>
     <w:p>
       <w:pPr>
@@ -1112,7 +1357,39 @@
       </w:r>
       <w:r>
         <w:br/>
-        <w:t>It is a combination of insert, delete and update statements. If there is a Source table and a Target table that are to be merged, then with the help of MERGE statement, all the three operations can be performed at once.</w:t>
+        <w:t xml:space="preserve">It is a combination of </w:t>
+      </w:r>
+      <w:proofErr w:type="gramStart"/>
+      <w:r>
+        <w:t>insert</w:t>
+      </w:r>
+      <w:proofErr w:type="gramEnd"/>
+      <w:r>
+        <w:t xml:space="preserve">, </w:t>
+      </w:r>
+      <w:proofErr w:type="gramStart"/>
+      <w:r>
+        <w:t>delete</w:t>
+      </w:r>
+      <w:proofErr w:type="gramEnd"/>
+      <w:r>
+        <w:t xml:space="preserve"> and </w:t>
+      </w:r>
+      <w:proofErr w:type="gramStart"/>
+      <w:r>
+        <w:t>update</w:t>
+      </w:r>
+      <w:proofErr w:type="gramEnd"/>
+      <w:r>
+        <w:t xml:space="preserve"> statements. If there </w:t>
+      </w:r>
+      <w:proofErr w:type="gramStart"/>
+      <w:r>
+        <w:t>is</w:t>
+      </w:r>
+      <w:proofErr w:type="gramEnd"/>
+      <w:r>
+        <w:t xml:space="preserve"> a Source table and a Target table that are to be merged, then with the help of MERGE statement, all the three operations can be performed at once.</w:t>
       </w:r>
     </w:p>
     <w:p/>
@@ -1161,6 +1438,7 @@
         <w:t xml:space="preserve">ON </w:t>
       </w:r>
       <w:proofErr w:type="spellStart"/>
+      <w:proofErr w:type="gramStart"/>
       <w:r>
         <w:t>Surce.ProductID</w:t>
       </w:r>
@@ -1173,6 +1451,7 @@
         <w:t>Target.ProductID</w:t>
       </w:r>
       <w:proofErr w:type="spellEnd"/>
+      <w:proofErr w:type="gramEnd"/>
     </w:p>
     <w:p/>
     <w:p>
@@ -1586,9 +1865,14 @@
       </w:r>
       <w:proofErr w:type="spellEnd"/>
       <w:r>
-        <w:t>) REFERENCES Products(</w:t>
-      </w:r>
-      <w:proofErr w:type="spellStart"/>
+        <w:t xml:space="preserve">) REFERENCES </w:t>
+      </w:r>
+      <w:proofErr w:type="gramStart"/>
+      <w:r>
+        <w:t>Products(</w:t>
+      </w:r>
+      <w:proofErr w:type="spellStart"/>
+      <w:proofErr w:type="gramEnd"/>
       <w:r>
         <w:t>ProductID</w:t>
       </w:r>
@@ -1613,9 +1897,11 @@
       </w:r>
     </w:p>
     <w:p>
+      <w:proofErr w:type="gramStart"/>
       <w:r>
         <w:t>TRUNCATE  -</w:t>
       </w:r>
+      <w:proofErr w:type="gramEnd"/>
       <w:r>
         <w:sym w:font="Wingdings" w:char="F0E0"/>
       </w:r>
@@ -1644,7 +1930,15 @@
     <w:p/>
     <w:p>
       <w:r>
-        <w:t>Module-2 : Operators and Clauses</w:t>
+        <w:t>Module-</w:t>
+      </w:r>
+      <w:proofErr w:type="gramStart"/>
+      <w:r>
+        <w:t>2 :</w:t>
+      </w:r>
+      <w:proofErr w:type="gramEnd"/>
+      <w:r>
+        <w:t xml:space="preserve"> Operators and Clauses</w:t>
       </w:r>
     </w:p>
     <w:p/>
@@ -1727,8 +2021,13 @@
           <w:numId w:val="4"/>
         </w:numPr>
       </w:pPr>
-      <w:r>
-        <w:t>INERSECT  -&gt; the common records form both the select statements</w:t>
+      <w:proofErr w:type="gramStart"/>
+      <w:r>
+        <w:t>INERSECT  -</w:t>
+      </w:r>
+      <w:proofErr w:type="gramEnd"/>
+      <w:r>
+        <w:t>&gt; the common records form both the select statements</w:t>
       </w:r>
     </w:p>
     <w:p>
@@ -1878,7 +2177,47 @@
         <w:t>k</w:t>
       </w:r>
       <w:r>
-        <w:t xml:space="preserve"> MIN(), MAX(0, SUM(), AVG() and COUNT()</w:t>
+        <w:t xml:space="preserve"> </w:t>
+      </w:r>
+      <w:proofErr w:type="gramStart"/>
+      <w:r>
+        <w:t>MIN(</w:t>
+      </w:r>
+      <w:proofErr w:type="gramEnd"/>
+      <w:r>
+        <w:t xml:space="preserve">), </w:t>
+      </w:r>
+      <w:proofErr w:type="gramStart"/>
+      <w:r>
+        <w:t>MAX(</w:t>
+      </w:r>
+      <w:proofErr w:type="gramEnd"/>
+      <w:r>
+        <w:t xml:space="preserve">0, </w:t>
+      </w:r>
+      <w:proofErr w:type="gramStart"/>
+      <w:r>
+        <w:t>SUM(</w:t>
+      </w:r>
+      <w:proofErr w:type="gramEnd"/>
+      <w:r>
+        <w:t xml:space="preserve">), </w:t>
+      </w:r>
+      <w:proofErr w:type="gramStart"/>
+      <w:r>
+        <w:t>AVG(</w:t>
+      </w:r>
+      <w:proofErr w:type="gramEnd"/>
+      <w:r>
+        <w:t xml:space="preserve">) and </w:t>
+      </w:r>
+      <w:proofErr w:type="gramStart"/>
+      <w:r>
+        <w:t>COUNT(</w:t>
+      </w:r>
+      <w:proofErr w:type="gramEnd"/>
+      <w:r>
+        <w:t>)</w:t>
       </w:r>
     </w:p>
     <w:p>
@@ -2143,7 +2482,29 @@
                 <w:szCs w:val="21"/>
                 <w14:ligatures w14:val="none"/>
               </w:rPr>
-              <w:t>Grabs the raw tables and links them together.</w:t>
+              <w:t xml:space="preserve">Grabs the raw tables and </w:t>
+            </w:r>
+            <w:proofErr w:type="gramStart"/>
+            <w:r>
+              <w:rPr>
+                <w:rFonts w:ascii="Roboto" w:eastAsia="Times New Roman" w:hAnsi="Roboto" w:cs="Times New Roman"/>
+                <w:kern w:val="0"/>
+                <w:sz w:val="21"/>
+                <w:szCs w:val="21"/>
+                <w14:ligatures w14:val="none"/>
+              </w:rPr>
+              <w:t>links</w:t>
+            </w:r>
+            <w:proofErr w:type="gramEnd"/>
+            <w:r>
+              <w:rPr>
+                <w:rFonts w:ascii="Roboto" w:eastAsia="Times New Roman" w:hAnsi="Roboto" w:cs="Times New Roman"/>
+                <w:kern w:val="0"/>
+                <w:sz w:val="21"/>
+                <w:szCs w:val="21"/>
+                <w14:ligatures w14:val="none"/>
+              </w:rPr>
+              <w:t xml:space="preserve"> them together.</w:t>
             </w:r>
           </w:p>
         </w:tc>
@@ -2387,6 +2748,7 @@
                 <w14:ligatures w14:val="none"/>
               </w:rPr>
             </w:pPr>
+            <w:proofErr w:type="gramStart"/>
             <w:r>
               <w:rPr>
                 <w:rFonts w:ascii="Roboto" w:eastAsia="Times New Roman" w:hAnsi="Roboto" w:cs="Times New Roman"/>
@@ -2395,7 +2757,18 @@
                 <w:szCs w:val="21"/>
                 <w14:ligatures w14:val="none"/>
               </w:rPr>
-              <w:t>Smashes the remaining rows into summary buckets.</w:t>
+              <w:t>Smashes</w:t>
+            </w:r>
+            <w:proofErr w:type="gramEnd"/>
+            <w:r>
+              <w:rPr>
+                <w:rFonts w:ascii="Roboto" w:eastAsia="Times New Roman" w:hAnsi="Roboto" w:cs="Times New Roman"/>
+                <w:kern w:val="0"/>
+                <w:sz w:val="21"/>
+                <w:szCs w:val="21"/>
+                <w14:ligatures w14:val="none"/>
+              </w:rPr>
+              <w:t xml:space="preserve"> the remaining rows into summary buckets.</w:t>
             </w:r>
           </w:p>
         </w:tc>
@@ -2779,8 +3152,13 @@
     </w:p>
     <w:p>
       <w:r>
-        <w:t>CREATE TABLE #table_name() ;</w:t>
-      </w:r>
+        <w:t>CREATE TABLE #table_</w:t>
+      </w:r>
+      <w:proofErr w:type="gramStart"/>
+      <w:r>
+        <w:t>name() ;</w:t>
+      </w:r>
+      <w:proofErr w:type="gramEnd"/>
     </w:p>
     <w:p>
       <w:r>
@@ -2851,13 +3229,29 @@
         <w:sym w:font="Wingdings" w:char="F0E0"/>
       </w:r>
       <w:r>
-        <w:t xml:space="preserve">  returns all records from when there is a match in left and right table records. </w:t>
+        <w:t xml:space="preserve">  returns all records from when there is a match </w:t>
+      </w:r>
+      <w:proofErr w:type="gramStart"/>
+      <w:r>
+        <w:t>in</w:t>
+      </w:r>
+      <w:proofErr w:type="gramEnd"/>
+      <w:r>
+        <w:t xml:space="preserve"> left and right table records. </w:t>
       </w:r>
       <w:r>
         <w:sym w:font="Wingdings" w:char="F0E0"/>
       </w:r>
       <w:r>
-        <w:t xml:space="preserve"> Return absolutely everything from both tables. If there is a match, it connects them. If there is no match, the missing side id filled with null.</w:t>
+        <w:t xml:space="preserve"> Return absolutely everything from both tables. If there is a match, it connects them. If there is no match, the missing side </w:t>
+      </w:r>
+      <w:proofErr w:type="gramStart"/>
+      <w:r>
+        <w:t>id</w:t>
+      </w:r>
+      <w:proofErr w:type="gramEnd"/>
+      <w:r>
+        <w:t xml:space="preserve"> filled with null.</w:t>
       </w:r>
     </w:p>
     <w:p/>
@@ -2877,12 +3271,22 @@
     </w:p>
     <w:p>
       <w:proofErr w:type="spellStart"/>
+      <w:proofErr w:type="gramStart"/>
       <w:r>
         <w:t>Modul;e</w:t>
       </w:r>
       <w:proofErr w:type="spellEnd"/>
-      <w:r>
-        <w:t xml:space="preserve"> -4 : </w:t>
+      <w:proofErr w:type="gramEnd"/>
+      <w:r>
+        <w:t xml:space="preserve"> -</w:t>
+      </w:r>
+      <w:proofErr w:type="gramStart"/>
+      <w:r>
+        <w:t>4 :</w:t>
+      </w:r>
+      <w:proofErr w:type="gramEnd"/>
+      <w:r>
+        <w:t xml:space="preserve"> </w:t>
       </w:r>
       <w:proofErr w:type="spellStart"/>
       <w:r>
@@ -2934,7 +3338,15 @@
       </w:r>
       <w:r>
         <w:br/>
-        <w:t>Except for COUNT(*) aggregate functions ignore null values.</w:t>
+        <w:t xml:space="preserve">Except for </w:t>
+      </w:r>
+      <w:proofErr w:type="gramStart"/>
+      <w:r>
+        <w:t>COUNT(</w:t>
+      </w:r>
+      <w:proofErr w:type="gramEnd"/>
+      <w:r>
+        <w:t>*) aggregate functions ignore null values.</w:t>
       </w:r>
     </w:p>
     <w:p>
@@ -3089,7 +3501,15 @@
     </w:p>
     <w:p>
       <w:r>
-        <w:t>Data functions : Constructing date and time from their parts</w:t>
+        <w:t xml:space="preserve">Data </w:t>
+      </w:r>
+      <w:proofErr w:type="gramStart"/>
+      <w:r>
+        <w:t>functions :</w:t>
+      </w:r>
+      <w:proofErr w:type="gramEnd"/>
+      <w:r>
+        <w:t xml:space="preserve"> Constructing date and time from their parts</w:t>
       </w:r>
     </w:p>
     <w:p>
@@ -3153,22 +3573,44 @@
       </w:r>
       <w:r>
         <w:br/>
-        <w:t>LTRIM()</w:t>
-      </w:r>
-    </w:p>
-    <w:p>
-      <w:r>
-        <w:t>LOWER()</w:t>
-      </w:r>
-    </w:p>
-    <w:p>
-      <w:r>
-        <w:t>UPPER()</w:t>
-      </w:r>
-    </w:p>
-    <w:p>
-      <w:r>
-        <w:t>REVERSE()</w:t>
+      </w:r>
+      <w:proofErr w:type="gramStart"/>
+      <w:r>
+        <w:t>LTRIM(</w:t>
+      </w:r>
+      <w:proofErr w:type="gramEnd"/>
+      <w:r>
+        <w:t>)</w:t>
+      </w:r>
+    </w:p>
+    <w:p>
+      <w:proofErr w:type="gramStart"/>
+      <w:r>
+        <w:t>LOWER(</w:t>
+      </w:r>
+      <w:proofErr w:type="gramEnd"/>
+      <w:r>
+        <w:t>)</w:t>
+      </w:r>
+    </w:p>
+    <w:p>
+      <w:proofErr w:type="gramStart"/>
+      <w:r>
+        <w:t>UPPER(</w:t>
+      </w:r>
+      <w:proofErr w:type="gramEnd"/>
+      <w:r>
+        <w:t>)</w:t>
+      </w:r>
+    </w:p>
+    <w:p>
+      <w:proofErr w:type="gramStart"/>
+      <w:r>
+        <w:t>REVERSE(</w:t>
+      </w:r>
+      <w:proofErr w:type="gramEnd"/>
+      <w:r>
+        <w:t>)</w:t>
       </w:r>
     </w:p>
     <w:p>
@@ -3177,9 +3619,14 @@
           <w:bottom w:val="single" w:sz="6" w:space="1" w:color="auto"/>
         </w:pBdr>
       </w:pPr>
+      <w:proofErr w:type="gramStart"/>
       <w:r>
         <w:lastRenderedPageBreak/>
-        <w:t>SUBSTRING()</w:t>
+        <w:t>SUBSTRING(</w:t>
+      </w:r>
+      <w:proofErr w:type="gramEnd"/>
+      <w:r>
+        <w:t>)</w:t>
       </w:r>
     </w:p>
     <w:p>
@@ -3415,51 +3862,119 @@
     </w:p>
     <w:p/>
     <w:p>
-      <w:r>
-        <w:t>LEN(string)</w:t>
-      </w:r>
-    </w:p>
-    <w:p>
-      <w:r>
-        <w:t>CONCAT(string1, string2, string3,……,</w:t>
-      </w:r>
-      <w:proofErr w:type="spellStart"/>
-      <w:r>
-        <w:t>string_n</w:t>
-      </w:r>
-      <w:proofErr w:type="spellEnd"/>
+      <w:proofErr w:type="gramStart"/>
+      <w:r>
+        <w:t>LEN(</w:t>
+      </w:r>
+      <w:proofErr w:type="gramEnd"/>
+      <w:r>
+        <w:t>string)</w:t>
+      </w:r>
+    </w:p>
+    <w:p>
+      <w:proofErr w:type="gramStart"/>
+      <w:r>
+        <w:t>CONCAT(</w:t>
+      </w:r>
+      <w:proofErr w:type="gramEnd"/>
+      <w:r>
+        <w:t>string1, string2, string</w:t>
+      </w:r>
+      <w:proofErr w:type="gramStart"/>
+      <w:r>
+        <w:t>3,……,</w:t>
+      </w:r>
+      <w:proofErr w:type="spellStart"/>
+      <w:r>
+        <w:t>string</w:t>
+      </w:r>
+      <w:proofErr w:type="gramEnd"/>
+      <w:r>
+        <w:t>_n</w:t>
+      </w:r>
+      <w:proofErr w:type="spellEnd"/>
+      <w:proofErr w:type="gramStart"/>
       <w:r>
         <w:t>) ;</w:t>
       </w:r>
-    </w:p>
-    <w:p>
-      <w:r>
-        <w:t>CONCAT_WS(separator, string1, string2, string3,…..,</w:t>
-      </w:r>
-      <w:proofErr w:type="spellStart"/>
-      <w:r>
-        <w:t>string_n</w:t>
-      </w:r>
-      <w:proofErr w:type="spellEnd"/>
+      <w:proofErr w:type="gramEnd"/>
+    </w:p>
+    <w:p>
+      <w:r>
+        <w:t>CONCAT_</w:t>
+      </w:r>
+      <w:proofErr w:type="gramStart"/>
+      <w:r>
+        <w:t>WS(</w:t>
+      </w:r>
+      <w:proofErr w:type="gramEnd"/>
+      <w:r>
+        <w:t>separator, string1, string2, string</w:t>
+      </w:r>
+      <w:proofErr w:type="gramStart"/>
+      <w:r>
+        <w:t>3,…</w:t>
+      </w:r>
+      <w:proofErr w:type="gramEnd"/>
+      <w:r>
+        <w:t>.</w:t>
+      </w:r>
+      <w:proofErr w:type="gramStart"/>
+      <w:r>
+        <w:t>.,</w:t>
+      </w:r>
+      <w:proofErr w:type="spellStart"/>
+      <w:r>
+        <w:t>string</w:t>
+      </w:r>
+      <w:proofErr w:type="gramEnd"/>
+      <w:r>
+        <w:t>_n</w:t>
+      </w:r>
+      <w:proofErr w:type="spellEnd"/>
+      <w:proofErr w:type="gramStart"/>
       <w:r>
         <w:t>) ;</w:t>
       </w:r>
-    </w:p>
-    <w:p>
-      <w:r>
-        <w:t>LTRIM(string) ;</w:t>
-      </w:r>
-    </w:p>
-    <w:p>
-      <w:r>
-        <w:t>RTRIM(string) ;</w:t>
-      </w:r>
-    </w:p>
-    <w:p>
+      <w:proofErr w:type="gramEnd"/>
+    </w:p>
+    <w:p>
+      <w:proofErr w:type="gramStart"/>
+      <w:r>
+        <w:t>LTRIM(</w:t>
+      </w:r>
+      <w:proofErr w:type="gramEnd"/>
+      <w:r>
+        <w:t>string</w:t>
+      </w:r>
+      <w:proofErr w:type="gramStart"/>
+      <w:r>
+        <w:t>) ;</w:t>
+      </w:r>
+      <w:proofErr w:type="gramEnd"/>
+    </w:p>
+    <w:p>
+      <w:proofErr w:type="gramStart"/>
+      <w:r>
+        <w:t>RTRIM(</w:t>
+      </w:r>
+      <w:proofErr w:type="gramEnd"/>
+      <w:r>
+        <w:t>string</w:t>
+      </w:r>
+      <w:proofErr w:type="gramStart"/>
+      <w:r>
+        <w:t>) ;</w:t>
+      </w:r>
+      <w:proofErr w:type="gramEnd"/>
+    </w:p>
+    <w:p>
+      <w:proofErr w:type="gramStart"/>
       <w:r>
         <w:t>REPLACE(</w:t>
       </w:r>
       <w:proofErr w:type="spellStart"/>
+      <w:proofErr w:type="gramEnd"/>
       <w:r>
         <w:t>string_expression</w:t>
       </w:r>
@@ -3480,58 +3995,90 @@
         <w:t>string_replacement</w:t>
       </w:r>
       <w:proofErr w:type="spellEnd"/>
+      <w:proofErr w:type="gramStart"/>
       <w:r>
         <w:t>) ;</w:t>
       </w:r>
-    </w:p>
-    <w:p>
+      <w:proofErr w:type="gramEnd"/>
+    </w:p>
+    <w:p>
+      <w:proofErr w:type="gramStart"/>
       <w:r>
         <w:t>REVERSE(</w:t>
       </w:r>
       <w:proofErr w:type="spellStart"/>
+      <w:proofErr w:type="gramEnd"/>
       <w:r>
         <w:t>string_expression</w:t>
       </w:r>
       <w:proofErr w:type="spellEnd"/>
+      <w:proofErr w:type="gramStart"/>
       <w:r>
         <w:t>) ;</w:t>
       </w:r>
-    </w:p>
-    <w:p>
-      <w:r>
-        <w:t>SUBSTRING(expression, start, length)</w:t>
-      </w:r>
-    </w:p>
-    <w:p>
-      <w:r>
-        <w:t>SELECT ASCII(character) ;</w:t>
-      </w:r>
-    </w:p>
-    <w:p>
+      <w:proofErr w:type="gramEnd"/>
+    </w:p>
+    <w:p>
+      <w:proofErr w:type="gramStart"/>
+      <w:r>
+        <w:t>SUBSTRING(</w:t>
+      </w:r>
+      <w:proofErr w:type="gramEnd"/>
+      <w:r>
+        <w:t>expression, start, length)</w:t>
+      </w:r>
+    </w:p>
+    <w:p>
+      <w:r>
+        <w:t xml:space="preserve">SELECT </w:t>
+      </w:r>
+      <w:proofErr w:type="gramStart"/>
+      <w:r>
+        <w:t>ASCII(</w:t>
+      </w:r>
+      <w:proofErr w:type="gramEnd"/>
+      <w:r>
+        <w:t>character</w:t>
+      </w:r>
+      <w:proofErr w:type="gramStart"/>
+      <w:r>
+        <w:t>) ;</w:t>
+      </w:r>
+      <w:proofErr w:type="gramEnd"/>
+    </w:p>
+    <w:p>
+      <w:proofErr w:type="gramStart"/>
       <w:r>
         <w:t>UPPER(</w:t>
       </w:r>
       <w:proofErr w:type="spellStart"/>
+      <w:proofErr w:type="gramEnd"/>
       <w:r>
         <w:t>character_expression</w:t>
       </w:r>
       <w:proofErr w:type="spellEnd"/>
+      <w:proofErr w:type="gramStart"/>
       <w:r>
         <w:t>) ;</w:t>
       </w:r>
-    </w:p>
-    <w:p>
+      <w:proofErr w:type="gramEnd"/>
+    </w:p>
+    <w:p>
+      <w:proofErr w:type="gramStart"/>
       <w:r>
         <w:t>LOWER(</w:t>
       </w:r>
       <w:proofErr w:type="spellStart"/>
+      <w:proofErr w:type="gramEnd"/>
       <w:r>
         <w:t>character_expression</w:t>
       </w:r>
       <w:proofErr w:type="spellEnd"/>
+      <w:proofErr w:type="gramStart"/>
       <w:r>
         <w:t>) ;</w:t>
       </w:r>
+      <w:proofErr w:type="gramEnd"/>
     </w:p>
     <w:p/>
     <w:p>
@@ -3541,13 +4088,23 @@
       </w:r>
     </w:p>
     <w:p>
-      <w:r>
-        <w:t>COUNT()</w:t>
-      </w:r>
-    </w:p>
-    <w:p>
-      <w:r>
-        <w:t>AVG()</w:t>
+      <w:proofErr w:type="gramStart"/>
+      <w:r>
+        <w:t>COUNT(</w:t>
+      </w:r>
+      <w:proofErr w:type="gramEnd"/>
+      <w:r>
+        <w:t>)</w:t>
+      </w:r>
+    </w:p>
+    <w:p>
+      <w:proofErr w:type="gramStart"/>
+      <w:r>
+        <w:t>AVG(</w:t>
+      </w:r>
+      <w:proofErr w:type="gramEnd"/>
+      <w:r>
+        <w:t>)</w:t>
       </w:r>
     </w:p>
     <w:p>
@@ -3556,15 +4113,22 @@
       </w:r>
     </w:p>
     <w:p>
-      <w:r>
-        <w:t>SQUARE(number)</w:t>
-      </w:r>
-    </w:p>
-    <w:p>
+      <w:proofErr w:type="gramStart"/>
+      <w:r>
+        <w:t>SQUARE(</w:t>
+      </w:r>
+      <w:proofErr w:type="gramEnd"/>
+      <w:r>
+        <w:t>number)</w:t>
+      </w:r>
+    </w:p>
+    <w:p>
+      <w:proofErr w:type="gramStart"/>
       <w:r>
         <w:t>ABS(</w:t>
       </w:r>
       <w:proofErr w:type="spellStart"/>
+      <w:proofErr w:type="gramEnd"/>
       <w:r>
         <w:t>numeric_expression</w:t>
       </w:r>
@@ -3574,10 +4138,12 @@
       </w:r>
     </w:p>
     <w:p>
+      <w:proofErr w:type="gramStart"/>
       <w:r>
         <w:t>CEILING(</w:t>
       </w:r>
       <w:proofErr w:type="spellStart"/>
+      <w:proofErr w:type="gramEnd"/>
       <w:r>
         <w:t>numeric_expression</w:t>
       </w:r>
@@ -3587,10 +4153,12 @@
       </w:r>
     </w:p>
     <w:p>
+      <w:proofErr w:type="gramStart"/>
       <w:r>
         <w:t>FLOOR(</w:t>
       </w:r>
       <w:proofErr w:type="spellStart"/>
+      <w:proofErr w:type="gramEnd"/>
       <w:r>
         <w:t>numeric_expression</w:t>
       </w:r>
@@ -3603,22 +4171,34 @@
       <w:r>
         <w:t xml:space="preserve"> </w:t>
       </w:r>
-      <w:r>
-        <w:t xml:space="preserve">ROUND(number, decimal, operation) </w:t>
-      </w:r>
-    </w:p>
-    <w:p>
+      <w:proofErr w:type="gramStart"/>
+      <w:r>
+        <w:t>ROUND(</w:t>
+      </w:r>
+      <w:proofErr w:type="gramEnd"/>
+      <w:r>
+        <w:t xml:space="preserve">number, decimal, operation) </w:t>
+      </w:r>
+    </w:p>
+    <w:p>
+      <w:proofErr w:type="gramStart"/>
       <w:r>
         <w:t>POWER(</w:t>
       </w:r>
       <w:proofErr w:type="spellStart"/>
+      <w:proofErr w:type="gramEnd"/>
       <w:r>
         <w:t>float_expression</w:t>
       </w:r>
       <w:proofErr w:type="spellEnd"/>
       <w:r>
-        <w:t>, y) ;</w:t>
-      </w:r>
+        <w:t>, y</w:t>
+      </w:r>
+      <w:proofErr w:type="gramStart"/>
+      <w:r>
+        <w:t>) ;</w:t>
+      </w:r>
+      <w:proofErr w:type="gramEnd"/>
     </w:p>
     <w:p/>
     <w:p/>
@@ -3628,6 +4208,7 @@
       </w:r>
     </w:p>
     <w:p>
+      <w:proofErr w:type="gramStart"/>
       <w:r>
         <w:t>D</w:t>
       </w:r>
@@ -3635,24 +4216,40 @@
         <w:t>AY</w:t>
       </w:r>
       <w:r>
-        <w:t xml:space="preserve">(date) </w:t>
-      </w:r>
-    </w:p>
-    <w:p>
-      <w:r>
-        <w:t>MONTH(date)</w:t>
-      </w:r>
-    </w:p>
-    <w:p>
-      <w:r>
-        <w:t>YEAR(date)</w:t>
-      </w:r>
-    </w:p>
-    <w:p>
+        <w:t>(</w:t>
+      </w:r>
+      <w:proofErr w:type="gramEnd"/>
+      <w:r>
+        <w:t xml:space="preserve">date) </w:t>
+      </w:r>
+    </w:p>
+    <w:p>
+      <w:proofErr w:type="gramStart"/>
+      <w:r>
+        <w:t>MONTH(</w:t>
+      </w:r>
+      <w:proofErr w:type="gramEnd"/>
+      <w:r>
+        <w:t>date)</w:t>
+      </w:r>
+    </w:p>
+    <w:p>
+      <w:proofErr w:type="gramStart"/>
+      <w:r>
+        <w:t>YEAR(</w:t>
+      </w:r>
+      <w:proofErr w:type="gramEnd"/>
+      <w:r>
+        <w:t>date)</w:t>
+      </w:r>
+    </w:p>
+    <w:p>
+      <w:proofErr w:type="gramStart"/>
       <w:r>
         <w:t>DATEADD(</w:t>
       </w:r>
       <w:proofErr w:type="spellStart"/>
+      <w:proofErr w:type="gramEnd"/>
       <w:r>
         <w:t>datepart</w:t>
       </w:r>
@@ -3662,10 +4259,12 @@
       </w:r>
     </w:p>
     <w:p>
+      <w:proofErr w:type="gramStart"/>
       <w:r>
         <w:t>DATEDIFF(</w:t>
       </w:r>
       <w:proofErr w:type="spellStart"/>
+      <w:proofErr w:type="gramEnd"/>
       <w:r>
         <w:t>datepart</w:t>
       </w:r>
@@ -3691,20 +4290,32 @@
       </w:r>
     </w:p>
     <w:p>
-      <w:r>
-        <w:t xml:space="preserve">GETDATE() </w:t>
-      </w:r>
-    </w:p>
-    <w:p>
-      <w:r>
-        <w:t>FORMAT(value, format, culture)</w:t>
-      </w:r>
-    </w:p>
-    <w:p>
+      <w:proofErr w:type="gramStart"/>
+      <w:r>
+        <w:t>GETDATE(</w:t>
+      </w:r>
+      <w:proofErr w:type="gramEnd"/>
+      <w:r>
+        <w:t xml:space="preserve">) </w:t>
+      </w:r>
+    </w:p>
+    <w:p>
+      <w:proofErr w:type="gramStart"/>
+      <w:r>
+        <w:t>FORMAT(</w:t>
+      </w:r>
+      <w:proofErr w:type="gramEnd"/>
+      <w:r>
+        <w:t>value, format, culture)</w:t>
+      </w:r>
+    </w:p>
+    <w:p>
+      <w:proofErr w:type="gramStart"/>
       <w:r>
         <w:t>DATEPART(</w:t>
       </w:r>
       <w:proofErr w:type="spellStart"/>
+      <w:proofErr w:type="gramEnd"/>
       <w:r>
         <w:t>datepart</w:t>
       </w:r>
@@ -3721,13 +4332,31 @@
       </w:r>
     </w:p>
     <w:p>
-      <w:r>
-        <w:t>RANK() OVER [PARTITION BY expression] ORDER BY expression (ASC|DESC) ;</w:t>
-      </w:r>
-    </w:p>
-    <w:p>
-      <w:r>
-        <w:t xml:space="preserve">ROW_NUMBER()  OVER (PARTITION BY </w:t>
+      <w:proofErr w:type="gramStart"/>
+      <w:r>
+        <w:t>RANK(</w:t>
+      </w:r>
+      <w:proofErr w:type="gramEnd"/>
+      <w:r>
+        <w:t>) OVER [PARTITION BY expression] ORDER BY expression (ASC|DESC</w:t>
+      </w:r>
+      <w:proofErr w:type="gramStart"/>
+      <w:r>
+        <w:t>) ;</w:t>
+      </w:r>
+      <w:proofErr w:type="gramEnd"/>
+    </w:p>
+    <w:p>
+      <w:r>
+        <w:t>ROW_</w:t>
+      </w:r>
+      <w:proofErr w:type="gramStart"/>
+      <w:r>
+        <w:t>NUMBER()  OVER</w:t>
+      </w:r>
+      <w:proofErr w:type="gramEnd"/>
+      <w:r>
+        <w:t xml:space="preserve"> (PARTITION BY </w:t>
       </w:r>
       <w:proofErr w:type="spellStart"/>
       <w:r>
@@ -3752,7 +4381,15 @@
         <w:t xml:space="preserve"> </w:t>
       </w:r>
       <w:r>
-        <w:t xml:space="preserve">DENSE_RANK() </w:t>
+        <w:t>DENSE_</w:t>
+      </w:r>
+      <w:proofErr w:type="gramStart"/>
+      <w:r>
+        <w:t>RANK(</w:t>
+      </w:r>
+      <w:proofErr w:type="gramEnd"/>
+      <w:r>
+        <w:t xml:space="preserve">) </w:t>
       </w:r>
       <w:r>
         <w:sym w:font="Wingdings" w:char="F0E0"/>
@@ -3763,7 +4400,15 @@
     </w:p>
     <w:p>
       <w:r>
-        <w:t xml:space="preserve">DENSE_RANK() OVER (partition by clause, </w:t>
+        <w:t>DENSE_</w:t>
+      </w:r>
+      <w:proofErr w:type="gramStart"/>
+      <w:r>
+        <w:t>RANK(</w:t>
+      </w:r>
+      <w:proofErr w:type="gramEnd"/>
+      <w:r>
+        <w:t xml:space="preserve">) OVER (partition by clause, </w:t>
       </w:r>
       <w:proofErr w:type="spellStart"/>
       <w:r>
@@ -3775,8 +4420,13 @@
       </w:r>
     </w:p>
     <w:p>
-      <w:r>
-        <w:t>NTILE() – divide or try to partition the rows equally.</w:t>
+      <w:proofErr w:type="gramStart"/>
+      <w:r>
+        <w:t>NTILE(</w:t>
+      </w:r>
+      <w:proofErr w:type="gramEnd"/>
+      <w:r>
+        <w:t>) – divide or try to partition the rows equally.</w:t>
       </w:r>
     </w:p>
     <w:p/>
@@ -3890,6 +4540,9 @@
     </w:p>
     <w:p>
       <w:r>
+        <w:rPr>
+          <w:noProof/>
+        </w:rPr>
         <w:drawing>
           <wp:inline distT="0" distB="0" distL="0" distR="0" wp14:anchorId="3C421E35" wp14:editId="4F8DA57A">
             <wp:extent cx="5525271" cy="552527"/>
@@ -3943,7 +4596,15 @@
       </w:r>
       <w:proofErr w:type="spellEnd"/>
       <w:r>
-        <w:t xml:space="preserve"> and returns a table data whenever the function is invoked.</w:t>
+        <w:t xml:space="preserve"> and returns </w:t>
+      </w:r>
+      <w:proofErr w:type="gramStart"/>
+      <w:r>
+        <w:t>a table</w:t>
+      </w:r>
+      <w:proofErr w:type="gramEnd"/>
+      <w:r>
+        <w:t xml:space="preserve"> data whenever the function is invoked.</w:t>
       </w:r>
     </w:p>
     <w:p/>
@@ -3954,6 +4615,9 @@
     </w:p>
     <w:p>
       <w:r>
+        <w:rPr>
+          <w:noProof/>
+        </w:rPr>
         <w:drawing>
           <wp:inline distT="0" distB="0" distL="0" distR="0" wp14:anchorId="44FCBC67" wp14:editId="2ED48BE4">
             <wp:extent cx="4953691" cy="1762371"/>
@@ -4000,6 +4664,9 @@
     </w:p>
     <w:p>
       <w:r>
+        <w:rPr>
+          <w:noProof/>
+        </w:rPr>
         <w:drawing>
           <wp:inline distT="0" distB="0" distL="0" distR="0" wp14:anchorId="0F7DE9E4" wp14:editId="05D5BB7E">
             <wp:extent cx="5943600" cy="3614420"/>
@@ -4040,6 +4707,9 @@
     <w:p/>
     <w:p>
       <w:r>
+        <w:rPr>
+          <w:noProof/>
+        </w:rPr>
         <w:drawing>
           <wp:inline distT="0" distB="0" distL="0" distR="0" wp14:anchorId="4E4A7749" wp14:editId="19CF16AB">
             <wp:extent cx="3181794" cy="857370"/>
@@ -4103,6 +4773,9 @@
     </w:p>
     <w:p>
       <w:r>
+        <w:rPr>
+          <w:noProof/>
+        </w:rPr>
         <w:drawing>
           <wp:inline distT="0" distB="0" distL="0" distR="0" wp14:anchorId="74F4001E" wp14:editId="4FB566AC">
             <wp:extent cx="4648849" cy="3505689"/>
@@ -4155,11 +4828,22 @@
     <w:p/>
     <w:p>
       <w:r>
-        <w:t>Reverse the pivoting mentioned in the previous question using the unpivot operator and display records.</w:t>
-      </w:r>
-    </w:p>
-    <w:p>
-      <w:r>
+        <w:t xml:space="preserve">Reverse the pivoting mentioned in the previous question using the </w:t>
+      </w:r>
+      <w:proofErr w:type="gramStart"/>
+      <w:r>
+        <w:t>unpivot</w:t>
+      </w:r>
+      <w:proofErr w:type="gramEnd"/>
+      <w:r>
+        <w:t xml:space="preserve"> operator and display records.</w:t>
+      </w:r>
+    </w:p>
+    <w:p>
+      <w:r>
+        <w:rPr>
+          <w:noProof/>
+        </w:rPr>
         <w:lastRenderedPageBreak/>
         <w:drawing>
           <wp:inline distT="0" distB="0" distL="0" distR="0" wp14:anchorId="3B00771A" wp14:editId="1BE5E71B">
@@ -4199,6 +4883,15 @@
       </w:r>
     </w:p>
     <w:p/>
+    <w:p/>
+    <w:p>
+      <w:pPr>
+        <w:pBdr>
+          <w:bottom w:val="single" w:sz="6" w:space="1" w:color="auto"/>
+        </w:pBdr>
+      </w:pPr>
+    </w:p>
+    <w:p/>
     <w:p>
       <w:r>
         <w:t>STUFF</w:t>
@@ -4235,44 +4928,4689 @@
     </w:p>
     <w:p/>
     <w:p>
-      <w:r>
+      <w:pPr>
+        <w:pBdr>
+          <w:bottom w:val="single" w:sz="6" w:space="1" w:color="auto"/>
+        </w:pBdr>
+      </w:pPr>
+    </w:p>
+    <w:p/>
+    <w:p>
+      <w:r>
+        <w:lastRenderedPageBreak/>
         <w:t>INDEXES</w:t>
       </w:r>
     </w:p>
-    <w:p/>
-    <w:p/>
-    <w:p/>
-    <w:p/>
-    <w:p/>
-    <w:p/>
-    <w:p/>
-    <w:p/>
-    <w:p/>
-    <w:p/>
-    <w:p/>
-    <w:p/>
-    <w:p/>
-    <w:p/>
-    <w:p/>
-    <w:p/>
-    <w:p/>
-    <w:p/>
-    <w:p/>
-    <w:p/>
-    <w:p/>
-    <w:p/>
-    <w:p/>
-    <w:p/>
-    <w:p/>
-    <w:p/>
+    <w:p>
+      <w:r>
+        <w:t xml:space="preserve">CREATE INDEX </w:t>
+      </w:r>
+      <w:proofErr w:type="spellStart"/>
+      <w:r>
+        <w:t>index_name</w:t>
+      </w:r>
+      <w:proofErr w:type="spellEnd"/>
+      <w:r>
+        <w:t xml:space="preserve"> </w:t>
+      </w:r>
+      <w:r>
+        <w:br/>
+      </w:r>
+      <w:r>
+        <w:t xml:space="preserve">ON </w:t>
+      </w:r>
+      <w:proofErr w:type="spellStart"/>
+      <w:r>
+        <w:t>table_name</w:t>
+      </w:r>
+      <w:proofErr w:type="spellEnd"/>
+      <w:r>
+        <w:t xml:space="preserve"> (</w:t>
+      </w:r>
+      <w:proofErr w:type="spellStart"/>
+      <w:r>
+        <w:t>column_name</w:t>
+      </w:r>
+      <w:proofErr w:type="spellEnd"/>
+      <w:proofErr w:type="gramStart"/>
+      <w:r>
+        <w:t>);</w:t>
+      </w:r>
+      <w:proofErr w:type="gramEnd"/>
+    </w:p>
+    <w:p/>
+    <w:p>
+      <w:r>
+        <w:t xml:space="preserve">CREATE UNIQUE INDEX </w:t>
+      </w:r>
+      <w:proofErr w:type="spellStart"/>
+      <w:r>
+        <w:t>index_name</w:t>
+      </w:r>
+      <w:proofErr w:type="spellEnd"/>
+      <w:r>
+        <w:br/>
+        <w:t xml:space="preserve">ON </w:t>
+      </w:r>
+      <w:proofErr w:type="spellStart"/>
+      <w:r>
+        <w:t>table_name</w:t>
+      </w:r>
+      <w:proofErr w:type="spellEnd"/>
+      <w:r>
+        <w:t xml:space="preserve"> (</w:t>
+      </w:r>
+      <w:proofErr w:type="spellStart"/>
+      <w:r>
+        <w:t>column_name</w:t>
+      </w:r>
+      <w:proofErr w:type="spellEnd"/>
+      <w:proofErr w:type="gramStart"/>
+      <w:r>
+        <w:t>) ;</w:t>
+      </w:r>
+      <w:proofErr w:type="gramEnd"/>
+    </w:p>
+    <w:p>
+      <w:r>
+        <w:t xml:space="preserve">CREATE INDEX </w:t>
+      </w:r>
+      <w:proofErr w:type="spellStart"/>
+      <w:r>
+        <w:t>index_name</w:t>
+      </w:r>
+      <w:proofErr w:type="spellEnd"/>
+      <w:r>
+        <w:br/>
+        <w:t xml:space="preserve">ON </w:t>
+      </w:r>
+      <w:proofErr w:type="spellStart"/>
+      <w:r>
+        <w:t>table_name</w:t>
+      </w:r>
+      <w:proofErr w:type="spellEnd"/>
+      <w:r>
+        <w:t xml:space="preserve"> (column1, column2</w:t>
+      </w:r>
+      <w:proofErr w:type="gramStart"/>
+      <w:r>
+        <w:t>) ;</w:t>
+      </w:r>
+      <w:proofErr w:type="gramEnd"/>
+    </w:p>
+    <w:p/>
+    <w:p>
+      <w:r>
+        <w:t xml:space="preserve">Advantages of using indexes are sorting and searching records </w:t>
+      </w:r>
+      <w:r>
+        <w:t xml:space="preserve">and grouping the records </w:t>
+      </w:r>
+      <w:r>
+        <w:t>in the table</w:t>
+      </w:r>
+    </w:p>
+    <w:p/>
+    <w:p>
+      <w:r>
+        <w:t xml:space="preserve">EXECUTE </w:t>
+      </w:r>
+      <w:proofErr w:type="spellStart"/>
+      <w:r>
+        <w:t>sp_helpindex</w:t>
+      </w:r>
+      <w:proofErr w:type="spellEnd"/>
+      <w:r>
+        <w:t xml:space="preserve"> </w:t>
+      </w:r>
+      <w:proofErr w:type="spellStart"/>
+      <w:r>
+        <w:t>table_</w:t>
+      </w:r>
+      <w:proofErr w:type="gramStart"/>
+      <w:r>
+        <w:t>name</w:t>
+      </w:r>
+      <w:proofErr w:type="spellEnd"/>
+      <w:r>
+        <w:t xml:space="preserve"> ;</w:t>
+      </w:r>
+      <w:proofErr w:type="gramEnd"/>
+      <w:r>
+        <w:t xml:space="preserve">  </w:t>
+      </w:r>
+      <w:r>
+        <w:sym w:font="Wingdings" w:char="F0E0"/>
+      </w:r>
+      <w:r>
+        <w:t xml:space="preserve"> this helps to list out all the indexes on the table.</w:t>
+      </w:r>
+    </w:p>
+    <w:p>
+      <w:pPr>
+        <w:pBdr>
+          <w:bottom w:val="single" w:sz="6" w:space="1" w:color="auto"/>
+        </w:pBdr>
+      </w:pPr>
+    </w:p>
+    <w:p/>
+    <w:p>
+      <w:r>
+        <w:t>Clustered Index</w:t>
+      </w:r>
+      <w:r>
+        <w:br/>
+      </w:r>
+      <w:r>
+        <w:br/>
+        <w:t xml:space="preserve">CREARE CLUSTERED INDEX </w:t>
+      </w:r>
+      <w:proofErr w:type="spellStart"/>
+      <w:r>
+        <w:t>index_name</w:t>
+      </w:r>
+      <w:proofErr w:type="spellEnd"/>
+      <w:r>
+        <w:br/>
+      </w:r>
+      <w:proofErr w:type="spellStart"/>
+      <w:proofErr w:type="gramStart"/>
+      <w:r>
+        <w:t>schema.table</w:t>
+      </w:r>
+      <w:proofErr w:type="gramEnd"/>
+      <w:r>
+        <w:t>_name</w:t>
+      </w:r>
+      <w:proofErr w:type="spellEnd"/>
+      <w:r>
+        <w:t xml:space="preserve"> </w:t>
+      </w:r>
+      <w:proofErr w:type="spellStart"/>
+      <w:r>
+        <w:t>column_name</w:t>
+      </w:r>
+      <w:proofErr w:type="spellEnd"/>
+      <w:r>
+        <w:t xml:space="preserve"> (</w:t>
+      </w:r>
+      <w:proofErr w:type="spellStart"/>
+      <w:r>
+        <w:t>asc|dsc</w:t>
+      </w:r>
+      <w:proofErr w:type="spellEnd"/>
+      <w:proofErr w:type="gramStart"/>
+      <w:r>
+        <w:t>)</w:t>
+      </w:r>
+      <w:r>
+        <w:t xml:space="preserve"> ;</w:t>
+      </w:r>
+      <w:proofErr w:type="gramEnd"/>
+    </w:p>
+    <w:p>
+      <w:r>
+        <w:t>Non-</w:t>
+      </w:r>
+      <w:r>
+        <w:t xml:space="preserve"> </w:t>
+      </w:r>
+      <w:r>
+        <w:t>Clustered Index</w:t>
+      </w:r>
+      <w:r>
+        <w:br/>
+      </w:r>
+      <w:r>
+        <w:t xml:space="preserve">CREARE </w:t>
+      </w:r>
+      <w:r>
+        <w:t>NON</w:t>
+      </w:r>
+      <w:r>
+        <w:t>CLUSTERED INDEX index_name</w:t>
+      </w:r>
+      <w:r>
+        <w:br/>
+      </w:r>
+      <w:proofErr w:type="spellStart"/>
+      <w:proofErr w:type="gramStart"/>
+      <w:r>
+        <w:t>schema.table</w:t>
+      </w:r>
+      <w:proofErr w:type="gramEnd"/>
+      <w:r>
+        <w:t>_name</w:t>
+      </w:r>
+      <w:proofErr w:type="spellEnd"/>
+      <w:r>
+        <w:t xml:space="preserve"> </w:t>
+      </w:r>
+      <w:proofErr w:type="spellStart"/>
+      <w:r>
+        <w:t>column_</w:t>
+      </w:r>
+      <w:proofErr w:type="gramStart"/>
+      <w:r>
+        <w:t>name</w:t>
+      </w:r>
+      <w:proofErr w:type="spellEnd"/>
+      <w:r>
+        <w:t xml:space="preserve">  ;</w:t>
+      </w:r>
+      <w:proofErr w:type="gramEnd"/>
+    </w:p>
+    <w:p>
+      <w:pPr>
+        <w:spacing w:before="0" w:beforeAutospacing="0" w:after="0" w:afterAutospacing="0"/>
+        <w:rPr>
+          <w:rFonts w:ascii="Roboto" w:eastAsia="Times New Roman" w:hAnsi="Roboto" w:cs="Times New Roman"/>
+          <w:b/>
+          <w:bCs/>
+          <w:kern w:val="0"/>
+          <w:sz w:val="30"/>
+          <w:szCs w:val="30"/>
+          <w14:ligatures w14:val="none"/>
+        </w:rPr>
+      </w:pPr>
+      <w:r>
+        <w:rPr>
+          <w:rFonts w:ascii="Roboto" w:eastAsia="Times New Roman" w:hAnsi="Roboto" w:cs="Times New Roman"/>
+          <w:b/>
+          <w:bCs/>
+          <w:kern w:val="0"/>
+          <w:sz w:val="30"/>
+          <w:szCs w:val="30"/>
+          <w14:ligatures w14:val="none"/>
+        </w:rPr>
+        <w:t>Key Differences</w:t>
+      </w:r>
+    </w:p>
+    <w:tbl>
+      <w:tblPr>
+        <w:tblW w:w="0" w:type="auto"/>
+        <w:tblCellSpacing w:w="15" w:type="dxa"/>
+        <w:tblCellMar>
+          <w:top w:w="15" w:type="dxa"/>
+          <w:left w:w="15" w:type="dxa"/>
+          <w:bottom w:w="15" w:type="dxa"/>
+          <w:right w:w="15" w:type="dxa"/>
+        </w:tblCellMar>
+        <w:tblLook w:val="04A0" w:firstRow="1" w:lastRow="0" w:firstColumn="1" w:lastColumn="0" w:noHBand="0" w:noVBand="1"/>
+      </w:tblPr>
+      <w:tblGrid>
+        <w:gridCol w:w="1308"/>
+        <w:gridCol w:w="3911"/>
+        <w:gridCol w:w="4141"/>
+      </w:tblGrid>
+      <w:tr>
+        <w:trPr>
+          <w:tblCellSpacing w:w="15" w:type="dxa"/>
+        </w:trPr>
+        <w:tc>
+          <w:tcPr>
+            <w:tcW w:w="0" w:type="auto"/>
+            <w:tcBorders>
+              <w:bottom w:val="single" w:sz="6" w:space="0" w:color="DCDFE5"/>
+            </w:tcBorders>
+            <w:vAlign w:val="center"/>
+            <w:hideMark/>
+          </w:tcPr>
+          <w:p>
+            <w:pPr>
+              <w:spacing w:before="0" w:beforeAutospacing="0" w:after="0" w:afterAutospacing="0"/>
+              <w:jc w:val="center"/>
+              <w:rPr>
+                <w:rFonts w:ascii="Roboto" w:eastAsia="Times New Roman" w:hAnsi="Roboto" w:cs="Times New Roman"/>
+                <w:b/>
+                <w:bCs/>
+                <w:kern w:val="0"/>
+                <w:sz w:val="21"/>
+                <w:szCs w:val="21"/>
+                <w14:ligatures w14:val="none"/>
+              </w:rPr>
+            </w:pPr>
+            <w:r>
+              <w:rPr>
+                <w:rFonts w:ascii="Roboto" w:eastAsia="Times New Roman" w:hAnsi="Roboto" w:cs="Times New Roman"/>
+                <w:b/>
+                <w:bCs/>
+                <w:kern w:val="0"/>
+                <w:sz w:val="21"/>
+                <w:szCs w:val="21"/>
+                <w14:ligatures w14:val="none"/>
+              </w:rPr>
+              <w:t>Feature</w:t>
+            </w:r>
+          </w:p>
+        </w:tc>
+        <w:tc>
+          <w:tcPr>
+            <w:tcW w:w="0" w:type="auto"/>
+            <w:tcBorders>
+              <w:bottom w:val="single" w:sz="6" w:space="0" w:color="DCDFE5"/>
+            </w:tcBorders>
+            <w:vAlign w:val="center"/>
+            <w:hideMark/>
+          </w:tcPr>
+          <w:p>
+            <w:pPr>
+              <w:spacing w:before="0" w:beforeAutospacing="0" w:after="0" w:afterAutospacing="0"/>
+              <w:jc w:val="center"/>
+              <w:rPr>
+                <w:rFonts w:ascii="Roboto" w:eastAsia="Times New Roman" w:hAnsi="Roboto" w:cs="Times New Roman"/>
+                <w:b/>
+                <w:bCs/>
+                <w:kern w:val="0"/>
+                <w:sz w:val="21"/>
+                <w:szCs w:val="21"/>
+                <w14:ligatures w14:val="none"/>
+              </w:rPr>
+            </w:pPr>
+            <w:r>
+              <w:rPr>
+                <w:rFonts w:ascii="Roboto" w:eastAsia="Times New Roman" w:hAnsi="Roboto" w:cs="Times New Roman"/>
+                <w:b/>
+                <w:bCs/>
+                <w:kern w:val="0"/>
+                <w:sz w:val="21"/>
+                <w:szCs w:val="21"/>
+                <w14:ligatures w14:val="none"/>
+              </w:rPr>
+              <w:t>Clustered Index</w:t>
+            </w:r>
+          </w:p>
+        </w:tc>
+        <w:tc>
+          <w:tcPr>
+            <w:tcW w:w="0" w:type="auto"/>
+            <w:tcBorders>
+              <w:bottom w:val="single" w:sz="6" w:space="0" w:color="DCDFE5"/>
+            </w:tcBorders>
+            <w:vAlign w:val="center"/>
+            <w:hideMark/>
+          </w:tcPr>
+          <w:p>
+            <w:pPr>
+              <w:spacing w:before="0" w:beforeAutospacing="0" w:after="0" w:afterAutospacing="0"/>
+              <w:jc w:val="center"/>
+              <w:rPr>
+                <w:rFonts w:ascii="Roboto" w:eastAsia="Times New Roman" w:hAnsi="Roboto" w:cs="Times New Roman"/>
+                <w:b/>
+                <w:bCs/>
+                <w:kern w:val="0"/>
+                <w:sz w:val="21"/>
+                <w:szCs w:val="21"/>
+                <w14:ligatures w14:val="none"/>
+              </w:rPr>
+            </w:pPr>
+            <w:r>
+              <w:rPr>
+                <w:rFonts w:ascii="Roboto" w:eastAsia="Times New Roman" w:hAnsi="Roboto" w:cs="Times New Roman"/>
+                <w:b/>
+                <w:bCs/>
+                <w:kern w:val="0"/>
+                <w:sz w:val="21"/>
+                <w:szCs w:val="21"/>
+                <w14:ligatures w14:val="none"/>
+              </w:rPr>
+              <w:t>Non-Clustered Index</w:t>
+            </w:r>
+          </w:p>
+        </w:tc>
+      </w:tr>
+      <w:tr>
+        <w:trPr>
+          <w:tblCellSpacing w:w="15" w:type="dxa"/>
+        </w:trPr>
+        <w:tc>
+          <w:tcPr>
+            <w:tcW w:w="0" w:type="auto"/>
+            <w:tcBorders>
+              <w:bottom w:val="single" w:sz="6" w:space="0" w:color="DCDFE5"/>
+            </w:tcBorders>
+            <w:vAlign w:val="center"/>
+            <w:hideMark/>
+          </w:tcPr>
+          <w:p>
+            <w:pPr>
+              <w:spacing w:before="0" w:beforeAutospacing="0" w:after="0" w:afterAutospacing="0"/>
+              <w:rPr>
+                <w:rFonts w:ascii="Roboto" w:eastAsia="Times New Roman" w:hAnsi="Roboto" w:cs="Times New Roman"/>
+                <w:kern w:val="0"/>
+                <w:sz w:val="21"/>
+                <w:szCs w:val="21"/>
+                <w14:ligatures w14:val="none"/>
+              </w:rPr>
+            </w:pPr>
+            <w:r>
+              <w:rPr>
+                <w:rFonts w:ascii="Roboto" w:eastAsia="Times New Roman" w:hAnsi="Roboto" w:cs="Times New Roman"/>
+                <w:b/>
+                <w:bCs/>
+                <w:kern w:val="0"/>
+                <w:sz w:val="21"/>
+                <w:szCs w:val="21"/>
+                <w14:ligatures w14:val="none"/>
+              </w:rPr>
+              <w:t>Physical Storage</w:t>
+            </w:r>
+          </w:p>
+        </w:tc>
+        <w:tc>
+          <w:tcPr>
+            <w:tcW w:w="0" w:type="auto"/>
+            <w:tcBorders>
+              <w:bottom w:val="single" w:sz="6" w:space="0" w:color="DCDFE5"/>
+            </w:tcBorders>
+            <w:vAlign w:val="center"/>
+            <w:hideMark/>
+          </w:tcPr>
+          <w:p>
+            <w:pPr>
+              <w:spacing w:before="0" w:beforeAutospacing="0" w:after="0" w:afterAutospacing="0"/>
+              <w:rPr>
+                <w:rFonts w:ascii="Roboto" w:eastAsia="Times New Roman" w:hAnsi="Roboto" w:cs="Times New Roman"/>
+                <w:kern w:val="0"/>
+                <w:sz w:val="21"/>
+                <w:szCs w:val="21"/>
+                <w14:ligatures w14:val="none"/>
+              </w:rPr>
+            </w:pPr>
+            <w:r>
+              <w:rPr>
+                <w:rFonts w:ascii="Roboto" w:eastAsia="Times New Roman" w:hAnsi="Roboto" w:cs="Times New Roman"/>
+                <w:kern w:val="0"/>
+                <w:sz w:val="21"/>
+                <w:szCs w:val="21"/>
+                <w14:ligatures w14:val="none"/>
+              </w:rPr>
+              <w:t>Reorders the physical rows in the table.</w:t>
+            </w:r>
+          </w:p>
+        </w:tc>
+        <w:tc>
+          <w:tcPr>
+            <w:tcW w:w="0" w:type="auto"/>
+            <w:tcBorders>
+              <w:bottom w:val="single" w:sz="6" w:space="0" w:color="DCDFE5"/>
+            </w:tcBorders>
+            <w:vAlign w:val="center"/>
+            <w:hideMark/>
+          </w:tcPr>
+          <w:p>
+            <w:pPr>
+              <w:spacing w:before="0" w:beforeAutospacing="0" w:after="0" w:afterAutospacing="0"/>
+              <w:rPr>
+                <w:rFonts w:ascii="Roboto" w:eastAsia="Times New Roman" w:hAnsi="Roboto" w:cs="Times New Roman"/>
+                <w:kern w:val="0"/>
+                <w:sz w:val="21"/>
+                <w:szCs w:val="21"/>
+                <w14:ligatures w14:val="none"/>
+              </w:rPr>
+            </w:pPr>
+            <w:r>
+              <w:rPr>
+                <w:rFonts w:ascii="Roboto" w:eastAsia="Times New Roman" w:hAnsi="Roboto" w:cs="Times New Roman"/>
+                <w:kern w:val="0"/>
+                <w:sz w:val="21"/>
+                <w:szCs w:val="21"/>
+                <w14:ligatures w14:val="none"/>
+              </w:rPr>
+              <w:t>Stored in a separate location from the table.</w:t>
+            </w:r>
+          </w:p>
+        </w:tc>
+      </w:tr>
+      <w:tr>
+        <w:trPr>
+          <w:tblCellSpacing w:w="15" w:type="dxa"/>
+        </w:trPr>
+        <w:tc>
+          <w:tcPr>
+            <w:tcW w:w="0" w:type="auto"/>
+            <w:tcBorders>
+              <w:bottom w:val="single" w:sz="6" w:space="0" w:color="DCDFE5"/>
+            </w:tcBorders>
+            <w:vAlign w:val="center"/>
+            <w:hideMark/>
+          </w:tcPr>
+          <w:p>
+            <w:pPr>
+              <w:spacing w:before="0" w:beforeAutospacing="0" w:after="0" w:afterAutospacing="0"/>
+              <w:rPr>
+                <w:rFonts w:ascii="Roboto" w:eastAsia="Times New Roman" w:hAnsi="Roboto" w:cs="Times New Roman"/>
+                <w:kern w:val="0"/>
+                <w:sz w:val="21"/>
+                <w:szCs w:val="21"/>
+                <w14:ligatures w14:val="none"/>
+              </w:rPr>
+            </w:pPr>
+            <w:r>
+              <w:rPr>
+                <w:rFonts w:ascii="Roboto" w:eastAsia="Times New Roman" w:hAnsi="Roboto" w:cs="Times New Roman"/>
+                <w:b/>
+                <w:bCs/>
+                <w:kern w:val="0"/>
+                <w:sz w:val="21"/>
+                <w:szCs w:val="21"/>
+                <w14:ligatures w14:val="none"/>
+              </w:rPr>
+              <w:t>Data Pointer</w:t>
+            </w:r>
+          </w:p>
+        </w:tc>
+        <w:tc>
+          <w:tcPr>
+            <w:tcW w:w="0" w:type="auto"/>
+            <w:tcBorders>
+              <w:bottom w:val="single" w:sz="6" w:space="0" w:color="DCDFE5"/>
+            </w:tcBorders>
+            <w:vAlign w:val="center"/>
+            <w:hideMark/>
+          </w:tcPr>
+          <w:p>
+            <w:pPr>
+              <w:spacing w:before="0" w:beforeAutospacing="0" w:after="0" w:afterAutospacing="0"/>
+              <w:rPr>
+                <w:rFonts w:ascii="Roboto" w:eastAsia="Times New Roman" w:hAnsi="Roboto" w:cs="Times New Roman"/>
+                <w:kern w:val="0"/>
+                <w:sz w:val="21"/>
+                <w:szCs w:val="21"/>
+                <w14:ligatures w14:val="none"/>
+              </w:rPr>
+            </w:pPr>
+            <w:r>
+              <w:rPr>
+                <w:rFonts w:ascii="Roboto" w:eastAsia="Times New Roman" w:hAnsi="Roboto" w:cs="Times New Roman"/>
+                <w:kern w:val="0"/>
+                <w:sz w:val="21"/>
+                <w:szCs w:val="21"/>
+                <w14:ligatures w14:val="none"/>
+              </w:rPr>
+              <w:t xml:space="preserve">Leaf node contains the </w:t>
+            </w:r>
+            <w:r>
+              <w:rPr>
+                <w:rFonts w:ascii="Roboto" w:eastAsia="Times New Roman" w:hAnsi="Roboto" w:cs="Times New Roman"/>
+                <w:b/>
+                <w:bCs/>
+                <w:kern w:val="0"/>
+                <w:sz w:val="21"/>
+                <w:szCs w:val="21"/>
+                <w14:ligatures w14:val="none"/>
+              </w:rPr>
+              <w:t>actual data rows</w:t>
+            </w:r>
+            <w:r>
+              <w:rPr>
+                <w:rFonts w:ascii="Roboto" w:eastAsia="Times New Roman" w:hAnsi="Roboto" w:cs="Times New Roman"/>
+                <w:kern w:val="0"/>
+                <w:sz w:val="21"/>
+                <w:szCs w:val="21"/>
+                <w14:ligatures w14:val="none"/>
+              </w:rPr>
+              <w:t>.</w:t>
+            </w:r>
+          </w:p>
+        </w:tc>
+        <w:tc>
+          <w:tcPr>
+            <w:tcW w:w="0" w:type="auto"/>
+            <w:tcBorders>
+              <w:bottom w:val="single" w:sz="6" w:space="0" w:color="DCDFE5"/>
+            </w:tcBorders>
+            <w:vAlign w:val="center"/>
+            <w:hideMark/>
+          </w:tcPr>
+          <w:p>
+            <w:pPr>
+              <w:spacing w:before="0" w:beforeAutospacing="0" w:after="0" w:afterAutospacing="0"/>
+              <w:rPr>
+                <w:rFonts w:ascii="Roboto" w:eastAsia="Times New Roman" w:hAnsi="Roboto" w:cs="Times New Roman"/>
+                <w:kern w:val="0"/>
+                <w:sz w:val="21"/>
+                <w:szCs w:val="21"/>
+                <w14:ligatures w14:val="none"/>
+              </w:rPr>
+            </w:pPr>
+            <w:r>
+              <w:rPr>
+                <w:rFonts w:ascii="Roboto" w:eastAsia="Times New Roman" w:hAnsi="Roboto" w:cs="Times New Roman"/>
+                <w:kern w:val="0"/>
+                <w:sz w:val="21"/>
+                <w:szCs w:val="21"/>
+                <w14:ligatures w14:val="none"/>
+              </w:rPr>
+              <w:t xml:space="preserve">Leaf node contains a </w:t>
+            </w:r>
+            <w:r>
+              <w:rPr>
+                <w:rFonts w:ascii="Roboto" w:eastAsia="Times New Roman" w:hAnsi="Roboto" w:cs="Times New Roman"/>
+                <w:b/>
+                <w:bCs/>
+                <w:kern w:val="0"/>
+                <w:sz w:val="21"/>
+                <w:szCs w:val="21"/>
+                <w14:ligatures w14:val="none"/>
+              </w:rPr>
+              <w:t>pointer</w:t>
+            </w:r>
+            <w:r>
+              <w:rPr>
+                <w:rFonts w:ascii="Roboto" w:eastAsia="Times New Roman" w:hAnsi="Roboto" w:cs="Times New Roman"/>
+                <w:kern w:val="0"/>
+                <w:sz w:val="21"/>
+                <w:szCs w:val="21"/>
+                <w14:ligatures w14:val="none"/>
+              </w:rPr>
+              <w:t xml:space="preserve"> (RID or clustering key) to the data rows.</w:t>
+            </w:r>
+          </w:p>
+        </w:tc>
+      </w:tr>
+      <w:tr>
+        <w:trPr>
+          <w:tblCellSpacing w:w="15" w:type="dxa"/>
+        </w:trPr>
+        <w:tc>
+          <w:tcPr>
+            <w:tcW w:w="0" w:type="auto"/>
+            <w:tcBorders>
+              <w:bottom w:val="single" w:sz="6" w:space="0" w:color="DCDFE5"/>
+            </w:tcBorders>
+            <w:vAlign w:val="center"/>
+            <w:hideMark/>
+          </w:tcPr>
+          <w:p>
+            <w:pPr>
+              <w:spacing w:before="0" w:beforeAutospacing="0" w:after="0" w:afterAutospacing="0"/>
+              <w:rPr>
+                <w:rFonts w:ascii="Roboto" w:eastAsia="Times New Roman" w:hAnsi="Roboto" w:cs="Times New Roman"/>
+                <w:kern w:val="0"/>
+                <w:sz w:val="21"/>
+                <w:szCs w:val="21"/>
+                <w14:ligatures w14:val="none"/>
+              </w:rPr>
+            </w:pPr>
+            <w:r>
+              <w:rPr>
+                <w:rFonts w:ascii="Roboto" w:eastAsia="Times New Roman" w:hAnsi="Roboto" w:cs="Times New Roman"/>
+                <w:b/>
+                <w:bCs/>
+                <w:kern w:val="0"/>
+                <w:sz w:val="21"/>
+                <w:szCs w:val="21"/>
+                <w14:ligatures w14:val="none"/>
+              </w:rPr>
+              <w:lastRenderedPageBreak/>
+              <w:t>Limit Per Table</w:t>
+            </w:r>
+          </w:p>
+        </w:tc>
+        <w:tc>
+          <w:tcPr>
+            <w:tcW w:w="0" w:type="auto"/>
+            <w:tcBorders>
+              <w:bottom w:val="single" w:sz="6" w:space="0" w:color="DCDFE5"/>
+            </w:tcBorders>
+            <w:vAlign w:val="center"/>
+            <w:hideMark/>
+          </w:tcPr>
+          <w:p>
+            <w:pPr>
+              <w:spacing w:before="0" w:beforeAutospacing="0" w:after="0" w:afterAutospacing="0"/>
+              <w:rPr>
+                <w:rFonts w:ascii="Roboto" w:eastAsia="Times New Roman" w:hAnsi="Roboto" w:cs="Times New Roman"/>
+                <w:kern w:val="0"/>
+                <w:sz w:val="21"/>
+                <w:szCs w:val="21"/>
+                <w14:ligatures w14:val="none"/>
+              </w:rPr>
+            </w:pPr>
+            <w:r>
+              <w:rPr>
+                <w:rFonts w:ascii="Roboto" w:eastAsia="Times New Roman" w:hAnsi="Roboto" w:cs="Times New Roman"/>
+                <w:b/>
+                <w:bCs/>
+                <w:kern w:val="0"/>
+                <w:sz w:val="21"/>
+                <w:szCs w:val="21"/>
+                <w14:ligatures w14:val="none"/>
+              </w:rPr>
+              <w:t>Only 1</w:t>
+            </w:r>
+            <w:r>
+              <w:rPr>
+                <w:rFonts w:ascii="Roboto" w:eastAsia="Times New Roman" w:hAnsi="Roboto" w:cs="Times New Roman"/>
+                <w:kern w:val="0"/>
+                <w:sz w:val="21"/>
+                <w:szCs w:val="21"/>
+                <w14:ligatures w14:val="none"/>
+              </w:rPr>
+              <w:t xml:space="preserve"> per table.</w:t>
+            </w:r>
+          </w:p>
+        </w:tc>
+        <w:tc>
+          <w:tcPr>
+            <w:tcW w:w="0" w:type="auto"/>
+            <w:tcBorders>
+              <w:bottom w:val="single" w:sz="6" w:space="0" w:color="DCDFE5"/>
+            </w:tcBorders>
+            <w:vAlign w:val="center"/>
+            <w:hideMark/>
+          </w:tcPr>
+          <w:p>
+            <w:pPr>
+              <w:spacing w:before="0" w:beforeAutospacing="0" w:after="0" w:afterAutospacing="0"/>
+              <w:rPr>
+                <w:rFonts w:ascii="Roboto" w:eastAsia="Times New Roman" w:hAnsi="Roboto" w:cs="Times New Roman"/>
+                <w:kern w:val="0"/>
+                <w:sz w:val="21"/>
+                <w:szCs w:val="21"/>
+                <w14:ligatures w14:val="none"/>
+              </w:rPr>
+            </w:pPr>
+            <w:r>
+              <w:rPr>
+                <w:rFonts w:ascii="Roboto" w:eastAsia="Times New Roman" w:hAnsi="Roboto" w:cs="Times New Roman"/>
+                <w:b/>
+                <w:bCs/>
+                <w:kern w:val="0"/>
+                <w:sz w:val="21"/>
+                <w:szCs w:val="21"/>
+                <w14:ligatures w14:val="none"/>
+              </w:rPr>
+              <w:t>Multiple</w:t>
+            </w:r>
+            <w:r>
+              <w:rPr>
+                <w:rFonts w:ascii="Roboto" w:eastAsia="Times New Roman" w:hAnsi="Roboto" w:cs="Times New Roman"/>
+                <w:kern w:val="0"/>
+                <w:sz w:val="21"/>
+                <w:szCs w:val="21"/>
+                <w14:ligatures w14:val="none"/>
+              </w:rPr>
+              <w:t xml:space="preserve"> per table (often hundreds).</w:t>
+            </w:r>
+          </w:p>
+        </w:tc>
+      </w:tr>
+      <w:tr>
+        <w:trPr>
+          <w:tblCellSpacing w:w="15" w:type="dxa"/>
+        </w:trPr>
+        <w:tc>
+          <w:tcPr>
+            <w:tcW w:w="0" w:type="auto"/>
+            <w:tcBorders>
+              <w:bottom w:val="single" w:sz="6" w:space="0" w:color="DCDFE5"/>
+            </w:tcBorders>
+            <w:vAlign w:val="center"/>
+            <w:hideMark/>
+          </w:tcPr>
+          <w:p>
+            <w:pPr>
+              <w:spacing w:before="0" w:beforeAutospacing="0" w:after="0" w:afterAutospacing="0"/>
+              <w:rPr>
+                <w:rFonts w:ascii="Roboto" w:eastAsia="Times New Roman" w:hAnsi="Roboto" w:cs="Times New Roman"/>
+                <w:kern w:val="0"/>
+                <w:sz w:val="21"/>
+                <w:szCs w:val="21"/>
+                <w14:ligatures w14:val="none"/>
+              </w:rPr>
+            </w:pPr>
+            <w:r>
+              <w:rPr>
+                <w:rFonts w:ascii="Roboto" w:eastAsia="Times New Roman" w:hAnsi="Roboto" w:cs="Times New Roman"/>
+                <w:b/>
+                <w:bCs/>
+                <w:kern w:val="0"/>
+                <w:sz w:val="21"/>
+                <w:szCs w:val="21"/>
+                <w14:ligatures w14:val="none"/>
+              </w:rPr>
+              <w:t>Default Creation</w:t>
+            </w:r>
+          </w:p>
+        </w:tc>
+        <w:tc>
+          <w:tcPr>
+            <w:tcW w:w="0" w:type="auto"/>
+            <w:tcBorders>
+              <w:bottom w:val="single" w:sz="6" w:space="0" w:color="DCDFE5"/>
+            </w:tcBorders>
+            <w:vAlign w:val="center"/>
+            <w:hideMark/>
+          </w:tcPr>
+          <w:p>
+            <w:pPr>
+              <w:spacing w:before="0" w:beforeAutospacing="0" w:after="0" w:afterAutospacing="0"/>
+              <w:rPr>
+                <w:rFonts w:ascii="Roboto" w:eastAsia="Times New Roman" w:hAnsi="Roboto" w:cs="Times New Roman"/>
+                <w:kern w:val="0"/>
+                <w:sz w:val="21"/>
+                <w:szCs w:val="21"/>
+                <w14:ligatures w14:val="none"/>
+              </w:rPr>
+            </w:pPr>
+            <w:r>
+              <w:rPr>
+                <w:rFonts w:ascii="Roboto" w:eastAsia="Times New Roman" w:hAnsi="Roboto" w:cs="Times New Roman"/>
+                <w:kern w:val="0"/>
+                <w:sz w:val="21"/>
+                <w:szCs w:val="21"/>
+                <w14:ligatures w14:val="none"/>
+              </w:rPr>
+              <w:t xml:space="preserve">Automatically created on the </w:t>
+            </w:r>
+            <w:r>
+              <w:rPr>
+                <w:rFonts w:ascii="Roboto" w:eastAsia="Times New Roman" w:hAnsi="Roboto" w:cs="Times New Roman"/>
+                <w:b/>
+                <w:bCs/>
+                <w:kern w:val="0"/>
+                <w:sz w:val="21"/>
+                <w:szCs w:val="21"/>
+                <w14:ligatures w14:val="none"/>
+              </w:rPr>
+              <w:t>Primary Key</w:t>
+            </w:r>
+            <w:r>
+              <w:rPr>
+                <w:rFonts w:ascii="Roboto" w:eastAsia="Times New Roman" w:hAnsi="Roboto" w:cs="Times New Roman"/>
+                <w:kern w:val="0"/>
+                <w:sz w:val="21"/>
+                <w:szCs w:val="21"/>
+                <w14:ligatures w14:val="none"/>
+              </w:rPr>
+              <w:t>.</w:t>
+            </w:r>
+          </w:p>
+        </w:tc>
+        <w:tc>
+          <w:tcPr>
+            <w:tcW w:w="0" w:type="auto"/>
+            <w:tcBorders>
+              <w:bottom w:val="single" w:sz="6" w:space="0" w:color="DCDFE5"/>
+            </w:tcBorders>
+            <w:vAlign w:val="center"/>
+            <w:hideMark/>
+          </w:tcPr>
+          <w:p>
+            <w:pPr>
+              <w:spacing w:before="0" w:beforeAutospacing="0" w:after="0" w:afterAutospacing="0"/>
+              <w:rPr>
+                <w:rFonts w:ascii="Roboto" w:eastAsia="Times New Roman" w:hAnsi="Roboto" w:cs="Times New Roman"/>
+                <w:kern w:val="0"/>
+                <w:sz w:val="21"/>
+                <w:szCs w:val="21"/>
+                <w14:ligatures w14:val="none"/>
+              </w:rPr>
+            </w:pPr>
+            <w:r>
+              <w:rPr>
+                <w:rFonts w:ascii="Roboto" w:eastAsia="Times New Roman" w:hAnsi="Roboto" w:cs="Times New Roman"/>
+                <w:kern w:val="0"/>
+                <w:sz w:val="21"/>
+                <w:szCs w:val="21"/>
+                <w14:ligatures w14:val="none"/>
+              </w:rPr>
+              <w:t xml:space="preserve">Automatically created on </w:t>
+            </w:r>
+            <w:r>
+              <w:rPr>
+                <w:rFonts w:ascii="Roboto" w:eastAsia="Times New Roman" w:hAnsi="Roboto" w:cs="Times New Roman"/>
+                <w:b/>
+                <w:bCs/>
+                <w:kern w:val="0"/>
+                <w:sz w:val="21"/>
+                <w:szCs w:val="21"/>
+                <w14:ligatures w14:val="none"/>
+              </w:rPr>
+              <w:t>Unique Constraints</w:t>
+            </w:r>
+            <w:r>
+              <w:rPr>
+                <w:rFonts w:ascii="Roboto" w:eastAsia="Times New Roman" w:hAnsi="Roboto" w:cs="Times New Roman"/>
+                <w:kern w:val="0"/>
+                <w:sz w:val="21"/>
+                <w:szCs w:val="21"/>
+                <w14:ligatures w14:val="none"/>
+              </w:rPr>
+              <w:t>.</w:t>
+            </w:r>
+          </w:p>
+        </w:tc>
+      </w:tr>
+      <w:tr>
+        <w:trPr>
+          <w:tblCellSpacing w:w="15" w:type="dxa"/>
+        </w:trPr>
+        <w:tc>
+          <w:tcPr>
+            <w:tcW w:w="0" w:type="auto"/>
+            <w:tcBorders>
+              <w:bottom w:val="single" w:sz="6" w:space="0" w:color="DCDFE5"/>
+            </w:tcBorders>
+            <w:vAlign w:val="center"/>
+            <w:hideMark/>
+          </w:tcPr>
+          <w:p>
+            <w:pPr>
+              <w:spacing w:before="0" w:beforeAutospacing="0" w:after="0" w:afterAutospacing="0"/>
+              <w:rPr>
+                <w:rFonts w:ascii="Roboto" w:eastAsia="Times New Roman" w:hAnsi="Roboto" w:cs="Times New Roman"/>
+                <w:kern w:val="0"/>
+                <w:sz w:val="21"/>
+                <w:szCs w:val="21"/>
+                <w14:ligatures w14:val="none"/>
+              </w:rPr>
+            </w:pPr>
+            <w:r>
+              <w:rPr>
+                <w:rFonts w:ascii="Roboto" w:eastAsia="Times New Roman" w:hAnsi="Roboto" w:cs="Times New Roman"/>
+                <w:b/>
+                <w:bCs/>
+                <w:kern w:val="0"/>
+                <w:sz w:val="21"/>
+                <w:szCs w:val="21"/>
+                <w14:ligatures w14:val="none"/>
+              </w:rPr>
+              <w:t>Size</w:t>
+            </w:r>
+          </w:p>
+        </w:tc>
+        <w:tc>
+          <w:tcPr>
+            <w:tcW w:w="0" w:type="auto"/>
+            <w:tcBorders>
+              <w:bottom w:val="single" w:sz="6" w:space="0" w:color="DCDFE5"/>
+            </w:tcBorders>
+            <w:vAlign w:val="center"/>
+            <w:hideMark/>
+          </w:tcPr>
+          <w:p>
+            <w:pPr>
+              <w:spacing w:before="0" w:beforeAutospacing="0" w:after="0" w:afterAutospacing="0"/>
+              <w:rPr>
+                <w:rFonts w:ascii="Roboto" w:eastAsia="Times New Roman" w:hAnsi="Roboto" w:cs="Times New Roman"/>
+                <w:kern w:val="0"/>
+                <w:sz w:val="21"/>
+                <w:szCs w:val="21"/>
+                <w14:ligatures w14:val="none"/>
+              </w:rPr>
+            </w:pPr>
+            <w:r>
+              <w:rPr>
+                <w:rFonts w:ascii="Roboto" w:eastAsia="Times New Roman" w:hAnsi="Roboto" w:cs="Times New Roman"/>
+                <w:kern w:val="0"/>
+                <w:sz w:val="21"/>
+                <w:szCs w:val="21"/>
+                <w14:ligatures w14:val="none"/>
+              </w:rPr>
+              <w:t xml:space="preserve">Larger </w:t>
+            </w:r>
+            <w:proofErr w:type="gramStart"/>
+            <w:r>
+              <w:rPr>
+                <w:rFonts w:ascii="Roboto" w:eastAsia="Times New Roman" w:hAnsi="Roboto" w:cs="Times New Roman"/>
+                <w:kern w:val="0"/>
+                <w:sz w:val="21"/>
+                <w:szCs w:val="21"/>
+                <w14:ligatures w14:val="none"/>
+              </w:rPr>
+              <w:t>structure, but</w:t>
+            </w:r>
+            <w:proofErr w:type="gramEnd"/>
+            <w:r>
+              <w:rPr>
+                <w:rFonts w:ascii="Roboto" w:eastAsia="Times New Roman" w:hAnsi="Roboto" w:cs="Times New Roman"/>
+                <w:kern w:val="0"/>
+                <w:sz w:val="21"/>
+                <w:szCs w:val="21"/>
+                <w14:ligatures w14:val="none"/>
+              </w:rPr>
+              <w:t xml:space="preserve"> </w:t>
+            </w:r>
+            <w:proofErr w:type="gramStart"/>
+            <w:r>
+              <w:rPr>
+                <w:rFonts w:ascii="Roboto" w:eastAsia="Times New Roman" w:hAnsi="Roboto" w:cs="Times New Roman"/>
+                <w:kern w:val="0"/>
+                <w:sz w:val="21"/>
+                <w:szCs w:val="21"/>
+                <w14:ligatures w14:val="none"/>
+              </w:rPr>
+              <w:t>requires</w:t>
+            </w:r>
+            <w:proofErr w:type="gramEnd"/>
+            <w:r>
+              <w:rPr>
+                <w:rFonts w:ascii="Roboto" w:eastAsia="Times New Roman" w:hAnsi="Roboto" w:cs="Times New Roman"/>
+                <w:kern w:val="0"/>
+                <w:sz w:val="21"/>
+                <w:szCs w:val="21"/>
+                <w14:ligatures w14:val="none"/>
+              </w:rPr>
+              <w:t xml:space="preserve"> no additional table space.</w:t>
+            </w:r>
+          </w:p>
+        </w:tc>
+        <w:tc>
+          <w:tcPr>
+            <w:tcW w:w="0" w:type="auto"/>
+            <w:tcBorders>
+              <w:bottom w:val="single" w:sz="6" w:space="0" w:color="DCDFE5"/>
+            </w:tcBorders>
+            <w:vAlign w:val="center"/>
+            <w:hideMark/>
+          </w:tcPr>
+          <w:p>
+            <w:pPr>
+              <w:spacing w:before="0" w:beforeAutospacing="0" w:after="0" w:afterAutospacing="0"/>
+              <w:rPr>
+                <w:rFonts w:ascii="Roboto" w:eastAsia="Times New Roman" w:hAnsi="Roboto" w:cs="Times New Roman"/>
+                <w:kern w:val="0"/>
+                <w:sz w:val="21"/>
+                <w:szCs w:val="21"/>
+                <w14:ligatures w14:val="none"/>
+              </w:rPr>
+            </w:pPr>
+            <w:r>
+              <w:rPr>
+                <w:rFonts w:ascii="Roboto" w:eastAsia="Times New Roman" w:hAnsi="Roboto" w:cs="Times New Roman"/>
+                <w:kern w:val="0"/>
+                <w:sz w:val="21"/>
+                <w:szCs w:val="21"/>
+                <w14:ligatures w14:val="none"/>
+              </w:rPr>
+              <w:t>Requires extra disk space for the separate pointer index.</w:t>
+            </w:r>
+          </w:p>
+        </w:tc>
+      </w:tr>
+      <w:tr>
+        <w:trPr>
+          <w:tblCellSpacing w:w="15" w:type="dxa"/>
+        </w:trPr>
+        <w:tc>
+          <w:tcPr>
+            <w:tcW w:w="0" w:type="auto"/>
+            <w:tcBorders>
+              <w:bottom w:val="nil"/>
+            </w:tcBorders>
+            <w:vAlign w:val="center"/>
+            <w:hideMark/>
+          </w:tcPr>
+          <w:p>
+            <w:pPr>
+              <w:spacing w:before="0" w:beforeAutospacing="0" w:after="0" w:afterAutospacing="0"/>
+              <w:rPr>
+                <w:rFonts w:ascii="Roboto" w:eastAsia="Times New Roman" w:hAnsi="Roboto" w:cs="Times New Roman"/>
+                <w:kern w:val="0"/>
+                <w:sz w:val="21"/>
+                <w:szCs w:val="21"/>
+                <w14:ligatures w14:val="none"/>
+              </w:rPr>
+            </w:pPr>
+            <w:r>
+              <w:rPr>
+                <w:rFonts w:ascii="Roboto" w:eastAsia="Times New Roman" w:hAnsi="Roboto" w:cs="Times New Roman"/>
+                <w:b/>
+                <w:bCs/>
+                <w:kern w:val="0"/>
+                <w:sz w:val="21"/>
+                <w:szCs w:val="21"/>
+                <w14:ligatures w14:val="none"/>
+              </w:rPr>
+              <w:t>Best Used For</w:t>
+            </w:r>
+          </w:p>
+        </w:tc>
+        <w:tc>
+          <w:tcPr>
+            <w:tcW w:w="0" w:type="auto"/>
+            <w:tcBorders>
+              <w:bottom w:val="nil"/>
+            </w:tcBorders>
+            <w:vAlign w:val="center"/>
+            <w:hideMark/>
+          </w:tcPr>
+          <w:p>
+            <w:pPr>
+              <w:spacing w:before="0" w:beforeAutospacing="0" w:after="0" w:afterAutospacing="0"/>
+              <w:rPr>
+                <w:rFonts w:ascii="Roboto" w:eastAsia="Times New Roman" w:hAnsi="Roboto" w:cs="Times New Roman"/>
+                <w:kern w:val="0"/>
+                <w:sz w:val="21"/>
+                <w:szCs w:val="21"/>
+                <w14:ligatures w14:val="none"/>
+              </w:rPr>
+            </w:pPr>
+            <w:r>
+              <w:rPr>
+                <w:rFonts w:ascii="Roboto" w:eastAsia="Times New Roman" w:hAnsi="Roboto" w:cs="Times New Roman"/>
+                <w:kern w:val="0"/>
+                <w:sz w:val="21"/>
+                <w:szCs w:val="21"/>
+                <w14:ligatures w14:val="none"/>
+              </w:rPr>
+              <w:t>Range queries, sorting (</w:t>
+            </w:r>
+            <w:r>
+              <w:rPr>
+                <w:rFonts w:ascii="Courier New" w:eastAsia="Times New Roman" w:hAnsi="Courier New" w:cs="Courier New"/>
+                <w:kern w:val="0"/>
+                <w:sz w:val="21"/>
+                <w:szCs w:val="21"/>
+                <w14:ligatures w14:val="none"/>
+              </w:rPr>
+              <w:t>ORDER BY</w:t>
+            </w:r>
+            <w:r>
+              <w:rPr>
+                <w:rFonts w:ascii="Roboto" w:eastAsia="Times New Roman" w:hAnsi="Roboto" w:cs="Times New Roman"/>
+                <w:kern w:val="0"/>
+                <w:sz w:val="21"/>
+                <w:szCs w:val="21"/>
+                <w14:ligatures w14:val="none"/>
+              </w:rPr>
+              <w:t>), and high-frequency lookups.</w:t>
+            </w:r>
+          </w:p>
+        </w:tc>
+        <w:tc>
+          <w:tcPr>
+            <w:tcW w:w="0" w:type="auto"/>
+            <w:tcBorders>
+              <w:bottom w:val="nil"/>
+            </w:tcBorders>
+            <w:vAlign w:val="center"/>
+            <w:hideMark/>
+          </w:tcPr>
+          <w:p>
+            <w:pPr>
+              <w:spacing w:before="0" w:beforeAutospacing="0" w:after="0" w:afterAutospacing="0"/>
+              <w:rPr>
+                <w:rFonts w:ascii="Roboto" w:eastAsia="Times New Roman" w:hAnsi="Roboto" w:cs="Times New Roman"/>
+                <w:kern w:val="0"/>
+                <w:sz w:val="21"/>
+                <w:szCs w:val="21"/>
+                <w14:ligatures w14:val="none"/>
+              </w:rPr>
+            </w:pPr>
+            <w:r>
+              <w:rPr>
+                <w:rFonts w:ascii="Roboto" w:eastAsia="Times New Roman" w:hAnsi="Roboto" w:cs="Times New Roman"/>
+                <w:kern w:val="0"/>
+                <w:sz w:val="21"/>
+                <w:szCs w:val="21"/>
+                <w14:ligatures w14:val="none"/>
+              </w:rPr>
+              <w:t>Exact matches, filtering (</w:t>
+            </w:r>
+            <w:r>
+              <w:rPr>
+                <w:rFonts w:ascii="Courier New" w:eastAsia="Times New Roman" w:hAnsi="Courier New" w:cs="Courier New"/>
+                <w:kern w:val="0"/>
+                <w:sz w:val="21"/>
+                <w:szCs w:val="21"/>
+                <w14:ligatures w14:val="none"/>
+              </w:rPr>
+              <w:t>WHERE</w:t>
+            </w:r>
+            <w:r>
+              <w:rPr>
+                <w:rFonts w:ascii="Roboto" w:eastAsia="Times New Roman" w:hAnsi="Roboto" w:cs="Times New Roman"/>
+                <w:kern w:val="0"/>
+                <w:sz w:val="21"/>
+                <w:szCs w:val="21"/>
+                <w14:ligatures w14:val="none"/>
+              </w:rPr>
+              <w:t>), and specific joins.</w:t>
+            </w:r>
+          </w:p>
+        </w:tc>
+      </w:tr>
+    </w:tbl>
+    <w:p>
+      <w:pPr>
+        <w:spacing w:before="0" w:beforeAutospacing="0" w:after="0" w:afterAutospacing="0"/>
+        <w:rPr>
+          <w:rFonts w:ascii="Roboto" w:eastAsia="Times New Roman" w:hAnsi="Roboto" w:cs="Times New Roman"/>
+          <w:b/>
+          <w:bCs/>
+          <w:kern w:val="0"/>
+          <w:sz w:val="30"/>
+          <w:szCs w:val="30"/>
+          <w14:ligatures w14:val="none"/>
+        </w:rPr>
+      </w:pPr>
+      <w:r>
+        <w:rPr>
+          <w:rFonts w:ascii="Roboto" w:eastAsia="Times New Roman" w:hAnsi="Roboto" w:cs="Times New Roman"/>
+          <w:b/>
+          <w:bCs/>
+          <w:kern w:val="0"/>
+          <w:sz w:val="30"/>
+          <w:szCs w:val="30"/>
+          <w14:ligatures w14:val="none"/>
+        </w:rPr>
+        <w:t>Visual Analogy</w:t>
+      </w:r>
+    </w:p>
+    <w:p>
+      <w:pPr>
+        <w:numPr>
+          <w:ilvl w:val="0"/>
+          <w:numId w:val="5"/>
+        </w:numPr>
+        <w:spacing w:before="0" w:beforeAutospacing="0" w:after="0" w:afterAutospacing="0"/>
+        <w:rPr>
+          <w:rFonts w:ascii="Roboto" w:eastAsia="Times New Roman" w:hAnsi="Roboto" w:cs="Times New Roman"/>
+          <w:kern w:val="0"/>
+          <w14:ligatures w14:val="none"/>
+        </w:rPr>
+      </w:pPr>
+      <w:r>
+        <w:rPr>
+          <w:rFonts w:ascii="Roboto" w:eastAsia="Times New Roman" w:hAnsi="Roboto" w:cs="Times New Roman"/>
+          <w:b/>
+          <w:bCs/>
+          <w:kern w:val="0"/>
+          <w14:ligatures w14:val="none"/>
+        </w:rPr>
+        <w:t>Clustered Index:</w:t>
+      </w:r>
+      <w:r>
+        <w:rPr>
+          <w:rFonts w:ascii="Roboto" w:eastAsia="Times New Roman" w:hAnsi="Roboto" w:cs="Times New Roman"/>
+          <w:kern w:val="0"/>
+          <w14:ligatures w14:val="none"/>
+        </w:rPr>
+        <w:t xml:space="preserve"> Think of a </w:t>
+      </w:r>
+      <w:r>
+        <w:rPr>
+          <w:rFonts w:ascii="Roboto" w:eastAsia="Times New Roman" w:hAnsi="Roboto" w:cs="Times New Roman"/>
+          <w:b/>
+          <w:bCs/>
+          <w:kern w:val="0"/>
+          <w14:ligatures w14:val="none"/>
+        </w:rPr>
+        <w:t>phone book</w:t>
+      </w:r>
+      <w:r>
+        <w:rPr>
+          <w:rFonts w:ascii="Roboto" w:eastAsia="Times New Roman" w:hAnsi="Roboto" w:cs="Times New Roman"/>
+          <w:kern w:val="0"/>
+          <w14:ligatures w14:val="none"/>
+        </w:rPr>
+        <w:t xml:space="preserve">. The data itself is physically organized alphabetically by last name. You do not look up an index at the back; the book </w:t>
+      </w:r>
+      <w:r>
+        <w:rPr>
+          <w:rFonts w:ascii="Roboto" w:eastAsia="Times New Roman" w:hAnsi="Roboto" w:cs="Times New Roman"/>
+          <w:i/>
+          <w:iCs/>
+          <w:kern w:val="0"/>
+          <w14:ligatures w14:val="none"/>
+        </w:rPr>
+        <w:t>is</w:t>
+      </w:r>
+      <w:r>
+        <w:rPr>
+          <w:rFonts w:ascii="Roboto" w:eastAsia="Times New Roman" w:hAnsi="Roboto" w:cs="Times New Roman"/>
+          <w:kern w:val="0"/>
+          <w14:ligatures w14:val="none"/>
+        </w:rPr>
+        <w:t xml:space="preserve"> the index.</w:t>
+      </w:r>
+    </w:p>
+    <w:p>
+      <w:pPr>
+        <w:numPr>
+          <w:ilvl w:val="0"/>
+          <w:numId w:val="5"/>
+        </w:numPr>
+        <w:spacing w:before="0" w:beforeAutospacing="0" w:after="0" w:afterAutospacing="0"/>
+        <w:rPr>
+          <w:rFonts w:ascii="Roboto" w:eastAsia="Times New Roman" w:hAnsi="Roboto" w:cs="Times New Roman"/>
+          <w:kern w:val="0"/>
+          <w14:ligatures w14:val="none"/>
+        </w:rPr>
+      </w:pPr>
+      <w:r>
+        <w:rPr>
+          <w:rFonts w:ascii="Roboto" w:eastAsia="Times New Roman" w:hAnsi="Roboto" w:cs="Times New Roman"/>
+          <w:b/>
+          <w:bCs/>
+          <w:kern w:val="0"/>
+          <w14:ligatures w14:val="none"/>
+        </w:rPr>
+        <w:t>Non-Clustered Index:</w:t>
+      </w:r>
+      <w:r>
+        <w:rPr>
+          <w:rFonts w:ascii="Roboto" w:eastAsia="Times New Roman" w:hAnsi="Roboto" w:cs="Times New Roman"/>
+          <w:kern w:val="0"/>
+          <w14:ligatures w14:val="none"/>
+        </w:rPr>
+        <w:t xml:space="preserve"> Think of an </w:t>
+      </w:r>
+      <w:r>
+        <w:rPr>
+          <w:rFonts w:ascii="Roboto" w:eastAsia="Times New Roman" w:hAnsi="Roboto" w:cs="Times New Roman"/>
+          <w:b/>
+          <w:bCs/>
+          <w:kern w:val="0"/>
+          <w14:ligatures w14:val="none"/>
+        </w:rPr>
+        <w:t>index at the back of a textbook</w:t>
+      </w:r>
+      <w:r>
+        <w:rPr>
+          <w:rFonts w:ascii="Roboto" w:eastAsia="Times New Roman" w:hAnsi="Roboto" w:cs="Times New Roman"/>
+          <w:kern w:val="0"/>
+          <w14:ligatures w14:val="none"/>
+        </w:rPr>
+        <w:t>. The book is organized by chapters (or unordered like a heap), but the index tells you exactly which page number to jump to for a specific word.</w:t>
+      </w:r>
+    </w:p>
+    <w:p>
+      <w:pPr>
+        <w:spacing w:before="0" w:beforeAutospacing="0" w:after="0" w:afterAutospacing="0"/>
+        <w:rPr>
+          <w:rFonts w:ascii="Roboto" w:eastAsia="Times New Roman" w:hAnsi="Roboto" w:cs="Times New Roman"/>
+          <w:kern w:val="0"/>
+          <w14:ligatures w14:val="none"/>
+        </w:rPr>
+      </w:pPr>
+    </w:p>
+    <w:p>
+      <w:pPr>
+        <w:pBdr>
+          <w:bottom w:val="single" w:sz="6" w:space="1" w:color="auto"/>
+        </w:pBdr>
+        <w:spacing w:before="0" w:beforeAutospacing="0" w:after="0" w:afterAutospacing="0"/>
+        <w:rPr>
+          <w:rFonts w:ascii="Roboto" w:eastAsia="Times New Roman" w:hAnsi="Roboto" w:cs="Times New Roman"/>
+          <w:kern w:val="0"/>
+          <w14:ligatures w14:val="none"/>
+        </w:rPr>
+      </w:pPr>
+    </w:p>
+    <w:p>
+      <w:pPr>
+        <w:spacing w:before="0" w:beforeAutospacing="0" w:after="0" w:afterAutospacing="0"/>
+        <w:rPr>
+          <w:rFonts w:ascii="Roboto" w:eastAsia="Times New Roman" w:hAnsi="Roboto" w:cs="Times New Roman"/>
+          <w:kern w:val="0"/>
+          <w14:ligatures w14:val="none"/>
+        </w:rPr>
+      </w:pPr>
+    </w:p>
+    <w:p>
+      <w:pPr>
+        <w:spacing w:before="0" w:beforeAutospacing="0" w:after="0" w:afterAutospacing="0"/>
+        <w:rPr>
+          <w:rFonts w:ascii="Roboto" w:eastAsia="Times New Roman" w:hAnsi="Roboto" w:cs="Times New Roman"/>
+          <w:kern w:val="0"/>
+          <w14:ligatures w14:val="none"/>
+        </w:rPr>
+      </w:pPr>
+    </w:p>
+    <w:p>
+      <w:pPr>
+        <w:spacing w:before="0" w:beforeAutospacing="0" w:after="0" w:afterAutospacing="0"/>
+        <w:rPr>
+          <w:rFonts w:ascii="Roboto" w:eastAsia="Times New Roman" w:hAnsi="Roboto" w:cs="Times New Roman"/>
+          <w:kern w:val="0"/>
+          <w14:ligatures w14:val="none"/>
+        </w:rPr>
+      </w:pPr>
+    </w:p>
+    <w:p>
+      <w:pPr>
+        <w:spacing w:before="0" w:beforeAutospacing="0" w:after="0" w:afterAutospacing="0"/>
+        <w:rPr>
+          <w:rFonts w:ascii="Roboto" w:eastAsia="Times New Roman" w:hAnsi="Roboto" w:cs="Times New Roman"/>
+          <w:kern w:val="0"/>
+          <w14:ligatures w14:val="none"/>
+        </w:rPr>
+      </w:pPr>
+      <w:r>
+        <w:rPr>
+          <w:rFonts w:ascii="Roboto" w:eastAsia="Times New Roman" w:hAnsi="Roboto" w:cs="Times New Roman"/>
+          <w:kern w:val="0"/>
+          <w14:ligatures w14:val="none"/>
+        </w:rPr>
+        <w:t>IIF condition:</w:t>
+      </w:r>
+    </w:p>
+    <w:p>
+      <w:pPr>
+        <w:spacing w:before="0" w:beforeAutospacing="0" w:after="0" w:afterAutospacing="0"/>
+        <w:rPr>
+          <w:rFonts w:ascii="Roboto" w:eastAsia="Times New Roman" w:hAnsi="Roboto" w:cs="Times New Roman"/>
+          <w:kern w:val="0"/>
+          <w14:ligatures w14:val="none"/>
+        </w:rPr>
+      </w:pPr>
+    </w:p>
+    <w:p>
+      <w:pPr>
+        <w:spacing w:before="0" w:beforeAutospacing="0" w:after="0" w:afterAutospacing="0"/>
+        <w:rPr>
+          <w:rFonts w:ascii="Roboto" w:eastAsia="Times New Roman" w:hAnsi="Roboto" w:cs="Times New Roman"/>
+          <w:kern w:val="0"/>
+          <w14:ligatures w14:val="none"/>
+        </w:rPr>
+      </w:pPr>
+      <w:r>
+        <w:rPr>
+          <w:rFonts w:ascii="Roboto" w:eastAsia="Times New Roman" w:hAnsi="Roboto" w:cs="Times New Roman"/>
+          <w:kern w:val="0"/>
+          <w14:ligatures w14:val="none"/>
+        </w:rPr>
+        <w:t>IIF (</w:t>
+      </w:r>
+      <w:r>
+        <w:rPr>
+          <w:rFonts w:ascii="Roboto" w:eastAsia="Times New Roman" w:hAnsi="Roboto" w:cs="Times New Roman"/>
+          <w:kern w:val="0"/>
+          <w14:ligatures w14:val="none"/>
+        </w:rPr>
+        <w:t>condition</w:t>
+      </w:r>
+      <w:r>
+        <w:rPr>
+          <w:rFonts w:ascii="Roboto" w:eastAsia="Times New Roman" w:hAnsi="Roboto" w:cs="Times New Roman"/>
+          <w:kern w:val="0"/>
+          <w14:ligatures w14:val="none"/>
+        </w:rPr>
+        <w:t>, true</w:t>
+      </w:r>
+      <w:r>
+        <w:rPr>
+          <w:rFonts w:ascii="Roboto" w:eastAsia="Times New Roman" w:hAnsi="Roboto" w:cs="Times New Roman"/>
+          <w:kern w:val="0"/>
+          <w14:ligatures w14:val="none"/>
+        </w:rPr>
+        <w:t xml:space="preserve"> statement</w:t>
+      </w:r>
+      <w:r>
+        <w:rPr>
+          <w:rFonts w:ascii="Roboto" w:eastAsia="Times New Roman" w:hAnsi="Roboto" w:cs="Times New Roman"/>
+          <w:kern w:val="0"/>
+          <w14:ligatures w14:val="none"/>
+        </w:rPr>
+        <w:t>, false_value)</w:t>
+      </w:r>
+    </w:p>
+    <w:p>
+      <w:pPr>
+        <w:spacing w:before="0" w:beforeAutospacing="0" w:after="0" w:afterAutospacing="0"/>
+        <w:rPr>
+          <w:rFonts w:ascii="Roboto" w:eastAsia="Times New Roman" w:hAnsi="Roboto" w:cs="Times New Roman"/>
+          <w:kern w:val="0"/>
+          <w14:ligatures w14:val="none"/>
+        </w:rPr>
+      </w:pPr>
+    </w:p>
+    <w:p>
+      <w:pPr>
+        <w:spacing w:before="0" w:beforeAutospacing="0" w:after="0" w:afterAutospacing="0"/>
+        <w:rPr>
+          <w:rFonts w:ascii="Roboto" w:eastAsia="Times New Roman" w:hAnsi="Roboto" w:cs="Times New Roman"/>
+          <w:kern w:val="0"/>
+          <w14:ligatures w14:val="none"/>
+        </w:rPr>
+      </w:pPr>
+      <w:r>
+        <w:rPr>
+          <w:rFonts w:ascii="Roboto" w:eastAsia="Times New Roman" w:hAnsi="Roboto" w:cs="Times New Roman"/>
+          <w:kern w:val="0"/>
+          <w14:ligatures w14:val="none"/>
+        </w:rPr>
+        <w:drawing>
+          <wp:inline distT="0" distB="0" distL="0" distR="0" wp14:anchorId="679DA7A5" wp14:editId="26355C61">
+            <wp:extent cx="5052498" cy="2461473"/>
+            <wp:effectExtent l="0" t="0" r="0" b="0"/>
+            <wp:docPr id="1320913399" name="Picture 1"/>
+            <wp:cNvGraphicFramePr>
+              <a:graphicFrameLocks xmlns:a="http://schemas.openxmlformats.org/drawingml/2006/main" noChangeAspect="1"/>
+            </wp:cNvGraphicFramePr>
+            <a:graphic xmlns:a="http://schemas.openxmlformats.org/drawingml/2006/main">
+              <a:graphicData uri="http://schemas.openxmlformats.org/drawingml/2006/picture">
+                <pic:pic xmlns:pic="http://schemas.openxmlformats.org/drawingml/2006/picture">
+                  <pic:nvPicPr>
+                    <pic:cNvPr id="1320913399" name=""/>
+                    <pic:cNvPicPr/>
+                  </pic:nvPicPr>
+                  <pic:blipFill>
+                    <a:blip r:embed="rId15"/>
+                    <a:stretch>
+                      <a:fillRect/>
+                    </a:stretch>
+                  </pic:blipFill>
+                  <pic:spPr>
+                    <a:xfrm>
+                      <a:off x="0" y="0"/>
+                      <a:ext cx="5052498" cy="2461473"/>
+                    </a:xfrm>
+                    <a:prstGeom prst="rect">
+                      <a:avLst/>
+                    </a:prstGeom>
+                  </pic:spPr>
+                </pic:pic>
+              </a:graphicData>
+            </a:graphic>
+          </wp:inline>
+        </w:drawing>
+      </w:r>
+    </w:p>
+    <w:p/>
+    <w:p/>
+    <w:p>
+      <w:pPr>
+        <w:pBdr>
+          <w:bottom w:val="single" w:sz="6" w:space="1" w:color="auto"/>
+        </w:pBdr>
+      </w:pPr>
+    </w:p>
+    <w:p>
+      <w:r>
+        <w:t>Composite Index: An index on two or more columns</w:t>
+      </w:r>
+    </w:p>
+    <w:p>
+      <w:r>
+        <w:t>Both clustered and non-clustered indexes can be composite indexes.</w:t>
+      </w:r>
+      <w:r>
+        <w:br/>
+        <w:t xml:space="preserve">composite indexes are especially useful in two </w:t>
+      </w:r>
+      <w:proofErr w:type="gramStart"/>
+      <w:r>
+        <w:t>different  circumstances</w:t>
+      </w:r>
+      <w:proofErr w:type="gramEnd"/>
+      <w:r>
+        <w:t>.</w:t>
+      </w:r>
+    </w:p>
     <w:p>
       <w:pPr>
         <w:pStyle w:val="ListParagraph"/>
-      </w:pPr>
+        <w:numPr>
+          <w:ilvl w:val="0"/>
+          <w:numId w:val="6"/>
+        </w:numPr>
+      </w:pPr>
+      <w:r>
+        <w:t>To cover a query</w:t>
+      </w:r>
     </w:p>
     <w:p>
       <w:pPr>
         <w:pStyle w:val="ListParagraph"/>
+        <w:numPr>
+          <w:ilvl w:val="0"/>
+          <w:numId w:val="6"/>
+        </w:numPr>
+      </w:pPr>
+      <w:r>
+        <w:t xml:space="preserve">To help </w:t>
+      </w:r>
+      <w:proofErr w:type="gramStart"/>
+      <w:r>
+        <w:t>the match</w:t>
+      </w:r>
+      <w:proofErr w:type="gramEnd"/>
+      <w:r>
+        <w:t xml:space="preserve"> the search criteria </w:t>
+      </w:r>
+      <w:proofErr w:type="gramStart"/>
+      <w:r>
+        <w:t>of</w:t>
+      </w:r>
+      <w:proofErr w:type="gramEnd"/>
+      <w:r>
+        <w:t xml:space="preserve"> specific queries. </w:t>
+      </w:r>
+    </w:p>
+    <w:p/>
+    <w:p/>
+    <w:p/>
+    <w:p/>
+    <w:p/>
+    <w:p/>
+    <w:p/>
+    <w:p/>
+    <w:p>
+      <w:pPr>
+        <w:pBdr>
+          <w:bottom w:val="single" w:sz="6" w:space="1" w:color="auto"/>
+        </w:pBdr>
+      </w:pPr>
+    </w:p>
+    <w:p>
+      <w:r>
+        <w:t>Correlated Sub queries</w:t>
+      </w:r>
+    </w:p>
+    <w:p>
+      <w:pPr>
+        <w:pStyle w:val="ListParagraph"/>
+        <w:numPr>
+          <w:ilvl w:val="0"/>
+          <w:numId w:val="7"/>
+        </w:numPr>
+      </w:pPr>
+      <w:r>
+        <w:t>Used for row-by-row processing.</w:t>
+      </w:r>
+    </w:p>
+    <w:p>
+      <w:pPr>
+        <w:pStyle w:val="ListParagraph"/>
+        <w:numPr>
+          <w:ilvl w:val="0"/>
+          <w:numId w:val="7"/>
+        </w:numPr>
+      </w:pPr>
+      <w:r>
+        <w:t>Each subquery is executed once for every row of the outer query</w:t>
+      </w:r>
+    </w:p>
+    <w:p/>
+    <w:p>
+      <w:pPr>
+        <w:spacing w:before="0" w:beforeAutospacing="0" w:after="0" w:afterAutospacing="0"/>
+        <w:rPr>
+          <w:rFonts w:ascii="Roboto" w:eastAsia="Times New Roman" w:hAnsi="Roboto" w:cs="Times New Roman"/>
+          <w:kern w:val="0"/>
+          <w14:ligatures w14:val="none"/>
+        </w:rPr>
+      </w:pPr>
+      <w:r>
+        <w:rPr>
+          <w:rFonts w:ascii="Roboto" w:eastAsia="Times New Roman" w:hAnsi="Roboto" w:cs="Times New Roman"/>
+          <w:kern w:val="0"/>
+          <w14:ligatures w14:val="none"/>
+        </w:rPr>
+        <w:t xml:space="preserve">The primary difference is that a </w:t>
+      </w:r>
+      <w:r>
+        <w:rPr>
+          <w:rFonts w:ascii="Roboto" w:eastAsia="Times New Roman" w:hAnsi="Roboto" w:cs="Times New Roman"/>
+          <w:b/>
+          <w:bCs/>
+          <w:kern w:val="0"/>
+          <w14:ligatures w14:val="none"/>
+        </w:rPr>
+        <w:t>subquery</w:t>
+      </w:r>
+      <w:r>
+        <w:rPr>
+          <w:rFonts w:ascii="Roboto" w:eastAsia="Times New Roman" w:hAnsi="Roboto" w:cs="Times New Roman"/>
+          <w:kern w:val="0"/>
+          <w14:ligatures w14:val="none"/>
+        </w:rPr>
+        <w:t xml:space="preserve"> can run independently of the main query, while a </w:t>
+      </w:r>
+      <w:r>
+        <w:rPr>
+          <w:rFonts w:ascii="Roboto" w:eastAsia="Times New Roman" w:hAnsi="Roboto" w:cs="Times New Roman"/>
+          <w:b/>
+          <w:bCs/>
+          <w:kern w:val="0"/>
+          <w14:ligatures w14:val="none"/>
+        </w:rPr>
+        <w:t>correlated subquery</w:t>
+      </w:r>
+      <w:r>
+        <w:rPr>
+          <w:rFonts w:ascii="Roboto" w:eastAsia="Times New Roman" w:hAnsi="Roboto" w:cs="Times New Roman"/>
+          <w:kern w:val="0"/>
+          <w14:ligatures w14:val="none"/>
+        </w:rPr>
+        <w:t xml:space="preserve"> depends on data from the main query and must run once for every single row processed. [</w:t>
+      </w:r>
+      <w:hyperlink r:id="rId16" w:history="1">
+        <w:r>
+          <w:rPr>
+            <w:rFonts w:ascii="Roboto" w:eastAsia="Times New Roman" w:hAnsi="Roboto" w:cs="Times New Roman"/>
+            <w:color w:val="0000FF"/>
+            <w:kern w:val="0"/>
+            <w:u w:val="single"/>
+            <w14:ligatures w14:val="none"/>
+          </w:rPr>
+          <w:t>1</w:t>
+        </w:r>
+      </w:hyperlink>
+      <w:r>
+        <w:rPr>
+          <w:rFonts w:ascii="Roboto" w:eastAsia="Times New Roman" w:hAnsi="Roboto" w:cs="Times New Roman"/>
+          <w:kern w:val="0"/>
+          <w14:ligatures w14:val="none"/>
+        </w:rPr>
+        <w:t xml:space="preserve">, </w:t>
+      </w:r>
+      <w:hyperlink r:id="rId17" w:history="1">
+        <w:r>
+          <w:rPr>
+            <w:rFonts w:ascii="Roboto" w:eastAsia="Times New Roman" w:hAnsi="Roboto" w:cs="Times New Roman"/>
+            <w:color w:val="0000FF"/>
+            <w:kern w:val="0"/>
+            <w:u w:val="single"/>
+            <w14:ligatures w14:val="none"/>
+          </w:rPr>
+          <w:t>2</w:t>
+        </w:r>
+      </w:hyperlink>
+      <w:r>
+        <w:rPr>
+          <w:rFonts w:ascii="Roboto" w:eastAsia="Times New Roman" w:hAnsi="Roboto" w:cs="Times New Roman"/>
+          <w:kern w:val="0"/>
+          <w14:ligatures w14:val="none"/>
+        </w:rPr>
+        <w:t xml:space="preserve">, </w:t>
+      </w:r>
+      <w:hyperlink r:id="rId18" w:history="1">
+        <w:r>
+          <w:rPr>
+            <w:rFonts w:ascii="Roboto" w:eastAsia="Times New Roman" w:hAnsi="Roboto" w:cs="Times New Roman"/>
+            <w:color w:val="0000FF"/>
+            <w:kern w:val="0"/>
+            <w:u w:val="single"/>
+            <w14:ligatures w14:val="none"/>
+          </w:rPr>
+          <w:t>3</w:t>
+        </w:r>
+      </w:hyperlink>
+      <w:r>
+        <w:rPr>
+          <w:rFonts w:ascii="Roboto" w:eastAsia="Times New Roman" w:hAnsi="Roboto" w:cs="Times New Roman"/>
+          <w:kern w:val="0"/>
+          <w14:ligatures w14:val="none"/>
+        </w:rPr>
+        <w:t xml:space="preserve">, </w:t>
+      </w:r>
+      <w:hyperlink r:id="rId19" w:history="1">
+        <w:r>
+          <w:rPr>
+            <w:rFonts w:ascii="Roboto" w:eastAsia="Times New Roman" w:hAnsi="Roboto" w:cs="Times New Roman"/>
+            <w:color w:val="0000FF"/>
+            <w:kern w:val="0"/>
+            <w:u w:val="single"/>
+            <w14:ligatures w14:val="none"/>
+          </w:rPr>
+          <w:t>4</w:t>
+        </w:r>
+      </w:hyperlink>
+      <w:r>
+        <w:rPr>
+          <w:rFonts w:ascii="Roboto" w:eastAsia="Times New Roman" w:hAnsi="Roboto" w:cs="Times New Roman"/>
+          <w:kern w:val="0"/>
+          <w14:ligatures w14:val="none"/>
+        </w:rPr>
+        <w:t>]</w:t>
+      </w:r>
+    </w:p>
+    <w:p>
+      <w:pPr>
+        <w:spacing w:before="0" w:beforeAutospacing="0" w:after="0" w:afterAutospacing="0"/>
+        <w:rPr>
+          <w:rFonts w:ascii="Roboto" w:eastAsia="Times New Roman" w:hAnsi="Roboto" w:cs="Times New Roman"/>
+          <w:b/>
+          <w:bCs/>
+          <w:kern w:val="0"/>
+          <w:sz w:val="30"/>
+          <w:szCs w:val="30"/>
+          <w14:ligatures w14:val="none"/>
+        </w:rPr>
+      </w:pPr>
+      <w:r>
+        <w:rPr>
+          <w:rFonts w:ascii="Roboto" w:eastAsia="Times New Roman" w:hAnsi="Roboto" w:cs="Times New Roman"/>
+          <w:b/>
+          <w:bCs/>
+          <w:kern w:val="0"/>
+          <w:sz w:val="30"/>
+          <w:szCs w:val="30"/>
+          <w14:ligatures w14:val="none"/>
+        </w:rPr>
+        <w:t>Key Differences</w:t>
+      </w:r>
+    </w:p>
+    <w:tbl>
+      <w:tblPr>
+        <w:tblW w:w="0" w:type="auto"/>
+        <w:tblCellSpacing w:w="15" w:type="dxa"/>
+        <w:tblCellMar>
+          <w:top w:w="15" w:type="dxa"/>
+          <w:left w:w="15" w:type="dxa"/>
+          <w:bottom w:w="15" w:type="dxa"/>
+          <w:right w:w="15" w:type="dxa"/>
+        </w:tblCellMar>
+        <w:tblLook w:val="04A0" w:firstRow="1" w:lastRow="0" w:firstColumn="1" w:lastColumn="0" w:noHBand="0" w:noVBand="1"/>
+      </w:tblPr>
+      <w:tblGrid>
+        <w:gridCol w:w="1307"/>
+        <w:gridCol w:w="3427"/>
+        <w:gridCol w:w="4626"/>
+      </w:tblGrid>
+      <w:tr>
+        <w:trPr>
+          <w:tblCellSpacing w:w="15" w:type="dxa"/>
+        </w:trPr>
+        <w:tc>
+          <w:tcPr>
+            <w:tcW w:w="0" w:type="auto"/>
+            <w:tcBorders>
+              <w:bottom w:val="single" w:sz="6" w:space="0" w:color="DCDFE5"/>
+            </w:tcBorders>
+            <w:vAlign w:val="center"/>
+            <w:hideMark/>
+          </w:tcPr>
+          <w:p>
+            <w:pPr>
+              <w:spacing w:before="0" w:beforeAutospacing="0" w:after="0" w:afterAutospacing="0"/>
+              <w:jc w:val="center"/>
+              <w:rPr>
+                <w:rFonts w:ascii="Roboto" w:eastAsia="Times New Roman" w:hAnsi="Roboto" w:cs="Times New Roman"/>
+                <w:b/>
+                <w:bCs/>
+                <w:kern w:val="0"/>
+                <w:sz w:val="21"/>
+                <w:szCs w:val="21"/>
+                <w14:ligatures w14:val="none"/>
+              </w:rPr>
+            </w:pPr>
+            <w:r>
+              <w:rPr>
+                <w:rFonts w:ascii="Roboto" w:eastAsia="Times New Roman" w:hAnsi="Roboto" w:cs="Times New Roman"/>
+                <w:b/>
+                <w:bCs/>
+                <w:kern w:val="0"/>
+                <w:sz w:val="21"/>
+                <w:szCs w:val="21"/>
+                <w14:ligatures w14:val="none"/>
+              </w:rPr>
+              <w:t>Feature</w:t>
+            </w:r>
+          </w:p>
+        </w:tc>
+        <w:tc>
+          <w:tcPr>
+            <w:tcW w:w="0" w:type="auto"/>
+            <w:tcBorders>
+              <w:bottom w:val="single" w:sz="6" w:space="0" w:color="DCDFE5"/>
+            </w:tcBorders>
+            <w:vAlign w:val="center"/>
+            <w:hideMark/>
+          </w:tcPr>
+          <w:p>
+            <w:pPr>
+              <w:spacing w:before="0" w:beforeAutospacing="0" w:after="0" w:afterAutospacing="0"/>
+              <w:jc w:val="center"/>
+              <w:rPr>
+                <w:rFonts w:ascii="Roboto" w:eastAsia="Times New Roman" w:hAnsi="Roboto" w:cs="Times New Roman"/>
+                <w:b/>
+                <w:bCs/>
+                <w:kern w:val="0"/>
+                <w:sz w:val="21"/>
+                <w:szCs w:val="21"/>
+                <w14:ligatures w14:val="none"/>
+              </w:rPr>
+            </w:pPr>
+            <w:r>
+              <w:rPr>
+                <w:rFonts w:ascii="Roboto" w:eastAsia="Times New Roman" w:hAnsi="Roboto" w:cs="Times New Roman"/>
+                <w:b/>
+                <w:bCs/>
+                <w:kern w:val="0"/>
+                <w:sz w:val="21"/>
+                <w:szCs w:val="21"/>
+                <w14:ligatures w14:val="none"/>
+              </w:rPr>
+              <w:t>Standard Subquery (Independent)</w:t>
+            </w:r>
+          </w:p>
+        </w:tc>
+        <w:tc>
+          <w:tcPr>
+            <w:tcW w:w="0" w:type="auto"/>
+            <w:tcBorders>
+              <w:bottom w:val="single" w:sz="6" w:space="0" w:color="DCDFE5"/>
+            </w:tcBorders>
+            <w:vAlign w:val="center"/>
+            <w:hideMark/>
+          </w:tcPr>
+          <w:p>
+            <w:pPr>
+              <w:spacing w:before="0" w:beforeAutospacing="0" w:after="0" w:afterAutospacing="0"/>
+              <w:jc w:val="center"/>
+              <w:rPr>
+                <w:rFonts w:ascii="Roboto" w:eastAsia="Times New Roman" w:hAnsi="Roboto" w:cs="Times New Roman"/>
+                <w:b/>
+                <w:bCs/>
+                <w:kern w:val="0"/>
+                <w:sz w:val="21"/>
+                <w:szCs w:val="21"/>
+                <w14:ligatures w14:val="none"/>
+              </w:rPr>
+            </w:pPr>
+            <w:r>
+              <w:rPr>
+                <w:rFonts w:ascii="Roboto" w:eastAsia="Times New Roman" w:hAnsi="Roboto" w:cs="Times New Roman"/>
+                <w:b/>
+                <w:bCs/>
+                <w:kern w:val="0"/>
+                <w:sz w:val="21"/>
+                <w:szCs w:val="21"/>
+                <w14:ligatures w14:val="none"/>
+              </w:rPr>
+              <w:t>Correlated Subquery</w:t>
+            </w:r>
+          </w:p>
+        </w:tc>
+      </w:tr>
+      <w:tr>
+        <w:trPr>
+          <w:tblCellSpacing w:w="15" w:type="dxa"/>
+        </w:trPr>
+        <w:tc>
+          <w:tcPr>
+            <w:tcW w:w="0" w:type="auto"/>
+            <w:tcBorders>
+              <w:bottom w:val="single" w:sz="6" w:space="0" w:color="DCDFE5"/>
+            </w:tcBorders>
+            <w:vAlign w:val="center"/>
+            <w:hideMark/>
+          </w:tcPr>
+          <w:p>
+            <w:pPr>
+              <w:spacing w:before="0" w:beforeAutospacing="0" w:after="0" w:afterAutospacing="0"/>
+              <w:rPr>
+                <w:rFonts w:ascii="Roboto" w:eastAsia="Times New Roman" w:hAnsi="Roboto" w:cs="Times New Roman"/>
+                <w:kern w:val="0"/>
+                <w:sz w:val="21"/>
+                <w:szCs w:val="21"/>
+                <w14:ligatures w14:val="none"/>
+              </w:rPr>
+            </w:pPr>
+            <w:r>
+              <w:rPr>
+                <w:rFonts w:ascii="Roboto" w:eastAsia="Times New Roman" w:hAnsi="Roboto" w:cs="Times New Roman"/>
+                <w:b/>
+                <w:bCs/>
+                <w:kern w:val="0"/>
+                <w:sz w:val="21"/>
+                <w:szCs w:val="21"/>
+                <w14:ligatures w14:val="none"/>
+              </w:rPr>
+              <w:t>Dependency</w:t>
+            </w:r>
+          </w:p>
+        </w:tc>
+        <w:tc>
+          <w:tcPr>
+            <w:tcW w:w="0" w:type="auto"/>
+            <w:tcBorders>
+              <w:bottom w:val="single" w:sz="6" w:space="0" w:color="DCDFE5"/>
+            </w:tcBorders>
+            <w:vAlign w:val="center"/>
+            <w:hideMark/>
+          </w:tcPr>
+          <w:p>
+            <w:pPr>
+              <w:spacing w:before="0" w:beforeAutospacing="0" w:after="0" w:afterAutospacing="0"/>
+              <w:rPr>
+                <w:rFonts w:ascii="Roboto" w:eastAsia="Times New Roman" w:hAnsi="Roboto" w:cs="Times New Roman"/>
+                <w:kern w:val="0"/>
+                <w:sz w:val="21"/>
+                <w:szCs w:val="21"/>
+                <w14:ligatures w14:val="none"/>
+              </w:rPr>
+            </w:pPr>
+            <w:r>
+              <w:rPr>
+                <w:rFonts w:ascii="Roboto" w:eastAsia="Times New Roman" w:hAnsi="Roboto" w:cs="Times New Roman"/>
+                <w:kern w:val="0"/>
+                <w:sz w:val="21"/>
+                <w:szCs w:val="21"/>
+                <w14:ligatures w14:val="none"/>
+              </w:rPr>
+              <w:t>Completely independent of the outer query.</w:t>
+            </w:r>
+          </w:p>
+        </w:tc>
+        <w:tc>
+          <w:tcPr>
+            <w:tcW w:w="0" w:type="auto"/>
+            <w:tcBorders>
+              <w:bottom w:val="single" w:sz="6" w:space="0" w:color="DCDFE5"/>
+            </w:tcBorders>
+            <w:vAlign w:val="center"/>
+            <w:hideMark/>
+          </w:tcPr>
+          <w:p>
+            <w:pPr>
+              <w:spacing w:before="0" w:beforeAutospacing="0" w:after="0" w:afterAutospacing="0"/>
+              <w:rPr>
+                <w:rFonts w:ascii="Roboto" w:eastAsia="Times New Roman" w:hAnsi="Roboto" w:cs="Times New Roman"/>
+                <w:kern w:val="0"/>
+                <w:sz w:val="21"/>
+                <w:szCs w:val="21"/>
+                <w14:ligatures w14:val="none"/>
+              </w:rPr>
+            </w:pPr>
+            <w:r>
+              <w:rPr>
+                <w:rFonts w:ascii="Roboto" w:eastAsia="Times New Roman" w:hAnsi="Roboto" w:cs="Times New Roman"/>
+                <w:kern w:val="0"/>
+                <w:sz w:val="21"/>
+                <w:szCs w:val="21"/>
+                <w14:ligatures w14:val="none"/>
+              </w:rPr>
+              <w:t>Relies on columns from the outer query.</w:t>
+            </w:r>
+          </w:p>
+        </w:tc>
+      </w:tr>
+      <w:tr>
+        <w:trPr>
+          <w:tblCellSpacing w:w="15" w:type="dxa"/>
+        </w:trPr>
+        <w:tc>
+          <w:tcPr>
+            <w:tcW w:w="0" w:type="auto"/>
+            <w:tcBorders>
+              <w:bottom w:val="single" w:sz="6" w:space="0" w:color="DCDFE5"/>
+            </w:tcBorders>
+            <w:vAlign w:val="center"/>
+            <w:hideMark/>
+          </w:tcPr>
+          <w:p>
+            <w:pPr>
+              <w:spacing w:before="0" w:beforeAutospacing="0" w:after="0" w:afterAutospacing="0"/>
+              <w:rPr>
+                <w:rFonts w:ascii="Roboto" w:eastAsia="Times New Roman" w:hAnsi="Roboto" w:cs="Times New Roman"/>
+                <w:kern w:val="0"/>
+                <w:sz w:val="21"/>
+                <w:szCs w:val="21"/>
+                <w14:ligatures w14:val="none"/>
+              </w:rPr>
+            </w:pPr>
+            <w:r>
+              <w:rPr>
+                <w:rFonts w:ascii="Roboto" w:eastAsia="Times New Roman" w:hAnsi="Roboto" w:cs="Times New Roman"/>
+                <w:b/>
+                <w:bCs/>
+                <w:kern w:val="0"/>
+                <w:sz w:val="21"/>
+                <w:szCs w:val="21"/>
+                <w14:ligatures w14:val="none"/>
+              </w:rPr>
+              <w:lastRenderedPageBreak/>
+              <w:t>Execution</w:t>
+            </w:r>
+          </w:p>
+        </w:tc>
+        <w:tc>
+          <w:tcPr>
+            <w:tcW w:w="0" w:type="auto"/>
+            <w:tcBorders>
+              <w:bottom w:val="single" w:sz="6" w:space="0" w:color="DCDFE5"/>
+            </w:tcBorders>
+            <w:vAlign w:val="center"/>
+            <w:hideMark/>
+          </w:tcPr>
+          <w:p>
+            <w:pPr>
+              <w:spacing w:before="0" w:beforeAutospacing="0" w:after="0" w:afterAutospacing="0"/>
+              <w:rPr>
+                <w:rFonts w:ascii="Roboto" w:eastAsia="Times New Roman" w:hAnsi="Roboto" w:cs="Times New Roman"/>
+                <w:kern w:val="0"/>
+                <w:sz w:val="21"/>
+                <w:szCs w:val="21"/>
+                <w14:ligatures w14:val="none"/>
+              </w:rPr>
+            </w:pPr>
+            <w:r>
+              <w:rPr>
+                <w:rFonts w:ascii="Roboto" w:eastAsia="Times New Roman" w:hAnsi="Roboto" w:cs="Times New Roman"/>
+                <w:kern w:val="0"/>
+                <w:sz w:val="21"/>
+                <w:szCs w:val="21"/>
+                <w14:ligatures w14:val="none"/>
+              </w:rPr>
+              <w:t xml:space="preserve">Runs </w:t>
+            </w:r>
+            <w:r>
+              <w:rPr>
+                <w:rFonts w:ascii="Roboto" w:eastAsia="Times New Roman" w:hAnsi="Roboto" w:cs="Times New Roman"/>
+                <w:b/>
+                <w:bCs/>
+                <w:kern w:val="0"/>
+                <w:sz w:val="21"/>
+                <w:szCs w:val="21"/>
+                <w14:ligatures w14:val="none"/>
+              </w:rPr>
+              <w:t>only once</w:t>
+            </w:r>
+            <w:r>
+              <w:rPr>
+                <w:rFonts w:ascii="Roboto" w:eastAsia="Times New Roman" w:hAnsi="Roboto" w:cs="Times New Roman"/>
+                <w:kern w:val="0"/>
+                <w:sz w:val="21"/>
+                <w:szCs w:val="21"/>
+                <w14:ligatures w14:val="none"/>
+              </w:rPr>
+              <w:t>, and the result is passed to the outer query.</w:t>
+            </w:r>
+          </w:p>
+        </w:tc>
+        <w:tc>
+          <w:tcPr>
+            <w:tcW w:w="0" w:type="auto"/>
+            <w:tcBorders>
+              <w:bottom w:val="single" w:sz="6" w:space="0" w:color="DCDFE5"/>
+            </w:tcBorders>
+            <w:vAlign w:val="center"/>
+            <w:hideMark/>
+          </w:tcPr>
+          <w:p>
+            <w:pPr>
+              <w:spacing w:before="0" w:beforeAutospacing="0" w:after="0" w:afterAutospacing="0"/>
+              <w:rPr>
+                <w:rFonts w:ascii="Roboto" w:eastAsia="Times New Roman" w:hAnsi="Roboto" w:cs="Times New Roman"/>
+                <w:kern w:val="0"/>
+                <w:sz w:val="21"/>
+                <w:szCs w:val="21"/>
+                <w14:ligatures w14:val="none"/>
+              </w:rPr>
+            </w:pPr>
+            <w:r>
+              <w:rPr>
+                <w:rFonts w:ascii="Roboto" w:eastAsia="Times New Roman" w:hAnsi="Roboto" w:cs="Times New Roman"/>
+                <w:kern w:val="0"/>
+                <w:sz w:val="21"/>
+                <w:szCs w:val="21"/>
+                <w14:ligatures w14:val="none"/>
+              </w:rPr>
+              <w:t xml:space="preserve">Runs </w:t>
+            </w:r>
+            <w:r>
+              <w:rPr>
+                <w:rFonts w:ascii="Roboto" w:eastAsia="Times New Roman" w:hAnsi="Roboto" w:cs="Times New Roman"/>
+                <w:b/>
+                <w:bCs/>
+                <w:kern w:val="0"/>
+                <w:sz w:val="21"/>
+                <w:szCs w:val="21"/>
+                <w14:ligatures w14:val="none"/>
+              </w:rPr>
+              <w:t>repeatedly</w:t>
+            </w:r>
+            <w:r>
+              <w:rPr>
+                <w:rFonts w:ascii="Roboto" w:eastAsia="Times New Roman" w:hAnsi="Roboto" w:cs="Times New Roman"/>
+                <w:kern w:val="0"/>
+                <w:sz w:val="21"/>
+                <w:szCs w:val="21"/>
+                <w14:ligatures w14:val="none"/>
+              </w:rPr>
+              <w:t xml:space="preserve">, </w:t>
+            </w:r>
+            <w:proofErr w:type="gramStart"/>
+            <w:r>
+              <w:rPr>
+                <w:rFonts w:ascii="Roboto" w:eastAsia="Times New Roman" w:hAnsi="Roboto" w:cs="Times New Roman"/>
+                <w:kern w:val="0"/>
+                <w:sz w:val="21"/>
+                <w:szCs w:val="21"/>
+                <w14:ligatures w14:val="none"/>
+              </w:rPr>
+              <w:t>once for</w:t>
+            </w:r>
+            <w:proofErr w:type="gramEnd"/>
+            <w:r>
+              <w:rPr>
+                <w:rFonts w:ascii="Roboto" w:eastAsia="Times New Roman" w:hAnsi="Roboto" w:cs="Times New Roman"/>
+                <w:kern w:val="0"/>
+                <w:sz w:val="21"/>
+                <w:szCs w:val="21"/>
+                <w14:ligatures w14:val="none"/>
+              </w:rPr>
+              <w:t xml:space="preserve"> every row in the outer query.</w:t>
+            </w:r>
+          </w:p>
+        </w:tc>
+      </w:tr>
+      <w:tr>
+        <w:trPr>
+          <w:tblCellSpacing w:w="15" w:type="dxa"/>
+        </w:trPr>
+        <w:tc>
+          <w:tcPr>
+            <w:tcW w:w="0" w:type="auto"/>
+            <w:tcBorders>
+              <w:bottom w:val="single" w:sz="6" w:space="0" w:color="DCDFE5"/>
+            </w:tcBorders>
+            <w:vAlign w:val="center"/>
+            <w:hideMark/>
+          </w:tcPr>
+          <w:p>
+            <w:pPr>
+              <w:spacing w:before="0" w:beforeAutospacing="0" w:after="0" w:afterAutospacing="0"/>
+              <w:rPr>
+                <w:rFonts w:ascii="Roboto" w:eastAsia="Times New Roman" w:hAnsi="Roboto" w:cs="Times New Roman"/>
+                <w:kern w:val="0"/>
+                <w:sz w:val="21"/>
+                <w:szCs w:val="21"/>
+                <w14:ligatures w14:val="none"/>
+              </w:rPr>
+            </w:pPr>
+            <w:r>
+              <w:rPr>
+                <w:rFonts w:ascii="Roboto" w:eastAsia="Times New Roman" w:hAnsi="Roboto" w:cs="Times New Roman"/>
+                <w:b/>
+                <w:bCs/>
+                <w:kern w:val="0"/>
+                <w:sz w:val="21"/>
+                <w:szCs w:val="21"/>
+                <w14:ligatures w14:val="none"/>
+              </w:rPr>
+              <w:t>Performance</w:t>
+            </w:r>
+          </w:p>
+        </w:tc>
+        <w:tc>
+          <w:tcPr>
+            <w:tcW w:w="0" w:type="auto"/>
+            <w:tcBorders>
+              <w:bottom w:val="single" w:sz="6" w:space="0" w:color="DCDFE5"/>
+            </w:tcBorders>
+            <w:vAlign w:val="center"/>
+            <w:hideMark/>
+          </w:tcPr>
+          <w:p>
+            <w:pPr>
+              <w:spacing w:before="0" w:beforeAutospacing="0" w:after="0" w:afterAutospacing="0"/>
+              <w:rPr>
+                <w:rFonts w:ascii="Roboto" w:eastAsia="Times New Roman" w:hAnsi="Roboto" w:cs="Times New Roman"/>
+                <w:kern w:val="0"/>
+                <w:sz w:val="21"/>
+                <w:szCs w:val="21"/>
+                <w14:ligatures w14:val="none"/>
+              </w:rPr>
+            </w:pPr>
+            <w:r>
+              <w:rPr>
+                <w:rFonts w:ascii="Roboto" w:eastAsia="Times New Roman" w:hAnsi="Roboto" w:cs="Times New Roman"/>
+                <w:kern w:val="0"/>
+                <w:sz w:val="21"/>
+                <w:szCs w:val="21"/>
+                <w14:ligatures w14:val="none"/>
+              </w:rPr>
+              <w:t>Generally fast because it executes a single time.</w:t>
+            </w:r>
+          </w:p>
+        </w:tc>
+        <w:tc>
+          <w:tcPr>
+            <w:tcW w:w="0" w:type="auto"/>
+            <w:tcBorders>
+              <w:bottom w:val="single" w:sz="6" w:space="0" w:color="DCDFE5"/>
+            </w:tcBorders>
+            <w:vAlign w:val="center"/>
+            <w:hideMark/>
+          </w:tcPr>
+          <w:p>
+            <w:pPr>
+              <w:spacing w:before="0" w:beforeAutospacing="0" w:after="0" w:afterAutospacing="0"/>
+              <w:rPr>
+                <w:rFonts w:ascii="Roboto" w:eastAsia="Times New Roman" w:hAnsi="Roboto" w:cs="Times New Roman"/>
+                <w:kern w:val="0"/>
+                <w:sz w:val="21"/>
+                <w:szCs w:val="21"/>
+                <w14:ligatures w14:val="none"/>
+              </w:rPr>
+            </w:pPr>
+            <w:proofErr w:type="gramStart"/>
+            <w:r>
+              <w:rPr>
+                <w:rFonts w:ascii="Roboto" w:eastAsia="Times New Roman" w:hAnsi="Roboto" w:cs="Times New Roman"/>
+                <w:kern w:val="0"/>
+                <w:sz w:val="21"/>
+                <w:szCs w:val="21"/>
+                <w14:ligatures w14:val="none"/>
+              </w:rPr>
+              <w:t>Can</w:t>
+            </w:r>
+            <w:proofErr w:type="gramEnd"/>
+            <w:r>
+              <w:rPr>
+                <w:rFonts w:ascii="Roboto" w:eastAsia="Times New Roman" w:hAnsi="Roboto" w:cs="Times New Roman"/>
+                <w:kern w:val="0"/>
+                <w:sz w:val="21"/>
+                <w:szCs w:val="21"/>
+                <w14:ligatures w14:val="none"/>
+              </w:rPr>
+              <w:t xml:space="preserve"> be slow on large tables due to row-by-row execution.</w:t>
+            </w:r>
+          </w:p>
+        </w:tc>
+      </w:tr>
+      <w:tr>
+        <w:trPr>
+          <w:tblCellSpacing w:w="15" w:type="dxa"/>
+        </w:trPr>
+        <w:tc>
+          <w:tcPr>
+            <w:tcW w:w="0" w:type="auto"/>
+            <w:tcBorders>
+              <w:bottom w:val="nil"/>
+            </w:tcBorders>
+            <w:vAlign w:val="center"/>
+            <w:hideMark/>
+          </w:tcPr>
+          <w:p>
+            <w:pPr>
+              <w:spacing w:before="0" w:beforeAutospacing="0" w:after="0" w:afterAutospacing="0"/>
+              <w:rPr>
+                <w:rFonts w:ascii="Roboto" w:eastAsia="Times New Roman" w:hAnsi="Roboto" w:cs="Times New Roman"/>
+                <w:kern w:val="0"/>
+                <w:sz w:val="21"/>
+                <w:szCs w:val="21"/>
+                <w14:ligatures w14:val="none"/>
+              </w:rPr>
+            </w:pPr>
+            <w:r>
+              <w:rPr>
+                <w:rFonts w:ascii="Roboto" w:eastAsia="Times New Roman" w:hAnsi="Roboto" w:cs="Times New Roman"/>
+                <w:b/>
+                <w:bCs/>
+                <w:kern w:val="0"/>
+                <w:sz w:val="21"/>
+                <w:szCs w:val="21"/>
+                <w14:ligatures w14:val="none"/>
+              </w:rPr>
+              <w:t>Syntax Clue</w:t>
+            </w:r>
+          </w:p>
+        </w:tc>
+        <w:tc>
+          <w:tcPr>
+            <w:tcW w:w="0" w:type="auto"/>
+            <w:tcBorders>
+              <w:bottom w:val="nil"/>
+            </w:tcBorders>
+            <w:vAlign w:val="center"/>
+            <w:hideMark/>
+          </w:tcPr>
+          <w:p>
+            <w:pPr>
+              <w:spacing w:before="0" w:beforeAutospacing="0" w:after="0" w:afterAutospacing="0"/>
+              <w:rPr>
+                <w:rFonts w:ascii="Roboto" w:eastAsia="Times New Roman" w:hAnsi="Roboto" w:cs="Times New Roman"/>
+                <w:kern w:val="0"/>
+                <w:sz w:val="21"/>
+                <w:szCs w:val="21"/>
+                <w14:ligatures w14:val="none"/>
+              </w:rPr>
+            </w:pPr>
+            <w:r>
+              <w:rPr>
+                <w:rFonts w:ascii="Roboto" w:eastAsia="Times New Roman" w:hAnsi="Roboto" w:cs="Times New Roman"/>
+                <w:kern w:val="0"/>
+                <w:sz w:val="21"/>
+                <w:szCs w:val="21"/>
+                <w14:ligatures w14:val="none"/>
+              </w:rPr>
+              <w:t xml:space="preserve">Outer table aliases are </w:t>
+            </w:r>
+            <w:r>
+              <w:rPr>
+                <w:rFonts w:ascii="Roboto" w:eastAsia="Times New Roman" w:hAnsi="Roboto" w:cs="Times New Roman"/>
+                <w:b/>
+                <w:bCs/>
+                <w:kern w:val="0"/>
+                <w:sz w:val="21"/>
+                <w:szCs w:val="21"/>
+                <w14:ligatures w14:val="none"/>
+              </w:rPr>
+              <w:t>not</w:t>
+            </w:r>
+            <w:r>
+              <w:rPr>
+                <w:rFonts w:ascii="Roboto" w:eastAsia="Times New Roman" w:hAnsi="Roboto" w:cs="Times New Roman"/>
+                <w:kern w:val="0"/>
+                <w:sz w:val="21"/>
+                <w:szCs w:val="21"/>
+                <w14:ligatures w14:val="none"/>
+              </w:rPr>
+              <w:t xml:space="preserve"> found inside the subquery.</w:t>
+            </w:r>
+          </w:p>
+        </w:tc>
+        <w:tc>
+          <w:tcPr>
+            <w:tcW w:w="0" w:type="auto"/>
+            <w:tcBorders>
+              <w:bottom w:val="nil"/>
+            </w:tcBorders>
+            <w:vAlign w:val="center"/>
+            <w:hideMark/>
+          </w:tcPr>
+          <w:p>
+            <w:pPr>
+              <w:spacing w:before="0" w:beforeAutospacing="0" w:after="0" w:afterAutospacing="0"/>
+              <w:rPr>
+                <w:rFonts w:ascii="Roboto" w:eastAsia="Times New Roman" w:hAnsi="Roboto" w:cs="Times New Roman"/>
+                <w:kern w:val="0"/>
+                <w:sz w:val="21"/>
+                <w:szCs w:val="21"/>
+                <w14:ligatures w14:val="none"/>
+              </w:rPr>
+            </w:pPr>
+            <w:r>
+              <w:rPr>
+                <w:rFonts w:ascii="Roboto" w:eastAsia="Times New Roman" w:hAnsi="Roboto" w:cs="Times New Roman"/>
+                <w:kern w:val="0"/>
+                <w:sz w:val="21"/>
+                <w:szCs w:val="21"/>
+                <w14:ligatures w14:val="none"/>
+              </w:rPr>
+              <w:t>Inside the subquery, you will see a reference to the outer table (</w:t>
+            </w:r>
+            <w:proofErr w:type="spellStart"/>
+            <w:proofErr w:type="gramStart"/>
+            <w:r>
+              <w:rPr>
+                <w:rFonts w:ascii="Courier New" w:eastAsia="Times New Roman" w:hAnsi="Courier New" w:cs="Courier New"/>
+                <w:kern w:val="0"/>
+                <w:sz w:val="21"/>
+                <w:szCs w:val="21"/>
+                <w14:ligatures w14:val="none"/>
+              </w:rPr>
+              <w:t>outer.column</w:t>
+            </w:r>
+            <w:proofErr w:type="spellEnd"/>
+            <w:proofErr w:type="gramEnd"/>
+            <w:r>
+              <w:rPr>
+                <w:rFonts w:ascii="Roboto" w:eastAsia="Times New Roman" w:hAnsi="Roboto" w:cs="Times New Roman"/>
+                <w:kern w:val="0"/>
+                <w:sz w:val="21"/>
+                <w:szCs w:val="21"/>
+                <w14:ligatures w14:val="none"/>
+              </w:rPr>
+              <w:t>).</w:t>
+            </w:r>
+          </w:p>
+        </w:tc>
+      </w:tr>
+    </w:tbl>
+    <w:p>
+      <w:pPr>
+        <w:spacing w:before="0" w:beforeAutospacing="0" w:after="0" w:afterAutospacing="0"/>
+        <w:rPr>
+          <w:rFonts w:ascii="Roboto" w:eastAsia="Times New Roman" w:hAnsi="Roboto" w:cs="Times New Roman"/>
+          <w:b/>
+          <w:bCs/>
+          <w:kern w:val="0"/>
+          <w:sz w:val="30"/>
+          <w:szCs w:val="30"/>
+          <w14:ligatures w14:val="none"/>
+        </w:rPr>
+      </w:pPr>
+      <w:r>
+        <w:rPr>
+          <w:rFonts w:ascii="Roboto" w:eastAsia="Times New Roman" w:hAnsi="Roboto" w:cs="Times New Roman"/>
+          <w:b/>
+          <w:bCs/>
+          <w:kern w:val="0"/>
+          <w:sz w:val="30"/>
+          <w:szCs w:val="30"/>
+          <w14:ligatures w14:val="none"/>
+        </w:rPr>
+        <w:t>1. Standard Subquery Example</w:t>
+      </w:r>
+    </w:p>
+    <w:p>
+      <w:pPr>
+        <w:spacing w:before="0" w:beforeAutospacing="0" w:after="0" w:afterAutospacing="0"/>
+        <w:rPr>
+          <w:rFonts w:ascii="Roboto" w:eastAsia="Times New Roman" w:hAnsi="Roboto" w:cs="Times New Roman"/>
+          <w:kern w:val="0"/>
+          <w14:ligatures w14:val="none"/>
+        </w:rPr>
+      </w:pPr>
+      <w:r>
+        <w:rPr>
+          <w:rFonts w:ascii="Roboto" w:eastAsia="Times New Roman" w:hAnsi="Roboto" w:cs="Times New Roman"/>
+          <w:kern w:val="0"/>
+          <w14:ligatures w14:val="none"/>
+        </w:rPr>
+        <w:t xml:space="preserve">This query finds all employees who earn more than the overall company average. The subquery calculates the average salary </w:t>
+      </w:r>
+      <w:r>
+        <w:rPr>
+          <w:rFonts w:ascii="Roboto" w:eastAsia="Times New Roman" w:hAnsi="Roboto" w:cs="Times New Roman"/>
+          <w:b/>
+          <w:bCs/>
+          <w:kern w:val="0"/>
+          <w14:ligatures w14:val="none"/>
+        </w:rPr>
+        <w:t>once</w:t>
+      </w:r>
+      <w:r>
+        <w:rPr>
+          <w:rFonts w:ascii="Roboto" w:eastAsia="Times New Roman" w:hAnsi="Roboto" w:cs="Times New Roman"/>
+          <w:kern w:val="0"/>
+          <w14:ligatures w14:val="none"/>
+        </w:rPr>
+        <w:t>, and the outer query uses that single number.</w:t>
+      </w:r>
+    </w:p>
+    <w:p>
+      <w:pPr>
+        <w:spacing w:before="0" w:beforeAutospacing="0" w:after="0" w:afterAutospacing="0"/>
+        <w:rPr>
+          <w:rFonts w:ascii="Roboto" w:eastAsia="Times New Roman" w:hAnsi="Roboto" w:cs="Times New Roman"/>
+          <w:kern w:val="0"/>
+          <w:sz w:val="30"/>
+          <w:szCs w:val="30"/>
+          <w14:ligatures w14:val="none"/>
+        </w:rPr>
+      </w:pPr>
+      <w:proofErr w:type="spellStart"/>
+      <w:r>
+        <w:rPr>
+          <w:rFonts w:ascii="Roboto" w:eastAsia="Times New Roman" w:hAnsi="Roboto" w:cs="Times New Roman"/>
+          <w:kern w:val="0"/>
+          <w:sz w:val="30"/>
+          <w:szCs w:val="30"/>
+          <w14:ligatures w14:val="none"/>
+        </w:rPr>
+        <w:t>sql</w:t>
+      </w:r>
+      <w:proofErr w:type="spellEnd"/>
+    </w:p>
+    <w:p>
+      <w:pPr>
+        <w:tabs>
+          <w:tab w:val="left" w:pos="916"/>
+          <w:tab w:val="left" w:pos="1832"/>
+          <w:tab w:val="left" w:pos="2748"/>
+          <w:tab w:val="left" w:pos="3664"/>
+          <w:tab w:val="left" w:pos="4580"/>
+          <w:tab w:val="left" w:pos="5496"/>
+          <w:tab w:val="left" w:pos="6412"/>
+          <w:tab w:val="left" w:pos="7328"/>
+          <w:tab w:val="left" w:pos="8244"/>
+          <w:tab w:val="left" w:pos="9160"/>
+          <w:tab w:val="left" w:pos="10076"/>
+          <w:tab w:val="left" w:pos="10992"/>
+          <w:tab w:val="left" w:pos="11908"/>
+          <w:tab w:val="left" w:pos="12824"/>
+          <w:tab w:val="left" w:pos="13740"/>
+          <w:tab w:val="left" w:pos="14656"/>
+        </w:tabs>
+        <w:spacing w:before="0" w:beforeAutospacing="0" w:after="0" w:afterAutospacing="0"/>
+        <w:rPr>
+          <w:rFonts w:ascii="Courier New" w:eastAsia="Times New Roman" w:hAnsi="Courier New" w:cs="Courier New"/>
+          <w:kern w:val="0"/>
+          <w:sz w:val="21"/>
+          <w:szCs w:val="21"/>
+          <w14:ligatures w14:val="none"/>
+        </w:rPr>
+      </w:pPr>
+      <w:r>
+        <w:rPr>
+          <w:rFonts w:ascii="Courier New" w:eastAsia="Times New Roman" w:hAnsi="Courier New" w:cs="Courier New"/>
+          <w:kern w:val="0"/>
+          <w:sz w:val="21"/>
+          <w:szCs w:val="21"/>
+          <w14:ligatures w14:val="none"/>
+        </w:rPr>
+        <w:t xml:space="preserve">SELECT </w:t>
+      </w:r>
+      <w:proofErr w:type="spellStart"/>
+      <w:r>
+        <w:rPr>
+          <w:rFonts w:ascii="Courier New" w:eastAsia="Times New Roman" w:hAnsi="Courier New" w:cs="Courier New"/>
+          <w:kern w:val="0"/>
+          <w:sz w:val="21"/>
+          <w:szCs w:val="21"/>
+          <w14:ligatures w14:val="none"/>
+        </w:rPr>
+        <w:t>employee_id</w:t>
+      </w:r>
+      <w:proofErr w:type="spellEnd"/>
+      <w:r>
+        <w:rPr>
+          <w:rFonts w:ascii="Courier New" w:eastAsia="Times New Roman" w:hAnsi="Courier New" w:cs="Courier New"/>
+          <w:kern w:val="0"/>
+          <w:sz w:val="21"/>
+          <w:szCs w:val="21"/>
+          <w14:ligatures w14:val="none"/>
+        </w:rPr>
+        <w:t xml:space="preserve">, </w:t>
+      </w:r>
+      <w:proofErr w:type="spellStart"/>
+      <w:r>
+        <w:rPr>
+          <w:rFonts w:ascii="Courier New" w:eastAsia="Times New Roman" w:hAnsi="Courier New" w:cs="Courier New"/>
+          <w:kern w:val="0"/>
+          <w:sz w:val="21"/>
+          <w:szCs w:val="21"/>
+          <w14:ligatures w14:val="none"/>
+        </w:rPr>
+        <w:t>first_name</w:t>
+      </w:r>
+      <w:proofErr w:type="spellEnd"/>
+      <w:r>
+        <w:rPr>
+          <w:rFonts w:ascii="Courier New" w:eastAsia="Times New Roman" w:hAnsi="Courier New" w:cs="Courier New"/>
+          <w:kern w:val="0"/>
+          <w:sz w:val="21"/>
+          <w:szCs w:val="21"/>
+          <w14:ligatures w14:val="none"/>
+        </w:rPr>
+        <w:t>, salary</w:t>
+      </w:r>
+    </w:p>
+    <w:p>
+      <w:pPr>
+        <w:tabs>
+          <w:tab w:val="left" w:pos="916"/>
+          <w:tab w:val="left" w:pos="1832"/>
+          <w:tab w:val="left" w:pos="2748"/>
+          <w:tab w:val="left" w:pos="3664"/>
+          <w:tab w:val="left" w:pos="4580"/>
+          <w:tab w:val="left" w:pos="5496"/>
+          <w:tab w:val="left" w:pos="6412"/>
+          <w:tab w:val="left" w:pos="7328"/>
+          <w:tab w:val="left" w:pos="8244"/>
+          <w:tab w:val="left" w:pos="9160"/>
+          <w:tab w:val="left" w:pos="10076"/>
+          <w:tab w:val="left" w:pos="10992"/>
+          <w:tab w:val="left" w:pos="11908"/>
+          <w:tab w:val="left" w:pos="12824"/>
+          <w:tab w:val="left" w:pos="13740"/>
+          <w:tab w:val="left" w:pos="14656"/>
+        </w:tabs>
+        <w:spacing w:before="0" w:beforeAutospacing="0" w:after="0" w:afterAutospacing="0"/>
+        <w:rPr>
+          <w:rFonts w:ascii="Courier New" w:eastAsia="Times New Roman" w:hAnsi="Courier New" w:cs="Courier New"/>
+          <w:kern w:val="0"/>
+          <w:sz w:val="21"/>
+          <w:szCs w:val="21"/>
+          <w14:ligatures w14:val="none"/>
+        </w:rPr>
+      </w:pPr>
+      <w:r>
+        <w:rPr>
+          <w:rFonts w:ascii="Courier New" w:eastAsia="Times New Roman" w:hAnsi="Courier New" w:cs="Courier New"/>
+          <w:kern w:val="0"/>
+          <w:sz w:val="21"/>
+          <w:szCs w:val="21"/>
+          <w14:ligatures w14:val="none"/>
+        </w:rPr>
+        <w:t>FROM employees</w:t>
+      </w:r>
+    </w:p>
+    <w:p>
+      <w:pPr>
+        <w:tabs>
+          <w:tab w:val="left" w:pos="916"/>
+          <w:tab w:val="left" w:pos="1832"/>
+          <w:tab w:val="left" w:pos="2748"/>
+          <w:tab w:val="left" w:pos="3664"/>
+          <w:tab w:val="left" w:pos="4580"/>
+          <w:tab w:val="left" w:pos="5496"/>
+          <w:tab w:val="left" w:pos="6412"/>
+          <w:tab w:val="left" w:pos="7328"/>
+          <w:tab w:val="left" w:pos="8244"/>
+          <w:tab w:val="left" w:pos="9160"/>
+          <w:tab w:val="left" w:pos="10076"/>
+          <w:tab w:val="left" w:pos="10992"/>
+          <w:tab w:val="left" w:pos="11908"/>
+          <w:tab w:val="left" w:pos="12824"/>
+          <w:tab w:val="left" w:pos="13740"/>
+          <w:tab w:val="left" w:pos="14656"/>
+        </w:tabs>
+        <w:spacing w:before="0" w:beforeAutospacing="0" w:after="0" w:afterAutospacing="0"/>
+        <w:rPr>
+          <w:rFonts w:ascii="Courier New" w:eastAsia="Times New Roman" w:hAnsi="Courier New" w:cs="Courier New"/>
+          <w:kern w:val="0"/>
+          <w:sz w:val="21"/>
+          <w:szCs w:val="21"/>
+          <w14:ligatures w14:val="none"/>
+        </w:rPr>
+      </w:pPr>
+      <w:r>
+        <w:rPr>
+          <w:rFonts w:ascii="Courier New" w:eastAsia="Times New Roman" w:hAnsi="Courier New" w:cs="Courier New"/>
+          <w:kern w:val="0"/>
+          <w:sz w:val="21"/>
+          <w:szCs w:val="21"/>
+          <w14:ligatures w14:val="none"/>
+        </w:rPr>
+        <w:t>WHERE salary &gt; (</w:t>
+      </w:r>
+    </w:p>
+    <w:p>
+      <w:pPr>
+        <w:tabs>
+          <w:tab w:val="left" w:pos="916"/>
+          <w:tab w:val="left" w:pos="1832"/>
+          <w:tab w:val="left" w:pos="2748"/>
+          <w:tab w:val="left" w:pos="3664"/>
+          <w:tab w:val="left" w:pos="4580"/>
+          <w:tab w:val="left" w:pos="5496"/>
+          <w:tab w:val="left" w:pos="6412"/>
+          <w:tab w:val="left" w:pos="7328"/>
+          <w:tab w:val="left" w:pos="8244"/>
+          <w:tab w:val="left" w:pos="9160"/>
+          <w:tab w:val="left" w:pos="10076"/>
+          <w:tab w:val="left" w:pos="10992"/>
+          <w:tab w:val="left" w:pos="11908"/>
+          <w:tab w:val="left" w:pos="12824"/>
+          <w:tab w:val="left" w:pos="13740"/>
+          <w:tab w:val="left" w:pos="14656"/>
+        </w:tabs>
+        <w:spacing w:before="0" w:beforeAutospacing="0" w:after="0" w:afterAutospacing="0"/>
+        <w:rPr>
+          <w:rFonts w:ascii="Courier New" w:eastAsia="Times New Roman" w:hAnsi="Courier New" w:cs="Courier New"/>
+          <w:kern w:val="0"/>
+          <w:sz w:val="21"/>
+          <w:szCs w:val="21"/>
+          <w14:ligatures w14:val="none"/>
+        </w:rPr>
+      </w:pPr>
+      <w:r>
+        <w:rPr>
+          <w:rFonts w:ascii="Courier New" w:eastAsia="Times New Roman" w:hAnsi="Courier New" w:cs="Courier New"/>
+          <w:kern w:val="0"/>
+          <w:sz w:val="21"/>
+          <w:szCs w:val="21"/>
+          <w14:ligatures w14:val="none"/>
+        </w:rPr>
+        <w:t xml:space="preserve">    -- Runs ONCE to get a single average value (e.g., 50000)</w:t>
+      </w:r>
+    </w:p>
+    <w:p>
+      <w:pPr>
+        <w:tabs>
+          <w:tab w:val="left" w:pos="916"/>
+          <w:tab w:val="left" w:pos="1832"/>
+          <w:tab w:val="left" w:pos="2748"/>
+          <w:tab w:val="left" w:pos="3664"/>
+          <w:tab w:val="left" w:pos="4580"/>
+          <w:tab w:val="left" w:pos="5496"/>
+          <w:tab w:val="left" w:pos="6412"/>
+          <w:tab w:val="left" w:pos="7328"/>
+          <w:tab w:val="left" w:pos="8244"/>
+          <w:tab w:val="left" w:pos="9160"/>
+          <w:tab w:val="left" w:pos="10076"/>
+          <w:tab w:val="left" w:pos="10992"/>
+          <w:tab w:val="left" w:pos="11908"/>
+          <w:tab w:val="left" w:pos="12824"/>
+          <w:tab w:val="left" w:pos="13740"/>
+          <w:tab w:val="left" w:pos="14656"/>
+        </w:tabs>
+        <w:spacing w:before="0" w:beforeAutospacing="0" w:after="0" w:afterAutospacing="0"/>
+        <w:rPr>
+          <w:rFonts w:ascii="Courier New" w:eastAsia="Times New Roman" w:hAnsi="Courier New" w:cs="Courier New"/>
+          <w:kern w:val="0"/>
+          <w:sz w:val="21"/>
+          <w:szCs w:val="21"/>
+          <w14:ligatures w14:val="none"/>
+        </w:rPr>
+      </w:pPr>
+      <w:r>
+        <w:rPr>
+          <w:rFonts w:ascii="Courier New" w:eastAsia="Times New Roman" w:hAnsi="Courier New" w:cs="Courier New"/>
+          <w:kern w:val="0"/>
+          <w:sz w:val="21"/>
+          <w:szCs w:val="21"/>
+          <w14:ligatures w14:val="none"/>
+        </w:rPr>
+        <w:t xml:space="preserve">    SELECT </w:t>
+      </w:r>
+      <w:proofErr w:type="gramStart"/>
+      <w:r>
+        <w:rPr>
+          <w:rFonts w:ascii="Courier New" w:eastAsia="Times New Roman" w:hAnsi="Courier New" w:cs="Courier New"/>
+          <w:kern w:val="0"/>
+          <w:sz w:val="21"/>
+          <w:szCs w:val="21"/>
+          <w14:ligatures w14:val="none"/>
+        </w:rPr>
+        <w:t>AVG(</w:t>
+      </w:r>
+      <w:proofErr w:type="gramEnd"/>
+      <w:r>
+        <w:rPr>
+          <w:rFonts w:ascii="Courier New" w:eastAsia="Times New Roman" w:hAnsi="Courier New" w:cs="Courier New"/>
+          <w:kern w:val="0"/>
+          <w:sz w:val="21"/>
+          <w:szCs w:val="21"/>
+          <w14:ligatures w14:val="none"/>
+        </w:rPr>
+        <w:t xml:space="preserve">salary) </w:t>
+      </w:r>
+    </w:p>
+    <w:p>
+      <w:pPr>
+        <w:tabs>
+          <w:tab w:val="left" w:pos="916"/>
+          <w:tab w:val="left" w:pos="1832"/>
+          <w:tab w:val="left" w:pos="2748"/>
+          <w:tab w:val="left" w:pos="3664"/>
+          <w:tab w:val="left" w:pos="4580"/>
+          <w:tab w:val="left" w:pos="5496"/>
+          <w:tab w:val="left" w:pos="6412"/>
+          <w:tab w:val="left" w:pos="7328"/>
+          <w:tab w:val="left" w:pos="8244"/>
+          <w:tab w:val="left" w:pos="9160"/>
+          <w:tab w:val="left" w:pos="10076"/>
+          <w:tab w:val="left" w:pos="10992"/>
+          <w:tab w:val="left" w:pos="11908"/>
+          <w:tab w:val="left" w:pos="12824"/>
+          <w:tab w:val="left" w:pos="13740"/>
+          <w:tab w:val="left" w:pos="14656"/>
+        </w:tabs>
+        <w:spacing w:before="0" w:beforeAutospacing="0" w:after="0" w:afterAutospacing="0"/>
+        <w:rPr>
+          <w:rFonts w:ascii="Courier New" w:eastAsia="Times New Roman" w:hAnsi="Courier New" w:cs="Courier New"/>
+          <w:kern w:val="0"/>
+          <w:sz w:val="21"/>
+          <w:szCs w:val="21"/>
+          <w14:ligatures w14:val="none"/>
+        </w:rPr>
+      </w:pPr>
+      <w:r>
+        <w:rPr>
+          <w:rFonts w:ascii="Courier New" w:eastAsia="Times New Roman" w:hAnsi="Courier New" w:cs="Courier New"/>
+          <w:kern w:val="0"/>
+          <w:sz w:val="21"/>
+          <w:szCs w:val="21"/>
+          <w14:ligatures w14:val="none"/>
+        </w:rPr>
+        <w:t xml:space="preserve">    FROM employees</w:t>
+      </w:r>
+    </w:p>
+    <w:p>
+      <w:pPr>
+        <w:tabs>
+          <w:tab w:val="left" w:pos="916"/>
+          <w:tab w:val="left" w:pos="1832"/>
+          <w:tab w:val="left" w:pos="2748"/>
+          <w:tab w:val="left" w:pos="3664"/>
+          <w:tab w:val="left" w:pos="4580"/>
+          <w:tab w:val="left" w:pos="5496"/>
+          <w:tab w:val="left" w:pos="6412"/>
+          <w:tab w:val="left" w:pos="7328"/>
+          <w:tab w:val="left" w:pos="8244"/>
+          <w:tab w:val="left" w:pos="9160"/>
+          <w:tab w:val="left" w:pos="10076"/>
+          <w:tab w:val="left" w:pos="10992"/>
+          <w:tab w:val="left" w:pos="11908"/>
+          <w:tab w:val="left" w:pos="12824"/>
+          <w:tab w:val="left" w:pos="13740"/>
+          <w:tab w:val="left" w:pos="14656"/>
+        </w:tabs>
+        <w:spacing w:before="0" w:beforeAutospacing="0" w:after="0" w:afterAutospacing="0"/>
+        <w:rPr>
+          <w:rFonts w:ascii="Courier New" w:eastAsia="Times New Roman" w:hAnsi="Courier New" w:cs="Courier New"/>
+          <w:kern w:val="0"/>
+          <w:sz w:val="21"/>
+          <w:szCs w:val="21"/>
+          <w14:ligatures w14:val="none"/>
+        </w:rPr>
+      </w:pPr>
+      <w:proofErr w:type="gramStart"/>
+      <w:r>
+        <w:rPr>
+          <w:rFonts w:ascii="Courier New" w:eastAsia="Times New Roman" w:hAnsi="Courier New" w:cs="Courier New"/>
+          <w:kern w:val="0"/>
+          <w:sz w:val="21"/>
+          <w:szCs w:val="21"/>
+          <w14:ligatures w14:val="none"/>
+        </w:rPr>
+        <w:t>);</w:t>
+      </w:r>
+      <w:proofErr w:type="gramEnd"/>
+    </w:p>
+    <w:p>
+      <w:pPr>
+        <w:spacing w:before="0" w:beforeAutospacing="0" w:after="0" w:afterAutospacing="0"/>
+        <w:rPr>
+          <w:rFonts w:ascii="Roboto" w:eastAsia="Times New Roman" w:hAnsi="Roboto" w:cs="Times New Roman"/>
+          <w:kern w:val="0"/>
+          <w:sz w:val="18"/>
+          <w:szCs w:val="18"/>
+          <w14:ligatures w14:val="none"/>
+        </w:rPr>
+      </w:pPr>
+      <w:r>
+        <w:rPr>
+          <w:rFonts w:ascii="Roboto" w:eastAsia="Times New Roman" w:hAnsi="Roboto" w:cs="Times New Roman"/>
+          <w:kern w:val="0"/>
+          <w:sz w:val="18"/>
+          <w:szCs w:val="18"/>
+          <w14:ligatures w14:val="none"/>
+        </w:rPr>
+        <w:t>Use code with caution.</w:t>
+      </w:r>
+    </w:p>
+    <w:p>
+      <w:pPr>
+        <w:spacing w:before="0" w:beforeAutospacing="0" w:after="0" w:afterAutospacing="0"/>
+        <w:rPr>
+          <w:rFonts w:ascii="Roboto" w:eastAsia="Times New Roman" w:hAnsi="Roboto" w:cs="Times New Roman"/>
+          <w:b/>
+          <w:bCs/>
+          <w:kern w:val="0"/>
+          <w:sz w:val="30"/>
+          <w:szCs w:val="30"/>
+          <w14:ligatures w14:val="none"/>
+        </w:rPr>
+      </w:pPr>
+      <w:r>
+        <w:rPr>
+          <w:rFonts w:ascii="Roboto" w:eastAsia="Times New Roman" w:hAnsi="Roboto" w:cs="Times New Roman"/>
+          <w:b/>
+          <w:bCs/>
+          <w:kern w:val="0"/>
+          <w:sz w:val="30"/>
+          <w:szCs w:val="30"/>
+          <w14:ligatures w14:val="none"/>
+        </w:rPr>
+        <w:t>2. Correlated Subquery Example</w:t>
+      </w:r>
+    </w:p>
+    <w:p>
+      <w:pPr>
+        <w:spacing w:before="0" w:beforeAutospacing="0" w:after="0" w:afterAutospacing="0"/>
+        <w:rPr>
+          <w:rFonts w:ascii="Roboto" w:eastAsia="Times New Roman" w:hAnsi="Roboto" w:cs="Times New Roman"/>
+          <w:kern w:val="0"/>
+          <w14:ligatures w14:val="none"/>
+        </w:rPr>
+      </w:pPr>
+      <w:r>
+        <w:rPr>
+          <w:rFonts w:ascii="Roboto" w:eastAsia="Times New Roman" w:hAnsi="Roboto" w:cs="Times New Roman"/>
+          <w:kern w:val="0"/>
+          <w14:ligatures w14:val="none"/>
+        </w:rPr>
+        <w:t xml:space="preserve">This query finds employees who earn more than the average salary </w:t>
+      </w:r>
+      <w:r>
+        <w:rPr>
+          <w:rFonts w:ascii="Roboto" w:eastAsia="Times New Roman" w:hAnsi="Roboto" w:cs="Times New Roman"/>
+          <w:b/>
+          <w:bCs/>
+          <w:kern w:val="0"/>
+          <w14:ligatures w14:val="none"/>
+        </w:rPr>
+        <w:t>of their specific department</w:t>
+      </w:r>
+      <w:r>
+        <w:rPr>
+          <w:rFonts w:ascii="Roboto" w:eastAsia="Times New Roman" w:hAnsi="Roboto" w:cs="Times New Roman"/>
+          <w:kern w:val="0"/>
+          <w14:ligatures w14:val="none"/>
+        </w:rPr>
+        <w:t>. The subquery must re-calculate the average for every employee's department row by row.</w:t>
+      </w:r>
+    </w:p>
+    <w:p>
+      <w:pPr>
+        <w:spacing w:before="0" w:beforeAutospacing="0" w:after="0" w:afterAutospacing="0"/>
+        <w:rPr>
+          <w:rFonts w:ascii="Roboto" w:eastAsia="Times New Roman" w:hAnsi="Roboto" w:cs="Times New Roman"/>
+          <w:kern w:val="0"/>
+          <w:sz w:val="30"/>
+          <w:szCs w:val="30"/>
+          <w14:ligatures w14:val="none"/>
+        </w:rPr>
+      </w:pPr>
+      <w:proofErr w:type="spellStart"/>
+      <w:r>
+        <w:rPr>
+          <w:rFonts w:ascii="Roboto" w:eastAsia="Times New Roman" w:hAnsi="Roboto" w:cs="Times New Roman"/>
+          <w:kern w:val="0"/>
+          <w:sz w:val="30"/>
+          <w:szCs w:val="30"/>
+          <w14:ligatures w14:val="none"/>
+        </w:rPr>
+        <w:t>sql</w:t>
+      </w:r>
+      <w:proofErr w:type="spellEnd"/>
+    </w:p>
+    <w:p>
+      <w:pPr>
+        <w:tabs>
+          <w:tab w:val="left" w:pos="916"/>
+          <w:tab w:val="left" w:pos="1832"/>
+          <w:tab w:val="left" w:pos="2748"/>
+          <w:tab w:val="left" w:pos="3664"/>
+          <w:tab w:val="left" w:pos="4580"/>
+          <w:tab w:val="left" w:pos="5496"/>
+          <w:tab w:val="left" w:pos="6412"/>
+          <w:tab w:val="left" w:pos="7328"/>
+          <w:tab w:val="left" w:pos="8244"/>
+          <w:tab w:val="left" w:pos="9160"/>
+          <w:tab w:val="left" w:pos="10076"/>
+          <w:tab w:val="left" w:pos="10992"/>
+          <w:tab w:val="left" w:pos="11908"/>
+          <w:tab w:val="left" w:pos="12824"/>
+          <w:tab w:val="left" w:pos="13740"/>
+          <w:tab w:val="left" w:pos="14656"/>
+        </w:tabs>
+        <w:spacing w:before="0" w:beforeAutospacing="0" w:after="0" w:afterAutospacing="0"/>
+        <w:rPr>
+          <w:rFonts w:ascii="Courier New" w:eastAsia="Times New Roman" w:hAnsi="Courier New" w:cs="Courier New"/>
+          <w:kern w:val="0"/>
+          <w:sz w:val="21"/>
+          <w:szCs w:val="21"/>
+          <w14:ligatures w14:val="none"/>
+        </w:rPr>
+      </w:pPr>
+      <w:r>
+        <w:rPr>
+          <w:rFonts w:ascii="Courier New" w:eastAsia="Times New Roman" w:hAnsi="Courier New" w:cs="Courier New"/>
+          <w:kern w:val="0"/>
+          <w:sz w:val="21"/>
+          <w:szCs w:val="21"/>
+          <w14:ligatures w14:val="none"/>
+        </w:rPr>
+        <w:t xml:space="preserve">SELECT </w:t>
+      </w:r>
+      <w:proofErr w:type="spellStart"/>
+      <w:proofErr w:type="gramStart"/>
+      <w:r>
+        <w:rPr>
+          <w:rFonts w:ascii="Courier New" w:eastAsia="Times New Roman" w:hAnsi="Courier New" w:cs="Courier New"/>
+          <w:kern w:val="0"/>
+          <w:sz w:val="21"/>
+          <w:szCs w:val="21"/>
+          <w14:ligatures w14:val="none"/>
+        </w:rPr>
+        <w:t>e.employee</w:t>
+      </w:r>
+      <w:proofErr w:type="gramEnd"/>
+      <w:r>
+        <w:rPr>
+          <w:rFonts w:ascii="Courier New" w:eastAsia="Times New Roman" w:hAnsi="Courier New" w:cs="Courier New"/>
+          <w:kern w:val="0"/>
+          <w:sz w:val="21"/>
+          <w:szCs w:val="21"/>
+          <w14:ligatures w14:val="none"/>
+        </w:rPr>
+        <w:t>_id</w:t>
+      </w:r>
+      <w:proofErr w:type="spellEnd"/>
+      <w:r>
+        <w:rPr>
+          <w:rFonts w:ascii="Courier New" w:eastAsia="Times New Roman" w:hAnsi="Courier New" w:cs="Courier New"/>
+          <w:kern w:val="0"/>
+          <w:sz w:val="21"/>
+          <w:szCs w:val="21"/>
+          <w14:ligatures w14:val="none"/>
+        </w:rPr>
+        <w:t xml:space="preserve">, </w:t>
+      </w:r>
+      <w:proofErr w:type="spellStart"/>
+      <w:proofErr w:type="gramStart"/>
+      <w:r>
+        <w:rPr>
+          <w:rFonts w:ascii="Courier New" w:eastAsia="Times New Roman" w:hAnsi="Courier New" w:cs="Courier New"/>
+          <w:kern w:val="0"/>
+          <w:sz w:val="21"/>
+          <w:szCs w:val="21"/>
+          <w14:ligatures w14:val="none"/>
+        </w:rPr>
+        <w:t>e.first</w:t>
+      </w:r>
+      <w:proofErr w:type="gramEnd"/>
+      <w:r>
+        <w:rPr>
+          <w:rFonts w:ascii="Courier New" w:eastAsia="Times New Roman" w:hAnsi="Courier New" w:cs="Courier New"/>
+          <w:kern w:val="0"/>
+          <w:sz w:val="21"/>
+          <w:szCs w:val="21"/>
+          <w14:ligatures w14:val="none"/>
+        </w:rPr>
+        <w:t>_name</w:t>
+      </w:r>
+      <w:proofErr w:type="spellEnd"/>
+      <w:r>
+        <w:rPr>
+          <w:rFonts w:ascii="Courier New" w:eastAsia="Times New Roman" w:hAnsi="Courier New" w:cs="Courier New"/>
+          <w:kern w:val="0"/>
+          <w:sz w:val="21"/>
+          <w:szCs w:val="21"/>
+          <w14:ligatures w14:val="none"/>
+        </w:rPr>
+        <w:t xml:space="preserve">, </w:t>
+      </w:r>
+      <w:proofErr w:type="spellStart"/>
+      <w:proofErr w:type="gramStart"/>
+      <w:r>
+        <w:rPr>
+          <w:rFonts w:ascii="Courier New" w:eastAsia="Times New Roman" w:hAnsi="Courier New" w:cs="Courier New"/>
+          <w:kern w:val="0"/>
+          <w:sz w:val="21"/>
+          <w:szCs w:val="21"/>
+          <w14:ligatures w14:val="none"/>
+        </w:rPr>
+        <w:t>e.department</w:t>
+      </w:r>
+      <w:proofErr w:type="gramEnd"/>
+      <w:r>
+        <w:rPr>
+          <w:rFonts w:ascii="Courier New" w:eastAsia="Times New Roman" w:hAnsi="Courier New" w:cs="Courier New"/>
+          <w:kern w:val="0"/>
+          <w:sz w:val="21"/>
+          <w:szCs w:val="21"/>
+          <w14:ligatures w14:val="none"/>
+        </w:rPr>
+        <w:t>_id</w:t>
+      </w:r>
+      <w:proofErr w:type="spellEnd"/>
+      <w:r>
+        <w:rPr>
+          <w:rFonts w:ascii="Courier New" w:eastAsia="Times New Roman" w:hAnsi="Courier New" w:cs="Courier New"/>
+          <w:kern w:val="0"/>
+          <w:sz w:val="21"/>
+          <w:szCs w:val="21"/>
+          <w14:ligatures w14:val="none"/>
+        </w:rPr>
+        <w:t xml:space="preserve">, </w:t>
+      </w:r>
+      <w:proofErr w:type="spellStart"/>
+      <w:proofErr w:type="gramStart"/>
+      <w:r>
+        <w:rPr>
+          <w:rFonts w:ascii="Courier New" w:eastAsia="Times New Roman" w:hAnsi="Courier New" w:cs="Courier New"/>
+          <w:kern w:val="0"/>
+          <w:sz w:val="21"/>
+          <w:szCs w:val="21"/>
+          <w14:ligatures w14:val="none"/>
+        </w:rPr>
+        <w:t>e.salary</w:t>
+      </w:r>
+      <w:proofErr w:type="spellEnd"/>
+      <w:proofErr w:type="gramEnd"/>
+    </w:p>
+    <w:p>
+      <w:pPr>
+        <w:tabs>
+          <w:tab w:val="left" w:pos="916"/>
+          <w:tab w:val="left" w:pos="1832"/>
+          <w:tab w:val="left" w:pos="2748"/>
+          <w:tab w:val="left" w:pos="3664"/>
+          <w:tab w:val="left" w:pos="4580"/>
+          <w:tab w:val="left" w:pos="5496"/>
+          <w:tab w:val="left" w:pos="6412"/>
+          <w:tab w:val="left" w:pos="7328"/>
+          <w:tab w:val="left" w:pos="8244"/>
+          <w:tab w:val="left" w:pos="9160"/>
+          <w:tab w:val="left" w:pos="10076"/>
+          <w:tab w:val="left" w:pos="10992"/>
+          <w:tab w:val="left" w:pos="11908"/>
+          <w:tab w:val="left" w:pos="12824"/>
+          <w:tab w:val="left" w:pos="13740"/>
+          <w:tab w:val="left" w:pos="14656"/>
+        </w:tabs>
+        <w:spacing w:before="0" w:beforeAutospacing="0" w:after="0" w:afterAutospacing="0"/>
+        <w:rPr>
+          <w:rFonts w:ascii="Courier New" w:eastAsia="Times New Roman" w:hAnsi="Courier New" w:cs="Courier New"/>
+          <w:kern w:val="0"/>
+          <w:sz w:val="21"/>
+          <w:szCs w:val="21"/>
+          <w14:ligatures w14:val="none"/>
+        </w:rPr>
+      </w:pPr>
+      <w:r>
+        <w:rPr>
+          <w:rFonts w:ascii="Courier New" w:eastAsia="Times New Roman" w:hAnsi="Courier New" w:cs="Courier New"/>
+          <w:kern w:val="0"/>
+          <w:sz w:val="21"/>
+          <w:szCs w:val="21"/>
+          <w14:ligatures w14:val="none"/>
+        </w:rPr>
+        <w:t>FROM employees e</w:t>
+      </w:r>
+    </w:p>
+    <w:p>
+      <w:pPr>
+        <w:tabs>
+          <w:tab w:val="left" w:pos="916"/>
+          <w:tab w:val="left" w:pos="1832"/>
+          <w:tab w:val="left" w:pos="2748"/>
+          <w:tab w:val="left" w:pos="3664"/>
+          <w:tab w:val="left" w:pos="4580"/>
+          <w:tab w:val="left" w:pos="5496"/>
+          <w:tab w:val="left" w:pos="6412"/>
+          <w:tab w:val="left" w:pos="7328"/>
+          <w:tab w:val="left" w:pos="8244"/>
+          <w:tab w:val="left" w:pos="9160"/>
+          <w:tab w:val="left" w:pos="10076"/>
+          <w:tab w:val="left" w:pos="10992"/>
+          <w:tab w:val="left" w:pos="11908"/>
+          <w:tab w:val="left" w:pos="12824"/>
+          <w:tab w:val="left" w:pos="13740"/>
+          <w:tab w:val="left" w:pos="14656"/>
+        </w:tabs>
+        <w:spacing w:before="0" w:beforeAutospacing="0" w:after="0" w:afterAutospacing="0"/>
+        <w:rPr>
+          <w:rFonts w:ascii="Courier New" w:eastAsia="Times New Roman" w:hAnsi="Courier New" w:cs="Courier New"/>
+          <w:kern w:val="0"/>
+          <w:sz w:val="21"/>
+          <w:szCs w:val="21"/>
+          <w14:ligatures w14:val="none"/>
+        </w:rPr>
+      </w:pPr>
+      <w:r>
+        <w:rPr>
+          <w:rFonts w:ascii="Courier New" w:eastAsia="Times New Roman" w:hAnsi="Courier New" w:cs="Courier New"/>
+          <w:kern w:val="0"/>
+          <w:sz w:val="21"/>
+          <w:szCs w:val="21"/>
+          <w14:ligatures w14:val="none"/>
+        </w:rPr>
+        <w:t xml:space="preserve">WHERE </w:t>
+      </w:r>
+      <w:proofErr w:type="spellStart"/>
+      <w:proofErr w:type="gramStart"/>
+      <w:r>
+        <w:rPr>
+          <w:rFonts w:ascii="Courier New" w:eastAsia="Times New Roman" w:hAnsi="Courier New" w:cs="Courier New"/>
+          <w:kern w:val="0"/>
+          <w:sz w:val="21"/>
+          <w:szCs w:val="21"/>
+          <w14:ligatures w14:val="none"/>
+        </w:rPr>
+        <w:t>e.salary</w:t>
+      </w:r>
+      <w:proofErr w:type="spellEnd"/>
+      <w:proofErr w:type="gramEnd"/>
+      <w:r>
+        <w:rPr>
+          <w:rFonts w:ascii="Courier New" w:eastAsia="Times New Roman" w:hAnsi="Courier New" w:cs="Courier New"/>
+          <w:kern w:val="0"/>
+          <w:sz w:val="21"/>
+          <w:szCs w:val="21"/>
+          <w14:ligatures w14:val="none"/>
+        </w:rPr>
+        <w:t xml:space="preserve"> &gt; (</w:t>
+      </w:r>
+    </w:p>
+    <w:p>
+      <w:pPr>
+        <w:tabs>
+          <w:tab w:val="left" w:pos="916"/>
+          <w:tab w:val="left" w:pos="1832"/>
+          <w:tab w:val="left" w:pos="2748"/>
+          <w:tab w:val="left" w:pos="3664"/>
+          <w:tab w:val="left" w:pos="4580"/>
+          <w:tab w:val="left" w:pos="5496"/>
+          <w:tab w:val="left" w:pos="6412"/>
+          <w:tab w:val="left" w:pos="7328"/>
+          <w:tab w:val="left" w:pos="8244"/>
+          <w:tab w:val="left" w:pos="9160"/>
+          <w:tab w:val="left" w:pos="10076"/>
+          <w:tab w:val="left" w:pos="10992"/>
+          <w:tab w:val="left" w:pos="11908"/>
+          <w:tab w:val="left" w:pos="12824"/>
+          <w:tab w:val="left" w:pos="13740"/>
+          <w:tab w:val="left" w:pos="14656"/>
+        </w:tabs>
+        <w:spacing w:before="0" w:beforeAutospacing="0" w:after="0" w:afterAutospacing="0"/>
+        <w:rPr>
+          <w:rFonts w:ascii="Courier New" w:eastAsia="Times New Roman" w:hAnsi="Courier New" w:cs="Courier New"/>
+          <w:kern w:val="0"/>
+          <w:sz w:val="21"/>
+          <w:szCs w:val="21"/>
+          <w14:ligatures w14:val="none"/>
+        </w:rPr>
+      </w:pPr>
+      <w:r>
+        <w:rPr>
+          <w:rFonts w:ascii="Courier New" w:eastAsia="Times New Roman" w:hAnsi="Courier New" w:cs="Courier New"/>
+          <w:kern w:val="0"/>
+          <w:sz w:val="21"/>
+          <w:szCs w:val="21"/>
+          <w14:ligatures w14:val="none"/>
+        </w:rPr>
+        <w:t xml:space="preserve">    -- Runs for EVERY row to match the outer department ID (e.g., </w:t>
+      </w:r>
+      <w:proofErr w:type="spellStart"/>
+      <w:proofErr w:type="gramStart"/>
+      <w:r>
+        <w:rPr>
+          <w:rFonts w:ascii="Courier New" w:eastAsia="Times New Roman" w:hAnsi="Courier New" w:cs="Courier New"/>
+          <w:kern w:val="0"/>
+          <w:sz w:val="21"/>
+          <w:szCs w:val="21"/>
+          <w14:ligatures w14:val="none"/>
+        </w:rPr>
+        <w:t>e.department</w:t>
+      </w:r>
+      <w:proofErr w:type="gramEnd"/>
+      <w:r>
+        <w:rPr>
+          <w:rFonts w:ascii="Courier New" w:eastAsia="Times New Roman" w:hAnsi="Courier New" w:cs="Courier New"/>
+          <w:kern w:val="0"/>
+          <w:sz w:val="21"/>
+          <w:szCs w:val="21"/>
+          <w14:ligatures w14:val="none"/>
+        </w:rPr>
+        <w:t>_id</w:t>
+      </w:r>
+      <w:proofErr w:type="spellEnd"/>
+      <w:r>
+        <w:rPr>
+          <w:rFonts w:ascii="Courier New" w:eastAsia="Times New Roman" w:hAnsi="Courier New" w:cs="Courier New"/>
+          <w:kern w:val="0"/>
+          <w:sz w:val="21"/>
+          <w:szCs w:val="21"/>
+          <w14:ligatures w14:val="none"/>
+        </w:rPr>
+        <w:t>)</w:t>
+      </w:r>
+    </w:p>
+    <w:p>
+      <w:pPr>
+        <w:tabs>
+          <w:tab w:val="left" w:pos="916"/>
+          <w:tab w:val="left" w:pos="1832"/>
+          <w:tab w:val="left" w:pos="2748"/>
+          <w:tab w:val="left" w:pos="3664"/>
+          <w:tab w:val="left" w:pos="4580"/>
+          <w:tab w:val="left" w:pos="5496"/>
+          <w:tab w:val="left" w:pos="6412"/>
+          <w:tab w:val="left" w:pos="7328"/>
+          <w:tab w:val="left" w:pos="8244"/>
+          <w:tab w:val="left" w:pos="9160"/>
+          <w:tab w:val="left" w:pos="10076"/>
+          <w:tab w:val="left" w:pos="10992"/>
+          <w:tab w:val="left" w:pos="11908"/>
+          <w:tab w:val="left" w:pos="12824"/>
+          <w:tab w:val="left" w:pos="13740"/>
+          <w:tab w:val="left" w:pos="14656"/>
+        </w:tabs>
+        <w:spacing w:before="0" w:beforeAutospacing="0" w:after="0" w:afterAutospacing="0"/>
+        <w:rPr>
+          <w:rFonts w:ascii="Courier New" w:eastAsia="Times New Roman" w:hAnsi="Courier New" w:cs="Courier New"/>
+          <w:kern w:val="0"/>
+          <w:sz w:val="21"/>
+          <w:szCs w:val="21"/>
+          <w14:ligatures w14:val="none"/>
+        </w:rPr>
+      </w:pPr>
+      <w:r>
+        <w:rPr>
+          <w:rFonts w:ascii="Courier New" w:eastAsia="Times New Roman" w:hAnsi="Courier New" w:cs="Courier New"/>
+          <w:kern w:val="0"/>
+          <w:sz w:val="21"/>
+          <w:szCs w:val="21"/>
+          <w14:ligatures w14:val="none"/>
+        </w:rPr>
+        <w:t xml:space="preserve">    SELECT AVG(</w:t>
+      </w:r>
+      <w:proofErr w:type="spellStart"/>
+      <w:proofErr w:type="gramStart"/>
+      <w:r>
+        <w:rPr>
+          <w:rFonts w:ascii="Courier New" w:eastAsia="Times New Roman" w:hAnsi="Courier New" w:cs="Courier New"/>
+          <w:kern w:val="0"/>
+          <w:sz w:val="21"/>
+          <w:szCs w:val="21"/>
+          <w14:ligatures w14:val="none"/>
+        </w:rPr>
+        <w:t>d.salary</w:t>
+      </w:r>
+      <w:proofErr w:type="spellEnd"/>
+      <w:proofErr w:type="gramEnd"/>
+      <w:r>
+        <w:rPr>
+          <w:rFonts w:ascii="Courier New" w:eastAsia="Times New Roman" w:hAnsi="Courier New" w:cs="Courier New"/>
+          <w:kern w:val="0"/>
+          <w:sz w:val="21"/>
+          <w:szCs w:val="21"/>
+          <w14:ligatures w14:val="none"/>
+        </w:rPr>
+        <w:t xml:space="preserve">) </w:t>
+      </w:r>
+    </w:p>
+    <w:p>
+      <w:pPr>
+        <w:tabs>
+          <w:tab w:val="left" w:pos="916"/>
+          <w:tab w:val="left" w:pos="1832"/>
+          <w:tab w:val="left" w:pos="2748"/>
+          <w:tab w:val="left" w:pos="3664"/>
+          <w:tab w:val="left" w:pos="4580"/>
+          <w:tab w:val="left" w:pos="5496"/>
+          <w:tab w:val="left" w:pos="6412"/>
+          <w:tab w:val="left" w:pos="7328"/>
+          <w:tab w:val="left" w:pos="8244"/>
+          <w:tab w:val="left" w:pos="9160"/>
+          <w:tab w:val="left" w:pos="10076"/>
+          <w:tab w:val="left" w:pos="10992"/>
+          <w:tab w:val="left" w:pos="11908"/>
+          <w:tab w:val="left" w:pos="12824"/>
+          <w:tab w:val="left" w:pos="13740"/>
+          <w:tab w:val="left" w:pos="14656"/>
+        </w:tabs>
+        <w:spacing w:before="0" w:beforeAutospacing="0" w:after="0" w:afterAutospacing="0"/>
+        <w:rPr>
+          <w:rFonts w:ascii="Courier New" w:eastAsia="Times New Roman" w:hAnsi="Courier New" w:cs="Courier New"/>
+          <w:kern w:val="0"/>
+          <w:sz w:val="21"/>
+          <w:szCs w:val="21"/>
+          <w14:ligatures w14:val="none"/>
+        </w:rPr>
+      </w:pPr>
+      <w:r>
+        <w:rPr>
+          <w:rFonts w:ascii="Courier New" w:eastAsia="Times New Roman" w:hAnsi="Courier New" w:cs="Courier New"/>
+          <w:kern w:val="0"/>
+          <w:sz w:val="21"/>
+          <w:szCs w:val="21"/>
+          <w14:ligatures w14:val="none"/>
+        </w:rPr>
+        <w:t xml:space="preserve">    FROM employees d </w:t>
+      </w:r>
+    </w:p>
+    <w:p>
+      <w:pPr>
+        <w:tabs>
+          <w:tab w:val="left" w:pos="916"/>
+          <w:tab w:val="left" w:pos="1832"/>
+          <w:tab w:val="left" w:pos="2748"/>
+          <w:tab w:val="left" w:pos="3664"/>
+          <w:tab w:val="left" w:pos="4580"/>
+          <w:tab w:val="left" w:pos="5496"/>
+          <w:tab w:val="left" w:pos="6412"/>
+          <w:tab w:val="left" w:pos="7328"/>
+          <w:tab w:val="left" w:pos="8244"/>
+          <w:tab w:val="left" w:pos="9160"/>
+          <w:tab w:val="left" w:pos="10076"/>
+          <w:tab w:val="left" w:pos="10992"/>
+          <w:tab w:val="left" w:pos="11908"/>
+          <w:tab w:val="left" w:pos="12824"/>
+          <w:tab w:val="left" w:pos="13740"/>
+          <w:tab w:val="left" w:pos="14656"/>
+        </w:tabs>
+        <w:spacing w:before="0" w:beforeAutospacing="0" w:after="0" w:afterAutospacing="0"/>
+        <w:rPr>
+          <w:rFonts w:ascii="Courier New" w:eastAsia="Times New Roman" w:hAnsi="Courier New" w:cs="Courier New"/>
+          <w:kern w:val="0"/>
+          <w:sz w:val="21"/>
+          <w:szCs w:val="21"/>
+          <w14:ligatures w14:val="none"/>
+        </w:rPr>
+      </w:pPr>
+      <w:r>
+        <w:rPr>
+          <w:rFonts w:ascii="Courier New" w:eastAsia="Times New Roman" w:hAnsi="Courier New" w:cs="Courier New"/>
+          <w:kern w:val="0"/>
+          <w:sz w:val="21"/>
+          <w:szCs w:val="21"/>
+          <w14:ligatures w14:val="none"/>
+        </w:rPr>
+        <w:t xml:space="preserve">    WHERE </w:t>
+      </w:r>
+      <w:proofErr w:type="spellStart"/>
+      <w:proofErr w:type="gramStart"/>
+      <w:r>
+        <w:rPr>
+          <w:rFonts w:ascii="Courier New" w:eastAsia="Times New Roman" w:hAnsi="Courier New" w:cs="Courier New"/>
+          <w:kern w:val="0"/>
+          <w:sz w:val="21"/>
+          <w:szCs w:val="21"/>
+          <w14:ligatures w14:val="none"/>
+        </w:rPr>
+        <w:t>d.department</w:t>
+      </w:r>
+      <w:proofErr w:type="gramEnd"/>
+      <w:r>
+        <w:rPr>
+          <w:rFonts w:ascii="Courier New" w:eastAsia="Times New Roman" w:hAnsi="Courier New" w:cs="Courier New"/>
+          <w:kern w:val="0"/>
+          <w:sz w:val="21"/>
+          <w:szCs w:val="21"/>
+          <w14:ligatures w14:val="none"/>
+        </w:rPr>
+        <w:t>_id</w:t>
+      </w:r>
+      <w:proofErr w:type="spellEnd"/>
+      <w:r>
+        <w:rPr>
+          <w:rFonts w:ascii="Courier New" w:eastAsia="Times New Roman" w:hAnsi="Courier New" w:cs="Courier New"/>
+          <w:kern w:val="0"/>
+          <w:sz w:val="21"/>
+          <w:szCs w:val="21"/>
+          <w14:ligatures w14:val="none"/>
+        </w:rPr>
+        <w:t xml:space="preserve"> = </w:t>
+      </w:r>
+      <w:proofErr w:type="spellStart"/>
+      <w:proofErr w:type="gramStart"/>
+      <w:r>
+        <w:rPr>
+          <w:rFonts w:ascii="Courier New" w:eastAsia="Times New Roman" w:hAnsi="Courier New" w:cs="Courier New"/>
+          <w:kern w:val="0"/>
+          <w:sz w:val="21"/>
+          <w:szCs w:val="21"/>
+          <w14:ligatures w14:val="none"/>
+        </w:rPr>
+        <w:t>e.department</w:t>
+      </w:r>
+      <w:proofErr w:type="gramEnd"/>
+      <w:r>
+        <w:rPr>
+          <w:rFonts w:ascii="Courier New" w:eastAsia="Times New Roman" w:hAnsi="Courier New" w:cs="Courier New"/>
+          <w:kern w:val="0"/>
+          <w:sz w:val="21"/>
+          <w:szCs w:val="21"/>
+          <w14:ligatures w14:val="none"/>
+        </w:rPr>
+        <w:t>_id</w:t>
+      </w:r>
+      <w:proofErr w:type="spellEnd"/>
+    </w:p>
+    <w:p>
+      <w:pPr>
+        <w:tabs>
+          <w:tab w:val="left" w:pos="916"/>
+          <w:tab w:val="left" w:pos="1832"/>
+          <w:tab w:val="left" w:pos="2748"/>
+          <w:tab w:val="left" w:pos="3664"/>
+          <w:tab w:val="left" w:pos="4580"/>
+          <w:tab w:val="left" w:pos="5496"/>
+          <w:tab w:val="left" w:pos="6412"/>
+          <w:tab w:val="left" w:pos="7328"/>
+          <w:tab w:val="left" w:pos="8244"/>
+          <w:tab w:val="left" w:pos="9160"/>
+          <w:tab w:val="left" w:pos="10076"/>
+          <w:tab w:val="left" w:pos="10992"/>
+          <w:tab w:val="left" w:pos="11908"/>
+          <w:tab w:val="left" w:pos="12824"/>
+          <w:tab w:val="left" w:pos="13740"/>
+          <w:tab w:val="left" w:pos="14656"/>
+        </w:tabs>
+        <w:spacing w:before="0" w:beforeAutospacing="0" w:after="0" w:afterAutospacing="0"/>
+        <w:rPr>
+          <w:rFonts w:ascii="Courier New" w:eastAsia="Times New Roman" w:hAnsi="Courier New" w:cs="Courier New"/>
+          <w:kern w:val="0"/>
+          <w:sz w:val="21"/>
+          <w:szCs w:val="21"/>
+          <w14:ligatures w14:val="none"/>
+        </w:rPr>
+      </w:pPr>
+      <w:proofErr w:type="gramStart"/>
+      <w:r>
+        <w:rPr>
+          <w:rFonts w:ascii="Courier New" w:eastAsia="Times New Roman" w:hAnsi="Courier New" w:cs="Courier New"/>
+          <w:kern w:val="0"/>
+          <w:sz w:val="21"/>
+          <w:szCs w:val="21"/>
+          <w14:ligatures w14:val="none"/>
+        </w:rPr>
+        <w:t>);</w:t>
+      </w:r>
+      <w:proofErr w:type="gramEnd"/>
+    </w:p>
+    <w:p>
+      <w:pPr>
+        <w:spacing w:before="0" w:beforeAutospacing="0" w:after="0" w:afterAutospacing="0"/>
+        <w:rPr>
+          <w:rFonts w:ascii="Roboto" w:eastAsia="Times New Roman" w:hAnsi="Roboto" w:cs="Times New Roman"/>
+          <w:kern w:val="0"/>
+          <w:sz w:val="18"/>
+          <w:szCs w:val="18"/>
+          <w14:ligatures w14:val="none"/>
+        </w:rPr>
+      </w:pPr>
+      <w:r>
+        <w:rPr>
+          <w:rFonts w:ascii="Roboto" w:eastAsia="Times New Roman" w:hAnsi="Roboto" w:cs="Times New Roman"/>
+          <w:kern w:val="0"/>
+          <w:sz w:val="18"/>
+          <w:szCs w:val="18"/>
+          <w14:ligatures w14:val="none"/>
+        </w:rPr>
+        <w:t>Use code with caution.</w:t>
+      </w:r>
+    </w:p>
+    <w:p>
+      <w:pPr>
+        <w:spacing w:before="0" w:beforeAutospacing="0" w:after="0" w:afterAutospacing="0"/>
+        <w:rPr>
+          <w:rFonts w:ascii="Roboto" w:eastAsia="Times New Roman" w:hAnsi="Roboto" w:cs="Times New Roman"/>
+          <w:b/>
+          <w:bCs/>
+          <w:kern w:val="0"/>
+          <w:sz w:val="30"/>
+          <w:szCs w:val="30"/>
+          <w14:ligatures w14:val="none"/>
+        </w:rPr>
+      </w:pPr>
+      <w:r>
+        <w:rPr>
+          <w:rFonts w:ascii="Roboto" w:eastAsia="Times New Roman" w:hAnsi="Roboto" w:cs="Times New Roman"/>
+          <w:b/>
+          <w:bCs/>
+          <w:kern w:val="0"/>
+          <w:sz w:val="30"/>
+          <w:szCs w:val="30"/>
+          <w14:ligatures w14:val="none"/>
+        </w:rPr>
+        <w:t>Performance Tip</w:t>
+      </w:r>
+    </w:p>
+    <w:p>
+      <w:pPr>
+        <w:spacing w:before="0" w:beforeAutospacing="0" w:after="0" w:afterAutospacing="0"/>
+        <w:rPr>
+          <w:rFonts w:ascii="Roboto" w:eastAsia="Times New Roman" w:hAnsi="Roboto" w:cs="Times New Roman"/>
+          <w:kern w:val="0"/>
+          <w14:ligatures w14:val="none"/>
+        </w:rPr>
+      </w:pPr>
+      <w:r>
+        <w:rPr>
+          <w:rFonts w:ascii="Roboto" w:eastAsia="Times New Roman" w:hAnsi="Roboto" w:cs="Times New Roman"/>
+          <w:kern w:val="0"/>
+          <w14:ligatures w14:val="none"/>
+        </w:rPr>
+        <w:t xml:space="preserve">Correlated subqueries mimic a </w:t>
+      </w:r>
+      <w:r>
+        <w:rPr>
+          <w:rFonts w:ascii="Courier New" w:eastAsia="Times New Roman" w:hAnsi="Courier New" w:cs="Courier New"/>
+          <w:kern w:val="0"/>
+          <w:sz w:val="21"/>
+          <w:szCs w:val="21"/>
+          <w14:ligatures w14:val="none"/>
+        </w:rPr>
+        <w:t>FOR EACH ROW</w:t>
+      </w:r>
+      <w:r>
+        <w:rPr>
+          <w:rFonts w:ascii="Roboto" w:eastAsia="Times New Roman" w:hAnsi="Roboto" w:cs="Times New Roman"/>
+          <w:kern w:val="0"/>
+          <w14:ligatures w14:val="none"/>
+        </w:rPr>
+        <w:t xml:space="preserve"> loop in programming, which can severely slow down large databases. If you experience performance drops, you can often rewrite a correlated subquery using an </w:t>
+      </w:r>
+      <w:r>
+        <w:rPr>
+          <w:rFonts w:ascii="Courier New" w:eastAsia="Times New Roman" w:hAnsi="Courier New" w:cs="Courier New"/>
+          <w:b/>
+          <w:bCs/>
+          <w:kern w:val="0"/>
+          <w:sz w:val="21"/>
+          <w:szCs w:val="21"/>
+          <w14:ligatures w14:val="none"/>
+        </w:rPr>
+        <w:t>INNER JOIN</w:t>
+      </w:r>
+      <w:r>
+        <w:rPr>
+          <w:rFonts w:ascii="Roboto" w:eastAsia="Times New Roman" w:hAnsi="Roboto" w:cs="Times New Roman"/>
+          <w:kern w:val="0"/>
+          <w14:ligatures w14:val="none"/>
+        </w:rPr>
+        <w:t xml:space="preserve"> or a </w:t>
+      </w:r>
+      <w:r>
+        <w:rPr>
+          <w:rFonts w:ascii="Courier New" w:eastAsia="Times New Roman" w:hAnsi="Courier New" w:cs="Courier New"/>
+          <w:b/>
+          <w:bCs/>
+          <w:kern w:val="0"/>
+          <w:sz w:val="21"/>
+          <w:szCs w:val="21"/>
+          <w14:ligatures w14:val="none"/>
+        </w:rPr>
+        <w:t>CTE</w:t>
+      </w:r>
+      <w:r>
+        <w:rPr>
+          <w:rFonts w:ascii="Roboto" w:eastAsia="Times New Roman" w:hAnsi="Roboto" w:cs="Times New Roman"/>
+          <w:b/>
+          <w:bCs/>
+          <w:kern w:val="0"/>
+          <w14:ligatures w14:val="none"/>
+        </w:rPr>
+        <w:t xml:space="preserve"> (Common Table Expression)</w:t>
+      </w:r>
+      <w:r>
+        <w:rPr>
+          <w:rFonts w:ascii="Roboto" w:eastAsia="Times New Roman" w:hAnsi="Roboto" w:cs="Times New Roman"/>
+          <w:kern w:val="0"/>
+          <w14:ligatures w14:val="none"/>
+        </w:rPr>
+        <w:t xml:space="preserve"> to make it run faster.</w:t>
+      </w:r>
+    </w:p>
+    <w:p/>
+    <w:p/>
+    <w:p>
+      <w:pPr>
+        <w:pBdr>
+          <w:bottom w:val="single" w:sz="6" w:space="1" w:color="auto"/>
+        </w:pBdr>
+      </w:pPr>
+    </w:p>
+    <w:p>
+      <w:proofErr w:type="gramStart"/>
+      <w:r>
+        <w:lastRenderedPageBreak/>
+        <w:t>Exists</w:t>
+      </w:r>
+      <w:proofErr w:type="gramEnd"/>
+      <w:r>
+        <w:t xml:space="preserve"> </w:t>
+      </w:r>
+    </w:p>
+    <w:p>
+      <w:r>
+        <w:t xml:space="preserve">That </w:t>
+      </w:r>
+      <w:proofErr w:type="gramStart"/>
+      <w:r>
+        <w:t>allows</w:t>
+      </w:r>
+      <w:proofErr w:type="gramEnd"/>
+      <w:r>
+        <w:t xml:space="preserve"> to check whether a subquery returns any row.</w:t>
+      </w:r>
+    </w:p>
+    <w:p>
+      <w:r>
+        <w:t>EXISTS (subquery)</w:t>
+      </w:r>
+    </w:p>
+    <w:p/>
+    <w:p>
+      <w:r>
+        <w:t>In this syntax, the subquery is a SELECT statement only.</w:t>
+      </w:r>
+    </w:p>
+    <w:p>
+      <w:r>
+        <w:t xml:space="preserve">As soon as the subquery returns rows, the EXISTS operator returns TRUE and </w:t>
+      </w:r>
+      <w:proofErr w:type="gramStart"/>
+      <w:r>
+        <w:t>stop</w:t>
+      </w:r>
+      <w:proofErr w:type="gramEnd"/>
+      <w:r>
+        <w:t xml:space="preserve"> processing immediately.</w:t>
+      </w:r>
+    </w:p>
+    <w:p>
+      <w:r>
+        <w:t xml:space="preserve">Though the subquery returns </w:t>
+      </w:r>
+      <w:proofErr w:type="gramStart"/>
+      <w:r>
+        <w:t>a NULL</w:t>
+      </w:r>
+      <w:proofErr w:type="gramEnd"/>
+      <w:r>
+        <w:t xml:space="preserve"> value, the EXISTS operator is still evaluated to TRUE. </w:t>
+      </w:r>
+    </w:p>
+    <w:p/>
+    <w:p>
+      <w:pPr>
+        <w:pBdr>
+          <w:bottom w:val="single" w:sz="6" w:space="1" w:color="auto"/>
+        </w:pBdr>
+      </w:pPr>
+    </w:p>
+    <w:p>
+      <w:r>
+        <w:t xml:space="preserve">VIEW </w:t>
+      </w:r>
+    </w:p>
+    <w:p/>
+    <w:p>
+      <w:r>
+        <w:t>View is a virtual table based on the result of an SQL statement</w:t>
+      </w:r>
+    </w:p>
+    <w:p>
+      <w:r>
+        <w:t xml:space="preserve">CREATE VIEW </w:t>
+      </w:r>
+      <w:proofErr w:type="spellStart"/>
+      <w:r>
+        <w:t>view_name</w:t>
+      </w:r>
+      <w:proofErr w:type="spellEnd"/>
+      <w:r>
+        <w:br/>
+        <w:t>AS</w:t>
+      </w:r>
+      <w:r>
+        <w:br/>
+        <w:t>SELECT column1, column2, …</w:t>
+      </w:r>
+      <w:r>
+        <w:br/>
+        <w:t xml:space="preserve">FROM </w:t>
+      </w:r>
+      <w:proofErr w:type="spellStart"/>
+      <w:r>
+        <w:t>table_name</w:t>
+      </w:r>
+      <w:proofErr w:type="spellEnd"/>
+      <w:r>
+        <w:br/>
+        <w:t xml:space="preserve">WHERE </w:t>
+      </w:r>
+      <w:proofErr w:type="gramStart"/>
+      <w:r>
+        <w:t>condition ;</w:t>
+      </w:r>
+      <w:proofErr w:type="gramEnd"/>
+    </w:p>
+    <w:p/>
+    <w:p>
+      <w:pPr>
+        <w:pBdr>
+          <w:bottom w:val="single" w:sz="6" w:space="1" w:color="auto"/>
+        </w:pBdr>
+      </w:pPr>
+    </w:p>
+    <w:p/>
+    <w:p>
+      <w:proofErr w:type="spellStart"/>
+      <w:r>
+        <w:t>Srored</w:t>
+      </w:r>
+      <w:proofErr w:type="spellEnd"/>
+      <w:r>
+        <w:t xml:space="preserve"> procedure</w:t>
+      </w:r>
+    </w:p>
+    <w:p/>
+    <w:p>
+      <w:r>
+        <w:tab/>
+      </w:r>
+      <w:r>
+        <w:tab/>
+        <w:t>Stored procedure is a prepared SQL code which can be saved and reused</w:t>
+      </w:r>
+    </w:p>
+    <w:p>
+      <w:r>
+        <w:lastRenderedPageBreak/>
+        <w:t xml:space="preserve">CREATE PROCEDURE </w:t>
+      </w:r>
+      <w:proofErr w:type="spellStart"/>
+      <w:r>
+        <w:t>procedure_name</w:t>
+      </w:r>
+      <w:proofErr w:type="spellEnd"/>
+      <w:r>
+        <w:br/>
+        <w:t>AS</w:t>
+      </w:r>
+      <w:r>
+        <w:br/>
+      </w:r>
+      <w:proofErr w:type="spellStart"/>
+      <w:r>
+        <w:t>sql_statement</w:t>
+      </w:r>
+      <w:proofErr w:type="spellEnd"/>
+      <w:r>
+        <w:br/>
+      </w:r>
+      <w:proofErr w:type="gramStart"/>
+      <w:r>
+        <w:t>GO ;</w:t>
+      </w:r>
+      <w:proofErr w:type="gramEnd"/>
+    </w:p>
+    <w:p/>
+    <w:p>
+      <w:r>
+        <w:t xml:space="preserve">EXEC </w:t>
+      </w:r>
+      <w:proofErr w:type="spellStart"/>
+      <w:r>
+        <w:t>procedure_</w:t>
+      </w:r>
+      <w:proofErr w:type="gramStart"/>
+      <w:r>
+        <w:t>name</w:t>
+      </w:r>
+      <w:proofErr w:type="spellEnd"/>
+      <w:r>
+        <w:t xml:space="preserve"> ;</w:t>
+      </w:r>
+      <w:proofErr w:type="gramEnd"/>
+    </w:p>
+    <w:p>
+      <w:pPr>
+        <w:pBdr>
+          <w:bottom w:val="single" w:sz="6" w:space="1" w:color="auto"/>
+        </w:pBdr>
+      </w:pPr>
+    </w:p>
+    <w:p/>
+    <w:p>
+      <w:proofErr w:type="gramStart"/>
+      <w:r>
+        <w:t>Stored</w:t>
+      </w:r>
+      <w:proofErr w:type="gramEnd"/>
+      <w:r>
+        <w:t xml:space="preserve"> </w:t>
+      </w:r>
+      <w:proofErr w:type="gramStart"/>
+      <w:r>
+        <w:t>procedure</w:t>
+      </w:r>
+      <w:proofErr w:type="gramEnd"/>
+      <w:r>
+        <w:t xml:space="preserve"> can be created once and re-used many </w:t>
+      </w:r>
+      <w:proofErr w:type="gramStart"/>
+      <w:r>
+        <w:t>times .</w:t>
+      </w:r>
+      <w:proofErr w:type="gramEnd"/>
+      <w:r>
+        <w:br/>
+        <w:t>The stored procedure also accepts the parameters.</w:t>
+      </w:r>
+    </w:p>
+    <w:p>
+      <w:r>
+        <w:t xml:space="preserve">CREATE PROCEDURE </w:t>
+      </w:r>
+      <w:proofErr w:type="spellStart"/>
+      <w:r>
+        <w:t>procedure_name</w:t>
+      </w:r>
+      <w:proofErr w:type="spellEnd"/>
+      <w:r>
+        <w:br/>
+        <w:t xml:space="preserve">@param1 </w:t>
+      </w:r>
+      <w:proofErr w:type="gramStart"/>
+      <w:r>
+        <w:t>data-type</w:t>
+      </w:r>
+      <w:proofErr w:type="gramEnd"/>
+      <w:r>
+        <w:t xml:space="preserve">, @param2 </w:t>
+      </w:r>
+      <w:proofErr w:type="gramStart"/>
+      <w:r>
+        <w:t>data-type</w:t>
+      </w:r>
+      <w:proofErr w:type="gramEnd"/>
+      <w:r>
+        <w:br/>
+        <w:t xml:space="preserve">AS </w:t>
+      </w:r>
+      <w:r>
+        <w:br/>
+      </w:r>
+      <w:proofErr w:type="spellStart"/>
+      <w:r>
+        <w:t>sql_statement</w:t>
+      </w:r>
+      <w:proofErr w:type="spellEnd"/>
+      <w:r>
+        <w:br/>
+      </w:r>
+      <w:proofErr w:type="gramStart"/>
+      <w:r>
+        <w:t>GO ;</w:t>
+      </w:r>
+      <w:proofErr w:type="gramEnd"/>
+    </w:p>
+    <w:p>
+      <w:pPr>
+        <w:pBdr>
+          <w:bottom w:val="single" w:sz="6" w:space="1" w:color="auto"/>
+        </w:pBdr>
+      </w:pPr>
+    </w:p>
+    <w:p/>
+    <w:p>
+      <w:proofErr w:type="spellStart"/>
+      <w:r>
+        <w:t>Transactoins</w:t>
+      </w:r>
+      <w:proofErr w:type="spellEnd"/>
+      <w:r>
+        <w:t xml:space="preserve"> in SQL</w:t>
+      </w:r>
+    </w:p>
+    <w:p>
+      <w:r>
+        <w:t>Transaction is a group of commands that change the data stored in a database</w:t>
+      </w:r>
+    </w:p>
+    <w:p>
+      <w:r>
+        <w:drawing>
+          <wp:inline distT="0" distB="0" distL="0" distR="0" wp14:anchorId="1FE80703" wp14:editId="2361AF2C">
+            <wp:extent cx="4084674" cy="1707028"/>
+            <wp:effectExtent l="0" t="0" r="0" b="7620"/>
+            <wp:docPr id="210390353" name="Picture 1"/>
+            <wp:cNvGraphicFramePr>
+              <a:graphicFrameLocks xmlns:a="http://schemas.openxmlformats.org/drawingml/2006/main" noChangeAspect="1"/>
+            </wp:cNvGraphicFramePr>
+            <a:graphic xmlns:a="http://schemas.openxmlformats.org/drawingml/2006/main">
+              <a:graphicData uri="http://schemas.openxmlformats.org/drawingml/2006/picture">
+                <pic:pic xmlns:pic="http://schemas.openxmlformats.org/drawingml/2006/picture">
+                  <pic:nvPicPr>
+                    <pic:cNvPr id="210390353" name=""/>
+                    <pic:cNvPicPr/>
+                  </pic:nvPicPr>
+                  <pic:blipFill>
+                    <a:blip r:embed="rId20"/>
+                    <a:stretch>
+                      <a:fillRect/>
+                    </a:stretch>
+                  </pic:blipFill>
+                  <pic:spPr>
+                    <a:xfrm>
+                      <a:off x="0" y="0"/>
+                      <a:ext cx="4084674" cy="1707028"/>
+                    </a:xfrm>
+                    <a:prstGeom prst="rect">
+                      <a:avLst/>
+                    </a:prstGeom>
+                  </pic:spPr>
+                </pic:pic>
+              </a:graphicData>
+            </a:graphic>
+          </wp:inline>
+        </w:drawing>
+      </w:r>
+    </w:p>
+    <w:p/>
+    <w:p>
+      <w:r>
+        <w:lastRenderedPageBreak/>
+        <w:drawing>
+          <wp:inline distT="0" distB="0" distL="0" distR="0" wp14:anchorId="7E773C27" wp14:editId="3F4B9F21">
+            <wp:extent cx="3520745" cy="1333616"/>
+            <wp:effectExtent l="0" t="0" r="3810" b="0"/>
+            <wp:docPr id="1587027885" name="Picture 1"/>
+            <wp:cNvGraphicFramePr>
+              <a:graphicFrameLocks xmlns:a="http://schemas.openxmlformats.org/drawingml/2006/main" noChangeAspect="1"/>
+            </wp:cNvGraphicFramePr>
+            <a:graphic xmlns:a="http://schemas.openxmlformats.org/drawingml/2006/main">
+              <a:graphicData uri="http://schemas.openxmlformats.org/drawingml/2006/picture">
+                <pic:pic xmlns:pic="http://schemas.openxmlformats.org/drawingml/2006/picture">
+                  <pic:nvPicPr>
+                    <pic:cNvPr id="1587027885" name=""/>
+                    <pic:cNvPicPr/>
+                  </pic:nvPicPr>
+                  <pic:blipFill>
+                    <a:blip r:embed="rId21"/>
+                    <a:stretch>
+                      <a:fillRect/>
+                    </a:stretch>
+                  </pic:blipFill>
+                  <pic:spPr>
+                    <a:xfrm>
+                      <a:off x="0" y="0"/>
+                      <a:ext cx="3520745" cy="1333616"/>
+                    </a:xfrm>
+                    <a:prstGeom prst="rect">
+                      <a:avLst/>
+                    </a:prstGeom>
+                  </pic:spPr>
+                </pic:pic>
+              </a:graphicData>
+            </a:graphic>
+          </wp:inline>
+        </w:drawing>
+      </w:r>
+    </w:p>
+    <w:p/>
+    <w:p>
+      <w:r>
+        <w:drawing>
+          <wp:inline distT="0" distB="0" distL="0" distR="0" wp14:anchorId="7F3B91BA" wp14:editId="2B5284E8">
+            <wp:extent cx="4313294" cy="2156647"/>
+            <wp:effectExtent l="0" t="0" r="0" b="0"/>
+            <wp:docPr id="1027297634" name="Picture 1"/>
+            <wp:cNvGraphicFramePr>
+              <a:graphicFrameLocks xmlns:a="http://schemas.openxmlformats.org/drawingml/2006/main" noChangeAspect="1"/>
+            </wp:cNvGraphicFramePr>
+            <a:graphic xmlns:a="http://schemas.openxmlformats.org/drawingml/2006/main">
+              <a:graphicData uri="http://schemas.openxmlformats.org/drawingml/2006/picture">
+                <pic:pic xmlns:pic="http://schemas.openxmlformats.org/drawingml/2006/picture">
+                  <pic:nvPicPr>
+                    <pic:cNvPr id="1027297634" name=""/>
+                    <pic:cNvPicPr/>
+                  </pic:nvPicPr>
+                  <pic:blipFill>
+                    <a:blip r:embed="rId22"/>
+                    <a:stretch>
+                      <a:fillRect/>
+                    </a:stretch>
+                  </pic:blipFill>
+                  <pic:spPr>
+                    <a:xfrm>
+                      <a:off x="0" y="0"/>
+                      <a:ext cx="4313294" cy="2156647"/>
+                    </a:xfrm>
+                    <a:prstGeom prst="rect">
+                      <a:avLst/>
+                    </a:prstGeom>
+                  </pic:spPr>
+                </pic:pic>
+              </a:graphicData>
+            </a:graphic>
+          </wp:inline>
+        </w:drawing>
+      </w:r>
+    </w:p>
+    <w:p/>
+    <w:p>
+      <w:r>
+        <w:t>BEGIN TRANSACTION</w:t>
+      </w:r>
+    </w:p>
+    <w:p>
+      <w:r>
+        <w:t>COMMIT TRANSACTION</w:t>
+      </w:r>
+    </w:p>
+    <w:p>
+      <w:r>
+        <w:t>ROLLBACK TRANSACTION</w:t>
+      </w:r>
+    </w:p>
+    <w:p>
+      <w:r>
+        <w:t xml:space="preserve">SAVEPOINT </w:t>
+      </w:r>
+      <w:r>
+        <w:sym w:font="Wingdings" w:char="F0E0"/>
+      </w:r>
+      <w:r>
+        <w:t xml:space="preserve"> A Savepoint is like a marker. It saves a particular portion of a transaction without rolling the entire transaction.</w:t>
+      </w:r>
+    </w:p>
+    <w:p/>
+    <w:p>
+      <w:r>
+        <w:t>Create a transaction to update your Feature table and save it.</w:t>
+      </w:r>
+    </w:p>
+    <w:p/>
+    <w:p/>
+    <w:p>
+      <w:pPr>
+        <w:pBdr>
+          <w:bottom w:val="single" w:sz="6" w:space="1" w:color="auto"/>
+        </w:pBdr>
+      </w:pPr>
+    </w:p>
+    <w:p>
+      <w:r>
+        <w:lastRenderedPageBreak/>
+        <w:t>Exception handling</w:t>
+      </w:r>
+    </w:p>
+    <w:p/>
+    <w:p>
+      <w:r>
+        <w:t>An error condition during a program execution is called an exception.</w:t>
+      </w:r>
+    </w:p>
+    <w:p>
+      <w:pPr>
+        <w:pBdr>
+          <w:bottom w:val="single" w:sz="6" w:space="1" w:color="auto"/>
+        </w:pBdr>
+      </w:pPr>
+      <w:r>
+        <w:t xml:space="preserve">The mechanism for resolving such an exception is exception handling. </w:t>
+      </w:r>
+    </w:p>
+    <w:p>
+      <w:pPr>
+        <w:pBdr>
+          <w:bottom w:val="single" w:sz="6" w:space="1" w:color="auto"/>
+        </w:pBdr>
+      </w:pPr>
+    </w:p>
+    <w:p/>
+    <w:p>
+      <w:r>
+        <w:drawing>
+          <wp:inline distT="0" distB="0" distL="0" distR="0" wp14:anchorId="10CBDCDE" wp14:editId="77E4E7B8">
+            <wp:extent cx="1196444" cy="2118544"/>
+            <wp:effectExtent l="0" t="0" r="3810" b="0"/>
+            <wp:docPr id="2022527694" name="Picture 1"/>
+            <wp:cNvGraphicFramePr>
+              <a:graphicFrameLocks xmlns:a="http://schemas.openxmlformats.org/drawingml/2006/main" noChangeAspect="1"/>
+            </wp:cNvGraphicFramePr>
+            <a:graphic xmlns:a="http://schemas.openxmlformats.org/drawingml/2006/main">
+              <a:graphicData uri="http://schemas.openxmlformats.org/drawingml/2006/picture">
+                <pic:pic xmlns:pic="http://schemas.openxmlformats.org/drawingml/2006/picture">
+                  <pic:nvPicPr>
+                    <pic:cNvPr id="2022527694" name=""/>
+                    <pic:cNvPicPr/>
+                  </pic:nvPicPr>
+                  <pic:blipFill>
+                    <a:blip r:embed="rId23"/>
+                    <a:stretch>
+                      <a:fillRect/>
+                    </a:stretch>
+                  </pic:blipFill>
+                  <pic:spPr>
+                    <a:xfrm>
+                      <a:off x="0" y="0"/>
+                      <a:ext cx="1196444" cy="2118544"/>
+                    </a:xfrm>
+                    <a:prstGeom prst="rect">
+                      <a:avLst/>
+                    </a:prstGeom>
+                  </pic:spPr>
+                </pic:pic>
+              </a:graphicData>
+            </a:graphic>
+          </wp:inline>
+        </w:drawing>
+      </w:r>
+    </w:p>
+    <w:p>
+      <w:pPr>
+        <w:pBdr>
+          <w:bottom w:val="single" w:sz="6" w:space="1" w:color="auto"/>
+        </w:pBdr>
+      </w:pPr>
+    </w:p>
+    <w:p/>
+    <w:p>
+      <w:pPr>
+        <w:pBdr>
+          <w:bottom w:val="single" w:sz="6" w:space="1" w:color="auto"/>
+        </w:pBdr>
+      </w:pPr>
+      <w:r>
+        <w:drawing>
+          <wp:inline distT="0" distB="0" distL="0" distR="0" wp14:anchorId="79686E7E" wp14:editId="3663DBA6">
+            <wp:extent cx="2979678" cy="2667231"/>
+            <wp:effectExtent l="0" t="0" r="0" b="0"/>
+            <wp:docPr id="1871518811" name="Picture 1"/>
+            <wp:cNvGraphicFramePr>
+              <a:graphicFrameLocks xmlns:a="http://schemas.openxmlformats.org/drawingml/2006/main" noChangeAspect="1"/>
+            </wp:cNvGraphicFramePr>
+            <a:graphic xmlns:a="http://schemas.openxmlformats.org/drawingml/2006/main">
+              <a:graphicData uri="http://schemas.openxmlformats.org/drawingml/2006/picture">
+                <pic:pic xmlns:pic="http://schemas.openxmlformats.org/drawingml/2006/picture">
+                  <pic:nvPicPr>
+                    <pic:cNvPr id="1871518811" name=""/>
+                    <pic:cNvPicPr/>
+                  </pic:nvPicPr>
+                  <pic:blipFill>
+                    <a:blip r:embed="rId24"/>
+                    <a:stretch>
+                      <a:fillRect/>
+                    </a:stretch>
+                  </pic:blipFill>
+                  <pic:spPr>
+                    <a:xfrm>
+                      <a:off x="0" y="0"/>
+                      <a:ext cx="2979678" cy="2667231"/>
+                    </a:xfrm>
+                    <a:prstGeom prst="rect">
+                      <a:avLst/>
+                    </a:prstGeom>
+                  </pic:spPr>
+                </pic:pic>
+              </a:graphicData>
+            </a:graphic>
+          </wp:inline>
+        </w:drawing>
+      </w:r>
+    </w:p>
+    <w:p>
+      <w:pPr>
+        <w:pBdr>
+          <w:bottom w:val="single" w:sz="6" w:space="1" w:color="auto"/>
+        </w:pBdr>
+      </w:pPr>
+    </w:p>
+    <w:p/>
+    <w:p>
+      <w:r>
+        <w:t xml:space="preserve">ROLLUP </w:t>
+      </w:r>
+    </w:p>
+    <w:p>
+      <w:r>
+        <w:t>It is a subclass of the GROUP BY clause which provides a shorthand for defining multiple grouping sets. Unlike the CUBE subclause, ROLLUP does not create all possible grouping sets based on the dimension columns</w:t>
+      </w:r>
+    </w:p>
+    <w:p>
+      <w:pPr>
+        <w:pBdr>
+          <w:bottom w:val="single" w:sz="6" w:space="1" w:color="auto"/>
+        </w:pBdr>
+      </w:pPr>
+    </w:p>
+    <w:p>
+      <w:r>
+        <w:t>Triggers</w:t>
+      </w:r>
+    </w:p>
+    <w:p>
+      <w:pPr>
+        <w:pBdr>
+          <w:bottom w:val="single" w:sz="6" w:space="1" w:color="auto"/>
+        </w:pBdr>
+      </w:pPr>
+      <w:r>
+        <w:t>A trigger is a special kind of stored procedure that automatically executes when an event occurs in the database server, DML triggers execute when a user tries to modify data through a data manipulation language (DML) event. DML events are INSERT, UPDATE, or DELETE statements on a table or view.</w:t>
+      </w:r>
+    </w:p>
+    <w:p>
+      <w:pPr>
+        <w:pBdr>
+          <w:bottom w:val="single" w:sz="6" w:space="1" w:color="auto"/>
+        </w:pBdr>
+      </w:pPr>
+    </w:p>
+    <w:p/>
+    <w:p>
+      <w:r>
+        <w:drawing>
+          <wp:inline distT="0" distB="0" distL="0" distR="0" wp14:anchorId="0BD57AB9" wp14:editId="17D1C2CF">
+            <wp:extent cx="5646909" cy="2027096"/>
+            <wp:effectExtent l="0" t="0" r="0" b="0"/>
+            <wp:docPr id="1622204799" name="Picture 1"/>
+            <wp:cNvGraphicFramePr>
+              <a:graphicFrameLocks xmlns:a="http://schemas.openxmlformats.org/drawingml/2006/main" noChangeAspect="1"/>
+            </wp:cNvGraphicFramePr>
+            <a:graphic xmlns:a="http://schemas.openxmlformats.org/drawingml/2006/main">
+              <a:graphicData uri="http://schemas.openxmlformats.org/drawingml/2006/picture">
+                <pic:pic xmlns:pic="http://schemas.openxmlformats.org/drawingml/2006/picture">
+                  <pic:nvPicPr>
+                    <pic:cNvPr id="1622204799" name=""/>
+                    <pic:cNvPicPr/>
+                  </pic:nvPicPr>
+                  <pic:blipFill>
+                    <a:blip r:embed="rId25"/>
+                    <a:stretch>
+                      <a:fillRect/>
+                    </a:stretch>
+                  </pic:blipFill>
+                  <pic:spPr>
+                    <a:xfrm>
+                      <a:off x="0" y="0"/>
+                      <a:ext cx="5646909" cy="2027096"/>
+                    </a:xfrm>
+                    <a:prstGeom prst="rect">
+                      <a:avLst/>
+                    </a:prstGeom>
+                  </pic:spPr>
+                </pic:pic>
+              </a:graphicData>
+            </a:graphic>
+          </wp:inline>
+        </w:drawing>
+      </w:r>
+    </w:p>
+    <w:p/>
+    <w:p>
+      <w:pPr>
+        <w:pBdr>
+          <w:bottom w:val="single" w:sz="6" w:space="1" w:color="auto"/>
+        </w:pBdr>
+      </w:pPr>
+      <w:r>
+        <w:t xml:space="preserve">There are </w:t>
+      </w:r>
+      <w:r>
+        <w:t>three types of triggers that fire on</w:t>
+      </w:r>
+      <w:r>
+        <w:br/>
+      </w:r>
+      <w:r>
+        <w:br/>
+        <w:t xml:space="preserve">INSERT </w:t>
+      </w:r>
+      <w:r>
+        <w:br/>
+        <w:t>DELETE</w:t>
+      </w:r>
+      <w:r>
+        <w:br/>
+      </w:r>
+      <w:r>
+        <w:lastRenderedPageBreak/>
+        <w:t>UPDATE</w:t>
+      </w:r>
+      <w:r>
+        <w:br/>
+        <w:t xml:space="preserve"> </w:t>
+      </w:r>
+    </w:p>
+    <w:p/>
+    <w:p/>
+    <w:p/>
+    <w:p/>
+    <w:p/>
+    <w:p/>
+    <w:p/>
+    <w:p/>
+    <w:p/>
+    <w:p/>
+    <w:p/>
+    <w:p/>
+    <w:p/>
+    <w:p/>
+    <w:p/>
+    <w:p/>
+    <w:p/>
+    <w:p/>
+    <w:p/>
+    <w:p/>
+    <w:p>
+      <w:pPr>
+        <w:pBdr>
+          <w:bottom w:val="single" w:sz="6" w:space="1" w:color="auto"/>
+        </w:pBdr>
+      </w:pPr>
+    </w:p>
+    <w:p/>
+    <w:p>
+      <w:proofErr w:type="gramStart"/>
+      <w:r>
+        <w:t>COALESCE(</w:t>
+      </w:r>
+      <w:proofErr w:type="gramEnd"/>
+      <w:r>
+        <w:t>) function</w:t>
+      </w:r>
+    </w:p>
+    <w:p/>
+    <w:p>
+      <w:r>
+        <w:t>Use coalesce function and print the first value without NULL records</w:t>
+      </w:r>
+    </w:p>
+    <w:p/>
+    <w:p>
+      <w:proofErr w:type="gramStart"/>
+      <w:r>
+        <w:t>COALESCE(</w:t>
+      </w:r>
+      <w:proofErr w:type="gramEnd"/>
+      <w:r>
+        <w:t xml:space="preserve">) </w:t>
+      </w:r>
+      <w:r>
+        <w:br/>
+        <w:t>return the first non-null value in a list</w:t>
+      </w:r>
+      <w:r>
+        <w:br/>
+      </w:r>
+      <w:r>
+        <w:br/>
+      </w:r>
+      <w:proofErr w:type="gramStart"/>
+      <w:r>
+        <w:t>COALESCE(</w:t>
+      </w:r>
+      <w:proofErr w:type="gramEnd"/>
+      <w:r>
+        <w:t xml:space="preserve">val1, val2, …, </w:t>
+      </w:r>
+      <w:proofErr w:type="spellStart"/>
+      <w:r>
+        <w:t>valn</w:t>
+      </w:r>
+      <w:proofErr w:type="spellEnd"/>
+      <w:r>
+        <w:t>)</w:t>
+      </w:r>
+      <w:r>
+        <w:br/>
+      </w:r>
+      <w:r>
+        <w:br/>
+      </w:r>
+      <w:r>
+        <w:br/>
+      </w:r>
+      <w:proofErr w:type="gramStart"/>
+      <w:r>
+        <w:t>ISNULL(</w:t>
+      </w:r>
+      <w:proofErr w:type="gramEnd"/>
+      <w:r>
+        <w:t>) Function</w:t>
+      </w:r>
+      <w:r>
+        <w:br/>
+      </w:r>
+    </w:p>
+    <w:p/>
+    <w:p>
+      <w:proofErr w:type="gramStart"/>
+      <w:r>
+        <w:t>CONVERT(</w:t>
+      </w:r>
+      <w:proofErr w:type="gramEnd"/>
+      <w:r>
+        <w:t xml:space="preserve">) </w:t>
+      </w:r>
+    </w:p>
+    <w:p>
+      <w:proofErr w:type="gramStart"/>
+      <w:r>
+        <w:t>CONVERT(</w:t>
+      </w:r>
+      <w:proofErr w:type="spellStart"/>
+      <w:proofErr w:type="gramEnd"/>
+      <w:r>
+        <w:t>data_type</w:t>
+      </w:r>
+      <w:proofErr w:type="spellEnd"/>
+      <w:r>
+        <w:t>, expression)</w:t>
+      </w:r>
+    </w:p>
+    <w:p/>
+    <w:p>
+      <w:pPr>
+        <w:pBdr>
+          <w:bottom w:val="single" w:sz="6" w:space="1" w:color="auto"/>
+        </w:pBdr>
+      </w:pPr>
+    </w:p>
+    <w:p>
+      <w:r>
+        <w:t xml:space="preserve">Common table expression (CTE) </w:t>
+      </w:r>
+    </w:p>
+    <w:p>
+      <w:r>
+        <w:t xml:space="preserve">The common table expression (CTE) </w:t>
+      </w:r>
+      <w:proofErr w:type="gramStart"/>
+      <w:r>
+        <w:t>were</w:t>
+      </w:r>
+      <w:proofErr w:type="gramEnd"/>
+      <w:r>
+        <w:t xml:space="preserve"> introduced into standard SQL </w:t>
+      </w:r>
+      <w:proofErr w:type="gramStart"/>
+      <w:r>
+        <w:t>in order to</w:t>
+      </w:r>
+      <w:proofErr w:type="gramEnd"/>
+      <w:r>
+        <w:t xml:space="preserve"> simplify various classes of SQL Queries for which a derived table was just unsuitable.</w:t>
+      </w:r>
+    </w:p>
+    <w:p/>
+    <w:p/>
+    <w:p/>
+    <w:p/>
+    <w:p/>
+    <w:p/>
+    <w:p/>
+    <w:p/>
+    <w:p/>
+    <w:p/>
+    <w:p/>
+    <w:p/>
+    <w:p/>
+    <w:p/>
+    <w:p>
+      <w:pPr>
+        <w:pStyle w:val="ListParagraph"/>
+      </w:pPr>
+    </w:p>
+    <w:p>
+      <w:pPr>
+        <w:pStyle w:val="ListParagraph"/>
       </w:pPr>
     </w:p>
     <w:p>
@@ -4281,7 +9619,7 @@
       </w:pPr>
     </w:p>
     <w:sectPr>
-      <w:footerReference w:type="default" r:id="rId15"/>
+      <w:footerReference w:type="default" r:id="rId26"/>
       <w:pgSz w:w="12240" w:h="15840"/>
       <w:pgMar w:top="1440" w:right="1440" w:bottom="1440" w:left="1440" w:header="720" w:footer="720" w:gutter="0"/>
       <w:cols w:space="720"/>
@@ -4661,9 +9999,9 @@
     </w:lvl>
   </w:abstractNum>
   <w:abstractNum w:abstractNumId="3" w15:restartNumberingAfterBreak="0">
-    <w:nsid w:val="704F66C5"/>
+    <w:nsid w:val="5BA35285"/>
     <w:multiLevelType w:val="hybridMultilevel"/>
-    <w:tmpl w:val="71960D5C"/>
+    <w:tmpl w:val="FFAAE4F2"/>
     <w:lvl w:ilvl="0" w:tplc="0409000F">
       <w:start w:val="1"/>
       <w:numFmt w:val="decimal"/>
@@ -4749,6 +10087,357 @@
       </w:pPr>
     </w:lvl>
   </w:abstractNum>
+  <w:abstractNum w:abstractNumId="4" w15:restartNumberingAfterBreak="0">
+    <w:nsid w:val="63C379D5"/>
+    <w:multiLevelType w:val="hybridMultilevel"/>
+    <w:tmpl w:val="885A8976"/>
+    <w:lvl w:ilvl="0" w:tplc="4C026282">
+      <w:start w:val="1"/>
+      <w:numFmt w:val="bullet"/>
+      <w:lvlText w:val=""/>
+      <w:lvlJc w:val="left"/>
+      <w:pPr>
+        <w:ind w:left="720" w:hanging="360"/>
+      </w:pPr>
+      <w:rPr>
+        <w:rFonts w:ascii="Wingdings" w:eastAsiaTheme="minorHAnsi" w:hAnsi="Wingdings" w:cstheme="minorBidi" w:hint="default"/>
+      </w:rPr>
+    </w:lvl>
+    <w:lvl w:ilvl="1" w:tplc="04090003" w:tentative="1">
+      <w:start w:val="1"/>
+      <w:numFmt w:val="bullet"/>
+      <w:lvlText w:val="o"/>
+      <w:lvlJc w:val="left"/>
+      <w:pPr>
+        <w:ind w:left="1440" w:hanging="360"/>
+      </w:pPr>
+      <w:rPr>
+        <w:rFonts w:ascii="Courier New" w:hAnsi="Courier New" w:cs="Courier New" w:hint="default"/>
+      </w:rPr>
+    </w:lvl>
+    <w:lvl w:ilvl="2" w:tplc="04090005" w:tentative="1">
+      <w:start w:val="1"/>
+      <w:numFmt w:val="bullet"/>
+      <w:lvlText w:val=""/>
+      <w:lvlJc w:val="left"/>
+      <w:pPr>
+        <w:ind w:left="2160" w:hanging="360"/>
+      </w:pPr>
+      <w:rPr>
+        <w:rFonts w:ascii="Wingdings" w:hAnsi="Wingdings" w:hint="default"/>
+      </w:rPr>
+    </w:lvl>
+    <w:lvl w:ilvl="3" w:tplc="04090001" w:tentative="1">
+      <w:start w:val="1"/>
+      <w:numFmt w:val="bullet"/>
+      <w:lvlText w:val=""/>
+      <w:lvlJc w:val="left"/>
+      <w:pPr>
+        <w:ind w:left="2880" w:hanging="360"/>
+      </w:pPr>
+      <w:rPr>
+        <w:rFonts w:ascii="Symbol" w:hAnsi="Symbol" w:hint="default"/>
+      </w:rPr>
+    </w:lvl>
+    <w:lvl w:ilvl="4" w:tplc="04090003" w:tentative="1">
+      <w:start w:val="1"/>
+      <w:numFmt w:val="bullet"/>
+      <w:lvlText w:val="o"/>
+      <w:lvlJc w:val="left"/>
+      <w:pPr>
+        <w:ind w:left="3600" w:hanging="360"/>
+      </w:pPr>
+      <w:rPr>
+        <w:rFonts w:ascii="Courier New" w:hAnsi="Courier New" w:cs="Courier New" w:hint="default"/>
+      </w:rPr>
+    </w:lvl>
+    <w:lvl w:ilvl="5" w:tplc="04090005" w:tentative="1">
+      <w:start w:val="1"/>
+      <w:numFmt w:val="bullet"/>
+      <w:lvlText w:val=""/>
+      <w:lvlJc w:val="left"/>
+      <w:pPr>
+        <w:ind w:left="4320" w:hanging="360"/>
+      </w:pPr>
+      <w:rPr>
+        <w:rFonts w:ascii="Wingdings" w:hAnsi="Wingdings" w:hint="default"/>
+      </w:rPr>
+    </w:lvl>
+    <w:lvl w:ilvl="6" w:tplc="04090001" w:tentative="1">
+      <w:start w:val="1"/>
+      <w:numFmt w:val="bullet"/>
+      <w:lvlText w:val=""/>
+      <w:lvlJc w:val="left"/>
+      <w:pPr>
+        <w:ind w:left="5040" w:hanging="360"/>
+      </w:pPr>
+      <w:rPr>
+        <w:rFonts w:ascii="Symbol" w:hAnsi="Symbol" w:hint="default"/>
+      </w:rPr>
+    </w:lvl>
+    <w:lvl w:ilvl="7" w:tplc="04090003" w:tentative="1">
+      <w:start w:val="1"/>
+      <w:numFmt w:val="bullet"/>
+      <w:lvlText w:val="o"/>
+      <w:lvlJc w:val="left"/>
+      <w:pPr>
+        <w:ind w:left="5760" w:hanging="360"/>
+      </w:pPr>
+      <w:rPr>
+        <w:rFonts w:ascii="Courier New" w:hAnsi="Courier New" w:cs="Courier New" w:hint="default"/>
+      </w:rPr>
+    </w:lvl>
+    <w:lvl w:ilvl="8" w:tplc="04090005" w:tentative="1">
+      <w:start w:val="1"/>
+      <w:numFmt w:val="bullet"/>
+      <w:lvlText w:val=""/>
+      <w:lvlJc w:val="left"/>
+      <w:pPr>
+        <w:ind w:left="6480" w:hanging="360"/>
+      </w:pPr>
+      <w:rPr>
+        <w:rFonts w:ascii="Wingdings" w:hAnsi="Wingdings" w:hint="default"/>
+      </w:rPr>
+    </w:lvl>
+  </w:abstractNum>
+  <w:abstractNum w:abstractNumId="5" w15:restartNumberingAfterBreak="0">
+    <w:nsid w:val="688B6604"/>
+    <w:multiLevelType w:val="multilevel"/>
+    <w:tmpl w:val="DA44F90C"/>
+    <w:lvl w:ilvl="0">
+      <w:start w:val="1"/>
+      <w:numFmt w:val="bullet"/>
+      <w:lvlText w:val=""/>
+      <w:lvlJc w:val="left"/>
+      <w:pPr>
+        <w:tabs>
+          <w:tab w:val="num" w:pos="720"/>
+        </w:tabs>
+        <w:ind w:left="720" w:hanging="360"/>
+      </w:pPr>
+      <w:rPr>
+        <w:rFonts w:ascii="Symbol" w:hAnsi="Symbol" w:hint="default"/>
+        <w:sz w:val="20"/>
+      </w:rPr>
+    </w:lvl>
+    <w:lvl w:ilvl="1" w:tentative="1">
+      <w:start w:val="1"/>
+      <w:numFmt w:val="bullet"/>
+      <w:lvlText w:val="o"/>
+      <w:lvlJc w:val="left"/>
+      <w:pPr>
+        <w:tabs>
+          <w:tab w:val="num" w:pos="1440"/>
+        </w:tabs>
+        <w:ind w:left="1440" w:hanging="360"/>
+      </w:pPr>
+      <w:rPr>
+        <w:rFonts w:ascii="Courier New" w:hAnsi="Courier New" w:hint="default"/>
+        <w:sz w:val="20"/>
+      </w:rPr>
+    </w:lvl>
+    <w:lvl w:ilvl="2" w:tentative="1">
+      <w:start w:val="1"/>
+      <w:numFmt w:val="bullet"/>
+      <w:lvlText w:val=""/>
+      <w:lvlJc w:val="left"/>
+      <w:pPr>
+        <w:tabs>
+          <w:tab w:val="num" w:pos="2160"/>
+        </w:tabs>
+        <w:ind w:left="2160" w:hanging="360"/>
+      </w:pPr>
+      <w:rPr>
+        <w:rFonts w:ascii="Wingdings" w:hAnsi="Wingdings" w:hint="default"/>
+        <w:sz w:val="20"/>
+      </w:rPr>
+    </w:lvl>
+    <w:lvl w:ilvl="3" w:tentative="1">
+      <w:start w:val="1"/>
+      <w:numFmt w:val="bullet"/>
+      <w:lvlText w:val=""/>
+      <w:lvlJc w:val="left"/>
+      <w:pPr>
+        <w:tabs>
+          <w:tab w:val="num" w:pos="2880"/>
+        </w:tabs>
+        <w:ind w:left="2880" w:hanging="360"/>
+      </w:pPr>
+      <w:rPr>
+        <w:rFonts w:ascii="Wingdings" w:hAnsi="Wingdings" w:hint="default"/>
+        <w:sz w:val="20"/>
+      </w:rPr>
+    </w:lvl>
+    <w:lvl w:ilvl="4" w:tentative="1">
+      <w:start w:val="1"/>
+      <w:numFmt w:val="bullet"/>
+      <w:lvlText w:val=""/>
+      <w:lvlJc w:val="left"/>
+      <w:pPr>
+        <w:tabs>
+          <w:tab w:val="num" w:pos="3600"/>
+        </w:tabs>
+        <w:ind w:left="3600" w:hanging="360"/>
+      </w:pPr>
+      <w:rPr>
+        <w:rFonts w:ascii="Wingdings" w:hAnsi="Wingdings" w:hint="default"/>
+        <w:sz w:val="20"/>
+      </w:rPr>
+    </w:lvl>
+    <w:lvl w:ilvl="5" w:tentative="1">
+      <w:start w:val="1"/>
+      <w:numFmt w:val="bullet"/>
+      <w:lvlText w:val=""/>
+      <w:lvlJc w:val="left"/>
+      <w:pPr>
+        <w:tabs>
+          <w:tab w:val="num" w:pos="4320"/>
+        </w:tabs>
+        <w:ind w:left="4320" w:hanging="360"/>
+      </w:pPr>
+      <w:rPr>
+        <w:rFonts w:ascii="Wingdings" w:hAnsi="Wingdings" w:hint="default"/>
+        <w:sz w:val="20"/>
+      </w:rPr>
+    </w:lvl>
+    <w:lvl w:ilvl="6" w:tentative="1">
+      <w:start w:val="1"/>
+      <w:numFmt w:val="bullet"/>
+      <w:lvlText w:val=""/>
+      <w:lvlJc w:val="left"/>
+      <w:pPr>
+        <w:tabs>
+          <w:tab w:val="num" w:pos="5040"/>
+        </w:tabs>
+        <w:ind w:left="5040" w:hanging="360"/>
+      </w:pPr>
+      <w:rPr>
+        <w:rFonts w:ascii="Wingdings" w:hAnsi="Wingdings" w:hint="default"/>
+        <w:sz w:val="20"/>
+      </w:rPr>
+    </w:lvl>
+    <w:lvl w:ilvl="7" w:tentative="1">
+      <w:start w:val="1"/>
+      <w:numFmt w:val="bullet"/>
+      <w:lvlText w:val=""/>
+      <w:lvlJc w:val="left"/>
+      <w:pPr>
+        <w:tabs>
+          <w:tab w:val="num" w:pos="5760"/>
+        </w:tabs>
+        <w:ind w:left="5760" w:hanging="360"/>
+      </w:pPr>
+      <w:rPr>
+        <w:rFonts w:ascii="Wingdings" w:hAnsi="Wingdings" w:hint="default"/>
+        <w:sz w:val="20"/>
+      </w:rPr>
+    </w:lvl>
+    <w:lvl w:ilvl="8" w:tentative="1">
+      <w:start w:val="1"/>
+      <w:numFmt w:val="bullet"/>
+      <w:lvlText w:val=""/>
+      <w:lvlJc w:val="left"/>
+      <w:pPr>
+        <w:tabs>
+          <w:tab w:val="num" w:pos="6480"/>
+        </w:tabs>
+        <w:ind w:left="6480" w:hanging="360"/>
+      </w:pPr>
+      <w:rPr>
+        <w:rFonts w:ascii="Wingdings" w:hAnsi="Wingdings" w:hint="default"/>
+        <w:sz w:val="20"/>
+      </w:rPr>
+    </w:lvl>
+  </w:abstractNum>
+  <w:abstractNum w:abstractNumId="6" w15:restartNumberingAfterBreak="0">
+    <w:nsid w:val="704F66C5"/>
+    <w:multiLevelType w:val="hybridMultilevel"/>
+    <w:tmpl w:val="71960D5C"/>
+    <w:lvl w:ilvl="0" w:tplc="0409000F">
+      <w:start w:val="1"/>
+      <w:numFmt w:val="decimal"/>
+      <w:lvlText w:val="%1."/>
+      <w:lvlJc w:val="left"/>
+      <w:pPr>
+        <w:ind w:left="720" w:hanging="360"/>
+      </w:pPr>
+      <w:rPr>
+        <w:rFonts w:hint="default"/>
+      </w:rPr>
+    </w:lvl>
+    <w:lvl w:ilvl="1" w:tplc="04090019" w:tentative="1">
+      <w:start w:val="1"/>
+      <w:numFmt w:val="lowerLetter"/>
+      <w:lvlText w:val="%2."/>
+      <w:lvlJc w:val="left"/>
+      <w:pPr>
+        <w:ind w:left="1440" w:hanging="360"/>
+      </w:pPr>
+    </w:lvl>
+    <w:lvl w:ilvl="2" w:tplc="0409001B" w:tentative="1">
+      <w:start w:val="1"/>
+      <w:numFmt w:val="lowerRoman"/>
+      <w:lvlText w:val="%3."/>
+      <w:lvlJc w:val="right"/>
+      <w:pPr>
+        <w:ind w:left="2160" w:hanging="180"/>
+      </w:pPr>
+    </w:lvl>
+    <w:lvl w:ilvl="3" w:tplc="0409000F" w:tentative="1">
+      <w:start w:val="1"/>
+      <w:numFmt w:val="decimal"/>
+      <w:lvlText w:val="%4."/>
+      <w:lvlJc w:val="left"/>
+      <w:pPr>
+        <w:ind w:left="2880" w:hanging="360"/>
+      </w:pPr>
+    </w:lvl>
+    <w:lvl w:ilvl="4" w:tplc="04090019" w:tentative="1">
+      <w:start w:val="1"/>
+      <w:numFmt w:val="lowerLetter"/>
+      <w:lvlText w:val="%5."/>
+      <w:lvlJc w:val="left"/>
+      <w:pPr>
+        <w:ind w:left="3600" w:hanging="360"/>
+      </w:pPr>
+    </w:lvl>
+    <w:lvl w:ilvl="5" w:tplc="0409001B" w:tentative="1">
+      <w:start w:val="1"/>
+      <w:numFmt w:val="lowerRoman"/>
+      <w:lvlText w:val="%6."/>
+      <w:lvlJc w:val="right"/>
+      <w:pPr>
+        <w:ind w:left="4320" w:hanging="180"/>
+      </w:pPr>
+    </w:lvl>
+    <w:lvl w:ilvl="6" w:tplc="0409000F" w:tentative="1">
+      <w:start w:val="1"/>
+      <w:numFmt w:val="decimal"/>
+      <w:lvlText w:val="%7."/>
+      <w:lvlJc w:val="left"/>
+      <w:pPr>
+        <w:ind w:left="5040" w:hanging="360"/>
+      </w:pPr>
+    </w:lvl>
+    <w:lvl w:ilvl="7" w:tplc="04090019" w:tentative="1">
+      <w:start w:val="1"/>
+      <w:numFmt w:val="lowerLetter"/>
+      <w:lvlText w:val="%8."/>
+      <w:lvlJc w:val="left"/>
+      <w:pPr>
+        <w:ind w:left="5760" w:hanging="360"/>
+      </w:pPr>
+    </w:lvl>
+    <w:lvl w:ilvl="8" w:tplc="0409001B" w:tentative="1">
+      <w:start w:val="1"/>
+      <w:numFmt w:val="lowerRoman"/>
+      <w:lvlText w:val="%9."/>
+      <w:lvlJc w:val="right"/>
+      <w:pPr>
+        <w:ind w:left="6480" w:hanging="180"/>
+      </w:pPr>
+    </w:lvl>
+  </w:abstractNum>
   <w:num w:numId="1" w16cid:durableId="1422602046">
     <w:abstractNumId w:val="0"/>
   </w:num>
@@ -4756,10 +10445,19 @@
     <w:abstractNumId w:val="1"/>
   </w:num>
   <w:num w:numId="3" w16cid:durableId="814567944">
-    <w:abstractNumId w:val="3"/>
+    <w:abstractNumId w:val="6"/>
   </w:num>
   <w:num w:numId="4" w16cid:durableId="222911095">
     <w:abstractNumId w:val="2"/>
+  </w:num>
+  <w:num w:numId="5" w16cid:durableId="1829594225">
+    <w:abstractNumId w:val="5"/>
+  </w:num>
+  <w:num w:numId="6" w16cid:durableId="1051802333">
+    <w:abstractNumId w:val="3"/>
+  </w:num>
+  <w:num w:numId="7" w16cid:durableId="1694530061">
+    <w:abstractNumId w:val="4"/>
   </w:num>
 </w:numbering>
 </file>
@@ -5740,6 +11438,29 @@
     <w:basedOn w:val="DefaultParagraphFont"/>
     <w:rsid w:val="00994553"/>
   </w:style>
+  <w:style w:type="character" w:styleId="Hyperlink">
+    <w:name w:val="Hyperlink"/>
+    <w:basedOn w:val="DefaultParagraphFont"/>
+    <w:uiPriority w:val="99"/>
+    <w:unhideWhenUsed/>
+    <w:rsid w:val="00A4604A"/>
+    <w:rPr>
+      <w:color w:val="467886" w:themeColor="hyperlink"/>
+      <w:u w:val="single"/>
+    </w:rPr>
+  </w:style>
+  <w:style w:type="character" w:styleId="UnresolvedMention">
+    <w:name w:val="Unresolved Mention"/>
+    <w:basedOn w:val="DefaultParagraphFont"/>
+    <w:uiPriority w:val="99"/>
+    <w:semiHidden/>
+    <w:unhideWhenUsed/>
+    <w:rsid w:val="00A4604A"/>
+    <w:rPr>
+      <w:color w:val="605E5C"/>
+      <w:shd w:val="clear" w:color="auto" w:fill="E1DFDD"/>
+    </w:rPr>
+  </w:style>
 </w:styles>
 </file>
 
